--- a/docs/legal/export/04_確認論点リスト.docx
+++ b/docs/legal/export/04_確認論点リスト.docx
@@ -1377,7 +1377,46 @@
           <w:sz w:val="21"/>
           <w:szCs w:val="21"/>
         </w:rPr>
-        <w:t xml:space="preserve">「委託」であっても、外国にある第三者への提供には第28条の規律が別途適用される（第27条第5項の委託の例外は第28条には及ばない）と理解しています。そのうえで、当社は次のいずれかのうち </w:t>
+        <w:t xml:space="preserve">「委託」であっても、外国にある第三者への提供には第28条の規律が別途適用される（第27条第5項の委託の例外は第28条には及ばない）と理解しています。また、</w:t>
+      </w:r>
+      <w:r>
+        <w:rPr>
+          <w:rFonts w:ascii="MS Mincho" w:cs="MS Mincho" w:eastAsia="MS Mincho" w:hAnsi="MS Mincho"/>
+          <w:b/>
+          <w:bCs/>
+          <w:color w:val="000000"/>
+          <w:sz w:val="21"/>
+          <w:szCs w:val="21"/>
+        </w:rPr>
+        <w:t xml:space="preserve">「外国にある第三者」に当たるかは、サーバーの設置国ではなく提供先の法人が所在する国で判断される</w:t>
+      </w:r>
+      <w:r>
+        <w:rPr>
+          <w:rFonts w:ascii="MS Mincho" w:cs="MS Mincho" w:eastAsia="MS Mincho" w:hAnsi="MS Mincho"/>
+          <w:b w:val="false"/>
+          <w:bCs w:val="false"/>
+          <w:color w:val="000000"/>
+          <w:sz w:val="21"/>
+          <w:szCs w:val="21"/>
+        </w:rPr>
+        <w:t xml:space="preserve">と理解しており、3社はいずれも米国法人であるため、保管国にかかわらず該当すると整理しています。</w:t>
+      </w:r>
+    </w:p>
+    <w:p>
+      <w:pPr>
+        <w:spacing w:after="120" w:line="300" w:lineRule="auto"/>
+        <w:jc w:val="both"/>
+      </w:pPr>
+      <w:r>
+        <w:rPr>
+          <w:rFonts w:ascii="MS Mincho" w:cs="MS Mincho" w:eastAsia="MS Mincho" w:hAnsi="MS Mincho"/>
+          <w:b w:val="false"/>
+          <w:bCs w:val="false"/>
+          <w:color w:val="000000"/>
+          <w:sz w:val="21"/>
+          <w:szCs w:val="21"/>
+        </w:rPr>
+        <w:t xml:space="preserve">そのうえで、当社は次の3つの選択肢のうち </w:t>
       </w:r>
       <w:r>
         <w:rPr>
@@ -1470,6 +1509,50 @@
     </w:p>
     <w:p>
       <w:pPr>
+        <w:pStyle w:val="ListParagraph"/>
+        <w:numPr>
+          <w:ilvl w:val="0"/>
+          <w:numId w:val="2"/>
+        </w:numPr>
+        <w:spacing w:after="80" w:line="290" w:lineRule="auto"/>
+        <w:jc w:val="both"/>
+      </w:pPr>
+      <w:r>
+        <w:rPr>
+          <w:rFonts w:ascii="MS Mincho" w:cs="MS Mincho" w:eastAsia="MS Mincho" w:hAnsi="MS Mincho"/>
+          <w:b w:val="false"/>
+          <w:bCs w:val="false"/>
+          <w:color w:val="000000"/>
+          <w:sz w:val="21"/>
+          <w:szCs w:val="21"/>
+        </w:rPr>
+        <w:t xml:space="preserve">(c) </w:t>
+      </w:r>
+      <w:r>
+        <w:rPr>
+          <w:rFonts w:ascii="MS Mincho" w:cs="MS Mincho" w:eastAsia="MS Mincho" w:hAnsi="MS Mincho"/>
+          <w:b/>
+          <w:bCs/>
+          <w:color w:val="000000"/>
+          <w:sz w:val="21"/>
+          <w:szCs w:val="21"/>
+        </w:rPr>
+        <w:t xml:space="preserve">いわゆるクラウド例外</w:t>
+      </w:r>
+      <w:r>
+        <w:rPr>
+          <w:rFonts w:ascii="MS Mincho" w:cs="MS Mincho" w:eastAsia="MS Mincho" w:hAnsi="MS Mincho"/>
+          <w:b w:val="false"/>
+          <w:bCs w:val="false"/>
+          <w:color w:val="000000"/>
+          <w:sz w:val="21"/>
+          <w:szCs w:val="21"/>
+        </w:rPr>
+        <w:t xml:space="preserve">（委託先が個人データを取り扱わないこととなっている場合は「提供」に当たらないとの整理）により、第28条の適用自体がないものとして扱う</w:t>
+      </w:r>
+    </w:p>
+    <w:p>
+      <w:pPr>
         <w:spacing w:after="120" w:line="300" w:lineRule="auto"/>
         <w:jc w:val="both"/>
       </w:pPr>
@@ -1493,7 +1576,7 @@
           <w:sz w:val="21"/>
           <w:szCs w:val="21"/>
         </w:rPr>
-        <w:t xml:space="preserve">: 当社は小規模事業者であり、(b) の「基準に適合する体制」の該当性を各社について自ら継続的に判断・立証し続けることは負担が大きいと考えました。(a) であれば、登録時のチェックボックスにより同意取得の事実を記録として残せます。必要な情報提供は、プライバシーポリシー第7条にすべて記載しました。</w:t>
+        <w:t xml:space="preserve">: 当社は小規模事業者であり、(b) の「基準に適合する体制」の該当性を各社について自ら継続的に判断・立証し続けることは負担が大きいと考えました。また (c) については、Supabase はデータベースそのものの提供事業者であり、「個人データを取り扱わないこととなっている」といえるかの判断に自信が持てませんでした。(a) であれば、登録時のチェックボックスにより同意取得の事実を記録として残せます。必要な情報提供は、プライバシーポリシー第7条にすべて記載しました。</w:t>
       </w:r>
     </w:p>
     <w:p>
@@ -1532,7 +1615,7 @@
           <w:sz w:val="21"/>
           <w:szCs w:val="21"/>
         </w:rPr>
-        <w:t xml:space="preserve">(a) 同意方式の採用で問題ないか。（(b) の方が適切であればご指摘ください）</w:t>
+        <w:t xml:space="preserve">(a) 同意方式の採用で問題ないか。（(b) または (c) の方が適切であればご指摘ください）</w:t>
       </w:r>
     </w:p>
     <w:p>
@@ -1548,35 +1631,46 @@
       <w:r>
         <w:rPr>
           <w:rFonts w:ascii="MS Mincho" w:cs="MS Mincho" w:eastAsia="MS Mincho" w:hAnsi="MS Mincho"/>
-          <w:b w:val="false"/>
-          <w:bCs w:val="false"/>
-          <w:color w:val="000000"/>
-          <w:sz w:val="21"/>
-          <w:szCs w:val="21"/>
-        </w:rPr>
-        <w:t xml:space="preserve">プライバシーポリシー第7条(2)に記載した</w:t>
-      </w:r>
-      <w:r>
-        <w:rPr>
-          <w:rFonts w:ascii="MS Mincho" w:cs="MS Mincho" w:eastAsia="MS Mincho" w:hAnsi="MS Mincho"/>
-          <w:b/>
-          <w:bCs/>
-          <w:color w:val="000000"/>
-          <w:sz w:val="21"/>
-          <w:szCs w:val="21"/>
-        </w:rPr>
-        <w:t xml:space="preserve">両国の制度の説明の粒度</w:t>
-      </w:r>
-      <w:r>
-        <w:rPr>
-          <w:rFonts w:ascii="MS Mincho" w:cs="MS Mincho" w:eastAsia="MS Mincho" w:hAnsi="MS Mincho"/>
-          <w:b w:val="false"/>
-          <w:bCs w:val="false"/>
-          <w:color w:val="000000"/>
-          <w:sz w:val="21"/>
-          <w:szCs w:val="21"/>
-        </w:rPr>
-        <w:t xml:space="preserve">が、規則第17条第2項の要求を満たすか。</w:t>
+          <w:b/>
+          <w:bCs/>
+          <w:color w:val="000000"/>
+          <w:sz w:val="21"/>
+          <w:szCs w:val="21"/>
+        </w:rPr>
+        <w:t xml:space="preserve">(c) クラウド例外による整理が可能か。</w:t>
+      </w:r>
+      <w:r>
+        <w:rPr>
+          <w:rFonts w:ascii="MS Mincho" w:cs="MS Mincho" w:eastAsia="MS Mincho" w:hAnsi="MS Mincho"/>
+          <w:b w:val="false"/>
+          <w:bCs w:val="false"/>
+          <w:color w:val="000000"/>
+          <w:sz w:val="21"/>
+          <w:szCs w:val="21"/>
+        </w:rPr>
+        <w:t xml:space="preserve"> 可能であれば同意取得が不要となり、運用が大きく簡素化されるため、採否のご判断をいただきたい論点です。なお (c) による場合でも、</w:t>
+      </w:r>
+      <w:r>
+        <w:rPr>
+          <w:rFonts w:ascii="MS Mincho" w:cs="MS Mincho" w:eastAsia="MS Mincho" w:hAnsi="MS Mincho"/>
+          <w:b/>
+          <w:bCs/>
+          <w:color w:val="000000"/>
+          <w:sz w:val="21"/>
+          <w:szCs w:val="21"/>
+        </w:rPr>
+        <w:t xml:space="preserve">保管国の法制度を把握する義務（第32条・外的環境の把握）は残る</w:t>
+      </w:r>
+      <w:r>
+        <w:rPr>
+          <w:rFonts w:ascii="MS Mincho" w:cs="MS Mincho" w:eastAsia="MS Mincho" w:hAnsi="MS Mincho"/>
+          <w:b w:val="false"/>
+          <w:bCs w:val="false"/>
+          <w:color w:val="000000"/>
+          <w:sz w:val="21"/>
+          <w:szCs w:val="21"/>
+        </w:rPr>
+        <w:t xml:space="preserve">と理解しています。</w:t>
       </w:r>
     </w:p>
     <w:p>
@@ -1598,7 +1692,117 @@
           <w:sz w:val="21"/>
           <w:szCs w:val="21"/>
         </w:rPr>
+        <w:t xml:space="preserve">プライバシーポリシー第7条(2)に記載した</w:t>
+      </w:r>
+      <w:r>
+        <w:rPr>
+          <w:rFonts w:ascii="MS Mincho" w:cs="MS Mincho" w:eastAsia="MS Mincho" w:hAnsi="MS Mincho"/>
+          <w:b/>
+          <w:bCs/>
+          <w:color w:val="000000"/>
+          <w:sz w:val="21"/>
+          <w:szCs w:val="21"/>
+        </w:rPr>
+        <w:t xml:space="preserve">両国の制度の説明の粒度</w:t>
+      </w:r>
+      <w:r>
+        <w:rPr>
+          <w:rFonts w:ascii="MS Mincho" w:cs="MS Mincho" w:eastAsia="MS Mincho" w:hAnsi="MS Mincho"/>
+          <w:b w:val="false"/>
+          <w:bCs w:val="false"/>
+          <w:color w:val="000000"/>
+          <w:sz w:val="21"/>
+          <w:szCs w:val="21"/>
+        </w:rPr>
+        <w:t xml:space="preserve">が、規則第17条第2項の要求を満たすか。</w:t>
+      </w:r>
+    </w:p>
+    <w:p>
+      <w:pPr>
+        <w:pStyle w:val="ListParagraph"/>
+        <w:numPr>
+          <w:ilvl w:val="0"/>
+          <w:numId w:val="3"/>
+        </w:numPr>
+        <w:spacing w:after="80" w:line="290" w:lineRule="auto"/>
+        <w:jc w:val="both"/>
+      </w:pPr>
+      <w:r>
+        <w:rPr>
+          <w:rFonts w:ascii="MS Mincho" w:cs="MS Mincho" w:eastAsia="MS Mincho" w:hAnsi="MS Mincho"/>
+          <w:b w:val="false"/>
+          <w:bCs w:val="false"/>
+          <w:color w:val="000000"/>
+          <w:sz w:val="21"/>
+          <w:szCs w:val="21"/>
+        </w:rPr>
         <w:t xml:space="preserve">同意が本サービスの利用条件となること（同意しなければ登録できないこと）に問題はないか。</w:t>
+      </w:r>
+    </w:p>
+    <w:p>
+      <w:pPr>
+        <w:pStyle w:val="ListParagraph"/>
+        <w:numPr>
+          <w:ilvl w:val="0"/>
+          <w:numId w:val="3"/>
+        </w:numPr>
+        <w:spacing w:after="80" w:line="290" w:lineRule="auto"/>
+        <w:jc w:val="both"/>
+      </w:pPr>
+      <w:r>
+        <w:rPr>
+          <w:rFonts w:ascii="MS Mincho" w:cs="MS Mincho" w:eastAsia="MS Mincho" w:hAnsi="MS Mincho"/>
+          <w:b w:val="false"/>
+          <w:bCs w:val="false"/>
+          <w:color w:val="000000"/>
+          <w:sz w:val="21"/>
+          <w:szCs w:val="21"/>
+        </w:rPr>
+        <w:t xml:space="preserve">参考: 当社は、Supabase の保管先を</w:t>
+      </w:r>
+      <w:r>
+        <w:rPr>
+          <w:rFonts w:ascii="MS Mincho" w:cs="MS Mincho" w:eastAsia="MS Mincho" w:hAnsi="MS Mincho"/>
+          <w:b/>
+          <w:bCs/>
+          <w:color w:val="000000"/>
+          <w:sz w:val="21"/>
+          <w:szCs w:val="21"/>
+        </w:rPr>
+        <w:t xml:space="preserve">オーストラリアから日本（東京）へ移設することを検討</w:t>
+      </w:r>
+      <w:r>
+        <w:rPr>
+          <w:rFonts w:ascii="MS Mincho" w:cs="MS Mincho" w:eastAsia="MS Mincho" w:hAnsi="MS Mincho"/>
+          <w:b w:val="false"/>
+          <w:bCs w:val="false"/>
+          <w:color w:val="000000"/>
+          <w:sz w:val="21"/>
+          <w:szCs w:val="21"/>
+        </w:rPr>
+        <w:t xml:space="preserve">しています。移設した場合、上記の整理のうち</w:t>
+      </w:r>
+      <w:r>
+        <w:rPr>
+          <w:rFonts w:ascii="MS Mincho" w:cs="MS Mincho" w:eastAsia="MS Mincho" w:hAnsi="MS Mincho"/>
+          <w:b/>
+          <w:bCs/>
+          <w:color w:val="000000"/>
+          <w:sz w:val="21"/>
+          <w:szCs w:val="21"/>
+        </w:rPr>
+        <w:t xml:space="preserve">変わる部分・変わらない部分</w:t>
+      </w:r>
+      <w:r>
+        <w:rPr>
+          <w:rFonts w:ascii="MS Mincho" w:cs="MS Mincho" w:eastAsia="MS Mincho" w:hAnsi="MS Mincho"/>
+          <w:b w:val="false"/>
+          <w:bCs w:val="false"/>
+          <w:color w:val="000000"/>
+          <w:sz w:val="21"/>
+          <w:szCs w:val="21"/>
+        </w:rPr>
+        <w:t xml:space="preserve">をご教示ください（当社は、外的環境の把握の対象国は変わるが、米国法人への提供である以上、第28条の適用自体は変わらないと理解しています）。</w:t>
       </w:r>
     </w:p>
     <w:p>

--- a/docs/legal/export/04_確認論点リスト.docx
+++ b/docs/legal/export/04_確認論点リスト.docx
@@ -541,9 +541,8 @@
                 <w:color w:val="000000"/>
                 <w:sz w:val="18"/>
                 <w:szCs w:val="18"/>
-                <w:shd w:fill="EFEFEF" w:val="clear"/>
               </w:rPr>
-              <w:t xml:space="preserve">〔記入①〕</w:t>
+              <w:t xml:space="preserve">★</w:t>
             </w:r>
           </w:p>
         </w:tc>
@@ -566,7 +565,7 @@
                 <w:sz w:val="18"/>
                 <w:szCs w:val="18"/>
               </w:rPr>
-              <w:t xml:space="preserve">事業者が確定・記入する6項目です（薄いグレーの網掛け）。法的な論点ではありません。</w:t>
+              <w:t xml:space="preserve">事業の可否・公開時期に関わるため、特に優先してご確認いただきたい項目です。</w:t>
             </w:r>
           </w:p>
         </w:tc>
@@ -596,7 +595,7 @@
                 <w:sz w:val="18"/>
                 <w:szCs w:val="18"/>
               </w:rPr>
-              <w:t xml:space="preserve">★</w:t>
+              <w:t xml:space="preserve">☐</w:t>
             </w:r>
           </w:p>
         </w:tc>
@@ -619,7 +618,7 @@
                 <w:sz w:val="18"/>
                 <w:szCs w:val="18"/>
               </w:rPr>
-              <w:t xml:space="preserve">事業の可否・公開時期に関わるため、特に優先してご確認いただきたい項目です。</w:t>
+              <w:t xml:space="preserve">ご回答の記入欄です（資料④「確認論点リスト」の各論点の末尾にあります）。</w:t>
             </w:r>
           </w:p>
         </w:tc>
@@ -939,7 +938,7 @@
           <w:sz w:val="21"/>
           <w:szCs w:val="21"/>
         </w:rPr>
-        <w:t xml:space="preserve">本サービスは3社のクラウドサービスに個人情報の取扱いを委託しており、いずれも日本国外で保管・処理されます。保管国は、当社が技術的に確認した結果、次のとおりです。</w:t>
+        <w:t xml:space="preserve">本サービスは3社のクラウドサービスに個人情報の取扱いを委託しており、いずれも日本国外で保管・処理されます。保管国は、各社の管理画面および接続先の確認により、次のとおりです。</w:t>
       </w:r>
     </w:p>
     <w:tbl>
@@ -955,9 +954,9 @@
         </w:tblBorders>
       </w:tblPr>
       <w:tblGrid>
-        <w:gridCol w:w="2546"/>
-        <w:gridCol w:w="2000"/>
-        <w:gridCol w:w="5092"/>
+        <w:gridCol w:w="2014"/>
+        <w:gridCol w:w="1600"/>
+        <w:gridCol w:w="6024"/>
       </w:tblGrid>
       <w:tr>
         <w:trPr>
@@ -965,7 +964,7 @@
         </w:trPr>
         <w:tc>
           <w:tcPr>
-            <w:tcW w:type="dxa" w:w="2546"/>
+            <w:tcW w:type="dxa" w:w="2014"/>
             <w:shd w:fill="E8E8E8" w:val="clear"/>
             <w:tcMar>
               <w:top w:type="dxa" w:w="80"/>
@@ -994,7 +993,7 @@
         </w:tc>
         <w:tc>
           <w:tcPr>
-            <w:tcW w:type="dxa" w:w="2000"/>
+            <w:tcW w:type="dxa" w:w="1600"/>
             <w:shd w:fill="E8E8E8" w:val="clear"/>
             <w:tcMar>
               <w:top w:type="dxa" w:w="80"/>
@@ -1023,7 +1022,7 @@
         </w:tc>
         <w:tc>
           <w:tcPr>
-            <w:tcW w:type="dxa" w:w="5092"/>
+            <w:tcW w:type="dxa" w:w="6024"/>
             <w:shd w:fill="E8E8E8" w:val="clear"/>
             <w:tcMar>
               <w:top w:type="dxa" w:w="80"/>
@@ -1057,7 +1056,7 @@
         </w:trPr>
         <w:tc>
           <w:tcPr>
-            <w:tcW w:type="dxa" w:w="2546"/>
+            <w:tcW w:type="dxa" w:w="2014"/>
             <w:tcMar>
               <w:top w:type="dxa" w:w="80"/>
               <w:left w:type="dxa" w:w="120"/>
@@ -1085,7 +1084,7 @@
         </w:tc>
         <w:tc>
           <w:tcPr>
-            <w:tcW w:type="dxa" w:w="2000"/>
+            <w:tcW w:type="dxa" w:w="1600"/>
             <w:tcMar>
               <w:top w:type="dxa" w:w="80"/>
               <w:left w:type="dxa" w:w="120"/>
@@ -1113,7 +1112,7 @@
         </w:tc>
         <w:tc>
           <w:tcPr>
-            <w:tcW w:type="dxa" w:w="5092"/>
+            <w:tcW w:type="dxa" w:w="6024"/>
             <w:tcMar>
               <w:top w:type="dxa" w:w="80"/>
               <w:left w:type="dxa" w:w="120"/>
@@ -1146,7 +1145,41 @@
                 <w:sz w:val="18"/>
                 <w:szCs w:val="18"/>
               </w:rPr>
-              <w:t xml:space="preserve">（シドニー）</w:t>
+              <w:t xml:space="preserve">（シドニー／</w:t>
+            </w:r>
+            <w:r>
+              <w:rPr>
+                <w:rFonts w:ascii="Consolas" w:cs="Consolas" w:eastAsia="Consolas" w:hAnsi="Consolas"/>
+                <w:b w:val="false"/>
+                <w:bCs w:val="false"/>
+                <w:color w:val="000000"/>
+                <w:sz w:val="18"/>
+                <w:szCs w:val="18"/>
+                <w:shd w:fill="F0F0F0" w:val="clear"/>
+              </w:rPr>
+              <w:t xml:space="preserve">ap-southeast-2</w:t>
+            </w:r>
+            <w:r>
+              <w:rPr>
+                <w:rFonts w:ascii="MS Mincho" w:cs="MS Mincho" w:eastAsia="MS Mincho" w:hAnsi="MS Mincho"/>
+                <w:b w:val="false"/>
+                <w:bCs w:val="false"/>
+                <w:color w:val="000000"/>
+                <w:sz w:val="18"/>
+                <w:szCs w:val="18"/>
+              </w:rPr>
+              <w:t xml:space="preserve">）。</w:t>
+            </w:r>
+            <w:r>
+              <w:rPr>
+                <w:rFonts w:ascii="MS Mincho" w:cs="MS Mincho" w:eastAsia="MS Mincho" w:hAnsi="MS Mincho"/>
+                <w:b/>
+                <w:bCs/>
+                <w:color w:val="000000"/>
+                <w:sz w:val="18"/>
+                <w:szCs w:val="18"/>
+              </w:rPr>
+              <w:t xml:space="preserve">公開前に東京へ移設予定</w:t>
             </w:r>
           </w:p>
         </w:tc>
@@ -1157,7 +1190,7 @@
         </w:trPr>
         <w:tc>
           <w:tcPr>
-            <w:tcW w:type="dxa" w:w="2546"/>
+            <w:tcW w:type="dxa" w:w="2014"/>
             <w:tcMar>
               <w:top w:type="dxa" w:w="80"/>
               <w:left w:type="dxa" w:w="120"/>
@@ -1185,7 +1218,7 @@
         </w:tc>
         <w:tc>
           <w:tcPr>
-            <w:tcW w:type="dxa" w:w="2000"/>
+            <w:tcW w:type="dxa" w:w="1600"/>
             <w:tcMar>
               <w:top w:type="dxa" w:w="80"/>
               <w:left w:type="dxa" w:w="120"/>
@@ -1213,7 +1246,7 @@
         </w:tc>
         <w:tc>
           <w:tcPr>
-            <w:tcW w:type="dxa" w:w="5092"/>
+            <w:tcW w:type="dxa" w:w="6024"/>
             <w:tcMar>
               <w:top w:type="dxa" w:w="80"/>
               <w:left w:type="dxa" w:w="120"/>
@@ -1257,7 +1290,7 @@
         </w:trPr>
         <w:tc>
           <w:tcPr>
-            <w:tcW w:type="dxa" w:w="2546"/>
+            <w:tcW w:type="dxa" w:w="2014"/>
             <w:tcMar>
               <w:top w:type="dxa" w:w="80"/>
               <w:left w:type="dxa" w:w="120"/>
@@ -1285,7 +1318,7 @@
         </w:tc>
         <w:tc>
           <w:tcPr>
-            <w:tcW w:type="dxa" w:w="2000"/>
+            <w:tcW w:type="dxa" w:w="1600"/>
             <w:tcMar>
               <w:top w:type="dxa" w:w="80"/>
               <w:left w:type="dxa" w:w="120"/>
@@ -1313,7 +1346,7 @@
         </w:tc>
         <w:tc>
           <w:tcPr>
-            <w:tcW w:type="dxa" w:w="5092"/>
+            <w:tcW w:type="dxa" w:w="6024"/>
             <w:tcMar>
               <w:top w:type="dxa" w:w="80"/>
               <w:left w:type="dxa" w:w="120"/>

--- a/docs/legal/export/04_確認論点リスト.docx
+++ b/docs/legal/export/04_確認論点リスト.docx
@@ -6710,8 +6710,8 @@
       </w:tblPr>
       <w:tblGrid>
         <w:gridCol w:w="1600"/>
-        <w:gridCol w:w="5783"/>
-        <w:gridCol w:w="2255"/>
+        <w:gridCol w:w="2496"/>
+        <w:gridCol w:w="5542"/>
       </w:tblGrid>
       <w:tr>
         <w:trPr>
@@ -6748,7 +6748,7 @@
         </w:tc>
         <w:tc>
           <w:tcPr>
-            <w:tcW w:type="dxa" w:w="5783"/>
+            <w:tcW w:type="dxa" w:w="2496"/>
             <w:shd w:fill="E8E8E8" w:val="clear"/>
             <w:tcMar>
               <w:top w:type="dxa" w:w="80"/>
@@ -6777,7 +6777,7 @@
         </w:tc>
         <w:tc>
           <w:tcPr>
-            <w:tcW w:type="dxa" w:w="2255"/>
+            <w:tcW w:type="dxa" w:w="5542"/>
             <w:shd w:fill="E8E8E8" w:val="clear"/>
             <w:tcMar>
               <w:top w:type="dxa" w:w="80"/>
@@ -6839,7 +6839,7 @@
         </w:tc>
         <w:tc>
           <w:tcPr>
-            <w:tcW w:type="dxa" w:w="5783"/>
+            <w:tcW w:type="dxa" w:w="2496"/>
             <w:tcMar>
               <w:top w:type="dxa" w:w="80"/>
               <w:left w:type="dxa" w:w="120"/>
@@ -6867,7 +6867,7 @@
         </w:tc>
         <w:tc>
           <w:tcPr>
-            <w:tcW w:type="dxa" w:w="2255"/>
+            <w:tcW w:type="dxa" w:w="5542"/>
             <w:tcMar>
               <w:top w:type="dxa" w:w="80"/>
               <w:left w:type="dxa" w:w="120"/>
@@ -6928,7 +6928,7 @@
         </w:tc>
         <w:tc>
           <w:tcPr>
-            <w:tcW w:type="dxa" w:w="5783"/>
+            <w:tcW w:type="dxa" w:w="2496"/>
             <w:tcMar>
               <w:top w:type="dxa" w:w="80"/>
               <w:left w:type="dxa" w:w="120"/>
@@ -6956,7 +6956,7 @@
         </w:tc>
         <w:tc>
           <w:tcPr>
-            <w:tcW w:type="dxa" w:w="2255"/>
+            <w:tcW w:type="dxa" w:w="5542"/>
             <w:tcMar>
               <w:top w:type="dxa" w:w="80"/>
               <w:left w:type="dxa" w:w="120"/>
@@ -7017,7 +7017,7 @@
         </w:tc>
         <w:tc>
           <w:tcPr>
-            <w:tcW w:type="dxa" w:w="5783"/>
+            <w:tcW w:type="dxa" w:w="2496"/>
             <w:tcMar>
               <w:top w:type="dxa" w:w="80"/>
               <w:left w:type="dxa" w:w="120"/>
@@ -7039,13 +7039,13 @@
                 <w:sz w:val="18"/>
                 <w:szCs w:val="18"/>
               </w:rPr>
-              <w:t xml:space="preserve">18歳未満を登録できないようにする（現在は生年月日の入力範囲が固定値のため、17歳が登録できてしまう）</w:t>
+              <w:t xml:space="preserve">18歳未満を登録できないようにする</w:t>
             </w:r>
           </w:p>
         </w:tc>
         <w:tc>
           <w:tcPr>
-            <w:tcW w:type="dxa" w:w="2255"/>
+            <w:tcW w:type="dxa" w:w="5542"/>
             <w:tcMar>
               <w:top w:type="dxa" w:w="80"/>
               <w:left w:type="dxa" w:w="120"/>
@@ -7061,13 +7061,46 @@
             <w:r>
               <w:rPr>
                 <w:rFonts w:ascii="MS Mincho" w:cs="MS Mincho" w:eastAsia="MS Mincho" w:hAnsi="MS Mincho"/>
+                <w:b/>
+                <w:bCs/>
+                <w:color w:val="000000"/>
+                <w:sz w:val="18"/>
+                <w:szCs w:val="18"/>
+              </w:rPr>
+              <w:t xml:space="preserve">✅ 対応済み（2026年7月27日）。</w:t>
+            </w:r>
+            <w:r>
+              <w:rPr>
+                <w:rFonts w:ascii="MS Mincho" w:cs="MS Mincho" w:eastAsia="MS Mincho" w:hAnsi="MS Mincho"/>
                 <w:b w:val="false"/>
                 <w:bCs w:val="false"/>
                 <w:color w:val="000000"/>
                 <w:sz w:val="18"/>
                 <w:szCs w:val="18"/>
               </w:rPr>
-              <w:t xml:space="preserve">要修正</w:t>
+              <w:t xml:space="preserve"> 受付範囲を固定値ではなく</w:t>
+            </w:r>
+            <w:r>
+              <w:rPr>
+                <w:rFonts w:ascii="MS Mincho" w:cs="MS Mincho" w:eastAsia="MS Mincho" w:hAnsi="MS Mincho"/>
+                <w:b/>
+                <w:bCs/>
+                <w:color w:val="000000"/>
+                <w:sz w:val="18"/>
+                <w:szCs w:val="18"/>
+              </w:rPr>
+              <w:t xml:space="preserve">登録日（日本時間）から18年を引いて判定</w:t>
+            </w:r>
+            <w:r>
+              <w:rPr>
+                <w:rFonts w:ascii="MS Mincho" w:cs="MS Mincho" w:eastAsia="MS Mincho" w:hAnsi="MS Mincho"/>
+                <w:b w:val="false"/>
+                <w:bCs w:val="false"/>
+                <w:color w:val="000000"/>
+                <w:sz w:val="18"/>
+                <w:szCs w:val="18"/>
+              </w:rPr>
+              <w:t xml:space="preserve">する方式に変更し、入力画面とサーバーの両方で検証しています（画面の検証は迂回され得るため）</w:t>
             </w:r>
           </w:p>
         </w:tc>
@@ -7106,7 +7139,7 @@
         </w:tc>
         <w:tc>
           <w:tcPr>
-            <w:tcW w:type="dxa" w:w="5783"/>
+            <w:tcW w:type="dxa" w:w="2496"/>
             <w:tcMar>
               <w:top w:type="dxa" w:w="80"/>
               <w:left w:type="dxa" w:w="120"/>
@@ -7134,7 +7167,7 @@
         </w:tc>
         <w:tc>
           <w:tcPr>
-            <w:tcW w:type="dxa" w:w="2255"/>
+            <w:tcW w:type="dxa" w:w="5542"/>
             <w:tcMar>
               <w:top w:type="dxa" w:w="80"/>
               <w:left w:type="dxa" w:w="120"/>
@@ -7195,7 +7228,7 @@
         </w:tc>
         <w:tc>
           <w:tcPr>
-            <w:tcW w:type="dxa" w:w="5783"/>
+            <w:tcW w:type="dxa" w:w="2496"/>
             <w:tcMar>
               <w:top w:type="dxa" w:w="80"/>
               <w:left w:type="dxa" w:w="120"/>
@@ -7223,7 +7256,7 @@
         </w:tc>
         <w:tc>
           <w:tcPr>
-            <w:tcW w:type="dxa" w:w="2255"/>
+            <w:tcW w:type="dxa" w:w="5542"/>
             <w:tcMar>
               <w:top w:type="dxa" w:w="80"/>
               <w:left w:type="dxa" w:w="120"/>
@@ -7284,7 +7317,7 @@
         </w:tc>
         <w:tc>
           <w:tcPr>
-            <w:tcW w:type="dxa" w:w="5783"/>
+            <w:tcW w:type="dxa" w:w="2496"/>
             <w:tcMar>
               <w:top w:type="dxa" w:w="80"/>
               <w:left w:type="dxa" w:w="120"/>
@@ -7312,7 +7345,7 @@
         </w:tc>
         <w:tc>
           <w:tcPr>
-            <w:tcW w:type="dxa" w:w="2255"/>
+            <w:tcW w:type="dxa" w:w="5542"/>
             <w:tcMar>
               <w:top w:type="dxa" w:w="80"/>
               <w:left w:type="dxa" w:w="120"/>
@@ -7373,7 +7406,7 @@
         </w:tc>
         <w:tc>
           <w:tcPr>
-            <w:tcW w:type="dxa" w:w="5783"/>
+            <w:tcW w:type="dxa" w:w="2496"/>
             <w:tcMar>
               <w:top w:type="dxa" w:w="80"/>
               <w:left w:type="dxa" w:w="120"/>
@@ -7401,7 +7434,7 @@
         </w:tc>
         <w:tc>
           <w:tcPr>
-            <w:tcW w:type="dxa" w:w="2255"/>
+            <w:tcW w:type="dxa" w:w="5542"/>
             <w:tcMar>
               <w:top w:type="dxa" w:w="80"/>
               <w:left w:type="dxa" w:w="120"/>
@@ -7462,7 +7495,7 @@
         </w:tc>
         <w:tc>
           <w:tcPr>
-            <w:tcW w:type="dxa" w:w="5783"/>
+            <w:tcW w:type="dxa" w:w="2496"/>
             <w:tcMar>
               <w:top w:type="dxa" w:w="80"/>
               <w:left w:type="dxa" w:w="120"/>
@@ -7490,7 +7523,7 @@
         </w:tc>
         <w:tc>
           <w:tcPr>
-            <w:tcW w:type="dxa" w:w="2255"/>
+            <w:tcW w:type="dxa" w:w="5542"/>
             <w:tcMar>
               <w:top w:type="dxa" w:w="80"/>
               <w:left w:type="dxa" w:w="120"/>
@@ -7551,7 +7584,7 @@
         </w:tc>
         <w:tc>
           <w:tcPr>
-            <w:tcW w:type="dxa" w:w="5783"/>
+            <w:tcW w:type="dxa" w:w="2496"/>
             <w:tcMar>
               <w:top w:type="dxa" w:w="80"/>
               <w:left w:type="dxa" w:w="120"/>
@@ -7579,7 +7612,7 @@
         </w:tc>
         <w:tc>
           <w:tcPr>
-            <w:tcW w:type="dxa" w:w="2255"/>
+            <w:tcW w:type="dxa" w:w="5542"/>
             <w:tcMar>
               <w:top w:type="dxa" w:w="80"/>
               <w:left w:type="dxa" w:w="120"/>

--- a/docs/legal/export/04_確認論点リスト.docx
+++ b/docs/legal/export/04_確認論点リスト.docx
@@ -365,7 +365,7 @@
                 <w:sz w:val="18"/>
                 <w:szCs w:val="18"/>
               </w:rPr>
-              <w:t xml:space="preserve">v1.0（弁護士レビュー用）</w:t>
+              <w:t xml:space="preserve">v1.0</w:t>
             </w:r>
           </w:p>
         </w:tc>
@@ -421,7 +421,7 @@
                 <w:sz w:val="18"/>
                 <w:szCs w:val="18"/>
               </w:rPr>
-              <w:t xml:space="preserve">2026年7月27日</w:t>
+              <w:t xml:space="preserve">2026年7月28日</w:t>
             </w:r>
           </w:p>
         </w:tc>
@@ -938,7 +938,40 @@
           <w:sz w:val="21"/>
           <w:szCs w:val="21"/>
         </w:rPr>
-        <w:t xml:space="preserve">本サービスは3社のクラウドサービスに個人情報の取扱いを委託しており、いずれも日本国外で保管・処理されます。保管国は、各社の管理画面および接続先の確認により、次のとおりです。</w:t>
+        <w:t xml:space="preserve">本サービスは3社のクラウドサービスに個人情報の取扱いを委託しています。</w:t>
+      </w:r>
+      <w:r>
+        <w:rPr>
+          <w:rFonts w:ascii="MS Mincho" w:cs="MS Mincho" w:eastAsia="MS Mincho" w:hAnsi="MS Mincho"/>
+          <w:b/>
+          <w:bCs/>
+          <w:color w:val="000000"/>
+          <w:sz w:val="21"/>
+          <w:szCs w:val="21"/>
+        </w:rPr>
+        <w:t xml:space="preserve">3社とも米国法人</w:t>
+      </w:r>
+      <w:r>
+        <w:rPr>
+          <w:rFonts w:ascii="MS Mincho" w:cs="MS Mincho" w:eastAsia="MS Mincho" w:hAnsi="MS Mincho"/>
+          <w:b w:val="false"/>
+          <w:bCs w:val="false"/>
+          <w:color w:val="000000"/>
+          <w:sz w:val="21"/>
+          <w:szCs w:val="21"/>
+        </w:rPr>
+        <w:t xml:space="preserve">ですが、</w:t>
+      </w:r>
+      <w:r>
+        <w:rPr>
+          <w:rFonts w:ascii="MS Mincho" w:cs="MS Mincho" w:eastAsia="MS Mincho" w:hAnsi="MS Mincho"/>
+          <w:b/>
+          <w:bCs/>
+          <w:color w:val="000000"/>
+          <w:sz w:val="21"/>
+          <w:szCs w:val="21"/>
+        </w:rPr>
+        <w:t xml:space="preserve">会員の登録情報を保管するデータベースは日本国内（東京）にあります。</w:t>
       </w:r>
     </w:p>
     <w:tbl>
@@ -954,9 +987,10 @@
         </w:tblBorders>
       </w:tblPr>
       <w:tblGrid>
-        <w:gridCol w:w="2014"/>
+        <w:gridCol w:w="2249"/>
+        <w:gridCol w:w="1767"/>
         <w:gridCol w:w="1600"/>
-        <w:gridCol w:w="6024"/>
+        <w:gridCol w:w="4022"/>
       </w:tblGrid>
       <w:tr>
         <w:trPr>
@@ -964,7 +998,7 @@
         </w:trPr>
         <w:tc>
           <w:tcPr>
-            <w:tcW w:type="dxa" w:w="2014"/>
+            <w:tcW w:type="dxa" w:w="2249"/>
             <w:shd w:fill="E8E8E8" w:val="clear"/>
             <w:tcMar>
               <w:top w:type="dxa" w:w="80"/>
@@ -993,7 +1027,7 @@
         </w:tc>
         <w:tc>
           <w:tcPr>
-            <w:tcW w:type="dxa" w:w="1600"/>
+            <w:tcW w:type="dxa" w:w="1767"/>
             <w:shd w:fill="E8E8E8" w:val="clear"/>
             <w:tcMar>
               <w:top w:type="dxa" w:w="80"/>
@@ -1022,7 +1056,7 @@
         </w:tc>
         <w:tc>
           <w:tcPr>
-            <w:tcW w:type="dxa" w:w="6024"/>
+            <w:tcW w:type="dxa" w:w="1600"/>
             <w:shd w:fill="E8E8E8" w:val="clear"/>
             <w:tcMar>
               <w:top w:type="dxa" w:w="80"/>
@@ -1045,7 +1079,36 @@
                 <w:sz w:val="18"/>
                 <w:szCs w:val="18"/>
               </w:rPr>
-              <w:t xml:space="preserve">保管・処理国</w:t>
+              <w:t xml:space="preserve">委託先の所在国</w:t>
+            </w:r>
+          </w:p>
+        </w:tc>
+        <w:tc>
+          <w:tcPr>
+            <w:tcW w:type="dxa" w:w="4022"/>
+            <w:shd w:fill="E8E8E8" w:val="clear"/>
+            <w:tcMar>
+              <w:top w:type="dxa" w:w="80"/>
+              <w:left w:type="dxa" w:w="120"/>
+              <w:bottom w:type="dxa" w:w="80"/>
+              <w:right w:type="dxa" w:w="120"/>
+            </w:tcMar>
+            <w:vAlign w:val="center"/>
+          </w:tcPr>
+          <w:p>
+            <w:pPr>
+              <w:spacing w:after="0" w:line="260" w:lineRule="auto"/>
+            </w:pPr>
+            <w:r>
+              <w:rPr>
+                <w:rFonts w:ascii="MS Mincho" w:cs="MS Mincho" w:eastAsia="MS Mincho" w:hAnsi="MS Mincho"/>
+                <w:b/>
+                <w:bCs/>
+                <w:color w:val="000000"/>
+                <w:sz w:val="18"/>
+                <w:szCs w:val="18"/>
+              </w:rPr>
+              <w:t xml:space="preserve">データの保管・処理国</w:t>
             </w:r>
           </w:p>
         </w:tc>
@@ -1056,7 +1119,7 @@
         </w:trPr>
         <w:tc>
           <w:tcPr>
-            <w:tcW w:type="dxa" w:w="2014"/>
+            <w:tcW w:type="dxa" w:w="2249"/>
             <w:tcMar>
               <w:top w:type="dxa" w:w="80"/>
               <w:left w:type="dxa" w:w="120"/>
@@ -1084,7 +1147,7 @@
         </w:tc>
         <w:tc>
           <w:tcPr>
-            <w:tcW w:type="dxa" w:w="1600"/>
+            <w:tcW w:type="dxa" w:w="1767"/>
             <w:tcMar>
               <w:top w:type="dxa" w:w="80"/>
               <w:left w:type="dxa" w:w="120"/>
@@ -1112,7 +1175,7 @@
         </w:tc>
         <w:tc>
           <w:tcPr>
-            <w:tcW w:type="dxa" w:w="6024"/>
+            <w:tcW w:type="dxa" w:w="1600"/>
             <w:tcMar>
               <w:top w:type="dxa" w:w="80"/>
               <w:left w:type="dxa" w:w="120"/>
@@ -1134,7 +1197,35 @@
                 <w:sz w:val="18"/>
                 <w:szCs w:val="18"/>
               </w:rPr>
-              <w:t xml:space="preserve">オーストラリア</w:t>
+              <w:t xml:space="preserve">アメリカ合衆国</w:t>
+            </w:r>
+          </w:p>
+        </w:tc>
+        <w:tc>
+          <w:tcPr>
+            <w:tcW w:type="dxa" w:w="4022"/>
+            <w:tcMar>
+              <w:top w:type="dxa" w:w="80"/>
+              <w:left w:type="dxa" w:w="120"/>
+              <w:bottom w:type="dxa" w:w="80"/>
+              <w:right w:type="dxa" w:w="120"/>
+            </w:tcMar>
+            <w:vAlign w:val="center"/>
+          </w:tcPr>
+          <w:p>
+            <w:pPr>
+              <w:spacing w:after="0" w:line="260" w:lineRule="auto"/>
+            </w:pPr>
+            <w:r>
+              <w:rPr>
+                <w:rFonts w:ascii="MS Mincho" w:cs="MS Mincho" w:eastAsia="MS Mincho" w:hAnsi="MS Mincho"/>
+                <w:b/>
+                <w:bCs/>
+                <w:color w:val="000000"/>
+                <w:sz w:val="18"/>
+                <w:szCs w:val="18"/>
+              </w:rPr>
+              <w:t xml:space="preserve">日本</w:t>
             </w:r>
             <w:r>
               <w:rPr>
@@ -1145,7 +1236,7 @@
                 <w:sz w:val="18"/>
                 <w:szCs w:val="18"/>
               </w:rPr>
-              <w:t xml:space="preserve">（シドニー／</w:t>
+              <w:t xml:space="preserve">（東京／</w:t>
             </w:r>
             <w:r>
               <w:rPr>
@@ -1157,7 +1248,7 @@
                 <w:szCs w:val="18"/>
                 <w:shd w:fill="F0F0F0" w:val="clear"/>
               </w:rPr>
-              <w:t xml:space="preserve">ap-southeast-2</w:t>
+              <w:t xml:space="preserve">ap-northeast-1</w:t>
             </w:r>
             <w:r>
               <w:rPr>
@@ -1168,18 +1259,7 @@
                 <w:sz w:val="18"/>
                 <w:szCs w:val="18"/>
               </w:rPr>
-              <w:t xml:space="preserve">）。</w:t>
-            </w:r>
-            <w:r>
-              <w:rPr>
-                <w:rFonts w:ascii="MS Mincho" w:cs="MS Mincho" w:eastAsia="MS Mincho" w:hAnsi="MS Mincho"/>
-                <w:b/>
-                <w:bCs/>
-                <w:color w:val="000000"/>
-                <w:sz w:val="18"/>
-                <w:szCs w:val="18"/>
-              </w:rPr>
-              <w:t xml:space="preserve">公開前に東京へ移設予定</w:t>
+              <w:t xml:space="preserve">）</w:t>
             </w:r>
           </w:p>
         </w:tc>
@@ -1190,7 +1270,7 @@
         </w:trPr>
         <w:tc>
           <w:tcPr>
-            <w:tcW w:type="dxa" w:w="2014"/>
+            <w:tcW w:type="dxa" w:w="2249"/>
             <w:tcMar>
               <w:top w:type="dxa" w:w="80"/>
               <w:left w:type="dxa" w:w="120"/>
@@ -1218,7 +1298,7 @@
         </w:tc>
         <w:tc>
           <w:tcPr>
-            <w:tcW w:type="dxa" w:w="1600"/>
+            <w:tcW w:type="dxa" w:w="1767"/>
             <w:tcMar>
               <w:top w:type="dxa" w:w="80"/>
               <w:left w:type="dxa" w:w="120"/>
@@ -1246,7 +1326,35 @@
         </w:tc>
         <w:tc>
           <w:tcPr>
-            <w:tcW w:type="dxa" w:w="6024"/>
+            <w:tcW w:type="dxa" w:w="1600"/>
+            <w:tcMar>
+              <w:top w:type="dxa" w:w="80"/>
+              <w:left w:type="dxa" w:w="120"/>
+              <w:bottom w:type="dxa" w:w="80"/>
+              <w:right w:type="dxa" w:w="120"/>
+            </w:tcMar>
+            <w:vAlign w:val="center"/>
+          </w:tcPr>
+          <w:p>
+            <w:pPr>
+              <w:spacing w:after="0" w:line="260" w:lineRule="auto"/>
+            </w:pPr>
+            <w:r>
+              <w:rPr>
+                <w:rFonts w:ascii="MS Mincho" w:cs="MS Mincho" w:eastAsia="MS Mincho" w:hAnsi="MS Mincho"/>
+                <w:b/>
+                <w:bCs/>
+                <w:color w:val="000000"/>
+                <w:sz w:val="18"/>
+                <w:szCs w:val="18"/>
+              </w:rPr>
+              <w:t xml:space="preserve">アメリカ合衆国</w:t>
+            </w:r>
+          </w:p>
+        </w:tc>
+        <w:tc>
+          <w:tcPr>
+            <w:tcW w:type="dxa" w:w="4022"/>
             <w:tcMar>
               <w:top w:type="dxa" w:w="80"/>
               <w:left w:type="dxa" w:w="120"/>
@@ -1290,7 +1398,7 @@
         </w:trPr>
         <w:tc>
           <w:tcPr>
-            <w:tcW w:type="dxa" w:w="2014"/>
+            <w:tcW w:type="dxa" w:w="2249"/>
             <w:tcMar>
               <w:top w:type="dxa" w:w="80"/>
               <w:left w:type="dxa" w:w="120"/>
@@ -1318,7 +1426,7 @@
         </w:tc>
         <w:tc>
           <w:tcPr>
-            <w:tcW w:type="dxa" w:w="1600"/>
+            <w:tcW w:type="dxa" w:w="1767"/>
             <w:tcMar>
               <w:top w:type="dxa" w:w="80"/>
               <w:left w:type="dxa" w:w="120"/>
@@ -1346,7 +1454,35 @@
         </w:tc>
         <w:tc>
           <w:tcPr>
-            <w:tcW w:type="dxa" w:w="6024"/>
+            <w:tcW w:type="dxa" w:w="1600"/>
+            <w:tcMar>
+              <w:top w:type="dxa" w:w="80"/>
+              <w:left w:type="dxa" w:w="120"/>
+              <w:bottom w:type="dxa" w:w="80"/>
+              <w:right w:type="dxa" w:w="120"/>
+            </w:tcMar>
+            <w:vAlign w:val="center"/>
+          </w:tcPr>
+          <w:p>
+            <w:pPr>
+              <w:spacing w:after="0" w:line="260" w:lineRule="auto"/>
+            </w:pPr>
+            <w:r>
+              <w:rPr>
+                <w:rFonts w:ascii="MS Mincho" w:cs="MS Mincho" w:eastAsia="MS Mincho" w:hAnsi="MS Mincho"/>
+                <w:b/>
+                <w:bCs/>
+                <w:color w:val="000000"/>
+                <w:sz w:val="18"/>
+                <w:szCs w:val="18"/>
+              </w:rPr>
+              <w:t xml:space="preserve">アメリカ合衆国</w:t>
+            </w:r>
+          </w:p>
+        </w:tc>
+        <w:tc>
+          <w:tcPr>
+            <w:tcW w:type="dxa" w:w="4022"/>
             <w:tcMar>
               <w:top w:type="dxa" w:w="80"/>
               <w:left w:type="dxa" w:w="120"/>
@@ -1381,6 +1517,95 @@
     </w:p>
     <w:p>
       <w:pPr>
+        <w:pBdr>
+          <w:left w:val="single" w:color="AAAAAA" w:sz="18" w:space="10"/>
+        </w:pBdr>
+        <w:shd w:fill="F5F5F5" w:val="clear"/>
+        <w:spacing w:after="160" w:before="120" w:line="280" w:lineRule="auto"/>
+        <w:ind w:left="260"/>
+        <w:jc w:val="both"/>
+      </w:pPr>
+      <w:r>
+        <w:rPr>
+          <w:rFonts w:ascii="MS Mincho" w:cs="MS Mincho" w:eastAsia="MS Mincho" w:hAnsi="MS Mincho"/>
+          <w:b/>
+          <w:bCs/>
+          <w:color w:val="000000"/>
+          <w:sz w:val="18"/>
+          <w:szCs w:val="18"/>
+        </w:rPr>
+        <w:t xml:space="preserve">保管場所の移設について</w:t>
+      </w:r>
+      <w:r>
+        <w:rPr>
+          <w:rFonts w:ascii="MS Mincho" w:cs="MS Mincho" w:eastAsia="MS Mincho" w:hAnsi="MS Mincho"/>
+          <w:b w:val="false"/>
+          <w:bCs w:val="false"/>
+          <w:color w:val="000000"/>
+          <w:sz w:val="18"/>
+          <w:szCs w:val="18"/>
+        </w:rPr>
+        <w:t xml:space="preserve">: Supabase の保管先は当初 </w:t>
+      </w:r>
+      <w:r>
+        <w:rPr>
+          <w:rFonts w:ascii="Consolas" w:cs="Consolas" w:eastAsia="Consolas" w:hAnsi="Consolas"/>
+          <w:b w:val="false"/>
+          <w:bCs w:val="false"/>
+          <w:color w:val="000000"/>
+          <w:sz w:val="18"/>
+          <w:szCs w:val="18"/>
+          <w:shd w:fill="F0F0F0" w:val="clear"/>
+        </w:rPr>
+        <w:t xml:space="preserve">ap-southeast-2 / Oceania (Sydney)</w:t>
+      </w:r>
+      <w:r>
+        <w:rPr>
+          <w:rFonts w:ascii="MS Mincho" w:cs="MS Mincho" w:eastAsia="MS Mincho" w:hAnsi="MS Mincho"/>
+          <w:b w:val="false"/>
+          <w:bCs w:val="false"/>
+          <w:color w:val="000000"/>
+          <w:sz w:val="18"/>
+          <w:szCs w:val="18"/>
+        </w:rPr>
+        <w:t xml:space="preserve">（オーストラリア）でしたが、</w:t>
+      </w:r>
+      <w:r>
+        <w:rPr>
+          <w:rFonts w:ascii="MS Mincho" w:cs="MS Mincho" w:eastAsia="MS Mincho" w:hAnsi="MS Mincho"/>
+          <w:b/>
+          <w:bCs/>
+          <w:color w:val="000000"/>
+          <w:sz w:val="18"/>
+          <w:szCs w:val="18"/>
+        </w:rPr>
+        <w:t xml:space="preserve">2026年7月28日に東京リージョンへ移設し、旧環境は削除済みです</w:t>
+      </w:r>
+      <w:r>
+        <w:rPr>
+          <w:rFonts w:ascii="MS Mincho" w:cs="MS Mincho" w:eastAsia="MS Mincho" w:hAnsi="MS Mincho"/>
+          <w:b w:val="false"/>
+          <w:bCs w:val="false"/>
+          <w:color w:val="000000"/>
+          <w:sz w:val="18"/>
+          <w:szCs w:val="18"/>
+        </w:rPr>
+        <w:t xml:space="preserve">（会員データが実質的に存在しない段階で実施）。</w:t>
+      </w:r>
+      <w:r>
+        <w:rPr>
+          <w:rFonts w:ascii="MS Mincho" w:cs="MS Mincho" w:eastAsia="MS Mincho" w:hAnsi="MS Mincho"/>
+          <w:b/>
+          <w:bCs/>
+          <w:color w:val="000000"/>
+          <w:sz w:val="18"/>
+          <w:szCs w:val="18"/>
+        </w:rPr>
+        <w:t xml:space="preserve">オーストラリアの法制度についてご検討いただく必要はありません。</w:t>
+      </w:r>
+    </w:p>
+    <w:p>
+      <w:pPr>
         <w:spacing w:after="120" w:line="300" w:lineRule="auto"/>
         <w:jc w:val="both"/>
       </w:pPr>
@@ -1681,29 +1906,29 @@
           <w:sz w:val="21"/>
           <w:szCs w:val="21"/>
         </w:rPr>
-        <w:t xml:space="preserve"> 可能であれば同意取得が不要となり、運用が大きく簡素化されるため、採否のご判断をいただきたい論点です。なお (c) による場合でも、</w:t>
-      </w:r>
-      <w:r>
-        <w:rPr>
-          <w:rFonts w:ascii="MS Mincho" w:cs="MS Mincho" w:eastAsia="MS Mincho" w:hAnsi="MS Mincho"/>
-          <w:b/>
-          <w:bCs/>
-          <w:color w:val="000000"/>
-          <w:sz w:val="21"/>
-          <w:szCs w:val="21"/>
-        </w:rPr>
-        <w:t xml:space="preserve">保管国の法制度を把握する義務（第32条・外的環境の把握）は残る</w:t>
-      </w:r>
-      <w:r>
-        <w:rPr>
-          <w:rFonts w:ascii="MS Mincho" w:cs="MS Mincho" w:eastAsia="MS Mincho" w:hAnsi="MS Mincho"/>
-          <w:b w:val="false"/>
-          <w:bCs w:val="false"/>
-          <w:color w:val="000000"/>
-          <w:sz w:val="21"/>
-          <w:szCs w:val="21"/>
-        </w:rPr>
-        <w:t xml:space="preserve">と理解しています。</w:t>
+        <w:t xml:space="preserve"> 可能であれば同意取得が不要となり、運用が大きく簡素化されるため、採否のご判断をいただきたい論点です。</w:t>
+      </w:r>
+      <w:r>
+        <w:rPr>
+          <w:rFonts w:ascii="MS Mincho" w:cs="MS Mincho" w:eastAsia="MS Mincho" w:hAnsi="MS Mincho"/>
+          <w:b/>
+          <w:bCs/>
+          <w:color w:val="000000"/>
+          <w:sz w:val="21"/>
+          <w:szCs w:val="21"/>
+        </w:rPr>
+        <w:t xml:space="preserve">東京への移設により、(c) を採れた場合の効果はより大きくなった</w:t>
+      </w:r>
+      <w:r>
+        <w:rPr>
+          <w:rFonts w:ascii="MS Mincho" w:cs="MS Mincho" w:eastAsia="MS Mincho" w:hAnsi="MS Mincho"/>
+          <w:b w:val="false"/>
+          <w:bCs w:val="false"/>
+          <w:color w:val="000000"/>
+          <w:sz w:val="21"/>
+          <w:szCs w:val="21"/>
+        </w:rPr>
+        <w:t xml:space="preserve">と考えています（保管場所が国内であるため、外的環境の把握の対象となる外国も無くなると理解しているためです。この理解の当否は A-6 でもお伺いします）。</w:t>
       </w:r>
     </w:p>
     <w:p>
@@ -1725,29 +1950,40 @@
           <w:sz w:val="21"/>
           <w:szCs w:val="21"/>
         </w:rPr>
-        <w:t xml:space="preserve">プライバシーポリシー第7条(2)に記載した</w:t>
-      </w:r>
-      <w:r>
-        <w:rPr>
-          <w:rFonts w:ascii="MS Mincho" w:cs="MS Mincho" w:eastAsia="MS Mincho" w:hAnsi="MS Mincho"/>
-          <w:b/>
-          <w:bCs/>
-          <w:color w:val="000000"/>
-          <w:sz w:val="21"/>
-          <w:szCs w:val="21"/>
-        </w:rPr>
-        <w:t xml:space="preserve">両国の制度の説明の粒度</w:t>
-      </w:r>
-      <w:r>
-        <w:rPr>
-          <w:rFonts w:ascii="MS Mincho" w:cs="MS Mincho" w:eastAsia="MS Mincho" w:hAnsi="MS Mincho"/>
-          <w:b w:val="false"/>
-          <w:bCs w:val="false"/>
-          <w:color w:val="000000"/>
-          <w:sz w:val="21"/>
-          <w:szCs w:val="21"/>
-        </w:rPr>
-        <w:t xml:space="preserve">が、規則第17条第2項の要求を満たすか。</w:t>
+        <w:t xml:space="preserve">プライバシーポリシー第7条(1)では、</w:t>
+      </w:r>
+      <w:r>
+        <w:rPr>
+          <w:rFonts w:ascii="MS Mincho" w:cs="MS Mincho" w:eastAsia="MS Mincho" w:hAnsi="MS Mincho"/>
+          <w:b/>
+          <w:bCs/>
+          <w:color w:val="000000"/>
+          <w:sz w:val="21"/>
+          <w:szCs w:val="21"/>
+        </w:rPr>
+        <w:t xml:space="preserve">規則第17条第2項第1号にいう「当該第三者が所在する外国の名称」として「アメリカ合衆国」を記載し、データの保管場所（日本）は参考として併記</w:t>
+      </w:r>
+      <w:r>
+        <w:rPr>
+          <w:rFonts w:ascii="MS Mincho" w:cs="MS Mincho" w:eastAsia="MS Mincho" w:hAnsi="MS Mincho"/>
+          <w:b w:val="false"/>
+          <w:bCs w:val="false"/>
+          <w:color w:val="000000"/>
+          <w:sz w:val="21"/>
+          <w:szCs w:val="21"/>
+        </w:rPr>
+        <w:t xml:space="preserve">しました。この整理で問題ないか。</w:t>
+      </w:r>
+      <w:r>
+        <w:rPr>
+          <w:rFonts w:ascii="MS Mincho" w:cs="MS Mincho" w:eastAsia="MS Mincho" w:hAnsi="MS Mincho"/>
+          <w:b/>
+          <w:bCs/>
+          <w:color w:val="000000"/>
+          <w:sz w:val="21"/>
+          <w:szCs w:val="21"/>
+        </w:rPr>
+        <w:t xml:space="preserve">保管場所が国内であることを、より積極的に記載すべき（あるいは記載すべきでない）事情があればご教示ください。</w:t>
       </w:r>
     </w:p>
     <w:p>
@@ -1769,7 +2005,29 @@
           <w:sz w:val="21"/>
           <w:szCs w:val="21"/>
         </w:rPr>
-        <w:t xml:space="preserve">同意が本サービスの利用条件となること（同意しなければ登録できないこと）に問題はないか。</w:t>
+        <w:t xml:space="preserve">プライバシーポリシー第7条(2)に記載した</w:t>
+      </w:r>
+      <w:r>
+        <w:rPr>
+          <w:rFonts w:ascii="MS Mincho" w:cs="MS Mincho" w:eastAsia="MS Mincho" w:hAnsi="MS Mincho"/>
+          <w:b/>
+          <w:bCs/>
+          <w:color w:val="000000"/>
+          <w:sz w:val="21"/>
+          <w:szCs w:val="21"/>
+        </w:rPr>
+        <w:t xml:space="preserve">アメリカ合衆国の制度の説明の粒度</w:t>
+      </w:r>
+      <w:r>
+        <w:rPr>
+          <w:rFonts w:ascii="MS Mincho" w:cs="MS Mincho" w:eastAsia="MS Mincho" w:hAnsi="MS Mincho"/>
+          <w:b w:val="false"/>
+          <w:bCs w:val="false"/>
+          <w:color w:val="000000"/>
+          <w:sz w:val="21"/>
+          <w:szCs w:val="21"/>
+        </w:rPr>
+        <w:t xml:space="preserve">が、規則第17条第2項の要求を満たすか。</w:t>
       </w:r>
     </w:p>
     <w:p>
@@ -1791,51 +2049,7 @@
           <w:sz w:val="21"/>
           <w:szCs w:val="21"/>
         </w:rPr>
-        <w:t xml:space="preserve">参考: 当社は、Supabase の保管先を</w:t>
-      </w:r>
-      <w:r>
-        <w:rPr>
-          <w:rFonts w:ascii="MS Mincho" w:cs="MS Mincho" w:eastAsia="MS Mincho" w:hAnsi="MS Mincho"/>
-          <w:b/>
-          <w:bCs/>
-          <w:color w:val="000000"/>
-          <w:sz w:val="21"/>
-          <w:szCs w:val="21"/>
-        </w:rPr>
-        <w:t xml:space="preserve">オーストラリアから日本（東京）へ移設することを検討</w:t>
-      </w:r>
-      <w:r>
-        <w:rPr>
-          <w:rFonts w:ascii="MS Mincho" w:cs="MS Mincho" w:eastAsia="MS Mincho" w:hAnsi="MS Mincho"/>
-          <w:b w:val="false"/>
-          <w:bCs w:val="false"/>
-          <w:color w:val="000000"/>
-          <w:sz w:val="21"/>
-          <w:szCs w:val="21"/>
-        </w:rPr>
-        <w:t xml:space="preserve">しています。移設した場合、上記の整理のうち</w:t>
-      </w:r>
-      <w:r>
-        <w:rPr>
-          <w:rFonts w:ascii="MS Mincho" w:cs="MS Mincho" w:eastAsia="MS Mincho" w:hAnsi="MS Mincho"/>
-          <w:b/>
-          <w:bCs/>
-          <w:color w:val="000000"/>
-          <w:sz w:val="21"/>
-          <w:szCs w:val="21"/>
-        </w:rPr>
-        <w:t xml:space="preserve">変わる部分・変わらない部分</w:t>
-      </w:r>
-      <w:r>
-        <w:rPr>
-          <w:rFonts w:ascii="MS Mincho" w:cs="MS Mincho" w:eastAsia="MS Mincho" w:hAnsi="MS Mincho"/>
-          <w:b w:val="false"/>
-          <w:bCs w:val="false"/>
-          <w:color w:val="000000"/>
-          <w:sz w:val="21"/>
-          <w:szCs w:val="21"/>
-        </w:rPr>
-        <w:t xml:space="preserve">をご教示ください（当社は、外的環境の把握の対象国は変わるが、米国法人への提供である以上、第28条の適用自体は変わらないと理解しています）。</w:t>
+        <w:t xml:space="preserve">同意が本サービスの利用条件となること（同意しなければ登録できないこと）に問題はないか。</w:t>
       </w:r>
     </w:p>
     <w:p>
@@ -2916,7 +3130,85 @@
           <w:sz w:val="22"/>
           <w:szCs w:val="22"/>
         </w:rPr>
-        <w:t xml:space="preserve">A-6. 保有個人データに関する公表事項・外的環境の把握（第32条）</w:t>
+        <w:t xml:space="preserve">★A-6. 外的環境の把握（第32条）— 保管場所を国内にしても対象国は残るか</w:t>
+      </w:r>
+    </w:p>
+    <w:p>
+      <w:pPr>
+        <w:spacing w:after="120" w:line="300" w:lineRule="auto"/>
+        <w:jc w:val="both"/>
+      </w:pPr>
+      <w:r>
+        <w:rPr>
+          <w:rFonts w:ascii="MS Mincho" w:cs="MS Mincho" w:eastAsia="MS Mincho" w:hAnsi="MS Mincho"/>
+          <w:b/>
+          <w:bCs/>
+          <w:color w:val="000000"/>
+          <w:sz w:val="21"/>
+          <w:szCs w:val="21"/>
+        </w:rPr>
+        <w:t xml:space="preserve">前提となる事実</w:t>
+      </w:r>
+    </w:p>
+    <w:p>
+      <w:pPr>
+        <w:spacing w:after="120" w:line="300" w:lineRule="auto"/>
+        <w:jc w:val="both"/>
+      </w:pPr>
+      <w:r>
+        <w:rPr>
+          <w:rFonts w:ascii="MS Mincho" w:cs="MS Mincho" w:eastAsia="MS Mincho" w:hAnsi="MS Mincho"/>
+          <w:b w:val="false"/>
+          <w:bCs w:val="false"/>
+          <w:color w:val="000000"/>
+          <w:sz w:val="21"/>
+          <w:szCs w:val="21"/>
+        </w:rPr>
+        <w:t xml:space="preserve">A-1 のとおり、</w:t>
+      </w:r>
+      <w:r>
+        <w:rPr>
+          <w:rFonts w:ascii="MS Mincho" w:cs="MS Mincho" w:eastAsia="MS Mincho" w:hAnsi="MS Mincho"/>
+          <w:b/>
+          <w:bCs/>
+          <w:color w:val="000000"/>
+          <w:sz w:val="21"/>
+          <w:szCs w:val="21"/>
+        </w:rPr>
+        <w:t xml:space="preserve">データの保管場所は日本国内（東京）</w:t>
+      </w:r>
+      <w:r>
+        <w:rPr>
+          <w:rFonts w:ascii="MS Mincho" w:cs="MS Mincho" w:eastAsia="MS Mincho" w:hAnsi="MS Mincho"/>
+          <w:b w:val="false"/>
+          <w:bCs w:val="false"/>
+          <w:color w:val="000000"/>
+          <w:sz w:val="21"/>
+          <w:szCs w:val="21"/>
+        </w:rPr>
+        <w:t xml:space="preserve">ですが、</w:t>
+      </w:r>
+      <w:r>
+        <w:rPr>
+          <w:rFonts w:ascii="MS Mincho" w:cs="MS Mincho" w:eastAsia="MS Mincho" w:hAnsi="MS Mincho"/>
+          <w:b/>
+          <w:bCs/>
+          <w:color w:val="000000"/>
+          <w:sz w:val="21"/>
+          <w:szCs w:val="21"/>
+        </w:rPr>
+        <w:t xml:space="preserve">委託先3社はいずれも米国法人</w:t>
+      </w:r>
+      <w:r>
+        <w:rPr>
+          <w:rFonts w:ascii="MS Mincho" w:cs="MS Mincho" w:eastAsia="MS Mincho" w:hAnsi="MS Mincho"/>
+          <w:b w:val="false"/>
+          <w:bCs w:val="false"/>
+          <w:color w:val="000000"/>
+          <w:sz w:val="21"/>
+          <w:szCs w:val="21"/>
+        </w:rPr>
+        <w:t xml:space="preserve">です。</w:t>
       </w:r>
     </w:p>
     <w:p>
@@ -2950,192 +3242,118 @@
           <w:sz w:val="21"/>
           <w:szCs w:val="21"/>
         </w:rPr>
-        <w:t xml:space="preserve">安全管理措置（第9条）に「外的環境の把握」として、保管国名と第7条(2)の制度の説明を参照する形で記載しました。</w:t>
-      </w:r>
-    </w:p>
-    <w:p>
-      <w:pPr>
-        <w:spacing w:after="120" w:line="300" w:lineRule="auto"/>
-        <w:jc w:val="both"/>
-      </w:pPr>
-      <w:r>
-        <w:rPr>
-          <w:rFonts w:ascii="MS Mincho" w:cs="MS Mincho" w:eastAsia="MS Mincho" w:hAnsi="MS Mincho"/>
-          <w:b/>
-          <w:bCs/>
-          <w:color w:val="000000"/>
-          <w:sz w:val="21"/>
-          <w:szCs w:val="21"/>
-        </w:rPr>
-        <w:t xml:space="preserve">ご確認事項</w:t>
-      </w:r>
-      <w:r>
-        <w:rPr>
-          <w:rFonts w:ascii="MS Mincho" w:cs="MS Mincho" w:eastAsia="MS Mincho" w:hAnsi="MS Mincho"/>
-          <w:b w:val="false"/>
-          <w:bCs w:val="false"/>
-          <w:color w:val="000000"/>
-          <w:sz w:val="21"/>
-          <w:szCs w:val="21"/>
-        </w:rPr>
-        <w:t xml:space="preserve">: 保管国の制度の説明を第7条に置き、第9条から参照する構成で足りるか。第9条に再掲すべきか。</w:t>
-      </w:r>
-    </w:p>
-    <w:p>
-      <w:pPr>
-        <w:spacing w:after="120" w:line="300" w:lineRule="auto"/>
-        <w:jc w:val="both"/>
-      </w:pPr>
-      <w:r>
-        <w:rPr>
-          <w:rFonts w:ascii="MS Mincho" w:cs="MS Mincho" w:eastAsia="MS Mincho" w:hAnsi="MS Mincho"/>
-          <w:b/>
-          <w:bCs/>
-          <w:color w:val="000000"/>
-          <w:sz w:val="21"/>
-          <w:szCs w:val="21"/>
-        </w:rPr>
-        <w:t xml:space="preserve">関連条項</w:t>
-      </w:r>
-      <w:r>
-        <w:rPr>
-          <w:rFonts w:ascii="MS Mincho" w:cs="MS Mincho" w:eastAsia="MS Mincho" w:hAnsi="MS Mincho"/>
-          <w:b w:val="false"/>
-          <w:bCs w:val="false"/>
-          <w:color w:val="000000"/>
-          <w:sz w:val="21"/>
-          <w:szCs w:val="21"/>
-        </w:rPr>
-        <w:t xml:space="preserve">: プライバシーポリシー第9条</w:t>
-      </w:r>
-    </w:p>
-    <w:p>
-      <w:pPr>
-        <w:spacing w:after="120" w:line="300" w:lineRule="auto"/>
-        <w:jc w:val="both"/>
-      </w:pPr>
-      <w:r>
-        <w:rPr>
-          <w:rFonts w:ascii="MS Mincho" w:cs="MS Mincho" w:eastAsia="MS Mincho" w:hAnsi="MS Mincho"/>
-          <w:b/>
-          <w:bCs/>
-          <w:color w:val="000000"/>
-          <w:sz w:val="21"/>
-          <w:szCs w:val="21"/>
-        </w:rPr>
-        <w:t xml:space="preserve">ご回答</w:t>
-      </w:r>
-      <w:r>
-        <w:rPr>
-          <w:rFonts w:ascii="MS Mincho" w:cs="MS Mincho" w:eastAsia="MS Mincho" w:hAnsi="MS Mincho"/>
-          <w:b w:val="false"/>
-          <w:bCs w:val="false"/>
-          <w:color w:val="000000"/>
-          <w:sz w:val="21"/>
-          <w:szCs w:val="21"/>
-        </w:rPr>
-        <w:t xml:space="preserve">: ☐ 案のとおりで可　／　☐ 修正が必要 →</w:t>
-      </w:r>
-    </w:p>
-    <w:p>
-      <w:pPr>
-        <w:pBdr>
-          <w:bottom w:val="single" w:color="CCCCCC" w:sz="6" w:space="2"/>
-        </w:pBdr>
-        <w:spacing w:after="200" w:before="120"/>
-      </w:pPr>
-      <w:r>
-        <w:rPr>
-          <w:sz w:val="2"/>
-          <w:szCs w:val="2"/>
-        </w:rPr>
-        <w:t xml:space="preserve"/>
-      </w:r>
-    </w:p>
-    <w:p>
-      <w:pPr>
-        <w:pStyle w:val="Heading3"/>
-        <w:keepNext/>
-        <w:spacing w:after="120" w:before="260"/>
-      </w:pPr>
-      <w:r>
-        <w:rPr>
-          <w:rFonts w:ascii="MS Gothic" w:cs="MS Gothic" w:eastAsia="MS Gothic" w:hAnsi="MS Gothic"/>
-          <w:b/>
-          <w:bCs/>
-          <w:color w:val="000000"/>
-          <w:sz w:val="22"/>
-          <w:szCs w:val="22"/>
-        </w:rPr>
-        <w:t xml:space="preserve">A-7. 漏えい等の報告・本人通知（第26条）</w:t>
-      </w:r>
-    </w:p>
-    <w:p>
-      <w:pPr>
-        <w:spacing w:after="120" w:line="300" w:lineRule="auto"/>
-        <w:jc w:val="both"/>
-      </w:pPr>
-      <w:r>
-        <w:rPr>
-          <w:rFonts w:ascii="MS Mincho" w:cs="MS Mincho" w:eastAsia="MS Mincho" w:hAnsi="MS Mincho"/>
-          <w:b/>
-          <w:bCs/>
-          <w:color w:val="000000"/>
-          <w:sz w:val="21"/>
-          <w:szCs w:val="21"/>
-        </w:rPr>
-        <w:t xml:space="preserve">前提となる事実</w:t>
-      </w:r>
-    </w:p>
-    <w:p>
-      <w:pPr>
-        <w:spacing w:after="120" w:line="300" w:lineRule="auto"/>
-        <w:jc w:val="both"/>
-      </w:pPr>
-      <w:r>
-        <w:rPr>
-          <w:rFonts w:ascii="MS Mincho" w:cs="MS Mincho" w:eastAsia="MS Mincho" w:hAnsi="MS Mincho"/>
-          <w:b w:val="false"/>
-          <w:bCs w:val="false"/>
-          <w:color w:val="000000"/>
-          <w:sz w:val="21"/>
-          <w:szCs w:val="21"/>
-        </w:rPr>
-        <w:t xml:space="preserve">当社は、電話番号・WeChat ID・住所・生年月日等を保有します。会員数は公開当初は小規模の見込みです。</w:t>
-      </w:r>
-    </w:p>
-    <w:p>
-      <w:pPr>
-        <w:spacing w:after="120" w:line="300" w:lineRule="auto"/>
-        <w:jc w:val="both"/>
-      </w:pPr>
-      <w:r>
-        <w:rPr>
-          <w:rFonts w:ascii="MS Mincho" w:cs="MS Mincho" w:eastAsia="MS Mincho" w:hAnsi="MS Mincho"/>
-          <w:b/>
-          <w:bCs/>
-          <w:color w:val="000000"/>
-          <w:sz w:val="21"/>
-          <w:szCs w:val="21"/>
-        </w:rPr>
-        <w:t xml:space="preserve">当社の理解・採用案</w:t>
-      </w:r>
-    </w:p>
-    <w:p>
-      <w:pPr>
-        <w:spacing w:after="120" w:line="300" w:lineRule="auto"/>
-        <w:jc w:val="both"/>
-      </w:pPr>
-      <w:r>
-        <w:rPr>
-          <w:rFonts w:ascii="MS Mincho" w:cs="MS Mincho" w:eastAsia="MS Mincho" w:hAnsi="MS Mincho"/>
-          <w:b w:val="false"/>
-          <w:bCs w:val="false"/>
-          <w:color w:val="000000"/>
-          <w:sz w:val="21"/>
-          <w:szCs w:val="21"/>
-        </w:rPr>
-        <w:t xml:space="preserve">プライバシーポリシー第13条に、速報（3〜5日以内）・確報（30日以内、不正アクセス等は60日以内）の時限と、本人通知が困難な場合の代替措置を記載しました。</w:t>
+        <w:t xml:space="preserve">当初、当社は「保管場所を東京へ移せば、外的環境の把握の対象となる外国は無くなる」と考えていました。</w:t>
+      </w:r>
+      <w:r>
+        <w:rPr>
+          <w:rFonts w:ascii="MS Mincho" w:cs="MS Mincho" w:eastAsia="MS Mincho" w:hAnsi="MS Mincho"/>
+          <w:b/>
+          <w:bCs/>
+          <w:color w:val="000000"/>
+          <w:sz w:val="21"/>
+          <w:szCs w:val="21"/>
+        </w:rPr>
+        <w:t xml:space="preserve">しかし、これは誤りであると認識を改めました。</w:t>
+      </w:r>
+    </w:p>
+    <w:p>
+      <w:pPr>
+        <w:spacing w:after="120" w:line="300" w:lineRule="auto"/>
+        <w:jc w:val="both"/>
+      </w:pPr>
+      <w:r>
+        <w:rPr>
+          <w:rFonts w:ascii="MS Mincho" w:cs="MS Mincho" w:eastAsia="MS Mincho" w:hAnsi="MS Mincho"/>
+          <w:b w:val="false"/>
+          <w:bCs w:val="false"/>
+          <w:color w:val="000000"/>
+          <w:sz w:val="21"/>
+          <w:szCs w:val="21"/>
+        </w:rPr>
+        <w:t xml:space="preserve">外的環境の把握が必要となる場面は、①外国のサーバに個人データを保存する場合に限られず、②</w:t>
+      </w:r>
+      <w:r>
+        <w:rPr>
+          <w:rFonts w:ascii="MS Mincho" w:cs="MS Mincho" w:eastAsia="MS Mincho" w:hAnsi="MS Mincho"/>
+          <w:b/>
+          <w:bCs/>
+          <w:color w:val="000000"/>
+          <w:sz w:val="21"/>
+          <w:szCs w:val="21"/>
+        </w:rPr>
+        <w:t xml:space="preserve">外国にある第三者に個人データの取扱いを委託している場合</w:t>
+      </w:r>
+      <w:r>
+        <w:rPr>
+          <w:rFonts w:ascii="MS Mincho" w:cs="MS Mincho" w:eastAsia="MS Mincho" w:hAnsi="MS Mincho"/>
+          <w:b w:val="false"/>
+          <w:bCs w:val="false"/>
+          <w:color w:val="000000"/>
+          <w:sz w:val="21"/>
+          <w:szCs w:val="21"/>
+        </w:rPr>
+        <w:t xml:space="preserve">も含まれると理解しています（個人情報保護委員会Q&amp;A）。当社はプライバシーポリシー第6条で米国法人3社への「委託」を明示しているため、</w:t>
+      </w:r>
+      <w:r>
+        <w:rPr>
+          <w:rFonts w:ascii="MS Mincho" w:cs="MS Mincho" w:eastAsia="MS Mincho" w:hAnsi="MS Mincho"/>
+          <w:b/>
+          <w:bCs/>
+          <w:color w:val="000000"/>
+          <w:sz w:val="21"/>
+          <w:szCs w:val="21"/>
+        </w:rPr>
+        <w:t xml:space="preserve">保管場所を日本にしても、アメリカ合衆国が対象として残る</w:t>
+      </w:r>
+      <w:r>
+        <w:rPr>
+          <w:rFonts w:ascii="MS Mincho" w:cs="MS Mincho" w:eastAsia="MS Mincho" w:hAnsi="MS Mincho"/>
+          <w:b w:val="false"/>
+          <w:bCs w:val="false"/>
+          <w:color w:val="000000"/>
+          <w:sz w:val="21"/>
+          <w:szCs w:val="21"/>
+        </w:rPr>
+        <w:t xml:space="preserve">と整理しました。</w:t>
+      </w:r>
+    </w:p>
+    <w:p>
+      <w:pPr>
+        <w:spacing w:after="120" w:line="300" w:lineRule="auto"/>
+        <w:jc w:val="both"/>
+      </w:pPr>
+      <w:r>
+        <w:rPr>
+          <w:rFonts w:ascii="MS Mincho" w:cs="MS Mincho" w:eastAsia="MS Mincho" w:hAnsi="MS Mincho"/>
+          <w:b w:val="false"/>
+          <w:bCs w:val="false"/>
+          <w:color w:val="000000"/>
+          <w:sz w:val="21"/>
+          <w:szCs w:val="21"/>
+        </w:rPr>
+        <w:t xml:space="preserve">そのうえで、プライバシーポリシー第9条の「外的環境の把握」には、</w:t>
+      </w:r>
+      <w:r>
+        <w:rPr>
+          <w:rFonts w:ascii="MS Mincho" w:cs="MS Mincho" w:eastAsia="MS Mincho" w:hAnsi="MS Mincho"/>
+          <w:b/>
+          <w:bCs/>
+          <w:color w:val="000000"/>
+          <w:sz w:val="21"/>
+          <w:szCs w:val="21"/>
+        </w:rPr>
+        <w:t xml:space="preserve">保管場所が国内であることと、委託先が外国法人であることの両方を記載し</w:t>
+      </w:r>
+      <w:r>
+        <w:rPr>
+          <w:rFonts w:ascii="MS Mincho" w:cs="MS Mincho" w:eastAsia="MS Mincho" w:hAnsi="MS Mincho"/>
+          <w:b w:val="false"/>
+          <w:bCs w:val="false"/>
+          <w:color w:val="000000"/>
+          <w:sz w:val="21"/>
+          <w:szCs w:val="21"/>
+        </w:rPr>
+        <w:t xml:space="preserve">、把握の対象国をアメリカ合衆国として、第7条(2)の制度の説明を参照する構成としました。</w:t>
       </w:r>
     </w:p>
     <w:p>
@@ -3168,13 +3386,24 @@
       <w:r>
         <w:rPr>
           <w:rFonts w:ascii="MS Mincho" w:cs="MS Mincho" w:eastAsia="MS Mincho" w:hAnsi="MS Mincho"/>
-          <w:b w:val="false"/>
-          <w:bCs w:val="false"/>
-          <w:color w:val="000000"/>
-          <w:sz w:val="21"/>
-          <w:szCs w:val="21"/>
-        </w:rPr>
-        <w:t xml:space="preserve">記載した時限・フローで足りるか。</w:t>
+          <w:b/>
+          <w:bCs/>
+          <w:color w:val="000000"/>
+          <w:sz w:val="21"/>
+          <w:szCs w:val="21"/>
+        </w:rPr>
+        <w:t xml:space="preserve">上記の理解（保管場所を国内にしても、外国法人への委託である以上、外的環境の把握の対象国としてアメリカ合衆国が残る）で正しいか。</w:t>
+      </w:r>
+      <w:r>
+        <w:rPr>
+          <w:rFonts w:ascii="MS Mincho" w:cs="MS Mincho" w:eastAsia="MS Mincho" w:hAnsi="MS Mincho"/>
+          <w:b w:val="false"/>
+          <w:bCs w:val="false"/>
+          <w:color w:val="000000"/>
+          <w:sz w:val="21"/>
+          <w:szCs w:val="21"/>
+        </w:rPr>
+        <w:t xml:space="preserve"> 誤っている場合、当社は第9条の記載を簡素化できるため、ご教示ください。</w:t>
       </w:r>
     </w:p>
     <w:p>
@@ -3190,24 +3419,79 @@
       <w:r>
         <w:rPr>
           <w:rFonts w:ascii="MS Mincho" w:cs="MS Mincho" w:eastAsia="MS Mincho" w:hAnsi="MS Mincho"/>
-          <w:b/>
-          <w:bCs/>
-          <w:color w:val="000000"/>
-          <w:sz w:val="21"/>
-          <w:szCs w:val="21"/>
-        </w:rPr>
-        <w:t xml:space="preserve">1件でも漏えいが生じれば報告義務が生じる類型</w:t>
-      </w:r>
-      <w:r>
-        <w:rPr>
-          <w:rFonts w:ascii="MS Mincho" w:cs="MS Mincho" w:eastAsia="MS Mincho" w:hAnsi="MS Mincho"/>
-          <w:b w:val="false"/>
-          <w:bCs w:val="false"/>
-          <w:color w:val="000000"/>
-          <w:sz w:val="21"/>
-          <w:szCs w:val="21"/>
-        </w:rPr>
-        <w:t xml:space="preserve">（不正アクセスによるもの等）に該当する可能性が高い点を踏まえ、社内で先に定めておくべき判断基準はあるか。</w:t>
+          <w:b w:val="false"/>
+          <w:bCs w:val="false"/>
+          <w:color w:val="000000"/>
+          <w:sz w:val="21"/>
+          <w:szCs w:val="21"/>
+        </w:rPr>
+        <w:t xml:space="preserve">A-1 で </w:t>
+      </w:r>
+      <w:r>
+        <w:rPr>
+          <w:rFonts w:ascii="MS Mincho" w:cs="MS Mincho" w:eastAsia="MS Mincho" w:hAnsi="MS Mincho"/>
+          <w:b/>
+          <w:bCs/>
+          <w:color w:val="000000"/>
+          <w:sz w:val="21"/>
+          <w:szCs w:val="21"/>
+        </w:rPr>
+        <w:t xml:space="preserve">(c) クラウド例外</w:t>
+      </w:r>
+      <w:r>
+        <w:rPr>
+          <w:rFonts w:ascii="MS Mincho" w:cs="MS Mincho" w:eastAsia="MS Mincho" w:hAnsi="MS Mincho"/>
+          <w:b w:val="false"/>
+          <w:bCs w:val="false"/>
+          <w:color w:val="000000"/>
+          <w:sz w:val="21"/>
+          <w:szCs w:val="21"/>
+        </w:rPr>
+        <w:t xml:space="preserve">を採る場合、外的環境の把握の対象国はどうなるか。</w:t>
+      </w:r>
+      <w:r>
+        <w:rPr>
+          <w:rFonts w:ascii="MS Mincho" w:cs="MS Mincho" w:eastAsia="MS Mincho" w:hAnsi="MS Mincho"/>
+          <w:b/>
+          <w:bCs/>
+          <w:color w:val="000000"/>
+          <w:sz w:val="21"/>
+          <w:szCs w:val="21"/>
+        </w:rPr>
+        <w:t xml:space="preserve">当社は「(c) を採り、かつ保管場所が国内であれば、対象となる外国は無くなる」と理解していますが、この理解の当否</w:t>
+      </w:r>
+      <w:r>
+        <w:rPr>
+          <w:rFonts w:ascii="MS Mincho" w:cs="MS Mincho" w:eastAsia="MS Mincho" w:hAnsi="MS Mincho"/>
+          <w:b w:val="false"/>
+          <w:bCs w:val="false"/>
+          <w:color w:val="000000"/>
+          <w:sz w:val="21"/>
+          <w:szCs w:val="21"/>
+        </w:rPr>
+        <w:t xml:space="preserve">をご教示ください。（この点は (c) を採用するかの判断に直結します）</w:t>
+      </w:r>
+    </w:p>
+    <w:p>
+      <w:pPr>
+        <w:pStyle w:val="ListParagraph"/>
+        <w:numPr>
+          <w:ilvl w:val="0"/>
+          <w:numId w:val="7"/>
+        </w:numPr>
+        <w:spacing w:after="80" w:line="290" w:lineRule="auto"/>
+        <w:jc w:val="both"/>
+      </w:pPr>
+      <w:r>
+        <w:rPr>
+          <w:rFonts w:ascii="MS Mincho" w:cs="MS Mincho" w:eastAsia="MS Mincho" w:hAnsi="MS Mincho"/>
+          <w:b w:val="false"/>
+          <w:bCs w:val="false"/>
+          <w:color w:val="000000"/>
+          <w:sz w:val="21"/>
+          <w:szCs w:val="21"/>
+        </w:rPr>
+        <w:t xml:space="preserve">制度の説明を第7条(2)に置き、第9条から参照する構成で足りるか。第9条に再掲すべきか。</w:t>
       </w:r>
     </w:p>
     <w:p>
@@ -3235,7 +3519,7 @@
           <w:sz w:val="21"/>
           <w:szCs w:val="21"/>
         </w:rPr>
-        <w:t xml:space="preserve">: プライバシーポリシー第13条</w:t>
+        <w:t xml:space="preserve">: プライバシーポリシー第6条・第7条・第9条</w:t>
       </w:r>
     </w:p>
     <w:p>
@@ -3296,7 +3580,41 @@
           <w:sz w:val="22"/>
           <w:szCs w:val="22"/>
         </w:rPr>
-        <w:t xml:space="preserve">A-8. 開示等請求の手続（第32条〜第35条）</w:t>
+        <w:t xml:space="preserve">A-7. 漏えい等の報告・本人通知（第26条）</w:t>
+      </w:r>
+    </w:p>
+    <w:p>
+      <w:pPr>
+        <w:spacing w:after="120" w:line="300" w:lineRule="auto"/>
+        <w:jc w:val="both"/>
+      </w:pPr>
+      <w:r>
+        <w:rPr>
+          <w:rFonts w:ascii="MS Mincho" w:cs="MS Mincho" w:eastAsia="MS Mincho" w:hAnsi="MS Mincho"/>
+          <w:b/>
+          <w:bCs/>
+          <w:color w:val="000000"/>
+          <w:sz w:val="21"/>
+          <w:szCs w:val="21"/>
+        </w:rPr>
+        <w:t xml:space="preserve">前提となる事実</w:t>
+      </w:r>
+    </w:p>
+    <w:p>
+      <w:pPr>
+        <w:spacing w:after="120" w:line="300" w:lineRule="auto"/>
+        <w:jc w:val="both"/>
+      </w:pPr>
+      <w:r>
+        <w:rPr>
+          <w:rFonts w:ascii="MS Mincho" w:cs="MS Mincho" w:eastAsia="MS Mincho" w:hAnsi="MS Mincho"/>
+          <w:b w:val="false"/>
+          <w:bCs w:val="false"/>
+          <w:color w:val="000000"/>
+          <w:sz w:val="21"/>
+          <w:szCs w:val="21"/>
+        </w:rPr>
+        <w:t xml:space="preserve">当社は、電話番号・WeChat ID・住所・生年月日等を保有します。会員数は公開当初は小規模の見込みです。</w:t>
       </w:r>
     </w:p>
     <w:p>
@@ -3330,29 +3648,7 @@
           <w:sz w:val="21"/>
           <w:szCs w:val="21"/>
         </w:rPr>
-        <w:t xml:space="preserve">本人確認は「登録済みの電話番号または WeChat ID からの申出」＋「会員番号・氏名・生年月日の照合」とし、</w:t>
-      </w:r>
-      <w:r>
-        <w:rPr>
-          <w:rFonts w:ascii="MS Mincho" w:cs="MS Mincho" w:eastAsia="MS Mincho" w:hAnsi="MS Mincho"/>
-          <w:b/>
-          <w:bCs/>
-          <w:color w:val="000000"/>
-          <w:sz w:val="21"/>
-          <w:szCs w:val="21"/>
-        </w:rPr>
-        <w:t xml:space="preserve">手数料は無料</w:t>
-      </w:r>
-      <w:r>
-        <w:rPr>
-          <w:rFonts w:ascii="MS Mincho" w:cs="MS Mincho" w:eastAsia="MS Mincho" w:hAnsi="MS Mincho"/>
-          <w:b w:val="false"/>
-          <w:bCs w:val="false"/>
-          <w:color w:val="000000"/>
-          <w:sz w:val="21"/>
-          <w:szCs w:val="21"/>
-        </w:rPr>
-        <w:t xml:space="preserve">、対応期限は「原則2週間以内、遅くとも30日以内」としました。</w:t>
+        <w:t xml:space="preserve">プライバシーポリシー第13条に、速報（3〜5日以内）・確報（30日以内、不正アクセス等は60日以内）の時限と、本人通知が困難な場合の代替措置を記載しました。</w:t>
       </w:r>
     </w:p>
     <w:p>
@@ -3391,7 +3687,7 @@
           <w:sz w:val="21"/>
           <w:szCs w:val="21"/>
         </w:rPr>
-        <w:t xml:space="preserve">本人確認の方法として十分か。本人になりすました請求により他人の情報が開示される危険を避けるため、追加すべき確認手段はあるか。</w:t>
+        <w:t xml:space="preserve">記載した時限・フローで足りるか。</w:t>
       </w:r>
     </w:p>
     <w:p>
@@ -3407,13 +3703,24 @@
       <w:r>
         <w:rPr>
           <w:rFonts w:ascii="MS Mincho" w:cs="MS Mincho" w:eastAsia="MS Mincho" w:hAnsi="MS Mincho"/>
-          <w:b w:val="false"/>
-          <w:bCs w:val="false"/>
-          <w:color w:val="000000"/>
-          <w:sz w:val="21"/>
-          <w:szCs w:val="21"/>
-        </w:rPr>
-        <w:t xml:space="preserve">手数料を無料とすることに問題はないか。</w:t>
+          <w:b/>
+          <w:bCs/>
+          <w:color w:val="000000"/>
+          <w:sz w:val="21"/>
+          <w:szCs w:val="21"/>
+        </w:rPr>
+        <w:t xml:space="preserve">1件でも漏えいが生じれば報告義務が生じる類型</w:t>
+      </w:r>
+      <w:r>
+        <w:rPr>
+          <w:rFonts w:ascii="MS Mincho" w:cs="MS Mincho" w:eastAsia="MS Mincho" w:hAnsi="MS Mincho"/>
+          <w:b w:val="false"/>
+          <w:bCs w:val="false"/>
+          <w:color w:val="000000"/>
+          <w:sz w:val="21"/>
+          <w:szCs w:val="21"/>
+        </w:rPr>
+        <w:t xml:space="preserve">（不正アクセスによるもの等）に該当する可能性が高い点を踏まえ、社内で先に定めておくべき判断基準はあるか。</w:t>
       </w:r>
     </w:p>
     <w:p>
@@ -3441,7 +3748,7 @@
           <w:sz w:val="21"/>
           <w:szCs w:val="21"/>
         </w:rPr>
-        <w:t xml:space="preserve">: プライバシーポリシー第10条</w:t>
+        <w:t xml:space="preserve">: プライバシーポリシー第13条</w:t>
       </w:r>
     </w:p>
     <w:p>
@@ -3502,41 +3809,7 @@
           <w:sz w:val="22"/>
           <w:szCs w:val="22"/>
         </w:rPr>
-        <w:t xml:space="preserve">A-9. 規約・プライバシーポリシーへの同意の取得方法</w:t>
-      </w:r>
-    </w:p>
-    <w:p>
-      <w:pPr>
-        <w:spacing w:after="120" w:line="300" w:lineRule="auto"/>
-        <w:jc w:val="both"/>
-      </w:pPr>
-      <w:r>
-        <w:rPr>
-          <w:rFonts w:ascii="MS Mincho" w:cs="MS Mincho" w:eastAsia="MS Mincho" w:hAnsi="MS Mincho"/>
-          <w:b/>
-          <w:bCs/>
-          <w:color w:val="000000"/>
-          <w:sz w:val="21"/>
-          <w:szCs w:val="21"/>
-        </w:rPr>
-        <w:t xml:space="preserve">前提となる事実</w:t>
-      </w:r>
-    </w:p>
-    <w:p>
-      <w:pPr>
-        <w:spacing w:after="120" w:line="300" w:lineRule="auto"/>
-        <w:jc w:val="both"/>
-      </w:pPr>
-      <w:r>
-        <w:rPr>
-          <w:rFonts w:ascii="MS Mincho" w:cs="MS Mincho" w:eastAsia="MS Mincho" w:hAnsi="MS Mincho"/>
-          <w:b w:val="false"/>
-          <w:bCs w:val="false"/>
-          <w:color w:val="000000"/>
-          <w:sz w:val="21"/>
-          <w:szCs w:val="21"/>
-        </w:rPr>
-        <w:t xml:space="preserve">会員登録画面に「利用規約とプライバシーポリシーに同意する」のチェックボックスがあり、チェックしなければ登録できません。</w:t>
+        <w:t xml:space="preserve">A-8. 開示等請求の手続（第32条〜第35条）</w:t>
       </w:r>
     </w:p>
     <w:p>
@@ -3570,29 +3843,29 @@
           <w:sz w:val="21"/>
           <w:szCs w:val="21"/>
         </w:rPr>
-        <w:t xml:space="preserve">チェックボックスによる同意に加え、</w:t>
-      </w:r>
-      <w:r>
-        <w:rPr>
-          <w:rFonts w:ascii="MS Mincho" w:cs="MS Mincho" w:eastAsia="MS Mincho" w:hAnsi="MS Mincho"/>
-          <w:b/>
-          <w:bCs/>
-          <w:color w:val="000000"/>
-          <w:sz w:val="21"/>
-          <w:szCs w:val="21"/>
-        </w:rPr>
-        <w:t xml:space="preserve">同意の日時と、同意の対象となった規約・ポリシーの版数を記録</w:t>
-      </w:r>
-      <w:r>
-        <w:rPr>
-          <w:rFonts w:ascii="MS Mincho" w:cs="MS Mincho" w:eastAsia="MS Mincho" w:hAnsi="MS Mincho"/>
-          <w:b w:val="false"/>
-          <w:bCs w:val="false"/>
-          <w:color w:val="000000"/>
-          <w:sz w:val="21"/>
-          <w:szCs w:val="21"/>
-        </w:rPr>
-        <w:t xml:space="preserve">する運用としました（利用規約第20条第2項・プライバシーポリシー第2条第3号）。</w:t>
+        <w:t xml:space="preserve">本人確認は「登録済みの電話番号または WeChat ID からの申出」＋「会員番号・氏名・生年月日の照合」とし、</w:t>
+      </w:r>
+      <w:r>
+        <w:rPr>
+          <w:rFonts w:ascii="MS Mincho" w:cs="MS Mincho" w:eastAsia="MS Mincho" w:hAnsi="MS Mincho"/>
+          <w:b/>
+          <w:bCs/>
+          <w:color w:val="000000"/>
+          <w:sz w:val="21"/>
+          <w:szCs w:val="21"/>
+        </w:rPr>
+        <w:t xml:space="preserve">手数料は無料</w:t>
+      </w:r>
+      <w:r>
+        <w:rPr>
+          <w:rFonts w:ascii="MS Mincho" w:cs="MS Mincho" w:eastAsia="MS Mincho" w:hAnsi="MS Mincho"/>
+          <w:b w:val="false"/>
+          <w:bCs w:val="false"/>
+          <w:color w:val="000000"/>
+          <w:sz w:val="21"/>
+          <w:szCs w:val="21"/>
+        </w:rPr>
+        <w:t xml:space="preserve">、対応期限は「原則2週間以内、遅くとも30日以内」としました。</w:t>
       </w:r>
     </w:p>
     <w:p>
@@ -3631,7 +3904,7 @@
           <w:sz w:val="21"/>
           <w:szCs w:val="21"/>
         </w:rPr>
-        <w:t xml:space="preserve">同意日時＋版数の記録で、同意の立証として足りるか。</w:t>
+        <w:t xml:space="preserve">本人確認の方法として十分か。本人になりすました請求により他人の情報が開示される危険を避けるため、追加すべき確認手段はあるか。</w:t>
       </w:r>
     </w:p>
     <w:p>
@@ -3647,6 +3920,246 @@
       <w:r>
         <w:rPr>
           <w:rFonts w:ascii="MS Mincho" w:cs="MS Mincho" w:eastAsia="MS Mincho" w:hAnsi="MS Mincho"/>
+          <w:b w:val="false"/>
+          <w:bCs w:val="false"/>
+          <w:color w:val="000000"/>
+          <w:sz w:val="21"/>
+          <w:szCs w:val="21"/>
+        </w:rPr>
+        <w:t xml:space="preserve">手数料を無料とすることに問題はないか。</w:t>
+      </w:r>
+    </w:p>
+    <w:p>
+      <w:pPr>
+        <w:spacing w:after="120" w:line="300" w:lineRule="auto"/>
+        <w:jc w:val="both"/>
+      </w:pPr>
+      <w:r>
+        <w:rPr>
+          <w:rFonts w:ascii="MS Mincho" w:cs="MS Mincho" w:eastAsia="MS Mincho" w:hAnsi="MS Mincho"/>
+          <w:b/>
+          <w:bCs/>
+          <w:color w:val="000000"/>
+          <w:sz w:val="21"/>
+          <w:szCs w:val="21"/>
+        </w:rPr>
+        <w:t xml:space="preserve">関連条項</w:t>
+      </w:r>
+      <w:r>
+        <w:rPr>
+          <w:rFonts w:ascii="MS Mincho" w:cs="MS Mincho" w:eastAsia="MS Mincho" w:hAnsi="MS Mincho"/>
+          <w:b w:val="false"/>
+          <w:bCs w:val="false"/>
+          <w:color w:val="000000"/>
+          <w:sz w:val="21"/>
+          <w:szCs w:val="21"/>
+        </w:rPr>
+        <w:t xml:space="preserve">: プライバシーポリシー第10条</w:t>
+      </w:r>
+    </w:p>
+    <w:p>
+      <w:pPr>
+        <w:spacing w:after="120" w:line="300" w:lineRule="auto"/>
+        <w:jc w:val="both"/>
+      </w:pPr>
+      <w:r>
+        <w:rPr>
+          <w:rFonts w:ascii="MS Mincho" w:cs="MS Mincho" w:eastAsia="MS Mincho" w:hAnsi="MS Mincho"/>
+          <w:b/>
+          <w:bCs/>
+          <w:color w:val="000000"/>
+          <w:sz w:val="21"/>
+          <w:szCs w:val="21"/>
+        </w:rPr>
+        <w:t xml:space="preserve">ご回答</w:t>
+      </w:r>
+      <w:r>
+        <w:rPr>
+          <w:rFonts w:ascii="MS Mincho" w:cs="MS Mincho" w:eastAsia="MS Mincho" w:hAnsi="MS Mincho"/>
+          <w:b w:val="false"/>
+          <w:bCs w:val="false"/>
+          <w:color w:val="000000"/>
+          <w:sz w:val="21"/>
+          <w:szCs w:val="21"/>
+        </w:rPr>
+        <w:t xml:space="preserve">: ☐ 案のとおりで可　／　☐ 修正が必要 →</w:t>
+      </w:r>
+    </w:p>
+    <w:p>
+      <w:pPr>
+        <w:pBdr>
+          <w:bottom w:val="single" w:color="CCCCCC" w:sz="6" w:space="2"/>
+        </w:pBdr>
+        <w:spacing w:after="200" w:before="120"/>
+      </w:pPr>
+      <w:r>
+        <w:rPr>
+          <w:sz w:val="2"/>
+          <w:szCs w:val="2"/>
+        </w:rPr>
+        <w:t xml:space="preserve"/>
+      </w:r>
+    </w:p>
+    <w:p>
+      <w:pPr>
+        <w:pStyle w:val="Heading3"/>
+        <w:keepNext/>
+        <w:spacing w:after="120" w:before="260"/>
+      </w:pPr>
+      <w:r>
+        <w:rPr>
+          <w:rFonts w:ascii="MS Gothic" w:cs="MS Gothic" w:eastAsia="MS Gothic" w:hAnsi="MS Gothic"/>
+          <w:b/>
+          <w:bCs/>
+          <w:color w:val="000000"/>
+          <w:sz w:val="22"/>
+          <w:szCs w:val="22"/>
+        </w:rPr>
+        <w:t xml:space="preserve">A-9. 規約・プライバシーポリシーへの同意の取得方法</w:t>
+      </w:r>
+    </w:p>
+    <w:p>
+      <w:pPr>
+        <w:spacing w:after="120" w:line="300" w:lineRule="auto"/>
+        <w:jc w:val="both"/>
+      </w:pPr>
+      <w:r>
+        <w:rPr>
+          <w:rFonts w:ascii="MS Mincho" w:cs="MS Mincho" w:eastAsia="MS Mincho" w:hAnsi="MS Mincho"/>
+          <w:b/>
+          <w:bCs/>
+          <w:color w:val="000000"/>
+          <w:sz w:val="21"/>
+          <w:szCs w:val="21"/>
+        </w:rPr>
+        <w:t xml:space="preserve">前提となる事実</w:t>
+      </w:r>
+    </w:p>
+    <w:p>
+      <w:pPr>
+        <w:spacing w:after="120" w:line="300" w:lineRule="auto"/>
+        <w:jc w:val="both"/>
+      </w:pPr>
+      <w:r>
+        <w:rPr>
+          <w:rFonts w:ascii="MS Mincho" w:cs="MS Mincho" w:eastAsia="MS Mincho" w:hAnsi="MS Mincho"/>
+          <w:b w:val="false"/>
+          <w:bCs w:val="false"/>
+          <w:color w:val="000000"/>
+          <w:sz w:val="21"/>
+          <w:szCs w:val="21"/>
+        </w:rPr>
+        <w:t xml:space="preserve">会員登録画面に「利用規約とプライバシーポリシーに同意する」のチェックボックスがあり、チェックしなければ登録できません。</w:t>
+      </w:r>
+    </w:p>
+    <w:p>
+      <w:pPr>
+        <w:spacing w:after="120" w:line="300" w:lineRule="auto"/>
+        <w:jc w:val="both"/>
+      </w:pPr>
+      <w:r>
+        <w:rPr>
+          <w:rFonts w:ascii="MS Mincho" w:cs="MS Mincho" w:eastAsia="MS Mincho" w:hAnsi="MS Mincho"/>
+          <w:b/>
+          <w:bCs/>
+          <w:color w:val="000000"/>
+          <w:sz w:val="21"/>
+          <w:szCs w:val="21"/>
+        </w:rPr>
+        <w:t xml:space="preserve">当社の理解・採用案</w:t>
+      </w:r>
+    </w:p>
+    <w:p>
+      <w:pPr>
+        <w:spacing w:after="120" w:line="300" w:lineRule="auto"/>
+        <w:jc w:val="both"/>
+      </w:pPr>
+      <w:r>
+        <w:rPr>
+          <w:rFonts w:ascii="MS Mincho" w:cs="MS Mincho" w:eastAsia="MS Mincho" w:hAnsi="MS Mincho"/>
+          <w:b w:val="false"/>
+          <w:bCs w:val="false"/>
+          <w:color w:val="000000"/>
+          <w:sz w:val="21"/>
+          <w:szCs w:val="21"/>
+        </w:rPr>
+        <w:t xml:space="preserve">チェックボックスによる同意に加え、</w:t>
+      </w:r>
+      <w:r>
+        <w:rPr>
+          <w:rFonts w:ascii="MS Mincho" w:cs="MS Mincho" w:eastAsia="MS Mincho" w:hAnsi="MS Mincho"/>
+          <w:b/>
+          <w:bCs/>
+          <w:color w:val="000000"/>
+          <w:sz w:val="21"/>
+          <w:szCs w:val="21"/>
+        </w:rPr>
+        <w:t xml:space="preserve">同意の日時と、同意の対象となった規約・ポリシーの版数を記録</w:t>
+      </w:r>
+      <w:r>
+        <w:rPr>
+          <w:rFonts w:ascii="MS Mincho" w:cs="MS Mincho" w:eastAsia="MS Mincho" w:hAnsi="MS Mincho"/>
+          <w:b w:val="false"/>
+          <w:bCs w:val="false"/>
+          <w:color w:val="000000"/>
+          <w:sz w:val="21"/>
+          <w:szCs w:val="21"/>
+        </w:rPr>
+        <w:t xml:space="preserve">する運用としました（利用規約第20条第2項・プライバシーポリシー第2条第3号）。</w:t>
+      </w:r>
+    </w:p>
+    <w:p>
+      <w:pPr>
+        <w:spacing w:after="120" w:line="300" w:lineRule="auto"/>
+        <w:jc w:val="both"/>
+      </w:pPr>
+      <w:r>
+        <w:rPr>
+          <w:rFonts w:ascii="MS Mincho" w:cs="MS Mincho" w:eastAsia="MS Mincho" w:hAnsi="MS Mincho"/>
+          <w:b/>
+          <w:bCs/>
+          <w:color w:val="000000"/>
+          <w:sz w:val="21"/>
+          <w:szCs w:val="21"/>
+        </w:rPr>
+        <w:t xml:space="preserve">ご確認事項</w:t>
+      </w:r>
+    </w:p>
+    <w:p>
+      <w:pPr>
+        <w:pStyle w:val="ListParagraph"/>
+        <w:numPr>
+          <w:ilvl w:val="0"/>
+          <w:numId w:val="10"/>
+        </w:numPr>
+        <w:spacing w:after="80" w:line="290" w:lineRule="auto"/>
+        <w:jc w:val="both"/>
+      </w:pPr>
+      <w:r>
+        <w:rPr>
+          <w:rFonts w:ascii="MS Mincho" w:cs="MS Mincho" w:eastAsia="MS Mincho" w:hAnsi="MS Mincho"/>
+          <w:b w:val="false"/>
+          <w:bCs w:val="false"/>
+          <w:color w:val="000000"/>
+          <w:sz w:val="21"/>
+          <w:szCs w:val="21"/>
+        </w:rPr>
+        <w:t xml:space="preserve">同意日時＋版数の記録で、同意の立証として足りるか。</w:t>
+      </w:r>
+    </w:p>
+    <w:p>
+      <w:pPr>
+        <w:pStyle w:val="ListParagraph"/>
+        <w:numPr>
+          <w:ilvl w:val="0"/>
+          <w:numId w:val="10"/>
+        </w:numPr>
+        <w:spacing w:after="80" w:line="290" w:lineRule="auto"/>
+        <w:jc w:val="both"/>
+      </w:pPr>
+      <w:r>
+        <w:rPr>
+          <w:rFonts w:ascii="MS Mincho" w:cs="MS Mincho" w:eastAsia="MS Mincho" w:hAnsi="MS Mincho"/>
           <w:b/>
           <w:bCs/>
           <w:color w:val="000000"/>
@@ -4111,7 +4624,7 @@
         <w:pStyle w:val="ListParagraph"/>
         <w:numPr>
           <w:ilvl w:val="0"/>
-          <w:numId w:val="10"/>
+          <w:numId w:val="11"/>
         </w:numPr>
         <w:spacing w:after="80" w:line="290" w:lineRule="auto"/>
         <w:jc w:val="both"/>
@@ -4144,7 +4657,7 @@
         <w:pStyle w:val="ListParagraph"/>
         <w:numPr>
           <w:ilvl w:val="0"/>
-          <w:numId w:val="10"/>
+          <w:numId w:val="11"/>
         </w:numPr>
         <w:spacing w:after="80" w:line="290" w:lineRule="auto"/>
         <w:jc w:val="both"/>
@@ -4177,7 +4690,7 @@
         <w:pStyle w:val="ListParagraph"/>
         <w:numPr>
           <w:ilvl w:val="0"/>
-          <w:numId w:val="10"/>
+          <w:numId w:val="11"/>
         </w:numPr>
         <w:spacing w:after="80" w:line="290" w:lineRule="auto"/>
         <w:jc w:val="both"/>
@@ -4199,7 +4712,7 @@
         <w:pStyle w:val="ListParagraph"/>
         <w:numPr>
           <w:ilvl w:val="0"/>
-          <w:numId w:val="10"/>
+          <w:numId w:val="11"/>
         </w:numPr>
         <w:spacing w:after="80" w:line="290" w:lineRule="auto"/>
         <w:jc w:val="both"/>
@@ -4455,7 +4968,7 @@
         <w:pStyle w:val="ListParagraph"/>
         <w:numPr>
           <w:ilvl w:val="0"/>
-          <w:numId w:val="11"/>
+          <w:numId w:val="12"/>
         </w:numPr>
         <w:spacing w:after="80" w:line="290" w:lineRule="auto"/>
         <w:jc w:val="both"/>
@@ -4514,224 +5027,6 @@
           <w:szCs w:val="21"/>
         </w:rPr>
         <w:t xml:space="preserve">か。（必要であれば、公開前に求人情報の項目を追加します）</w:t>
-      </w:r>
-    </w:p>
-    <w:p>
-      <w:pPr>
-        <w:pStyle w:val="ListParagraph"/>
-        <w:numPr>
-          <w:ilvl w:val="0"/>
-          <w:numId w:val="11"/>
-        </w:numPr>
-        <w:spacing w:after="80" w:line="290" w:lineRule="auto"/>
-        <w:jc w:val="both"/>
-      </w:pPr>
-      <w:r>
-        <w:rPr>
-          <w:rFonts w:ascii="MS Mincho" w:cs="MS Mincho" w:eastAsia="MS Mincho" w:hAnsi="MS Mincho"/>
-          <w:b w:val="false"/>
-          <w:bCs w:val="false"/>
-          <w:color w:val="000000"/>
-          <w:sz w:val="21"/>
-          <w:szCs w:val="21"/>
-        </w:rPr>
-        <w:t xml:space="preserve">充足した求人を速やかに掲載終了する運用（利用規約第10条第2項）で、的確表示義務への対応として足りるか。</w:t>
-      </w:r>
-    </w:p>
-    <w:p>
-      <w:pPr>
-        <w:pStyle w:val="ListParagraph"/>
-        <w:numPr>
-          <w:ilvl w:val="0"/>
-          <w:numId w:val="11"/>
-        </w:numPr>
-        <w:spacing w:after="80" w:line="290" w:lineRule="auto"/>
-        <w:jc w:val="both"/>
-      </w:pPr>
-      <w:r>
-        <w:rPr>
-          <w:rFonts w:ascii="MS Mincho" w:cs="MS Mincho" w:eastAsia="MS Mincho" w:hAnsi="MS Mincho"/>
-          <w:b w:val="false"/>
-          <w:bCs w:val="false"/>
-          <w:color w:val="000000"/>
-          <w:sz w:val="21"/>
-          <w:szCs w:val="21"/>
-        </w:rPr>
-        <w:t xml:space="preserve">賃金を「月給（万円）」の幅で表示していますが、明示すべき賃金の表示方法として問題はないか。</w:t>
-      </w:r>
-    </w:p>
-    <w:p>
-      <w:pPr>
-        <w:spacing w:after="120" w:line="300" w:lineRule="auto"/>
-        <w:jc w:val="both"/>
-      </w:pPr>
-      <w:r>
-        <w:rPr>
-          <w:rFonts w:ascii="MS Mincho" w:cs="MS Mincho" w:eastAsia="MS Mincho" w:hAnsi="MS Mincho"/>
-          <w:b/>
-          <w:bCs/>
-          <w:color w:val="000000"/>
-          <w:sz w:val="21"/>
-          <w:szCs w:val="21"/>
-        </w:rPr>
-        <w:t xml:space="preserve">関連条項</w:t>
-      </w:r>
-      <w:r>
-        <w:rPr>
-          <w:rFonts w:ascii="MS Mincho" w:cs="MS Mincho" w:eastAsia="MS Mincho" w:hAnsi="MS Mincho"/>
-          <w:b w:val="false"/>
-          <w:bCs w:val="false"/>
-          <w:color w:val="000000"/>
-          <w:sz w:val="21"/>
-          <w:szCs w:val="21"/>
-        </w:rPr>
-        <w:t xml:space="preserve">: 利用規約第10条・第11条</w:t>
-      </w:r>
-    </w:p>
-    <w:p>
-      <w:pPr>
-        <w:spacing w:after="120" w:line="300" w:lineRule="auto"/>
-        <w:jc w:val="both"/>
-      </w:pPr>
-      <w:r>
-        <w:rPr>
-          <w:rFonts w:ascii="MS Mincho" w:cs="MS Mincho" w:eastAsia="MS Mincho" w:hAnsi="MS Mincho"/>
-          <w:b/>
-          <w:bCs/>
-          <w:color w:val="000000"/>
-          <w:sz w:val="21"/>
-          <w:szCs w:val="21"/>
-        </w:rPr>
-        <w:t xml:space="preserve">ご回答</w:t>
-      </w:r>
-      <w:r>
-        <w:rPr>
-          <w:rFonts w:ascii="MS Mincho" w:cs="MS Mincho" w:eastAsia="MS Mincho" w:hAnsi="MS Mincho"/>
-          <w:b w:val="false"/>
-          <w:bCs w:val="false"/>
-          <w:color w:val="000000"/>
-          <w:sz w:val="21"/>
-          <w:szCs w:val="21"/>
-        </w:rPr>
-        <w:t xml:space="preserve">: ☐ 案のとおりで可　／　☐ 修正が必要 →</w:t>
-      </w:r>
-    </w:p>
-    <w:p>
-      <w:pPr>
-        <w:pBdr>
-          <w:bottom w:val="single" w:color="CCCCCC" w:sz="6" w:space="2"/>
-        </w:pBdr>
-        <w:spacing w:after="200" w:before="120"/>
-      </w:pPr>
-      <w:r>
-        <w:rPr>
-          <w:sz w:val="2"/>
-          <w:szCs w:val="2"/>
-        </w:rPr>
-        <w:t xml:space="preserve"/>
-      </w:r>
-    </w:p>
-    <w:p>
-      <w:pPr>
-        <w:pStyle w:val="Heading3"/>
-        <w:keepNext/>
-        <w:spacing w:after="120" w:before="260"/>
-      </w:pPr>
-      <w:r>
-        <w:rPr>
-          <w:rFonts w:ascii="MS Gothic" w:cs="MS Gothic" w:eastAsia="MS Gothic" w:hAnsi="MS Gothic"/>
-          <w:b/>
-          <w:bCs/>
-          <w:color w:val="000000"/>
-          <w:sz w:val="22"/>
-          <w:szCs w:val="22"/>
-        </w:rPr>
-        <w:t xml:space="preserve">B-3. 求人不受理・求人者の適格確認（第5条の6）</w:t>
-      </w:r>
-    </w:p>
-    <w:p>
-      <w:pPr>
-        <w:spacing w:after="120" w:line="300" w:lineRule="auto"/>
-        <w:jc w:val="both"/>
-      </w:pPr>
-      <w:r>
-        <w:rPr>
-          <w:rFonts w:ascii="MS Mincho" w:cs="MS Mincho" w:eastAsia="MS Mincho" w:hAnsi="MS Mincho"/>
-          <w:b/>
-          <w:bCs/>
-          <w:color w:val="000000"/>
-          <w:sz w:val="21"/>
-          <w:szCs w:val="21"/>
-        </w:rPr>
-        <w:t xml:space="preserve">前提となる事実</w:t>
-      </w:r>
-    </w:p>
-    <w:p>
-      <w:pPr>
-        <w:spacing w:after="120" w:line="300" w:lineRule="auto"/>
-        <w:jc w:val="both"/>
-      </w:pPr>
-      <w:r>
-        <w:rPr>
-          <w:rFonts w:ascii="MS Mincho" w:cs="MS Mincho" w:eastAsia="MS Mincho" w:hAnsi="MS Mincho"/>
-          <w:b w:val="false"/>
-          <w:bCs w:val="false"/>
-          <w:color w:val="000000"/>
-          <w:sz w:val="21"/>
-          <w:szCs w:val="21"/>
-        </w:rPr>
-        <w:t xml:space="preserve">現在、求人は当社スタッフが管理画面から手作業で登録しています。求人企業の適格性の確認手順は、明文化していません。</w:t>
-      </w:r>
-    </w:p>
-    <w:p>
-      <w:pPr>
-        <w:spacing w:after="120" w:line="300" w:lineRule="auto"/>
-        <w:jc w:val="both"/>
-      </w:pPr>
-      <w:r>
-        <w:rPr>
-          <w:rFonts w:ascii="MS Mincho" w:cs="MS Mincho" w:eastAsia="MS Mincho" w:hAnsi="MS Mincho"/>
-          <w:b/>
-          <w:bCs/>
-          <w:color w:val="000000"/>
-          <w:sz w:val="21"/>
-          <w:szCs w:val="21"/>
-        </w:rPr>
-        <w:t xml:space="preserve">当社の理解・採用案</w:t>
-      </w:r>
-    </w:p>
-    <w:p>
-      <w:pPr>
-        <w:spacing w:after="120" w:line="300" w:lineRule="auto"/>
-        <w:jc w:val="both"/>
-      </w:pPr>
-      <w:r>
-        <w:rPr>
-          <w:rFonts w:ascii="MS Mincho" w:cs="MS Mincho" w:eastAsia="MS Mincho" w:hAnsi="MS Mincho"/>
-          <w:b w:val="false"/>
-          <w:bCs w:val="false"/>
-          <w:color w:val="000000"/>
-          <w:sz w:val="21"/>
-          <w:szCs w:val="21"/>
-        </w:rPr>
-        <w:t xml:space="preserve">労働基準法・最低賃金法等の違反により処分を受けた求人者等からの求人を受理しない体制が必要と理解しています。求人受付時のチェックリストを整備する予定です。</w:t>
-      </w:r>
-    </w:p>
-    <w:p>
-      <w:pPr>
-        <w:spacing w:after="120" w:line="300" w:lineRule="auto"/>
-        <w:jc w:val="both"/>
-      </w:pPr>
-      <w:r>
-        <w:rPr>
-          <w:rFonts w:ascii="MS Mincho" w:cs="MS Mincho" w:eastAsia="MS Mincho" w:hAnsi="MS Mincho"/>
-          <w:b/>
-          <w:bCs/>
-          <w:color w:val="000000"/>
-          <w:sz w:val="21"/>
-          <w:szCs w:val="21"/>
-        </w:rPr>
-        <w:t xml:space="preserve">ご確認事項</w:t>
       </w:r>
     </w:p>
     <w:p>
@@ -4753,7 +5048,7 @@
           <w:sz w:val="21"/>
           <w:szCs w:val="21"/>
         </w:rPr>
-        <w:t xml:space="preserve">当社の規模で整備すべき確認体制の水準（求人企業からの自己申告書で足りるか、公表情報の確認まで要するか）。</w:t>
+        <w:t xml:space="preserve">充足した求人を速やかに掲載終了する運用（利用規約第10条第2項）で、的確表示義務への対応として足りるか。</w:t>
       </w:r>
     </w:p>
     <w:p>
@@ -4775,7 +5070,35 @@
           <w:sz w:val="21"/>
           <w:szCs w:val="21"/>
         </w:rPr>
-        <w:t xml:space="preserve">特定技能の受入れ企業に固有の確認事項（受入れ機関の基準適合性等）を、あわせて確認すべきか。</w:t>
+        <w:t xml:space="preserve">賃金を「月給（万円）」の幅で表示していますが、明示すべき賃金の表示方法として問題はないか。</w:t>
+      </w:r>
+    </w:p>
+    <w:p>
+      <w:pPr>
+        <w:spacing w:after="120" w:line="300" w:lineRule="auto"/>
+        <w:jc w:val="both"/>
+      </w:pPr>
+      <w:r>
+        <w:rPr>
+          <w:rFonts w:ascii="MS Mincho" w:cs="MS Mincho" w:eastAsia="MS Mincho" w:hAnsi="MS Mincho"/>
+          <w:b/>
+          <w:bCs/>
+          <w:color w:val="000000"/>
+          <w:sz w:val="21"/>
+          <w:szCs w:val="21"/>
+        </w:rPr>
+        <w:t xml:space="preserve">関連条項</w:t>
+      </w:r>
+      <w:r>
+        <w:rPr>
+          <w:rFonts w:ascii="MS Mincho" w:cs="MS Mincho" w:eastAsia="MS Mincho" w:hAnsi="MS Mincho"/>
+          <w:b w:val="false"/>
+          <w:bCs w:val="false"/>
+          <w:color w:val="000000"/>
+          <w:sz w:val="21"/>
+          <w:szCs w:val="21"/>
+        </w:rPr>
+        <w:t xml:space="preserve">: 利用規約第10条・第11条</w:t>
       </w:r>
     </w:p>
     <w:p>
@@ -4836,7 +5159,41 @@
           <w:sz w:val="22"/>
           <w:szCs w:val="22"/>
         </w:rPr>
-        <w:t xml:space="preserve">B-4. 取扱職種の範囲等・手数料・苦情処理・返戻金制度の明示（第32条の13）</w:t>
+        <w:t xml:space="preserve">B-3. 求人不受理・求人者の適格確認（第5条の6）</w:t>
+      </w:r>
+    </w:p>
+    <w:p>
+      <w:pPr>
+        <w:spacing w:after="120" w:line="300" w:lineRule="auto"/>
+        <w:jc w:val="both"/>
+      </w:pPr>
+      <w:r>
+        <w:rPr>
+          <w:rFonts w:ascii="MS Mincho" w:cs="MS Mincho" w:eastAsia="MS Mincho" w:hAnsi="MS Mincho"/>
+          <w:b/>
+          <w:bCs/>
+          <w:color w:val="000000"/>
+          <w:sz w:val="21"/>
+          <w:szCs w:val="21"/>
+        </w:rPr>
+        <w:t xml:space="preserve">前提となる事実</w:t>
+      </w:r>
+    </w:p>
+    <w:p>
+      <w:pPr>
+        <w:spacing w:after="120" w:line="300" w:lineRule="auto"/>
+        <w:jc w:val="both"/>
+      </w:pPr>
+      <w:r>
+        <w:rPr>
+          <w:rFonts w:ascii="MS Mincho" w:cs="MS Mincho" w:eastAsia="MS Mincho" w:hAnsi="MS Mincho"/>
+          <w:b w:val="false"/>
+          <w:bCs w:val="false"/>
+          <w:color w:val="000000"/>
+          <w:sz w:val="21"/>
+          <w:szCs w:val="21"/>
+        </w:rPr>
+        <w:t xml:space="preserve">現在、求人は当社スタッフが管理画面から手作業で登録しています。求人企業の適格性の確認手順は、明文化していません。</w:t>
       </w:r>
     </w:p>
     <w:p>
@@ -4870,7 +5227,7 @@
           <w:sz w:val="21"/>
           <w:szCs w:val="21"/>
         </w:rPr>
-        <w:t xml:space="preserve">利用規約第9条に、取扱職種の範囲等（特定技能11分野を列挙）・手数料に関する事項・苦情処理に関する事項・返戻金制度（設けていない旨）・個人情報の取扱いを明示し、サイト上に常時掲示することとしました。</w:t>
+        <w:t xml:space="preserve">労働基準法・最低賃金法等の違反により処分を受けた求人者等からの求人を受理しない体制が必要と理解しています。求人受付時のチェックリストを整備する予定です。</w:t>
       </w:r>
     </w:p>
     <w:p>
@@ -4903,24 +5260,13 @@
       <w:r>
         <w:rPr>
           <w:rFonts w:ascii="MS Mincho" w:cs="MS Mincho" w:eastAsia="MS Mincho" w:hAnsi="MS Mincho"/>
-          <w:b/>
-          <w:bCs/>
-          <w:color w:val="000000"/>
-          <w:sz w:val="21"/>
-          <w:szCs w:val="21"/>
-        </w:rPr>
-        <w:t xml:space="preserve">利用規約の中に含める形で足りるか</w:t>
-      </w:r>
-      <w:r>
-        <w:rPr>
-          <w:rFonts w:ascii="MS Mincho" w:cs="MS Mincho" w:eastAsia="MS Mincho" w:hAnsi="MS Mincho"/>
-          <w:b w:val="false"/>
-          <w:bCs w:val="false"/>
-          <w:color w:val="000000"/>
-          <w:sz w:val="21"/>
-          <w:szCs w:val="21"/>
-        </w:rPr>
-        <w:t xml:space="preserve">、独立した「明示事項」のページを設けるべきか。</w:t>
+          <w:b w:val="false"/>
+          <w:bCs w:val="false"/>
+          <w:color w:val="000000"/>
+          <w:sz w:val="21"/>
+          <w:szCs w:val="21"/>
+        </w:rPr>
+        <w:t xml:space="preserve">当社の規模で整備すべき確認体制の水準（求人企業からの自己申告書で足りるか、公表情報の確認まで要するか）。</w:t>
       </w:r>
     </w:p>
     <w:p>
@@ -4942,79 +5288,7 @@
           <w:sz w:val="21"/>
           <w:szCs w:val="21"/>
         </w:rPr>
-        <w:t xml:space="preserve">求職者向けの明示として、</w:t>
-      </w:r>
-      <w:r>
-        <w:rPr>
-          <w:rFonts w:ascii="MS Mincho" w:cs="MS Mincho" w:eastAsia="MS Mincho" w:hAnsi="MS Mincho"/>
-          <w:b/>
-          <w:bCs/>
-          <w:color w:val="000000"/>
-          <w:sz w:val="21"/>
-          <w:szCs w:val="21"/>
-        </w:rPr>
-        <w:t xml:space="preserve">求人企業から受領する手数料表の内容そのもの</w:t>
-      </w:r>
-      <w:r>
-        <w:rPr>
-          <w:rFonts w:ascii="MS Mincho" w:cs="MS Mincho" w:eastAsia="MS Mincho" w:hAnsi="MS Mincho"/>
-          <w:b w:val="false"/>
-          <w:bCs w:val="false"/>
-          <w:color w:val="000000"/>
-          <w:sz w:val="21"/>
-          <w:szCs w:val="21"/>
-        </w:rPr>
-        <w:t xml:space="preserve">まで掲示する必要があるか。</w:t>
-      </w:r>
-    </w:p>
-    <w:p>
-      <w:pPr>
-        <w:pStyle w:val="ListParagraph"/>
-        <w:numPr>
-          <w:ilvl w:val="0"/>
-          <w:numId w:val="13"/>
-        </w:numPr>
-        <w:spacing w:after="80" w:line="290" w:lineRule="auto"/>
-        <w:jc w:val="both"/>
-      </w:pPr>
-      <w:r>
-        <w:rPr>
-          <w:rFonts w:ascii="MS Mincho" w:cs="MS Mincho" w:eastAsia="MS Mincho" w:hAnsi="MS Mincho"/>
-          <w:b w:val="false"/>
-          <w:bCs w:val="false"/>
-          <w:color w:val="000000"/>
-          <w:sz w:val="21"/>
-          <w:szCs w:val="21"/>
-        </w:rPr>
-        <w:t xml:space="preserve">取り扱う分野を11分野に限定して列挙する記載で問題ないか。</w:t>
-      </w:r>
-    </w:p>
-    <w:p>
-      <w:pPr>
-        <w:spacing w:after="120" w:line="300" w:lineRule="auto"/>
-        <w:jc w:val="both"/>
-      </w:pPr>
-      <w:r>
-        <w:rPr>
-          <w:rFonts w:ascii="MS Mincho" w:cs="MS Mincho" w:eastAsia="MS Mincho" w:hAnsi="MS Mincho"/>
-          <w:b/>
-          <w:bCs/>
-          <w:color w:val="000000"/>
-          <w:sz w:val="21"/>
-          <w:szCs w:val="21"/>
-        </w:rPr>
-        <w:t xml:space="preserve">関連条項</w:t>
-      </w:r>
-      <w:r>
-        <w:rPr>
-          <w:rFonts w:ascii="MS Mincho" w:cs="MS Mincho" w:eastAsia="MS Mincho" w:hAnsi="MS Mincho"/>
-          <w:b w:val="false"/>
-          <w:bCs w:val="false"/>
-          <w:color w:val="000000"/>
-          <w:sz w:val="21"/>
-          <w:szCs w:val="21"/>
-        </w:rPr>
-        <w:t xml:space="preserve">: 利用規約第9条</w:t>
+        <w:t xml:space="preserve">特定技能の受入れ企業に固有の確認事項（受入れ機関の基準適合性等）を、あわせて確認すべきか。</w:t>
       </w:r>
     </w:p>
     <w:p>
@@ -5075,7 +5349,7 @@
           <w:sz w:val="22"/>
           <w:szCs w:val="22"/>
         </w:rPr>
-        <w:t xml:space="preserve">★B-5. 帳簿の保存義務（第32条の15）と削除請求の関係</w:t>
+        <w:t xml:space="preserve">B-4. 取扱職種の範囲等・手数料・苦情処理・返戻金制度の明示（第32条の13）</w:t>
       </w:r>
     </w:p>
     <w:p>
@@ -5109,29 +5383,7 @@
           <w:sz w:val="21"/>
           <w:szCs w:val="21"/>
         </w:rPr>
-        <w:t xml:space="preserve">求人求職管理簿に該当する記録は、</w:t>
-      </w:r>
-      <w:r>
-        <w:rPr>
-          <w:rFonts w:ascii="MS Mincho" w:cs="MS Mincho" w:eastAsia="MS Mincho" w:hAnsi="MS Mincho"/>
-          <w:b/>
-          <w:bCs/>
-          <w:color w:val="000000"/>
-          <w:sz w:val="21"/>
-          <w:szCs w:val="21"/>
-        </w:rPr>
-        <w:t xml:space="preserve">求職の申込みの有効期間の終了後2年間</w:t>
-      </w:r>
-      <w:r>
-        <w:rPr>
-          <w:rFonts w:ascii="MS Mincho" w:cs="MS Mincho" w:eastAsia="MS Mincho" w:hAnsi="MS Mincho"/>
-          <w:b w:val="false"/>
-          <w:bCs w:val="false"/>
-          <w:color w:val="000000"/>
-          <w:sz w:val="21"/>
-          <w:szCs w:val="21"/>
-        </w:rPr>
-        <w:t xml:space="preserve">、他の情報と分離して保管し、期間満了後に消去する運用としました。会員から削除請求があった場合も、この記録は保存期間の満了まで残し、その旨を会員に通知します（個人情報保護法第35条第5項に基づく整理）。</w:t>
+        <w:t xml:space="preserve">利用規約第9条に、取扱職種の範囲等（特定技能11分野を列挙）・手数料に関する事項・苦情処理に関する事項・返戻金制度（設けていない旨）・個人情報の取扱いを明示し、サイト上に常時掲示することとしました。</w:t>
       </w:r>
     </w:p>
     <w:p>
@@ -5170,18 +5422,18 @@
           <w:sz w:val="21"/>
           <w:szCs w:val="21"/>
         </w:rPr>
-        <w:t xml:space="preserve">保存期間の起算点</w:t>
-      </w:r>
-      <w:r>
-        <w:rPr>
-          <w:rFonts w:ascii="MS Mincho" w:cs="MS Mincho" w:eastAsia="MS Mincho" w:hAnsi="MS Mincho"/>
-          <w:b w:val="false"/>
-          <w:bCs w:val="false"/>
-          <w:color w:val="000000"/>
-          <w:sz w:val="21"/>
-          <w:szCs w:val="21"/>
-        </w:rPr>
-        <w:t xml:space="preserve">（「求職の申込みの有効期間の終了後」）の理解で正しいか。当社の運用に即した具体的な起算日をご教示ください。</w:t>
+        <w:t xml:space="preserve">利用規約の中に含める形で足りるか</w:t>
+      </w:r>
+      <w:r>
+        <w:rPr>
+          <w:rFonts w:ascii="MS Mincho" w:cs="MS Mincho" w:eastAsia="MS Mincho" w:hAnsi="MS Mincho"/>
+          <w:b w:val="false"/>
+          <w:bCs w:val="false"/>
+          <w:color w:val="000000"/>
+          <w:sz w:val="21"/>
+          <w:szCs w:val="21"/>
+        </w:rPr>
+        <w:t xml:space="preserve">、独立した「明示事項」のページを設けるべきか。</w:t>
       </w:r>
     </w:p>
     <w:p>
@@ -5203,7 +5455,29 @@
           <w:sz w:val="21"/>
           <w:szCs w:val="21"/>
         </w:rPr>
-        <w:t xml:space="preserve">分離保管のうえ保存期間満了後に消去する運用と、その旨をプライバシーポリシーに明示する対応で足りるか。</w:t>
+        <w:t xml:space="preserve">求職者向けの明示として、</w:t>
+      </w:r>
+      <w:r>
+        <w:rPr>
+          <w:rFonts w:ascii="MS Mincho" w:cs="MS Mincho" w:eastAsia="MS Mincho" w:hAnsi="MS Mincho"/>
+          <w:b/>
+          <w:bCs/>
+          <w:color w:val="000000"/>
+          <w:sz w:val="21"/>
+          <w:szCs w:val="21"/>
+        </w:rPr>
+        <w:t xml:space="preserve">求人企業から受領する手数料表の内容そのもの</w:t>
+      </w:r>
+      <w:r>
+        <w:rPr>
+          <w:rFonts w:ascii="MS Mincho" w:cs="MS Mincho" w:eastAsia="MS Mincho" w:hAnsi="MS Mincho"/>
+          <w:b w:val="false"/>
+          <w:bCs w:val="false"/>
+          <w:color w:val="000000"/>
+          <w:sz w:val="21"/>
+          <w:szCs w:val="21"/>
+        </w:rPr>
+        <w:t xml:space="preserve">まで掲示する必要があるか。</w:t>
       </w:r>
     </w:p>
     <w:p>
@@ -5225,6 +5499,245 @@
           <w:sz w:val="21"/>
           <w:szCs w:val="21"/>
         </w:rPr>
+        <w:t xml:space="preserve">取り扱う分野を11分野に限定して列挙する記載で問題ないか。</w:t>
+      </w:r>
+    </w:p>
+    <w:p>
+      <w:pPr>
+        <w:spacing w:after="120" w:line="300" w:lineRule="auto"/>
+        <w:jc w:val="both"/>
+      </w:pPr>
+      <w:r>
+        <w:rPr>
+          <w:rFonts w:ascii="MS Mincho" w:cs="MS Mincho" w:eastAsia="MS Mincho" w:hAnsi="MS Mincho"/>
+          <w:b/>
+          <w:bCs/>
+          <w:color w:val="000000"/>
+          <w:sz w:val="21"/>
+          <w:szCs w:val="21"/>
+        </w:rPr>
+        <w:t xml:space="preserve">関連条項</w:t>
+      </w:r>
+      <w:r>
+        <w:rPr>
+          <w:rFonts w:ascii="MS Mincho" w:cs="MS Mincho" w:eastAsia="MS Mincho" w:hAnsi="MS Mincho"/>
+          <w:b w:val="false"/>
+          <w:bCs w:val="false"/>
+          <w:color w:val="000000"/>
+          <w:sz w:val="21"/>
+          <w:szCs w:val="21"/>
+        </w:rPr>
+        <w:t xml:space="preserve">: 利用規約第9条</w:t>
+      </w:r>
+    </w:p>
+    <w:p>
+      <w:pPr>
+        <w:spacing w:after="120" w:line="300" w:lineRule="auto"/>
+        <w:jc w:val="both"/>
+      </w:pPr>
+      <w:r>
+        <w:rPr>
+          <w:rFonts w:ascii="MS Mincho" w:cs="MS Mincho" w:eastAsia="MS Mincho" w:hAnsi="MS Mincho"/>
+          <w:b/>
+          <w:bCs/>
+          <w:color w:val="000000"/>
+          <w:sz w:val="21"/>
+          <w:szCs w:val="21"/>
+        </w:rPr>
+        <w:t xml:space="preserve">ご回答</w:t>
+      </w:r>
+      <w:r>
+        <w:rPr>
+          <w:rFonts w:ascii="MS Mincho" w:cs="MS Mincho" w:eastAsia="MS Mincho" w:hAnsi="MS Mincho"/>
+          <w:b w:val="false"/>
+          <w:bCs w:val="false"/>
+          <w:color w:val="000000"/>
+          <w:sz w:val="21"/>
+          <w:szCs w:val="21"/>
+        </w:rPr>
+        <w:t xml:space="preserve">: ☐ 案のとおりで可　／　☐ 修正が必要 →</w:t>
+      </w:r>
+    </w:p>
+    <w:p>
+      <w:pPr>
+        <w:pBdr>
+          <w:bottom w:val="single" w:color="CCCCCC" w:sz="6" w:space="2"/>
+        </w:pBdr>
+        <w:spacing w:after="200" w:before="120"/>
+      </w:pPr>
+      <w:r>
+        <w:rPr>
+          <w:sz w:val="2"/>
+          <w:szCs w:val="2"/>
+        </w:rPr>
+        <w:t xml:space="preserve"/>
+      </w:r>
+    </w:p>
+    <w:p>
+      <w:pPr>
+        <w:pStyle w:val="Heading3"/>
+        <w:keepNext/>
+        <w:spacing w:after="120" w:before="260"/>
+      </w:pPr>
+      <w:r>
+        <w:rPr>
+          <w:rFonts w:ascii="MS Gothic" w:cs="MS Gothic" w:eastAsia="MS Gothic" w:hAnsi="MS Gothic"/>
+          <w:b/>
+          <w:bCs/>
+          <w:color w:val="000000"/>
+          <w:sz w:val="22"/>
+          <w:szCs w:val="22"/>
+        </w:rPr>
+        <w:t xml:space="preserve">★B-5. 帳簿の保存義務（第32条の15）と削除請求の関係</w:t>
+      </w:r>
+    </w:p>
+    <w:p>
+      <w:pPr>
+        <w:spacing w:after="120" w:line="300" w:lineRule="auto"/>
+        <w:jc w:val="both"/>
+      </w:pPr>
+      <w:r>
+        <w:rPr>
+          <w:rFonts w:ascii="MS Mincho" w:cs="MS Mincho" w:eastAsia="MS Mincho" w:hAnsi="MS Mincho"/>
+          <w:b/>
+          <w:bCs/>
+          <w:color w:val="000000"/>
+          <w:sz w:val="21"/>
+          <w:szCs w:val="21"/>
+        </w:rPr>
+        <w:t xml:space="preserve">当社の理解・採用案</w:t>
+      </w:r>
+    </w:p>
+    <w:p>
+      <w:pPr>
+        <w:spacing w:after="120" w:line="300" w:lineRule="auto"/>
+        <w:jc w:val="both"/>
+      </w:pPr>
+      <w:r>
+        <w:rPr>
+          <w:rFonts w:ascii="MS Mincho" w:cs="MS Mincho" w:eastAsia="MS Mincho" w:hAnsi="MS Mincho"/>
+          <w:b w:val="false"/>
+          <w:bCs w:val="false"/>
+          <w:color w:val="000000"/>
+          <w:sz w:val="21"/>
+          <w:szCs w:val="21"/>
+        </w:rPr>
+        <w:t xml:space="preserve">求人求職管理簿に該当する記録は、</w:t>
+      </w:r>
+      <w:r>
+        <w:rPr>
+          <w:rFonts w:ascii="MS Mincho" w:cs="MS Mincho" w:eastAsia="MS Mincho" w:hAnsi="MS Mincho"/>
+          <w:b/>
+          <w:bCs/>
+          <w:color w:val="000000"/>
+          <w:sz w:val="21"/>
+          <w:szCs w:val="21"/>
+        </w:rPr>
+        <w:t xml:space="preserve">求職の申込みの有効期間の終了後2年間</w:t>
+      </w:r>
+      <w:r>
+        <w:rPr>
+          <w:rFonts w:ascii="MS Mincho" w:cs="MS Mincho" w:eastAsia="MS Mincho" w:hAnsi="MS Mincho"/>
+          <w:b w:val="false"/>
+          <w:bCs w:val="false"/>
+          <w:color w:val="000000"/>
+          <w:sz w:val="21"/>
+          <w:szCs w:val="21"/>
+        </w:rPr>
+        <w:t xml:space="preserve">、他の情報と分離して保管し、期間満了後に消去する運用としました。会員から削除請求があった場合も、この記録は保存期間の満了まで残し、その旨を会員に通知します（個人情報保護法第35条第5項に基づく整理）。</w:t>
+      </w:r>
+    </w:p>
+    <w:p>
+      <w:pPr>
+        <w:spacing w:after="120" w:line="300" w:lineRule="auto"/>
+        <w:jc w:val="both"/>
+      </w:pPr>
+      <w:r>
+        <w:rPr>
+          <w:rFonts w:ascii="MS Mincho" w:cs="MS Mincho" w:eastAsia="MS Mincho" w:hAnsi="MS Mincho"/>
+          <w:b/>
+          <w:bCs/>
+          <w:color w:val="000000"/>
+          <w:sz w:val="21"/>
+          <w:szCs w:val="21"/>
+        </w:rPr>
+        <w:t xml:space="preserve">ご確認事項</w:t>
+      </w:r>
+    </w:p>
+    <w:p>
+      <w:pPr>
+        <w:pStyle w:val="ListParagraph"/>
+        <w:numPr>
+          <w:ilvl w:val="0"/>
+          <w:numId w:val="15"/>
+        </w:numPr>
+        <w:spacing w:after="80" w:line="290" w:lineRule="auto"/>
+        <w:jc w:val="both"/>
+      </w:pPr>
+      <w:r>
+        <w:rPr>
+          <w:rFonts w:ascii="MS Mincho" w:cs="MS Mincho" w:eastAsia="MS Mincho" w:hAnsi="MS Mincho"/>
+          <w:b/>
+          <w:bCs/>
+          <w:color w:val="000000"/>
+          <w:sz w:val="21"/>
+          <w:szCs w:val="21"/>
+        </w:rPr>
+        <w:t xml:space="preserve">保存期間の起算点</w:t>
+      </w:r>
+      <w:r>
+        <w:rPr>
+          <w:rFonts w:ascii="MS Mincho" w:cs="MS Mincho" w:eastAsia="MS Mincho" w:hAnsi="MS Mincho"/>
+          <w:b w:val="false"/>
+          <w:bCs w:val="false"/>
+          <w:color w:val="000000"/>
+          <w:sz w:val="21"/>
+          <w:szCs w:val="21"/>
+        </w:rPr>
+        <w:t xml:space="preserve">（「求職の申込みの有効期間の終了後」）の理解で正しいか。当社の運用に即した具体的な起算日をご教示ください。</w:t>
+      </w:r>
+    </w:p>
+    <w:p>
+      <w:pPr>
+        <w:pStyle w:val="ListParagraph"/>
+        <w:numPr>
+          <w:ilvl w:val="0"/>
+          <w:numId w:val="15"/>
+        </w:numPr>
+        <w:spacing w:after="80" w:line="290" w:lineRule="auto"/>
+        <w:jc w:val="both"/>
+      </w:pPr>
+      <w:r>
+        <w:rPr>
+          <w:rFonts w:ascii="MS Mincho" w:cs="MS Mincho" w:eastAsia="MS Mincho" w:hAnsi="MS Mincho"/>
+          <w:b w:val="false"/>
+          <w:bCs w:val="false"/>
+          <w:color w:val="000000"/>
+          <w:sz w:val="21"/>
+          <w:szCs w:val="21"/>
+        </w:rPr>
+        <w:t xml:space="preserve">分離保管のうえ保存期間満了後に消去する運用と、その旨をプライバシーポリシーに明示する対応で足りるか。</w:t>
+      </w:r>
+    </w:p>
+    <w:p>
+      <w:pPr>
+        <w:pStyle w:val="ListParagraph"/>
+        <w:numPr>
+          <w:ilvl w:val="0"/>
+          <w:numId w:val="15"/>
+        </w:numPr>
+        <w:spacing w:after="80" w:line="290" w:lineRule="auto"/>
+        <w:jc w:val="both"/>
+      </w:pPr>
+      <w:r>
+        <w:rPr>
+          <w:rFonts w:ascii="MS Mincho" w:cs="MS Mincho" w:eastAsia="MS Mincho" w:hAnsi="MS Mincho"/>
+          <w:b w:val="false"/>
+          <w:bCs w:val="false"/>
+          <w:color w:val="000000"/>
+          <w:sz w:val="21"/>
+          <w:szCs w:val="21"/>
+        </w:rPr>
         <w:t xml:space="preserve">帳簿として保存すべき項目が、現在システムが保持している項目で足りるか（不足があれば追加します）。</w:t>
       </w:r>
     </w:p>
@@ -5589,7 +6102,7 @@
         <w:pStyle w:val="ListParagraph"/>
         <w:numPr>
           <w:ilvl w:val="0"/>
-          <w:numId w:val="15"/>
+          <w:numId w:val="16"/>
         </w:numPr>
         <w:spacing w:after="80" w:line="290" w:lineRule="auto"/>
         <w:jc w:val="both"/>
@@ -5615,162 +6128,6 @@
           <w:szCs w:val="21"/>
         </w:rPr>
         <w:t xml:space="preserve">渡航費・在留資格の申請費用など、求職者が別途負担し得る費用がある場合に、注記が必要か。</w:t>
-      </w:r>
-    </w:p>
-    <w:p>
-      <w:pPr>
-        <w:pStyle w:val="ListParagraph"/>
-        <w:numPr>
-          <w:ilvl w:val="0"/>
-          <w:numId w:val="15"/>
-        </w:numPr>
-        <w:spacing w:after="80" w:line="290" w:lineRule="auto"/>
-        <w:jc w:val="both"/>
-      </w:pPr>
-      <w:r>
-        <w:rPr>
-          <w:rFonts w:ascii="MS Mincho" w:cs="MS Mincho" w:eastAsia="MS Mincho" w:hAnsi="MS Mincho"/>
-          <w:b w:val="false"/>
-          <w:bCs w:val="false"/>
-          <w:color w:val="000000"/>
-          <w:sz w:val="21"/>
-          <w:szCs w:val="21"/>
-        </w:rPr>
-        <w:t xml:space="preserve">将来、実績数値（就職者数・定着率等）を掲載する場合に必要となる根拠資料の水準をご教示ください。</w:t>
-      </w:r>
-    </w:p>
-    <w:p>
-      <w:pPr>
-        <w:spacing w:after="120" w:line="300" w:lineRule="auto"/>
-        <w:jc w:val="both"/>
-      </w:pPr>
-      <w:r>
-        <w:rPr>
-          <w:rFonts w:ascii="MS Mincho" w:cs="MS Mincho" w:eastAsia="MS Mincho" w:hAnsi="MS Mincho"/>
-          <w:b/>
-          <w:bCs/>
-          <w:color w:val="000000"/>
-          <w:sz w:val="21"/>
-          <w:szCs w:val="21"/>
-        </w:rPr>
-        <w:t xml:space="preserve">ご回答</w:t>
-      </w:r>
-      <w:r>
-        <w:rPr>
-          <w:rFonts w:ascii="MS Mincho" w:cs="MS Mincho" w:eastAsia="MS Mincho" w:hAnsi="MS Mincho"/>
-          <w:b w:val="false"/>
-          <w:bCs w:val="false"/>
-          <w:color w:val="000000"/>
-          <w:sz w:val="21"/>
-          <w:szCs w:val="21"/>
-        </w:rPr>
-        <w:t xml:space="preserve">: ☐ 問題なし　／　☐ 対応が必要 →</w:t>
-      </w:r>
-    </w:p>
-    <w:p>
-      <w:pPr>
-        <w:pBdr>
-          <w:bottom w:val="single" w:color="CCCCCC" w:sz="6" w:space="2"/>
-        </w:pBdr>
-        <w:spacing w:after="200" w:before="120"/>
-      </w:pPr>
-      <w:r>
-        <w:rPr>
-          <w:sz w:val="2"/>
-          <w:szCs w:val="2"/>
-        </w:rPr>
-        <w:t xml:space="preserve"/>
-      </w:r>
-    </w:p>
-    <w:p>
-      <w:pPr>
-        <w:pStyle w:val="Heading3"/>
-        <w:keepNext/>
-        <w:spacing w:after="120" w:before="260"/>
-      </w:pPr>
-      <w:r>
-        <w:rPr>
-          <w:rFonts w:ascii="MS Gothic" w:cs="MS Gothic" w:eastAsia="MS Gothic" w:hAnsi="MS Gothic"/>
-          <w:b/>
-          <w:bCs/>
-          <w:color w:val="000000"/>
-          <w:sz w:val="22"/>
-          <w:szCs w:val="22"/>
-        </w:rPr>
-        <w:t xml:space="preserve">C-2. 登録年齢の下限</w:t>
-      </w:r>
-    </w:p>
-    <w:p>
-      <w:pPr>
-        <w:spacing w:after="120" w:line="300" w:lineRule="auto"/>
-        <w:jc w:val="both"/>
-      </w:pPr>
-      <w:r>
-        <w:rPr>
-          <w:rFonts w:ascii="MS Mincho" w:cs="MS Mincho" w:eastAsia="MS Mincho" w:hAnsi="MS Mincho"/>
-          <w:b/>
-          <w:bCs/>
-          <w:color w:val="000000"/>
-          <w:sz w:val="21"/>
-          <w:szCs w:val="21"/>
-        </w:rPr>
-        <w:t xml:space="preserve">当社の理解・採用案</w:t>
-      </w:r>
-    </w:p>
-    <w:p>
-      <w:pPr>
-        <w:spacing w:after="120" w:line="300" w:lineRule="auto"/>
-        <w:jc w:val="both"/>
-      </w:pPr>
-      <w:r>
-        <w:rPr>
-          <w:rFonts w:ascii="MS Mincho" w:cs="MS Mincho" w:eastAsia="MS Mincho" w:hAnsi="MS Mincho"/>
-          <w:b w:val="false"/>
-          <w:bCs w:val="false"/>
-          <w:color w:val="000000"/>
-          <w:sz w:val="21"/>
-          <w:szCs w:val="21"/>
-        </w:rPr>
-        <w:t xml:space="preserve">特定技能の在留資格が原則18歳以上を対象とすることを踏まえ、</w:t>
-      </w:r>
-      <w:r>
-        <w:rPr>
-          <w:rFonts w:ascii="MS Mincho" w:cs="MS Mincho" w:eastAsia="MS Mincho" w:hAnsi="MS Mincho"/>
-          <w:b/>
-          <w:bCs/>
-          <w:color w:val="000000"/>
-          <w:sz w:val="21"/>
-          <w:szCs w:val="21"/>
-        </w:rPr>
-        <w:t xml:space="preserve">18歳以上のみ登録可能</w:t>
-      </w:r>
-      <w:r>
-        <w:rPr>
-          <w:rFonts w:ascii="MS Mincho" w:cs="MS Mincho" w:eastAsia="MS Mincho" w:hAnsi="MS Mincho"/>
-          <w:b w:val="false"/>
-          <w:bCs w:val="false"/>
-          <w:color w:val="000000"/>
-          <w:sz w:val="21"/>
-          <w:szCs w:val="21"/>
-        </w:rPr>
-        <w:t xml:space="preserve">とし、利用規約第7条に明記しました。</w:t>
-      </w:r>
-    </w:p>
-    <w:p>
-      <w:pPr>
-        <w:spacing w:after="120" w:line="300" w:lineRule="auto"/>
-        <w:jc w:val="both"/>
-      </w:pPr>
-      <w:r>
-        <w:rPr>
-          <w:rFonts w:ascii="MS Mincho" w:cs="MS Mincho" w:eastAsia="MS Mincho" w:hAnsi="MS Mincho"/>
-          <w:b/>
-          <w:bCs/>
-          <w:color w:val="000000"/>
-          <w:sz w:val="21"/>
-          <w:szCs w:val="21"/>
-        </w:rPr>
-        <w:t xml:space="preserve">ご確認事項</w:t>
       </w:r>
     </w:p>
     <w:p>
@@ -5792,57 +6149,7 @@
           <w:sz w:val="21"/>
           <w:szCs w:val="21"/>
         </w:rPr>
-        <w:t xml:space="preserve">18歳未満を一律に登録不可とする取扱いで問題ないか。</w:t>
-      </w:r>
-    </w:p>
-    <w:p>
-      <w:pPr>
-        <w:pStyle w:val="ListParagraph"/>
-        <w:numPr>
-          <w:ilvl w:val="0"/>
-          <w:numId w:val="16"/>
-        </w:numPr>
-        <w:spacing w:after="80" w:line="290" w:lineRule="auto"/>
-        <w:jc w:val="both"/>
-      </w:pPr>
-      <w:r>
-        <w:rPr>
-          <w:rFonts w:ascii="MS Mincho" w:cs="MS Mincho" w:eastAsia="MS Mincho" w:hAnsi="MS Mincho"/>
-          <w:b w:val="false"/>
-          <w:bCs w:val="false"/>
-          <w:color w:val="000000"/>
-          <w:sz w:val="21"/>
-          <w:szCs w:val="21"/>
-        </w:rPr>
-        <w:t xml:space="preserve">生年月日の自己申告のみで足りるか、本人確認（WeChat）の際に年齢確認を行うべきか。</w:t>
-      </w:r>
-    </w:p>
-    <w:p>
-      <w:pPr>
-        <w:spacing w:after="120" w:line="300" w:lineRule="auto"/>
-        <w:jc w:val="both"/>
-      </w:pPr>
-      <w:r>
-        <w:rPr>
-          <w:rFonts w:ascii="MS Mincho" w:cs="MS Mincho" w:eastAsia="MS Mincho" w:hAnsi="MS Mincho"/>
-          <w:b/>
-          <w:bCs/>
-          <w:color w:val="000000"/>
-          <w:sz w:val="21"/>
-          <w:szCs w:val="21"/>
-        </w:rPr>
-        <w:t xml:space="preserve">関連条項</w:t>
-      </w:r>
-      <w:r>
-        <w:rPr>
-          <w:rFonts w:ascii="MS Mincho" w:cs="MS Mincho" w:eastAsia="MS Mincho" w:hAnsi="MS Mincho"/>
-          <w:b w:val="false"/>
-          <w:bCs w:val="false"/>
-          <w:color w:val="000000"/>
-          <w:sz w:val="21"/>
-          <w:szCs w:val="21"/>
-        </w:rPr>
-        <w:t xml:space="preserve">: 利用規約第7条</w:t>
+        <w:t xml:space="preserve">将来、実績数値（就職者数・定着率等）を掲載する場合に必要となる根拠資料の水準をご教示ください。</w:t>
       </w:r>
     </w:p>
     <w:p>
@@ -5870,7 +6177,7 @@
           <w:sz w:val="21"/>
           <w:szCs w:val="21"/>
         </w:rPr>
-        <w:t xml:space="preserve">: ☐ 案のとおりで可　／　☐ 修正が必要 →</w:t>
+        <w:t xml:space="preserve">: ☐ 問題なし　／　☐ 対応が必要 →</w:t>
       </w:r>
     </w:p>
     <w:p>
@@ -5903,63 +6210,7 @@
           <w:sz w:val="22"/>
           <w:szCs w:val="22"/>
         </w:rPr>
-        <w:t xml:space="preserve">★C-3. 言語 — 日本語を正文とする条項の有効性</w:t>
-      </w:r>
-    </w:p>
-    <w:p>
-      <w:pPr>
-        <w:spacing w:after="120" w:line="300" w:lineRule="auto"/>
-        <w:jc w:val="both"/>
-      </w:pPr>
-      <w:r>
-        <w:rPr>
-          <w:rFonts w:ascii="MS Mincho" w:cs="MS Mincho" w:eastAsia="MS Mincho" w:hAnsi="MS Mincho"/>
-          <w:b/>
-          <w:bCs/>
-          <w:color w:val="000000"/>
-          <w:sz w:val="21"/>
-          <w:szCs w:val="21"/>
-        </w:rPr>
-        <w:t xml:space="preserve">前提となる事実</w:t>
-      </w:r>
-    </w:p>
-    <w:p>
-      <w:pPr>
-        <w:spacing w:after="120" w:line="300" w:lineRule="auto"/>
-        <w:jc w:val="both"/>
-      </w:pPr>
-      <w:r>
-        <w:rPr>
-          <w:rFonts w:ascii="MS Mincho" w:cs="MS Mincho" w:eastAsia="MS Mincho" w:hAnsi="MS Mincho"/>
-          <w:b w:val="false"/>
-          <w:bCs w:val="false"/>
-          <w:color w:val="000000"/>
-          <w:sz w:val="21"/>
-          <w:szCs w:val="21"/>
-        </w:rPr>
-        <w:t xml:space="preserve">会員側の画面は</w:t>
-      </w:r>
-      <w:r>
-        <w:rPr>
-          <w:rFonts w:ascii="MS Mincho" w:cs="MS Mincho" w:eastAsia="MS Mincho" w:hAnsi="MS Mincho"/>
-          <w:b/>
-          <w:bCs/>
-          <w:color w:val="000000"/>
-          <w:sz w:val="21"/>
-          <w:szCs w:val="21"/>
-        </w:rPr>
-        <w:t xml:space="preserve">中国語（簡体字）が既定表示</w:t>
-      </w:r>
-      <w:r>
-        <w:rPr>
-          <w:rFonts w:ascii="MS Mincho" w:cs="MS Mincho" w:eastAsia="MS Mincho" w:hAnsi="MS Mincho"/>
-          <w:b w:val="false"/>
-          <w:bCs w:val="false"/>
-          <w:color w:val="000000"/>
-          <w:sz w:val="21"/>
-          <w:szCs w:val="21"/>
-        </w:rPr>
-        <w:t xml:space="preserve">であり、会員の多くは日本語を十分に解しません。規約・ポリシーは日本語版と中国語版の両方を掲出する予定です。</w:t>
+        <w:t xml:space="preserve">C-2. 登録年齢の下限</w:t>
       </w:r>
     </w:p>
     <w:p>
@@ -5993,7 +6244,29 @@
           <w:sz w:val="21"/>
           <w:szCs w:val="21"/>
         </w:rPr>
-        <w:t xml:space="preserve">利用規約第26条で「日本語を正文とし、中国語版は参考訳」としました。</w:t>
+        <w:t xml:space="preserve">特定技能の在留資格が原則18歳以上を対象とすることを踏まえ、</w:t>
+      </w:r>
+      <w:r>
+        <w:rPr>
+          <w:rFonts w:ascii="MS Mincho" w:cs="MS Mincho" w:eastAsia="MS Mincho" w:hAnsi="MS Mincho"/>
+          <w:b/>
+          <w:bCs/>
+          <w:color w:val="000000"/>
+          <w:sz w:val="21"/>
+          <w:szCs w:val="21"/>
+        </w:rPr>
+        <w:t xml:space="preserve">18歳以上のみ登録可能</w:t>
+      </w:r>
+      <w:r>
+        <w:rPr>
+          <w:rFonts w:ascii="MS Mincho" w:cs="MS Mincho" w:eastAsia="MS Mincho" w:hAnsi="MS Mincho"/>
+          <w:b w:val="false"/>
+          <w:bCs w:val="false"/>
+          <w:color w:val="000000"/>
+          <w:sz w:val="21"/>
+          <w:szCs w:val="21"/>
+        </w:rPr>
+        <w:t xml:space="preserve">とし、利用規約第7条に明記しました。</w:t>
       </w:r>
     </w:p>
     <w:p>
@@ -6032,29 +6305,7 @@
           <w:sz w:val="21"/>
           <w:szCs w:val="21"/>
         </w:rPr>
-        <w:t xml:space="preserve">中国語を主たる表示言語とするサービスで、</w:t>
-      </w:r>
-      <w:r>
-        <w:rPr>
-          <w:rFonts w:ascii="MS Mincho" w:cs="MS Mincho" w:eastAsia="MS Mincho" w:hAnsi="MS Mincho"/>
-          <w:b/>
-          <w:bCs/>
-          <w:color w:val="000000"/>
-          <w:sz w:val="21"/>
-          <w:szCs w:val="21"/>
-        </w:rPr>
-        <w:t xml:space="preserve">日本語版を正文とする条項が消費者契約法上有効か。</w:t>
-      </w:r>
-      <w:r>
-        <w:rPr>
-          <w:rFonts w:ascii="MS Mincho" w:cs="MS Mincho" w:eastAsia="MS Mincho" w:hAnsi="MS Mincho"/>
-          <w:b w:val="false"/>
-          <w:bCs w:val="false"/>
-          <w:color w:val="000000"/>
-          <w:sz w:val="21"/>
-          <w:szCs w:val="21"/>
-        </w:rPr>
-        <w:t xml:space="preserve"> 中国語版を正文とすべきか、両言語を等しく正文とすべきか。</w:t>
+        <w:t xml:space="preserve">18歳未満を一律に登録不可とする取扱いで問題ないか。</w:t>
       </w:r>
     </w:p>
     <w:p>
@@ -6063,6 +6314,268 @@
         <w:numPr>
           <w:ilvl w:val="0"/>
           <w:numId w:val="17"/>
+        </w:numPr>
+        <w:spacing w:after="80" w:line="290" w:lineRule="auto"/>
+        <w:jc w:val="both"/>
+      </w:pPr>
+      <w:r>
+        <w:rPr>
+          <w:rFonts w:ascii="MS Mincho" w:cs="MS Mincho" w:eastAsia="MS Mincho" w:hAnsi="MS Mincho"/>
+          <w:b w:val="false"/>
+          <w:bCs w:val="false"/>
+          <w:color w:val="000000"/>
+          <w:sz w:val="21"/>
+          <w:szCs w:val="21"/>
+        </w:rPr>
+        <w:t xml:space="preserve">生年月日の自己申告のみで足りるか、本人確認（WeChat）の際に年齢確認を行うべきか。</w:t>
+      </w:r>
+    </w:p>
+    <w:p>
+      <w:pPr>
+        <w:spacing w:after="120" w:line="300" w:lineRule="auto"/>
+        <w:jc w:val="both"/>
+      </w:pPr>
+      <w:r>
+        <w:rPr>
+          <w:rFonts w:ascii="MS Mincho" w:cs="MS Mincho" w:eastAsia="MS Mincho" w:hAnsi="MS Mincho"/>
+          <w:b/>
+          <w:bCs/>
+          <w:color w:val="000000"/>
+          <w:sz w:val="21"/>
+          <w:szCs w:val="21"/>
+        </w:rPr>
+        <w:t xml:space="preserve">関連条項</w:t>
+      </w:r>
+      <w:r>
+        <w:rPr>
+          <w:rFonts w:ascii="MS Mincho" w:cs="MS Mincho" w:eastAsia="MS Mincho" w:hAnsi="MS Mincho"/>
+          <w:b w:val="false"/>
+          <w:bCs w:val="false"/>
+          <w:color w:val="000000"/>
+          <w:sz w:val="21"/>
+          <w:szCs w:val="21"/>
+        </w:rPr>
+        <w:t xml:space="preserve">: 利用規約第7条</w:t>
+      </w:r>
+    </w:p>
+    <w:p>
+      <w:pPr>
+        <w:spacing w:after="120" w:line="300" w:lineRule="auto"/>
+        <w:jc w:val="both"/>
+      </w:pPr>
+      <w:r>
+        <w:rPr>
+          <w:rFonts w:ascii="MS Mincho" w:cs="MS Mincho" w:eastAsia="MS Mincho" w:hAnsi="MS Mincho"/>
+          <w:b/>
+          <w:bCs/>
+          <w:color w:val="000000"/>
+          <w:sz w:val="21"/>
+          <w:szCs w:val="21"/>
+        </w:rPr>
+        <w:t xml:space="preserve">ご回答</w:t>
+      </w:r>
+      <w:r>
+        <w:rPr>
+          <w:rFonts w:ascii="MS Mincho" w:cs="MS Mincho" w:eastAsia="MS Mincho" w:hAnsi="MS Mincho"/>
+          <w:b w:val="false"/>
+          <w:bCs w:val="false"/>
+          <w:color w:val="000000"/>
+          <w:sz w:val="21"/>
+          <w:szCs w:val="21"/>
+        </w:rPr>
+        <w:t xml:space="preserve">: ☐ 案のとおりで可　／　☐ 修正が必要 →</w:t>
+      </w:r>
+    </w:p>
+    <w:p>
+      <w:pPr>
+        <w:pBdr>
+          <w:bottom w:val="single" w:color="CCCCCC" w:sz="6" w:space="2"/>
+        </w:pBdr>
+        <w:spacing w:after="200" w:before="120"/>
+      </w:pPr>
+      <w:r>
+        <w:rPr>
+          <w:sz w:val="2"/>
+          <w:szCs w:val="2"/>
+        </w:rPr>
+        <w:t xml:space="preserve"/>
+      </w:r>
+    </w:p>
+    <w:p>
+      <w:pPr>
+        <w:pStyle w:val="Heading3"/>
+        <w:keepNext/>
+        <w:spacing w:after="120" w:before="260"/>
+      </w:pPr>
+      <w:r>
+        <w:rPr>
+          <w:rFonts w:ascii="MS Gothic" w:cs="MS Gothic" w:eastAsia="MS Gothic" w:hAnsi="MS Gothic"/>
+          <w:b/>
+          <w:bCs/>
+          <w:color w:val="000000"/>
+          <w:sz w:val="22"/>
+          <w:szCs w:val="22"/>
+        </w:rPr>
+        <w:t xml:space="preserve">★C-3. 言語 — 日本語を正文とする条項の有効性</w:t>
+      </w:r>
+    </w:p>
+    <w:p>
+      <w:pPr>
+        <w:spacing w:after="120" w:line="300" w:lineRule="auto"/>
+        <w:jc w:val="both"/>
+      </w:pPr>
+      <w:r>
+        <w:rPr>
+          <w:rFonts w:ascii="MS Mincho" w:cs="MS Mincho" w:eastAsia="MS Mincho" w:hAnsi="MS Mincho"/>
+          <w:b/>
+          <w:bCs/>
+          <w:color w:val="000000"/>
+          <w:sz w:val="21"/>
+          <w:szCs w:val="21"/>
+        </w:rPr>
+        <w:t xml:space="preserve">前提となる事実</w:t>
+      </w:r>
+    </w:p>
+    <w:p>
+      <w:pPr>
+        <w:spacing w:after="120" w:line="300" w:lineRule="auto"/>
+        <w:jc w:val="both"/>
+      </w:pPr>
+      <w:r>
+        <w:rPr>
+          <w:rFonts w:ascii="MS Mincho" w:cs="MS Mincho" w:eastAsia="MS Mincho" w:hAnsi="MS Mincho"/>
+          <w:b w:val="false"/>
+          <w:bCs w:val="false"/>
+          <w:color w:val="000000"/>
+          <w:sz w:val="21"/>
+          <w:szCs w:val="21"/>
+        </w:rPr>
+        <w:t xml:space="preserve">会員側の画面は</w:t>
+      </w:r>
+      <w:r>
+        <w:rPr>
+          <w:rFonts w:ascii="MS Mincho" w:cs="MS Mincho" w:eastAsia="MS Mincho" w:hAnsi="MS Mincho"/>
+          <w:b/>
+          <w:bCs/>
+          <w:color w:val="000000"/>
+          <w:sz w:val="21"/>
+          <w:szCs w:val="21"/>
+        </w:rPr>
+        <w:t xml:space="preserve">中国語（簡体字）が既定表示</w:t>
+      </w:r>
+      <w:r>
+        <w:rPr>
+          <w:rFonts w:ascii="MS Mincho" w:cs="MS Mincho" w:eastAsia="MS Mincho" w:hAnsi="MS Mincho"/>
+          <w:b w:val="false"/>
+          <w:bCs w:val="false"/>
+          <w:color w:val="000000"/>
+          <w:sz w:val="21"/>
+          <w:szCs w:val="21"/>
+        </w:rPr>
+        <w:t xml:space="preserve">であり、会員の多くは日本語を十分に解しません。規約・ポリシーは日本語版と中国語版の両方を掲出する予定です。</w:t>
+      </w:r>
+    </w:p>
+    <w:p>
+      <w:pPr>
+        <w:spacing w:after="120" w:line="300" w:lineRule="auto"/>
+        <w:jc w:val="both"/>
+      </w:pPr>
+      <w:r>
+        <w:rPr>
+          <w:rFonts w:ascii="MS Mincho" w:cs="MS Mincho" w:eastAsia="MS Mincho" w:hAnsi="MS Mincho"/>
+          <w:b/>
+          <w:bCs/>
+          <w:color w:val="000000"/>
+          <w:sz w:val="21"/>
+          <w:szCs w:val="21"/>
+        </w:rPr>
+        <w:t xml:space="preserve">当社の理解・採用案</w:t>
+      </w:r>
+    </w:p>
+    <w:p>
+      <w:pPr>
+        <w:spacing w:after="120" w:line="300" w:lineRule="auto"/>
+        <w:jc w:val="both"/>
+      </w:pPr>
+      <w:r>
+        <w:rPr>
+          <w:rFonts w:ascii="MS Mincho" w:cs="MS Mincho" w:eastAsia="MS Mincho" w:hAnsi="MS Mincho"/>
+          <w:b w:val="false"/>
+          <w:bCs w:val="false"/>
+          <w:color w:val="000000"/>
+          <w:sz w:val="21"/>
+          <w:szCs w:val="21"/>
+        </w:rPr>
+        <w:t xml:space="preserve">利用規約第26条で「日本語を正文とし、中国語版は参考訳」としました。</w:t>
+      </w:r>
+    </w:p>
+    <w:p>
+      <w:pPr>
+        <w:spacing w:after="120" w:line="300" w:lineRule="auto"/>
+        <w:jc w:val="both"/>
+      </w:pPr>
+      <w:r>
+        <w:rPr>
+          <w:rFonts w:ascii="MS Mincho" w:cs="MS Mincho" w:eastAsia="MS Mincho" w:hAnsi="MS Mincho"/>
+          <w:b/>
+          <w:bCs/>
+          <w:color w:val="000000"/>
+          <w:sz w:val="21"/>
+          <w:szCs w:val="21"/>
+        </w:rPr>
+        <w:t xml:space="preserve">ご確認事項</w:t>
+      </w:r>
+    </w:p>
+    <w:p>
+      <w:pPr>
+        <w:pStyle w:val="ListParagraph"/>
+        <w:numPr>
+          <w:ilvl w:val="0"/>
+          <w:numId w:val="18"/>
+        </w:numPr>
+        <w:spacing w:after="80" w:line="290" w:lineRule="auto"/>
+        <w:jc w:val="both"/>
+      </w:pPr>
+      <w:r>
+        <w:rPr>
+          <w:rFonts w:ascii="MS Mincho" w:cs="MS Mincho" w:eastAsia="MS Mincho" w:hAnsi="MS Mincho"/>
+          <w:b w:val="false"/>
+          <w:bCs w:val="false"/>
+          <w:color w:val="000000"/>
+          <w:sz w:val="21"/>
+          <w:szCs w:val="21"/>
+        </w:rPr>
+        <w:t xml:space="preserve">中国語を主たる表示言語とするサービスで、</w:t>
+      </w:r>
+      <w:r>
+        <w:rPr>
+          <w:rFonts w:ascii="MS Mincho" w:cs="MS Mincho" w:eastAsia="MS Mincho" w:hAnsi="MS Mincho"/>
+          <w:b/>
+          <w:bCs/>
+          <w:color w:val="000000"/>
+          <w:sz w:val="21"/>
+          <w:szCs w:val="21"/>
+        </w:rPr>
+        <w:t xml:space="preserve">日本語版を正文とする条項が消費者契約法上有効か。</w:t>
+      </w:r>
+      <w:r>
+        <w:rPr>
+          <w:rFonts w:ascii="MS Mincho" w:cs="MS Mincho" w:eastAsia="MS Mincho" w:hAnsi="MS Mincho"/>
+          <w:b w:val="false"/>
+          <w:bCs w:val="false"/>
+          <w:color w:val="000000"/>
+          <w:sz w:val="21"/>
+          <w:szCs w:val="21"/>
+        </w:rPr>
+        <w:t xml:space="preserve"> 中国語版を正文とすべきか、両言語を等しく正文とすべきか。</w:t>
+      </w:r>
+    </w:p>
+    <w:p>
+      <w:pPr>
+        <w:pStyle w:val="ListParagraph"/>
+        <w:numPr>
+          <w:ilvl w:val="0"/>
+          <w:numId w:val="18"/>
         </w:numPr>
         <w:spacing w:after="80" w:line="290" w:lineRule="auto"/>
         <w:jc w:val="both"/>
@@ -6710,8 +7223,8 @@
       </w:tblPr>
       <w:tblGrid>
         <w:gridCol w:w="1600"/>
-        <w:gridCol w:w="2496"/>
-        <w:gridCol w:w="5542"/>
+        <w:gridCol w:w="1885"/>
+        <w:gridCol w:w="6153"/>
       </w:tblGrid>
       <w:tr>
         <w:trPr>
@@ -6748,7 +7261,7 @@
         </w:tc>
         <w:tc>
           <w:tcPr>
-            <w:tcW w:type="dxa" w:w="2496"/>
+            <w:tcW w:type="dxa" w:w="1885"/>
             <w:shd w:fill="E8E8E8" w:val="clear"/>
             <w:tcMar>
               <w:top w:type="dxa" w:w="80"/>
@@ -6777,7 +7290,7 @@
         </w:tc>
         <w:tc>
           <w:tcPr>
-            <w:tcW w:type="dxa" w:w="5542"/>
+            <w:tcW w:type="dxa" w:w="6153"/>
             <w:shd w:fill="E8E8E8" w:val="clear"/>
             <w:tcMar>
               <w:top w:type="dxa" w:w="80"/>
@@ -6839,7 +7352,7 @@
         </w:tc>
         <w:tc>
           <w:tcPr>
-            <w:tcW w:type="dxa" w:w="2496"/>
+            <w:tcW w:type="dxa" w:w="1885"/>
             <w:tcMar>
               <w:top w:type="dxa" w:w="80"/>
               <w:left w:type="dxa" w:w="120"/>
@@ -6861,13 +7374,13 @@
                 <w:sz w:val="18"/>
                 <w:szCs w:val="18"/>
               </w:rPr>
-              <w:t xml:space="preserve">利用規約・プライバシーポリシーのページをサイト上に掲載（日本語・中国語）</w:t>
+              <w:t xml:space="preserve">利用規約・プライバシーポリシーのページをサイト上に掲載</w:t>
             </w:r>
           </w:p>
         </w:tc>
         <w:tc>
           <w:tcPr>
-            <w:tcW w:type="dxa" w:w="5542"/>
+            <w:tcW w:type="dxa" w:w="6153"/>
             <w:tcMar>
               <w:top w:type="dxa" w:w="80"/>
               <w:left w:type="dxa" w:w="120"/>
@@ -6883,13 +7396,46 @@
             <w:r>
               <w:rPr>
                 <w:rFonts w:ascii="MS Mincho" w:cs="MS Mincho" w:eastAsia="MS Mincho" w:hAnsi="MS Mincho"/>
+                <w:b/>
+                <w:bCs/>
+                <w:color w:val="000000"/>
+                <w:sz w:val="18"/>
+                <w:szCs w:val="18"/>
+              </w:rPr>
+              <w:t xml:space="preserve">稼働開始（2026年8月8日）までに掲出します。</w:t>
+            </w:r>
+            <w:r>
+              <w:rPr>
+                <w:rFonts w:ascii="MS Mincho" w:cs="MS Mincho" w:eastAsia="MS Mincho" w:hAnsi="MS Mincho"/>
                 <w:b w:val="false"/>
                 <w:bCs w:val="false"/>
                 <w:color w:val="000000"/>
                 <w:sz w:val="18"/>
                 <w:szCs w:val="18"/>
               </w:rPr>
-              <w:t xml:space="preserve">登録画面に同意チェックはあるが、リンク先のページが未実装</w:t>
+              <w:t xml:space="preserve"> 本文は資料②③のとおりです。中国語（簡体字）版は、会員側の画面が中国語既定であることを踏まえ、</w:t>
+            </w:r>
+            <w:r>
+              <w:rPr>
+                <w:rFonts w:ascii="MS Mincho" w:cs="MS Mincho" w:eastAsia="MS Mincho" w:hAnsi="MS Mincho"/>
+                <w:b/>
+                <w:bCs/>
+                <w:color w:val="000000"/>
+                <w:sz w:val="18"/>
+                <w:szCs w:val="18"/>
+              </w:rPr>
+              <w:t xml:space="preserve">各ページの冒頭に中国語の要約を置き、条文の全文は日本語のみ</w:t>
+            </w:r>
+            <w:r>
+              <w:rPr>
+                <w:rFonts w:ascii="MS Mincho" w:cs="MS Mincho" w:eastAsia="MS Mincho" w:hAnsi="MS Mincho"/>
+                <w:b w:val="false"/>
+                <w:bCs w:val="false"/>
+                <w:color w:val="000000"/>
+                <w:sz w:val="18"/>
+                <w:szCs w:val="18"/>
+              </w:rPr>
+              <w:t xml:space="preserve">とする方針です（利用規約第26条により日本語を正文とするため。→ C-3）</w:t>
             </w:r>
           </w:p>
         </w:tc>
@@ -6928,7 +7474,7 @@
         </w:tc>
         <w:tc>
           <w:tcPr>
-            <w:tcW w:type="dxa" w:w="2496"/>
+            <w:tcW w:type="dxa" w:w="1885"/>
             <w:tcMar>
               <w:top w:type="dxa" w:w="80"/>
               <w:left w:type="dxa" w:w="120"/>
@@ -6956,7 +7502,7 @@
         </w:tc>
         <w:tc>
           <w:tcPr>
-            <w:tcW w:type="dxa" w:w="5542"/>
+            <w:tcW w:type="dxa" w:w="6153"/>
             <w:tcMar>
               <w:top w:type="dxa" w:w="80"/>
               <w:left w:type="dxa" w:w="120"/>
@@ -6972,13 +7518,90 @@
             <w:r>
               <w:rPr>
                 <w:rFonts w:ascii="MS Mincho" w:cs="MS Mincho" w:eastAsia="MS Mincho" w:hAnsi="MS Mincho"/>
+                <w:b/>
+                <w:bCs/>
+                <w:color w:val="000000"/>
+                <w:sz w:val="18"/>
+                <w:szCs w:val="18"/>
+              </w:rPr>
+              <w:t xml:space="preserve">✅ 対応済み（2026年7月28日）。</w:t>
+            </w:r>
+            <w:r>
+              <w:rPr>
+                <w:rFonts w:ascii="MS Mincho" w:cs="MS Mincho" w:eastAsia="MS Mincho" w:hAnsi="MS Mincho"/>
                 <w:b w:val="false"/>
                 <w:bCs w:val="false"/>
                 <w:color w:val="000000"/>
                 <w:sz w:val="18"/>
                 <w:szCs w:val="18"/>
               </w:rPr>
-              <w:t xml:space="preserve">未実装</w:t>
+              <w:t xml:space="preserve"> 同意を専用のテーブルに記録します。</w:t>
+            </w:r>
+            <w:r>
+              <w:rPr>
+                <w:rFonts w:ascii="MS Mincho" w:cs="MS Mincho" w:eastAsia="MS Mincho" w:hAnsi="MS Mincho"/>
+                <w:b/>
+                <w:bCs/>
+                <w:color w:val="000000"/>
+                <w:sz w:val="18"/>
+                <w:szCs w:val="18"/>
+              </w:rPr>
+              <w:t xml:space="preserve">追記のみ可能な構成</w:t>
+            </w:r>
+            <w:r>
+              <w:rPr>
+                <w:rFonts w:ascii="MS Mincho" w:cs="MS Mincho" w:eastAsia="MS Mincho" w:hAnsi="MS Mincho"/>
+                <w:b w:val="false"/>
+                <w:bCs w:val="false"/>
+                <w:color w:val="000000"/>
+                <w:sz w:val="18"/>
+                <w:szCs w:val="18"/>
+              </w:rPr>
+              <w:t xml:space="preserve">とし、会員本人はもちろん</w:t>
+            </w:r>
+            <w:r>
+              <w:rPr>
+                <w:rFonts w:ascii="MS Mincho" w:cs="MS Mincho" w:eastAsia="MS Mincho" w:hAnsi="MS Mincho"/>
+                <w:b/>
+                <w:bCs/>
+                <w:color w:val="000000"/>
+                <w:sz w:val="18"/>
+                <w:szCs w:val="18"/>
+              </w:rPr>
+              <w:t xml:space="preserve">当社スタッフも記録を変更・削除できません</w:t>
+            </w:r>
+            <w:r>
+              <w:rPr>
+                <w:rFonts w:ascii="MS Mincho" w:cs="MS Mincho" w:eastAsia="MS Mincho" w:hAnsi="MS Mincho"/>
+                <w:b w:val="false"/>
+                <w:bCs w:val="false"/>
+                <w:color w:val="000000"/>
+                <w:sz w:val="18"/>
+                <w:szCs w:val="18"/>
+              </w:rPr>
+              <w:t xml:space="preserve">（データベースの権限設定によります）。同意日時は会員の端末から送られた値ではなく</w:t>
+            </w:r>
+            <w:r>
+              <w:rPr>
+                <w:rFonts w:ascii="MS Mincho" w:cs="MS Mincho" w:eastAsia="MS Mincho" w:hAnsi="MS Mincho"/>
+                <w:b/>
+                <w:bCs/>
+                <w:color w:val="000000"/>
+                <w:sz w:val="18"/>
+                <w:szCs w:val="18"/>
+              </w:rPr>
+              <w:t xml:space="preserve">サーバーの時刻</w:t>
+            </w:r>
+            <w:r>
+              <w:rPr>
+                <w:rFonts w:ascii="MS Mincho" w:cs="MS Mincho" w:eastAsia="MS Mincho" w:hAnsi="MS Mincho"/>
+                <w:b w:val="false"/>
+                <w:bCs w:val="false"/>
+                <w:color w:val="000000"/>
+                <w:sz w:val="18"/>
+                <w:szCs w:val="18"/>
+              </w:rPr>
+              <w:t xml:space="preserve">で確定します</w:t>
             </w:r>
           </w:p>
         </w:tc>
@@ -7017,7 +7640,7 @@
         </w:tc>
         <w:tc>
           <w:tcPr>
-            <w:tcW w:type="dxa" w:w="2496"/>
+            <w:tcW w:type="dxa" w:w="1885"/>
             <w:tcMar>
               <w:top w:type="dxa" w:w="80"/>
               <w:left w:type="dxa" w:w="120"/>
@@ -7045,7 +7668,7 @@
         </w:tc>
         <w:tc>
           <w:tcPr>
-            <w:tcW w:type="dxa" w:w="5542"/>
+            <w:tcW w:type="dxa" w:w="6153"/>
             <w:tcMar>
               <w:top w:type="dxa" w:w="80"/>
               <w:left w:type="dxa" w:w="120"/>
@@ -7139,7 +7762,7 @@
         </w:tc>
         <w:tc>
           <w:tcPr>
-            <w:tcW w:type="dxa" w:w="2496"/>
+            <w:tcW w:type="dxa" w:w="1885"/>
             <w:tcMar>
               <w:top w:type="dxa" w:w="80"/>
               <w:left w:type="dxa" w:w="120"/>
@@ -7167,7 +7790,7 @@
         </w:tc>
         <w:tc>
           <w:tcPr>
-            <w:tcW w:type="dxa" w:w="5542"/>
+            <w:tcW w:type="dxa" w:w="6153"/>
             <w:tcMar>
               <w:top w:type="dxa" w:w="80"/>
               <w:left w:type="dxa" w:w="120"/>
@@ -7183,13 +7806,24 @@
             <w:r>
               <w:rPr>
                 <w:rFonts w:ascii="MS Mincho" w:cs="MS Mincho" w:eastAsia="MS Mincho" w:hAnsi="MS Mincho"/>
+                <w:b/>
+                <w:bCs/>
+                <w:color w:val="000000"/>
+                <w:sz w:val="18"/>
+                <w:szCs w:val="18"/>
+              </w:rPr>
+              <w:t xml:space="preserve">稼働開始（2026年8月8日）までに、独立したページとして掲出し、フッターから常時リンクします</w:t>
+            </w:r>
+            <w:r>
+              <w:rPr>
+                <w:rFonts w:ascii="MS Mincho" w:cs="MS Mincho" w:eastAsia="MS Mincho" w:hAnsi="MS Mincho"/>
                 <w:b w:val="false"/>
                 <w:bCs w:val="false"/>
                 <w:color w:val="000000"/>
                 <w:sz w:val="18"/>
                 <w:szCs w:val="18"/>
               </w:rPr>
-              <w:t xml:space="preserve">未実装</w:t>
+              <w:t xml:space="preserve">（B-4 のいずれのご回答にも対応できるようにするため）</w:t>
             </w:r>
           </w:p>
         </w:tc>
@@ -7228,7 +7862,7 @@
         </w:tc>
         <w:tc>
           <w:tcPr>
-            <w:tcW w:type="dxa" w:w="2496"/>
+            <w:tcW w:type="dxa" w:w="1885"/>
             <w:tcMar>
               <w:top w:type="dxa" w:w="80"/>
               <w:left w:type="dxa" w:w="120"/>
@@ -7256,7 +7890,7 @@
         </w:tc>
         <w:tc>
           <w:tcPr>
-            <w:tcW w:type="dxa" w:w="5542"/>
+            <w:tcW w:type="dxa" w:w="6153"/>
             <w:tcMar>
               <w:top w:type="dxa" w:w="80"/>
               <w:left w:type="dxa" w:w="120"/>
@@ -7278,7 +7912,7 @@
                 <w:sz w:val="18"/>
                 <w:szCs w:val="18"/>
               </w:rPr>
-              <w:t xml:space="preserve">未実装（運用手順として整備）</w:t>
+              <w:t xml:space="preserve">運用手順として整備中。稼働開始までに整備します</w:t>
             </w:r>
           </w:p>
         </w:tc>
@@ -7317,7 +7951,7 @@
         </w:tc>
         <w:tc>
           <w:tcPr>
-            <w:tcW w:type="dxa" w:w="2496"/>
+            <w:tcW w:type="dxa" w:w="1885"/>
             <w:tcMar>
               <w:top w:type="dxa" w:w="80"/>
               <w:left w:type="dxa" w:w="120"/>
@@ -7345,7 +7979,7 @@
         </w:tc>
         <w:tc>
           <w:tcPr>
-            <w:tcW w:type="dxa" w:w="5542"/>
+            <w:tcW w:type="dxa" w:w="6153"/>
             <w:tcMar>
               <w:top w:type="dxa" w:w="80"/>
               <w:left w:type="dxa" w:w="120"/>
@@ -7406,7 +8040,7 @@
         </w:tc>
         <w:tc>
           <w:tcPr>
-            <w:tcW w:type="dxa" w:w="2496"/>
+            <w:tcW w:type="dxa" w:w="1885"/>
             <w:tcMar>
               <w:top w:type="dxa" w:w="80"/>
               <w:left w:type="dxa" w:w="120"/>
@@ -7434,7 +8068,7 @@
         </w:tc>
         <w:tc>
           <w:tcPr>
-            <w:tcW w:type="dxa" w:w="5542"/>
+            <w:tcW w:type="dxa" w:w="6153"/>
             <w:tcMar>
               <w:top w:type="dxa" w:w="80"/>
               <w:left w:type="dxa" w:w="120"/>
@@ -7495,7 +8129,7 @@
         </w:tc>
         <w:tc>
           <w:tcPr>
-            <w:tcW w:type="dxa" w:w="2496"/>
+            <w:tcW w:type="dxa" w:w="1885"/>
             <w:tcMar>
               <w:top w:type="dxa" w:w="80"/>
               <w:left w:type="dxa" w:w="120"/>
@@ -7523,7 +8157,7 @@
         </w:tc>
         <w:tc>
           <w:tcPr>
-            <w:tcW w:type="dxa" w:w="5542"/>
+            <w:tcW w:type="dxa" w:w="6153"/>
             <w:tcMar>
               <w:top w:type="dxa" w:w="80"/>
               <w:left w:type="dxa" w:w="120"/>
@@ -7584,7 +8218,7 @@
         </w:tc>
         <w:tc>
           <w:tcPr>
-            <w:tcW w:type="dxa" w:w="2496"/>
+            <w:tcW w:type="dxa" w:w="1885"/>
             <w:tcMar>
               <w:top w:type="dxa" w:w="80"/>
               <w:left w:type="dxa" w:w="120"/>
@@ -7612,7 +8246,7 @@
         </w:tc>
         <w:tc>
           <w:tcPr>
-            <w:tcW w:type="dxa" w:w="5542"/>
+            <w:tcW w:type="dxa" w:w="6153"/>
             <w:tcMar>
               <w:top w:type="dxa" w:w="80"/>
               <w:left w:type="dxa" w:w="120"/>
@@ -7635,6 +8269,128 @@
                 <w:szCs w:val="18"/>
               </w:rPr>
               <w:t xml:space="preserve">B-1 のご回答により対応</w:t>
+            </w:r>
+          </w:p>
+        </w:tc>
+      </w:tr>
+      <w:tr>
+        <w:trPr>
+          <w:tblHeader w:val="false"/>
+        </w:trPr>
+        <w:tc>
+          <w:tcPr>
+            <w:tcW w:type="dxa" w:w="1600"/>
+            <w:tcMar>
+              <w:top w:type="dxa" w:w="80"/>
+              <w:left w:type="dxa" w:w="120"/>
+              <w:bottom w:type="dxa" w:w="80"/>
+              <w:right w:type="dxa" w:w="120"/>
+            </w:tcMar>
+            <w:vAlign w:val="center"/>
+          </w:tcPr>
+          <w:p>
+            <w:pPr>
+              <w:spacing w:after="0" w:line="260" w:lineRule="auto"/>
+            </w:pPr>
+            <w:r>
+              <w:rPr>
+                <w:rFonts w:ascii="MS Mincho" w:cs="MS Mincho" w:eastAsia="MS Mincho" w:hAnsi="MS Mincho"/>
+                <w:b/>
+                <w:bCs/>
+                <w:color w:val="000000"/>
+                <w:sz w:val="18"/>
+                <w:szCs w:val="18"/>
+              </w:rPr>
+              <w:t xml:space="preserve">D-10</w:t>
+            </w:r>
+          </w:p>
+        </w:tc>
+        <w:tc>
+          <w:tcPr>
+            <w:tcW w:type="dxa" w:w="1885"/>
+            <w:tcMar>
+              <w:top w:type="dxa" w:w="80"/>
+              <w:left w:type="dxa" w:w="120"/>
+              <w:bottom w:type="dxa" w:w="80"/>
+              <w:right w:type="dxa" w:w="120"/>
+            </w:tcMar>
+            <w:vAlign w:val="center"/>
+          </w:tcPr>
+          <w:p>
+            <w:pPr>
+              <w:spacing w:after="0" w:line="260" w:lineRule="auto"/>
+            </w:pPr>
+            <w:r>
+              <w:rPr>
+                <w:rFonts w:ascii="MS Mincho" w:cs="MS Mincho" w:eastAsia="MS Mincho" w:hAnsi="MS Mincho"/>
+                <w:b/>
+                <w:bCs/>
+                <w:color w:val="000000"/>
+                <w:sz w:val="18"/>
+                <w:szCs w:val="18"/>
+              </w:rPr>
+              <w:t xml:space="preserve">会員データの保管場所をオーストラリアから日本（東京）へ移設</w:t>
+            </w:r>
+          </w:p>
+        </w:tc>
+        <w:tc>
+          <w:tcPr>
+            <w:tcW w:type="dxa" w:w="6153"/>
+            <w:tcMar>
+              <w:top w:type="dxa" w:w="80"/>
+              <w:left w:type="dxa" w:w="120"/>
+              <w:bottom w:type="dxa" w:w="80"/>
+              <w:right w:type="dxa" w:w="120"/>
+            </w:tcMar>
+            <w:vAlign w:val="center"/>
+          </w:tcPr>
+          <w:p>
+            <w:pPr>
+              <w:spacing w:after="0" w:line="260" w:lineRule="auto"/>
+            </w:pPr>
+            <w:r>
+              <w:rPr>
+                <w:rFonts w:ascii="MS Mincho" w:cs="MS Mincho" w:eastAsia="MS Mincho" w:hAnsi="MS Mincho"/>
+                <w:b/>
+                <w:bCs/>
+                <w:color w:val="000000"/>
+                <w:sz w:val="18"/>
+                <w:szCs w:val="18"/>
+              </w:rPr>
+              <w:t xml:space="preserve">✅ 対応済み（2026年7月28日）。</w:t>
+            </w:r>
+            <w:r>
+              <w:rPr>
+                <w:rFonts w:ascii="MS Mincho" w:cs="MS Mincho" w:eastAsia="MS Mincho" w:hAnsi="MS Mincho"/>
+                <w:b w:val="false"/>
+                <w:bCs w:val="false"/>
+                <w:color w:val="000000"/>
+                <w:sz w:val="18"/>
+                <w:szCs w:val="18"/>
+              </w:rPr>
+              <w:t xml:space="preserve"> 会員データが実質的に存在しない段階で新環境を構築して切り替え、</w:t>
+            </w:r>
+            <w:r>
+              <w:rPr>
+                <w:rFonts w:ascii="MS Mincho" w:cs="MS Mincho" w:eastAsia="MS Mincho" w:hAnsi="MS Mincho"/>
+                <w:b/>
+                <w:bCs/>
+                <w:color w:val="000000"/>
+                <w:sz w:val="18"/>
+                <w:szCs w:val="18"/>
+              </w:rPr>
+              <w:t xml:space="preserve">旧環境（オーストラリア）は削除済み</w:t>
+            </w:r>
+            <w:r>
+              <w:rPr>
+                <w:rFonts w:ascii="MS Mincho" w:cs="MS Mincho" w:eastAsia="MS Mincho" w:hAnsi="MS Mincho"/>
+                <w:b w:val="false"/>
+                <w:bCs w:val="false"/>
+                <w:color w:val="000000"/>
+                <w:sz w:val="18"/>
+                <w:szCs w:val="18"/>
+              </w:rPr>
+              <w:t xml:space="preserve">です。現在、会員の登録情報は日本国内でのみ保管されています（→ A-1・A-6）</w:t>
             </w:r>
           </w:p>
         </w:tc>
@@ -7916,7 +8672,7 @@
         <w:sz w:val="16"/>
         <w:szCs w:val="16"/>
       </w:rPr>
-      <w:t xml:space="preserve">樱聘 YingPin｜確認論点リスト｜v1.0（弁護士レビュー用）</w:t>
+      <w:t xml:space="preserve">樱聘 YingPin｜確認論点リスト｜v1.0</w:t>
     </w:r>
   </w:p>
 </w:hdr>
@@ -8328,6 +9084,27 @@
     </w:lvl>
   </w:abstractNum>
   <w:abstractNum w:abstractNumId="17" w15:restartNumberingAfterBreak="0">
+    <w:multiLevelType w:val="hybridMultilevel"/>
+    <w:lvl w:ilvl="0" w15:tentative="1">
+      <w:start w:val="1"/>
+      <w:numFmt w:val="decimal"/>
+      <w:lvlText w:val="%1."/>
+      <w:lvlJc w:val="left"/>
+      <w:pPr>
+        <w:ind w:left="480" w:hanging="360"/>
+      </w:pPr>
+    </w:lvl>
+    <w:lvl w:ilvl="1" w15:tentative="1">
+      <w:start w:val="1"/>
+      <w:numFmt w:val="bullet"/>
+      <w:lvlText w:val="－"/>
+      <w:lvlJc w:val="left"/>
+      <w:pPr>
+        <w:ind w:left="900" w:hanging="220"/>
+      </w:pPr>
+    </w:lvl>
+  </w:abstractNum>
+  <w:abstractNum w:abstractNumId="18" w15:restartNumberingAfterBreak="0">
     <w:multiLevelType w:val="hybridMultilevel"/>
     <w:lvl w:ilvl="0" w15:tentative="1">
       <w:start w:val="1"/>
@@ -8446,6 +9223,12 @@
   </w:num>
   <w:num w:numId="17">
     <w:abstractNumId w:val="17"/>
+    <w:lvlOverride w:ilvl="0">
+      <w:startOverride w:val="1"/>
+    </w:lvlOverride>
+  </w:num>
+  <w:num w:numId="18">
+    <w:abstractNumId w:val="18"/>
     <w:lvlOverride w:ilvl="0">
       <w:startOverride w:val="1"/>
     </w:lvlOverride>

--- a/docs/legal/export/04_確認論点リスト.docx
+++ b/docs/legal/export/04_確認論点リスト.docx
@@ -5400,6 +5400,79 @@
           <w:sz w:val="21"/>
           <w:szCs w:val="21"/>
         </w:rPr>
+        <w:t xml:space="preserve">あわせて、独立した「明示事項」のページ（</w:t>
+      </w:r>
+      <w:r>
+        <w:rPr>
+          <w:rFonts w:ascii="Consolas" w:cs="Consolas" w:eastAsia="Consolas" w:hAnsi="Consolas"/>
+          <w:b/>
+          <w:bCs/>
+          <w:color w:val="000000"/>
+          <w:sz w:val="18"/>
+          <w:szCs w:val="18"/>
+          <w:shd w:fill="F0F0F0" w:val="clear"/>
+        </w:rPr>
+        <w:t xml:space="preserve">/disclosure</w:t>
+      </w:r>
+      <w:r>
+        <w:rPr>
+          <w:rFonts w:ascii="MS Mincho" w:cs="MS Mincho" w:eastAsia="MS Mincho" w:hAnsi="MS Mincho"/>
+          <w:b/>
+          <w:bCs/>
+          <w:color w:val="000000"/>
+          <w:sz w:val="21"/>
+          <w:szCs w:val="21"/>
+        </w:rPr>
+        <w:t xml:space="preserve">）を設け、フッターから常時リンクしました</w:t>
+      </w:r>
+      <w:r>
+        <w:rPr>
+          <w:rFonts w:ascii="MS Mincho" w:cs="MS Mincho" w:eastAsia="MS Mincho" w:hAnsi="MS Mincho"/>
+          <w:b w:val="false"/>
+          <w:bCs w:val="false"/>
+          <w:color w:val="000000"/>
+          <w:sz w:val="21"/>
+          <w:szCs w:val="21"/>
+        </w:rPr>
+        <w:t xml:space="preserve">（下記1のいずれのご回答にも対応できるようにするため。→ D-4）。ページの記載は第9条そのままではなく、</w:t>
+      </w:r>
+      <w:r>
+        <w:rPr>
+          <w:rFonts w:ascii="MS Mincho" w:cs="MS Mincho" w:eastAsia="MS Mincho" w:hAnsi="MS Mincho"/>
+          <w:b/>
+          <w:bCs/>
+          <w:color w:val="000000"/>
+          <w:sz w:val="21"/>
+          <w:szCs w:val="21"/>
+        </w:rPr>
+        <w:t xml:space="preserve">第9条が参照している第8条（手数料）・第22条（苦情窓口）・第2条（事業者情報）の全文を並べて、そのページだけで完結して読める形</w:t>
+      </w:r>
+      <w:r>
+        <w:rPr>
+          <w:rFonts w:ascii="MS Mincho" w:cs="MS Mincho" w:eastAsia="MS Mincho" w:hAnsi="MS Mincho"/>
+          <w:b w:val="false"/>
+          <w:bCs w:val="false"/>
+          <w:color w:val="000000"/>
+          <w:sz w:val="21"/>
+          <w:szCs w:val="21"/>
+        </w:rPr>
+        <w:t xml:space="preserve">にしています。</w:t>
+      </w:r>
+    </w:p>
+    <w:p>
+      <w:pPr>
+        <w:spacing w:after="120" w:line="300" w:lineRule="auto"/>
+        <w:jc w:val="both"/>
+      </w:pPr>
+      <w:r>
+        <w:rPr>
+          <w:rFonts w:ascii="MS Mincho" w:cs="MS Mincho" w:eastAsia="MS Mincho" w:hAnsi="MS Mincho"/>
+          <w:b/>
+          <w:bCs/>
+          <w:color w:val="000000"/>
+          <w:sz w:val="21"/>
+          <w:szCs w:val="21"/>
+        </w:rPr>
         <w:t xml:space="preserve">ご確認事項</w:t>
       </w:r>
     </w:p>
@@ -5435,6 +5508,17 @@
         </w:rPr>
         <w:t xml:space="preserve">、独立した「明示事項」のページを設けるべきか。</w:t>
       </w:r>
+      <w:r>
+        <w:rPr>
+          <w:rFonts w:ascii="MS Mincho" w:cs="MS Mincho" w:eastAsia="MS Mincho" w:hAnsi="MS Mincho"/>
+          <w:b/>
+          <w:bCs/>
+          <w:color w:val="000000"/>
+          <w:sz w:val="21"/>
+          <w:szCs w:val="21"/>
+        </w:rPr>
+        <w:t xml:space="preserve">独立ページは既に用意しましたので、「規約だけで足りる」というご回答であっても不足は生じません。</w:t>
+      </w:r>
     </w:p>
     <w:p>
       <w:pPr>
@@ -5477,7 +5561,7 @@
           <w:sz w:val="21"/>
           <w:szCs w:val="21"/>
         </w:rPr>
-        <w:t xml:space="preserve">まで掲示する必要があるか。</w:t>
+        <w:t xml:space="preserve">まで掲示する必要があるか。掲示が必要な場合は、当該ページに手数料表の節を追加します。</w:t>
       </w:r>
     </w:p>
     <w:p>
@@ -5504,6 +5588,94 @@
     </w:p>
     <w:p>
       <w:pPr>
+        <w:pStyle w:val="ListParagraph"/>
+        <w:numPr>
+          <w:ilvl w:val="0"/>
+          <w:numId w:val="14"/>
+        </w:numPr>
+        <w:spacing w:after="80" w:line="290" w:lineRule="auto"/>
+        <w:jc w:val="both"/>
+      </w:pPr>
+      <w:r>
+        <w:rPr>
+          <w:rFonts w:ascii="MS Mincho" w:cs="MS Mincho" w:eastAsia="MS Mincho" w:hAnsi="MS Mincho"/>
+          <w:b w:val="false"/>
+          <w:bCs w:val="false"/>
+          <w:color w:val="000000"/>
+          <w:sz w:val="21"/>
+          <w:szCs w:val="21"/>
+        </w:rPr>
+        <w:t xml:space="preserve">明示事項のページも、規約・ポリシーと同じく</w:t>
+      </w:r>
+      <w:r>
+        <w:rPr>
+          <w:rFonts w:ascii="MS Mincho" w:cs="MS Mincho" w:eastAsia="MS Mincho" w:hAnsi="MS Mincho"/>
+          <w:b/>
+          <w:bCs/>
+          <w:color w:val="000000"/>
+          <w:sz w:val="21"/>
+          <w:szCs w:val="21"/>
+        </w:rPr>
+        <w:t xml:space="preserve">本文は日本語のみ・冒頭に中国語の要約</w:t>
+      </w:r>
+      <w:r>
+        <w:rPr>
+          <w:rFonts w:ascii="MS Mincho" w:cs="MS Mincho" w:eastAsia="MS Mincho" w:hAnsi="MS Mincho"/>
+          <w:b w:val="false"/>
+          <w:bCs w:val="false"/>
+          <w:color w:val="000000"/>
+          <w:sz w:val="21"/>
+          <w:szCs w:val="21"/>
+        </w:rPr>
+        <w:t xml:space="preserve">という構成にしました（→ C-3）。ただし本項は契約条項ではなく</w:t>
+      </w:r>
+      <w:r>
+        <w:rPr>
+          <w:rFonts w:ascii="MS Mincho" w:cs="MS Mincho" w:eastAsia="MS Mincho" w:hAnsi="MS Mincho"/>
+          <w:b/>
+          <w:bCs/>
+          <w:color w:val="000000"/>
+          <w:sz w:val="21"/>
+          <w:szCs w:val="21"/>
+        </w:rPr>
+        <w:t xml:space="preserve">法令が求める「明示」</w:t>
+      </w:r>
+      <w:r>
+        <w:rPr>
+          <w:rFonts w:ascii="MS Mincho" w:cs="MS Mincho" w:eastAsia="MS Mincho" w:hAnsi="MS Mincho"/>
+          <w:b w:val="false"/>
+          <w:bCs w:val="false"/>
+          <w:color w:val="000000"/>
+          <w:sz w:val="21"/>
+          <w:szCs w:val="21"/>
+        </w:rPr>
+        <w:t xml:space="preserve">であるため、</w:t>
+      </w:r>
+      <w:r>
+        <w:rPr>
+          <w:rFonts w:ascii="MS Mincho" w:cs="MS Mincho" w:eastAsia="MS Mincho" w:hAnsi="MS Mincho"/>
+          <w:b/>
+          <w:bCs/>
+          <w:color w:val="000000"/>
+          <w:sz w:val="21"/>
+          <w:szCs w:val="21"/>
+        </w:rPr>
+        <w:t xml:space="preserve">求職者が現に理解できる言語（中国語）で全文を掲示する必要がないか</w:t>
+      </w:r>
+      <w:r>
+        <w:rPr>
+          <w:rFonts w:ascii="MS Mincho" w:cs="MS Mincho" w:eastAsia="MS Mincho" w:hAnsi="MS Mincho"/>
+          <w:b w:val="false"/>
+          <w:bCs w:val="false"/>
+          <w:color w:val="000000"/>
+          <w:sz w:val="21"/>
+          <w:szCs w:val="21"/>
+        </w:rPr>
+        <w:t xml:space="preserve">、念のためご確認ください。</w:t>
+      </w:r>
+    </w:p>
+    <w:p>
+      <w:pPr>
         <w:spacing w:after="120" w:line="300" w:lineRule="auto"/>
         <w:jc w:val="both"/>
       </w:pPr>
@@ -5527,7 +5699,7 @@
           <w:sz w:val="21"/>
           <w:szCs w:val="21"/>
         </w:rPr>
-        <w:t xml:space="preserve">: 利用規約第9条</w:t>
+        <w:t xml:space="preserve">: 利用規約第9条（第2条・第8条・第22条を参照）</w:t>
       </w:r>
     </w:p>
     <w:p>
@@ -7223,8 +7395,8 @@
       </w:tblPr>
       <w:tblGrid>
         <w:gridCol w:w="1600"/>
-        <w:gridCol w:w="1885"/>
-        <w:gridCol w:w="6153"/>
+        <w:gridCol w:w="1600"/>
+        <w:gridCol w:w="6438"/>
       </w:tblGrid>
       <w:tr>
         <w:trPr>
@@ -7261,7 +7433,7 @@
         </w:tc>
         <w:tc>
           <w:tcPr>
-            <w:tcW w:type="dxa" w:w="1885"/>
+            <w:tcW w:type="dxa" w:w="1600"/>
             <w:shd w:fill="E8E8E8" w:val="clear"/>
             <w:tcMar>
               <w:top w:type="dxa" w:w="80"/>
@@ -7290,7 +7462,7 @@
         </w:tc>
         <w:tc>
           <w:tcPr>
-            <w:tcW w:type="dxa" w:w="6153"/>
+            <w:tcW w:type="dxa" w:w="6438"/>
             <w:shd w:fill="E8E8E8" w:val="clear"/>
             <w:tcMar>
               <w:top w:type="dxa" w:w="80"/>
@@ -7352,7 +7524,7 @@
         </w:tc>
         <w:tc>
           <w:tcPr>
-            <w:tcW w:type="dxa" w:w="1885"/>
+            <w:tcW w:type="dxa" w:w="1600"/>
             <w:tcMar>
               <w:top w:type="dxa" w:w="80"/>
               <w:left w:type="dxa" w:w="120"/>
@@ -7380,7 +7552,7 @@
         </w:tc>
         <w:tc>
           <w:tcPr>
-            <w:tcW w:type="dxa" w:w="6153"/>
+            <w:tcW w:type="dxa" w:w="6438"/>
             <w:tcMar>
               <w:top w:type="dxa" w:w="80"/>
               <w:left w:type="dxa" w:w="120"/>
@@ -7402,7 +7574,7 @@
                 <w:sz w:val="18"/>
                 <w:szCs w:val="18"/>
               </w:rPr>
-              <w:t xml:space="preserve">稼働開始（2026年8月8日）までに掲出します。</w:t>
+              <w:t xml:space="preserve">✅ 実装済み（2026年7月28日）。稼働開始日（2026年8月8日）から掲出されます。</w:t>
             </w:r>
             <w:r>
               <w:rPr>
@@ -7435,7 +7607,7 @@
                 <w:sz w:val="18"/>
                 <w:szCs w:val="18"/>
               </w:rPr>
-              <w:t xml:space="preserve">とする方針です（利用規約第26条により日本語を正文とするため。→ C-3）</w:t>
+              <w:t xml:space="preserve">としました（利用規約第26条により日本語を正文とするため。→ C-3）。会員登録画面の同意欄からも各ページを開けます</w:t>
             </w:r>
           </w:p>
         </w:tc>
@@ -7474,7 +7646,7 @@
         </w:tc>
         <w:tc>
           <w:tcPr>
-            <w:tcW w:type="dxa" w:w="1885"/>
+            <w:tcW w:type="dxa" w:w="1600"/>
             <w:tcMar>
               <w:top w:type="dxa" w:w="80"/>
               <w:left w:type="dxa" w:w="120"/>
@@ -7502,7 +7674,7 @@
         </w:tc>
         <w:tc>
           <w:tcPr>
-            <w:tcW w:type="dxa" w:w="6153"/>
+            <w:tcW w:type="dxa" w:w="6438"/>
             <w:tcMar>
               <w:top w:type="dxa" w:w="80"/>
               <w:left w:type="dxa" w:w="120"/>
@@ -7640,7 +7812,7 @@
         </w:tc>
         <w:tc>
           <w:tcPr>
-            <w:tcW w:type="dxa" w:w="1885"/>
+            <w:tcW w:type="dxa" w:w="1600"/>
             <w:tcMar>
               <w:top w:type="dxa" w:w="80"/>
               <w:left w:type="dxa" w:w="120"/>
@@ -7668,7 +7840,7 @@
         </w:tc>
         <w:tc>
           <w:tcPr>
-            <w:tcW w:type="dxa" w:w="6153"/>
+            <w:tcW w:type="dxa" w:w="6438"/>
             <w:tcMar>
               <w:top w:type="dxa" w:w="80"/>
               <w:left w:type="dxa" w:w="120"/>
@@ -7762,7 +7934,7 @@
         </w:tc>
         <w:tc>
           <w:tcPr>
-            <w:tcW w:type="dxa" w:w="1885"/>
+            <w:tcW w:type="dxa" w:w="1600"/>
             <w:tcMar>
               <w:top w:type="dxa" w:w="80"/>
               <w:left w:type="dxa" w:w="120"/>
@@ -7790,7 +7962,7 @@
         </w:tc>
         <w:tc>
           <w:tcPr>
-            <w:tcW w:type="dxa" w:w="6153"/>
+            <w:tcW w:type="dxa" w:w="6438"/>
             <w:tcMar>
               <w:top w:type="dxa" w:w="80"/>
               <w:left w:type="dxa" w:w="120"/>
@@ -7812,7 +7984,7 @@
                 <w:sz w:val="18"/>
                 <w:szCs w:val="18"/>
               </w:rPr>
-              <w:t xml:space="preserve">稼働開始（2026年8月8日）までに、独立したページとして掲出し、フッターから常時リンクします</w:t>
+              <w:t xml:space="preserve">✅ 実装済み（2026年7月28日）。稼働開始日（2026年8月8日）から掲出されます。</w:t>
             </w:r>
             <w:r>
               <w:rPr>
@@ -7823,7 +7995,74 @@
                 <w:sz w:val="18"/>
                 <w:szCs w:val="18"/>
               </w:rPr>
-              <w:t xml:space="preserve">（B-4 のいずれのご回答にも対応できるようにするため）</w:t>
+              <w:t xml:space="preserve"> 独立したページ（</w:t>
+            </w:r>
+            <w:r>
+              <w:rPr>
+                <w:rFonts w:ascii="Consolas" w:cs="Consolas" w:eastAsia="Consolas" w:hAnsi="Consolas"/>
+                <w:b w:val="false"/>
+                <w:bCs w:val="false"/>
+                <w:color w:val="000000"/>
+                <w:sz w:val="18"/>
+                <w:szCs w:val="18"/>
+                <w:shd w:fill="F0F0F0" w:val="clear"/>
+              </w:rPr>
+              <w:t xml:space="preserve">/disclosure</w:t>
+            </w:r>
+            <w:r>
+              <w:rPr>
+                <w:rFonts w:ascii="MS Mincho" w:cs="MS Mincho" w:eastAsia="MS Mincho" w:hAnsi="MS Mincho"/>
+                <w:b w:val="false"/>
+                <w:bCs w:val="false"/>
+                <w:color w:val="000000"/>
+                <w:sz w:val="18"/>
+                <w:szCs w:val="18"/>
+              </w:rPr>
+              <w:t xml:space="preserve">）とし、</w:t>
+            </w:r>
+            <w:r>
+              <w:rPr>
+                <w:rFonts w:ascii="MS Mincho" w:cs="MS Mincho" w:eastAsia="MS Mincho" w:hAnsi="MS Mincho"/>
+                <w:b/>
+                <w:bCs/>
+                <w:color w:val="000000"/>
+                <w:sz w:val="18"/>
+                <w:szCs w:val="18"/>
+              </w:rPr>
+              <w:t xml:space="preserve">ログインの有無にかかわらずフッターから常時開けます。</w:t>
+            </w:r>
+            <w:r>
+              <w:rPr>
+                <w:rFonts w:ascii="MS Mincho" w:cs="MS Mincho" w:eastAsia="MS Mincho" w:hAnsi="MS Mincho"/>
+                <w:b w:val="false"/>
+                <w:bCs w:val="false"/>
+                <w:color w:val="000000"/>
+                <w:sz w:val="18"/>
+                <w:szCs w:val="18"/>
+              </w:rPr>
+              <w:t xml:space="preserve"> 記載は利用規約 第9条の5項目に、参照先の第8条・第22条・第2条の全文を添えたものです。取扱分野の11件は求人検索に使っている分野マスタから表示しており、</w:t>
+            </w:r>
+            <w:r>
+              <w:rPr>
+                <w:rFonts w:ascii="MS Mincho" w:cs="MS Mincho" w:eastAsia="MS Mincho" w:hAnsi="MS Mincho"/>
+                <w:b/>
+                <w:bCs/>
+                <w:color w:val="000000"/>
+                <w:sz w:val="18"/>
+                <w:szCs w:val="18"/>
+              </w:rPr>
+              <w:t xml:space="preserve">条文・アプリ・データベースの3か所が一致しない場合はビルドが失敗する</w:t>
+            </w:r>
+            <w:r>
+              <w:rPr>
+                <w:rFonts w:ascii="MS Mincho" w:cs="MS Mincho" w:eastAsia="MS Mincho" w:hAnsi="MS Mincho"/>
+                <w:b w:val="false"/>
+                <w:bCs w:val="false"/>
+                <w:color w:val="000000"/>
+                <w:sz w:val="18"/>
+                <w:szCs w:val="18"/>
+              </w:rPr>
+              <w:t xml:space="preserve">ようにしてあります（B-4 ③に関連）。手数料表（B-4 ②）を掲示することになった場合は、節を追加できる構成にしています</w:t>
             </w:r>
           </w:p>
         </w:tc>
@@ -7862,7 +8101,7 @@
         </w:tc>
         <w:tc>
           <w:tcPr>
-            <w:tcW w:type="dxa" w:w="1885"/>
+            <w:tcW w:type="dxa" w:w="1600"/>
             <w:tcMar>
               <w:top w:type="dxa" w:w="80"/>
               <w:left w:type="dxa" w:w="120"/>
@@ -7890,7 +8129,7 @@
         </w:tc>
         <w:tc>
           <w:tcPr>
-            <w:tcW w:type="dxa" w:w="6153"/>
+            <w:tcW w:type="dxa" w:w="6438"/>
             <w:tcMar>
               <w:top w:type="dxa" w:w="80"/>
               <w:left w:type="dxa" w:w="120"/>
@@ -7951,7 +8190,7 @@
         </w:tc>
         <w:tc>
           <w:tcPr>
-            <w:tcW w:type="dxa" w:w="1885"/>
+            <w:tcW w:type="dxa" w:w="1600"/>
             <w:tcMar>
               <w:top w:type="dxa" w:w="80"/>
               <w:left w:type="dxa" w:w="120"/>
@@ -7979,7 +8218,7 @@
         </w:tc>
         <w:tc>
           <w:tcPr>
-            <w:tcW w:type="dxa" w:w="6153"/>
+            <w:tcW w:type="dxa" w:w="6438"/>
             <w:tcMar>
               <w:top w:type="dxa" w:w="80"/>
               <w:left w:type="dxa" w:w="120"/>
@@ -8040,7 +8279,7 @@
         </w:tc>
         <w:tc>
           <w:tcPr>
-            <w:tcW w:type="dxa" w:w="1885"/>
+            <w:tcW w:type="dxa" w:w="1600"/>
             <w:tcMar>
               <w:top w:type="dxa" w:w="80"/>
               <w:left w:type="dxa" w:w="120"/>
@@ -8068,7 +8307,7 @@
         </w:tc>
         <w:tc>
           <w:tcPr>
-            <w:tcW w:type="dxa" w:w="6153"/>
+            <w:tcW w:type="dxa" w:w="6438"/>
             <w:tcMar>
               <w:top w:type="dxa" w:w="80"/>
               <w:left w:type="dxa" w:w="120"/>
@@ -8129,7 +8368,7 @@
         </w:tc>
         <w:tc>
           <w:tcPr>
-            <w:tcW w:type="dxa" w:w="1885"/>
+            <w:tcW w:type="dxa" w:w="1600"/>
             <w:tcMar>
               <w:top w:type="dxa" w:w="80"/>
               <w:left w:type="dxa" w:w="120"/>
@@ -8157,7 +8396,7 @@
         </w:tc>
         <w:tc>
           <w:tcPr>
-            <w:tcW w:type="dxa" w:w="6153"/>
+            <w:tcW w:type="dxa" w:w="6438"/>
             <w:tcMar>
               <w:top w:type="dxa" w:w="80"/>
               <w:left w:type="dxa" w:w="120"/>
@@ -8218,7 +8457,7 @@
         </w:tc>
         <w:tc>
           <w:tcPr>
-            <w:tcW w:type="dxa" w:w="1885"/>
+            <w:tcW w:type="dxa" w:w="1600"/>
             <w:tcMar>
               <w:top w:type="dxa" w:w="80"/>
               <w:left w:type="dxa" w:w="120"/>
@@ -8246,7 +8485,7 @@
         </w:tc>
         <w:tc>
           <w:tcPr>
-            <w:tcW w:type="dxa" w:w="6153"/>
+            <w:tcW w:type="dxa" w:w="6438"/>
             <w:tcMar>
               <w:top w:type="dxa" w:w="80"/>
               <w:left w:type="dxa" w:w="120"/>
@@ -8307,7 +8546,7 @@
         </w:tc>
         <w:tc>
           <w:tcPr>
-            <w:tcW w:type="dxa" w:w="1885"/>
+            <w:tcW w:type="dxa" w:w="1600"/>
             <w:tcMar>
               <w:top w:type="dxa" w:w="80"/>
               <w:left w:type="dxa" w:w="120"/>
@@ -8335,7 +8574,7 @@
         </w:tc>
         <w:tc>
           <w:tcPr>
-            <w:tcW w:type="dxa" w:w="6153"/>
+            <w:tcW w:type="dxa" w:w="6438"/>
             <w:tcMar>
               <w:top w:type="dxa" w:w="80"/>
               <w:left w:type="dxa" w:w="120"/>

--- a/docs/legal/export/04_確認論点リスト.docx
+++ b/docs/legal/export/04_確認論点リスト.docx
@@ -2485,6 +2485,100 @@
           <w:sz w:val="21"/>
           <w:szCs w:val="21"/>
         </w:rPr>
+        <w:t xml:space="preserve">実務の手順も文書化しました</w:t>
+      </w:r>
+      <w:r>
+        <w:rPr>
+          <w:rFonts w:ascii="MS Mincho" w:cs="MS Mincho" w:eastAsia="MS Mincho" w:hAnsi="MS Mincho"/>
+          <w:b w:val="false"/>
+          <w:bCs w:val="false"/>
+          <w:color w:val="000000"/>
+          <w:sz w:val="21"/>
+          <w:szCs w:val="21"/>
+        </w:rPr>
+        <w:t xml:space="preserve">（「求人企業への情報提供の同意に関する社内手順書（社内資料・ご要望に応じてご提示）」。→ D-5）。</w:t>
+      </w:r>
+      <w:r>
+        <w:rPr>
+          <w:rFonts w:ascii="MS Mincho" w:cs="MS Mincho" w:eastAsia="MS Mincho" w:hAnsi="MS Mincho"/>
+          <w:b/>
+          <w:bCs/>
+          <w:color w:val="000000"/>
+          <w:sz w:val="21"/>
+          <w:szCs w:val="21"/>
+        </w:rPr>
+        <w:t xml:space="preserve">応募は同意ではない</w:t>
+      </w:r>
+      <w:r>
+        <w:rPr>
+          <w:rFonts w:ascii="MS Mincho" w:cs="MS Mincho" w:eastAsia="MS Mincho" w:hAnsi="MS Mincho"/>
+          <w:b w:val="false"/>
+          <w:bCs w:val="false"/>
+          <w:color w:val="000000"/>
+          <w:sz w:val="21"/>
+          <w:szCs w:val="21"/>
+        </w:rPr>
+        <w:t xml:space="preserve">ことを担当者に徹底させ、企業名・就業場所・提供項目・断っても不利益がない旨を伝える定型文（中国語・日本語）を用意し、</w:t>
+      </w:r>
+      <w:r>
+        <w:rPr>
+          <w:rFonts w:ascii="MS Mincho" w:cs="MS Mincho" w:eastAsia="MS Mincho" w:hAnsi="MS Mincho"/>
+          <w:b/>
+          <w:bCs/>
+          <w:color w:val="000000"/>
+          <w:sz w:val="21"/>
+          <w:szCs w:val="21"/>
+        </w:rPr>
+        <w:t xml:space="preserve">「同意します」という明確な返答があるまで提供しない</w:t>
+      </w:r>
+      <w:r>
+        <w:rPr>
+          <w:rFonts w:ascii="MS Mincho" w:cs="MS Mincho" w:eastAsia="MS Mincho" w:hAnsi="MS Mincho"/>
+          <w:b w:val="false"/>
+          <w:bCs w:val="false"/>
+          <w:color w:val="000000"/>
+          <w:sz w:val="21"/>
+          <w:szCs w:val="21"/>
+        </w:rPr>
+        <w:t xml:space="preserve">（既読・スタンプ・無返信は同意として扱わない）こととしました。同意の依頼・取得・提供の各時点を、日時・企業名・提供項目とともに応募ごとに記録し、</w:t>
+      </w:r>
+      <w:r>
+        <w:rPr>
+          <w:rFonts w:ascii="MS Mincho" w:cs="MS Mincho" w:eastAsia="MS Mincho" w:hAnsi="MS Mincho"/>
+          <w:b/>
+          <w:bCs/>
+          <w:color w:val="000000"/>
+          <w:sz w:val="21"/>
+          <w:szCs w:val="21"/>
+        </w:rPr>
+        <w:t xml:space="preserve">後から書き換えない</w:t>
+      </w:r>
+      <w:r>
+        <w:rPr>
+          <w:rFonts w:ascii="MS Mincho" w:cs="MS Mincho" w:eastAsia="MS Mincho" w:hAnsi="MS Mincho"/>
+          <w:b w:val="false"/>
+          <w:bCs w:val="false"/>
+          <w:color w:val="000000"/>
+          <w:sz w:val="21"/>
+          <w:szCs w:val="21"/>
+        </w:rPr>
+        <w:t xml:space="preserve">運用としています（帳簿の保存については B-5）。</w:t>
+      </w:r>
+    </w:p>
+    <w:p>
+      <w:pPr>
+        <w:spacing w:after="120" w:line="300" w:lineRule="auto"/>
+        <w:jc w:val="both"/>
+      </w:pPr>
+      <w:r>
+        <w:rPr>
+          <w:rFonts w:ascii="MS Mincho" w:cs="MS Mincho" w:eastAsia="MS Mincho" w:hAnsi="MS Mincho"/>
+          <w:b/>
+          <w:bCs/>
+          <w:color w:val="000000"/>
+          <w:sz w:val="21"/>
+          <w:szCs w:val="21"/>
+        </w:rPr>
         <w:t xml:space="preserve">ご確認事項</w:t>
       </w:r>
     </w:p>
@@ -8145,13 +8239,134 @@
             <w:r>
               <w:rPr>
                 <w:rFonts w:ascii="MS Mincho" w:cs="MS Mincho" w:eastAsia="MS Mincho" w:hAnsi="MS Mincho"/>
+                <w:b/>
+                <w:bCs/>
+                <w:color w:val="000000"/>
+                <w:sz w:val="18"/>
+                <w:szCs w:val="18"/>
+              </w:rPr>
+              <w:t xml:space="preserve">✅ 対応済み（2026年7月28日）。</w:t>
+            </w:r>
+            <w:r>
+              <w:rPr>
+                <w:rFonts w:ascii="MS Mincho" w:cs="MS Mincho" w:eastAsia="MS Mincho" w:hAnsi="MS Mincho"/>
                 <w:b w:val="false"/>
                 <w:bCs w:val="false"/>
                 <w:color w:val="000000"/>
                 <w:sz w:val="18"/>
                 <w:szCs w:val="18"/>
               </w:rPr>
-              <w:t xml:space="preserve">運用手順として整備中。稼働開始までに整備します</w:t>
+              <w:t xml:space="preserve"> 社内手順書 「求人企業への情報提供の同意に関する社内手順書（社内資料・ご要望に応じてご提示）」 を整備しました。要点は、①</w:t>
+            </w:r>
+            <w:r>
+              <w:rPr>
+                <w:rFonts w:ascii="MS Mincho" w:cs="MS Mincho" w:eastAsia="MS Mincho" w:hAnsi="MS Mincho"/>
+                <w:b/>
+                <w:bCs/>
+                <w:color w:val="000000"/>
+                <w:sz w:val="18"/>
+                <w:szCs w:val="18"/>
+              </w:rPr>
+              <w:t xml:space="preserve">応募は同意ではない</w:t>
+            </w:r>
+            <w:r>
+              <w:rPr>
+                <w:rFonts w:ascii="MS Mincho" w:cs="MS Mincho" w:eastAsia="MS Mincho" w:hAnsi="MS Mincho"/>
+                <w:b w:val="false"/>
+                <w:bCs w:val="false"/>
+                <w:color w:val="000000"/>
+                <w:sz w:val="18"/>
+                <w:szCs w:val="18"/>
+              </w:rPr>
+              <w:t xml:space="preserve">ことを冒頭で明示し、②企業名・就業場所・提供項目・断っても不利益がない旨を伝える</w:t>
+            </w:r>
+            <w:r>
+              <w:rPr>
+                <w:rFonts w:ascii="MS Mincho" w:cs="MS Mincho" w:eastAsia="MS Mincho" w:hAnsi="MS Mincho"/>
+                <w:b/>
+                <w:bCs/>
+                <w:color w:val="000000"/>
+                <w:sz w:val="18"/>
+                <w:szCs w:val="18"/>
+              </w:rPr>
+              <w:t xml:space="preserve">定型文（中国語・日本語）</w:t>
+            </w:r>
+            <w:r>
+              <w:rPr>
+                <w:rFonts w:ascii="MS Mincho" w:cs="MS Mincho" w:eastAsia="MS Mincho" w:hAnsi="MS Mincho"/>
+                <w:b w:val="false"/>
+                <w:bCs w:val="false"/>
+                <w:color w:val="000000"/>
+                <w:sz w:val="18"/>
+                <w:szCs w:val="18"/>
+              </w:rPr>
+              <w:t xml:space="preserve">を用意し、③</w:t>
+            </w:r>
+            <w:r>
+              <w:rPr>
+                <w:rFonts w:ascii="MS Mincho" w:cs="MS Mincho" w:eastAsia="MS Mincho" w:hAnsi="MS Mincho"/>
+                <w:b/>
+                <w:bCs/>
+                <w:color w:val="000000"/>
+                <w:sz w:val="18"/>
+                <w:szCs w:val="18"/>
+              </w:rPr>
+              <w:t xml:space="preserve">「同意します」という明確な返答があるまで提供しない</w:t>
+            </w:r>
+            <w:r>
+              <w:rPr>
+                <w:rFonts w:ascii="MS Mincho" w:cs="MS Mincho" w:eastAsia="MS Mincho" w:hAnsi="MS Mincho"/>
+                <w:b w:val="false"/>
+                <w:bCs w:val="false"/>
+                <w:color w:val="000000"/>
+                <w:sz w:val="18"/>
+                <w:szCs w:val="18"/>
+              </w:rPr>
+              <w:t xml:space="preserve">（既読・スタンプ・無返信は同意として扱わない）、④</w:t>
+            </w:r>
+            <w:r>
+              <w:rPr>
+                <w:rFonts w:ascii="MS Mincho" w:cs="MS Mincho" w:eastAsia="MS Mincho" w:hAnsi="MS Mincho"/>
+                <w:b/>
+                <w:bCs/>
+                <w:color w:val="000000"/>
+                <w:sz w:val="18"/>
+                <w:szCs w:val="18"/>
+              </w:rPr>
+              <w:t xml:space="preserve">「同意依頼／同意取得／提供実施」を日時・企業名・項目とともに1行ずつ記録</w:t>
+            </w:r>
+            <w:r>
+              <w:rPr>
+                <w:rFonts w:ascii="MS Mincho" w:cs="MS Mincho" w:eastAsia="MS Mincho" w:hAnsi="MS Mincho"/>
+                <w:b w:val="false"/>
+                <w:bCs w:val="false"/>
+                <w:color w:val="000000"/>
+                <w:sz w:val="18"/>
+                <w:szCs w:val="18"/>
+              </w:rPr>
+              <w:t xml:space="preserve">し</w:t>
+            </w:r>
+            <w:r>
+              <w:rPr>
+                <w:rFonts w:ascii="MS Mincho" w:cs="MS Mincho" w:eastAsia="MS Mincho" w:hAnsi="MS Mincho"/>
+                <w:b/>
+                <w:bCs/>
+                <w:color w:val="000000"/>
+                <w:sz w:val="18"/>
+                <w:szCs w:val="18"/>
+              </w:rPr>
+              <w:t xml:space="preserve">後から書き換えない</w:t>
+            </w:r>
+            <w:r>
+              <w:rPr>
+                <w:rFonts w:ascii="MS Mincho" w:cs="MS Mincho" w:eastAsia="MS Mincho" w:hAnsi="MS Mincho"/>
+                <w:b w:val="false"/>
+                <w:bCs w:val="false"/>
+                <w:color w:val="000000"/>
+                <w:sz w:val="18"/>
+                <w:szCs w:val="18"/>
+              </w:rPr>
+              <w:t xml:space="preserve">、⑤第2段階（連絡先）は面接が決まってから別に同意を取る、というものです。A-3 ①で「登録時の包括的な同意で足りる」とのご回答をいただけた場合は、この手順を簡素化します</w:t>
             </w:r>
           </w:p>
         </w:tc>

--- a/docs/legal/export/04_確認論点リスト.docx
+++ b/docs/legal/export/04_確認論点リスト.docx
@@ -7668,7 +7668,7 @@
                 <w:sz w:val="18"/>
                 <w:szCs w:val="18"/>
               </w:rPr>
-              <w:t xml:space="preserve">✅ 実装済み（2026年7月28日）。稼働開始日（2026年8月8日）から掲出されます。</w:t>
+              <w:t xml:space="preserve">✅ 対応済み（2026年7月28日）。サイト上に掲出しています</w:t>
             </w:r>
             <w:r>
               <w:rPr>
@@ -7679,7 +7679,7 @@
                 <w:sz w:val="18"/>
                 <w:szCs w:val="18"/>
               </w:rPr>
-              <w:t xml:space="preserve"> 本文は資料②③のとおりです。中国語（簡体字）版は、会員側の画面が中国語既定であることを踏まえ、</w:t>
+              <w:t xml:space="preserve">（文書の制定日は稼働開始日である2026年8月8日です）。 本文は資料②③のとおりです。中国語（簡体字）版は、会員側の画面が中国語既定であることを踏まえ、</w:t>
             </w:r>
             <w:r>
               <w:rPr>
@@ -8078,7 +8078,7 @@
                 <w:sz w:val="18"/>
                 <w:szCs w:val="18"/>
               </w:rPr>
-              <w:t xml:space="preserve">✅ 実装済み（2026年7月28日）。稼働開始日（2026年8月8日）から掲出されます。</w:t>
+              <w:t xml:space="preserve">✅ 対応済み（2026年7月28日）。サイト上に掲出しています。</w:t>
             </w:r>
             <w:r>
               <w:rPr>

--- a/docs/legal/export/04_確認論点リスト.docx
+++ b/docs/legal/export/04_確認論点リスト.docx
@@ -5927,6 +5927,78 @@
           <w:sz w:val="21"/>
           <w:szCs w:val="21"/>
         </w:rPr>
+        <w:t xml:space="preserve">実務の手順も文書化しました</w:t>
+      </w:r>
+      <w:r>
+        <w:rPr>
+          <w:rFonts w:ascii="MS Mincho" w:cs="MS Mincho" w:eastAsia="MS Mincho" w:hAnsi="MS Mincho"/>
+          <w:b w:val="false"/>
+          <w:bCs w:val="false"/>
+          <w:color w:val="000000"/>
+          <w:sz w:val="21"/>
+          <w:szCs w:val="21"/>
+        </w:rPr>
+        <w:t xml:space="preserve">（「退会（アカウント削除）およびパスワード再設定に関する社内手順書（社内資料・ご要望に応じてご提示）」。→ D-7）。</w:t>
+      </w:r>
+      <w:r>
+        <w:rPr>
+          <w:rFonts w:ascii="MS Mincho" w:cs="MS Mincho" w:eastAsia="MS Mincho" w:hAnsi="MS Mincho"/>
+          <w:b/>
+          <w:bCs/>
+          <w:color w:val="000000"/>
+          <w:sz w:val="21"/>
+          <w:szCs w:val="21"/>
+        </w:rPr>
+        <w:t xml:space="preserve">削除の前に</w:t>
+      </w:r>
+      <w:r>
+        <w:rPr>
+          <w:rFonts w:ascii="MS Mincho" w:cs="MS Mincho" w:eastAsia="MS Mincho" w:hAnsi="MS Mincho"/>
+          <w:b w:val="false"/>
+          <w:bCs w:val="false"/>
+          <w:color w:val="000000"/>
+          <w:sz w:val="21"/>
+          <w:szCs w:val="21"/>
+        </w:rPr>
+        <w:t xml:space="preserve">、求職者に関する事項・職業紹介の取扱状況・同意の記録をデータベースの外へ書き出して分離保管し、そのうえでデータベースからは会員のデータを消去します。</w:t>
+      </w:r>
+      <w:r>
+        <w:rPr>
+          <w:rFonts w:ascii="MS Mincho" w:cs="MS Mincho" w:eastAsia="MS Mincho" w:hAnsi="MS Mincho"/>
+          <w:b/>
+          <w:bCs/>
+          <w:color w:val="000000"/>
+          <w:sz w:val="21"/>
+          <w:szCs w:val="21"/>
+        </w:rPr>
+        <w:t xml:space="preserve">分離保管の起算日は「削除を実行した日」とし、その2年後を満了日として台帳に記録</w:t>
+      </w:r>
+      <w:r>
+        <w:rPr>
+          <w:rFonts w:ascii="MS Mincho" w:cs="MS Mincho" w:eastAsia="MS Mincho" w:hAnsi="MS Mincho"/>
+          <w:b w:val="false"/>
+          <w:bCs w:val="false"/>
+          <w:color w:val="000000"/>
+          <w:sz w:val="21"/>
+          <w:szCs w:val="21"/>
+        </w:rPr>
+        <w:t xml:space="preserve">したうえで、満了後に消去します。</w:t>
+      </w:r>
+    </w:p>
+    <w:p>
+      <w:pPr>
+        <w:spacing w:after="120" w:line="300" w:lineRule="auto"/>
+        <w:jc w:val="both"/>
+      </w:pPr>
+      <w:r>
+        <w:rPr>
+          <w:rFonts w:ascii="MS Mincho" w:cs="MS Mincho" w:eastAsia="MS Mincho" w:hAnsi="MS Mincho"/>
+          <w:b/>
+          <w:bCs/>
+          <w:color w:val="000000"/>
+          <w:sz w:val="21"/>
+          <w:szCs w:val="21"/>
+        </w:rPr>
         <w:t xml:space="preserve">ご確認事項</w:t>
       </w:r>
     </w:p>
@@ -8538,13 +8610,178 @@
             <w:r>
               <w:rPr>
                 <w:rFonts w:ascii="MS Mincho" w:cs="MS Mincho" w:eastAsia="MS Mincho" w:hAnsi="MS Mincho"/>
+                <w:b/>
+                <w:bCs/>
+                <w:color w:val="000000"/>
+                <w:sz w:val="18"/>
+                <w:szCs w:val="18"/>
+              </w:rPr>
+              <w:t xml:space="preserve">✅ 対応済み（2026年7月29日）。</w:t>
+            </w:r>
+            <w:r>
+              <w:rPr>
+                <w:rFonts w:ascii="MS Mincho" w:cs="MS Mincho" w:eastAsia="MS Mincho" w:hAnsi="MS Mincho"/>
                 <w:b w:val="false"/>
                 <w:bCs w:val="false"/>
                 <w:color w:val="000000"/>
                 <w:sz w:val="18"/>
                 <w:szCs w:val="18"/>
               </w:rPr>
-              <w:t xml:space="preserve">手動対応の手順を整備中</w:t>
+              <w:t xml:space="preserve"> 社内手順書 「退会（アカウント削除）およびパスワード再設定に関する社内手順書（社内資料・ご要望に応じてご提示）」 を整備しました。要点は、①</w:t>
+            </w:r>
+            <w:r>
+              <w:rPr>
+                <w:rFonts w:ascii="MS Mincho" w:cs="MS Mincho" w:eastAsia="MS Mincho" w:hAnsi="MS Mincho"/>
+                <w:b/>
+                <w:bCs/>
+                <w:color w:val="000000"/>
+                <w:sz w:val="18"/>
+                <w:szCs w:val="18"/>
+              </w:rPr>
+              <w:t xml:space="preserve">本人確認</w:t>
+            </w:r>
+            <w:r>
+              <w:rPr>
+                <w:rFonts w:ascii="MS Mincho" w:cs="MS Mincho" w:eastAsia="MS Mincho" w:hAnsi="MS Mincho"/>
+                <w:b w:val="false"/>
+                <w:bCs w:val="false"/>
+                <w:color w:val="000000"/>
+                <w:sz w:val="18"/>
+                <w:szCs w:val="18"/>
+              </w:rPr>
+              <w:t xml:space="preserve">（登録済みのWeChat IDまたは電話番号からの申し出であること＋会員番号・氏名・生年月日の照合。資料③第10条第2項と同一）を全作業の前提とし、②</w:t>
+            </w:r>
+            <w:r>
+              <w:rPr>
+                <w:rFonts w:ascii="MS Mincho" w:cs="MS Mincho" w:eastAsia="MS Mincho" w:hAnsi="MS Mincho"/>
+                <w:b/>
+                <w:bCs/>
+                <w:color w:val="000000"/>
+                <w:sz w:val="18"/>
+                <w:szCs w:val="18"/>
+              </w:rPr>
+              <w:t xml:space="preserve">削除の前に、求人求職管理簿に該当する記録をデータベースの外へ書き出して分離保管</w:t>
+            </w:r>
+            <w:r>
+              <w:rPr>
+                <w:rFonts w:ascii="MS Mincho" w:cs="MS Mincho" w:eastAsia="MS Mincho" w:hAnsi="MS Mincho"/>
+                <w:b w:val="false"/>
+                <w:bCs w:val="false"/>
+                <w:color w:val="000000"/>
+                <w:sz w:val="18"/>
+                <w:szCs w:val="18"/>
+              </w:rPr>
+              <w:t xml:space="preserve">し（求職者に関する事項・職業紹介の取扱状況・同意の記録の3種）、③そのうえで</w:t>
+            </w:r>
+            <w:r>
+              <w:rPr>
+                <w:rFonts w:ascii="MS Mincho" w:cs="MS Mincho" w:eastAsia="MS Mincho" w:hAnsi="MS Mincho"/>
+                <w:b/>
+                <w:bCs/>
+                <w:color w:val="000000"/>
+                <w:sz w:val="18"/>
+                <w:szCs w:val="18"/>
+              </w:rPr>
+              <w:t xml:space="preserve">登録情報・応募・お気に入り・認証情報をデータベースから消去</w:t>
+            </w:r>
+            <w:r>
+              <w:rPr>
+                <w:rFonts w:ascii="MS Mincho" w:cs="MS Mincho" w:eastAsia="MS Mincho" w:hAnsi="MS Mincho"/>
+                <w:b w:val="false"/>
+                <w:bCs w:val="false"/>
+                <w:color w:val="000000"/>
+                <w:sz w:val="18"/>
+                <w:szCs w:val="18"/>
+              </w:rPr>
+              <w:t xml:space="preserve">し、④</w:t>
+            </w:r>
+            <w:r>
+              <w:rPr>
+                <w:rFonts w:ascii="MS Mincho" w:cs="MS Mincho" w:eastAsia="MS Mincho" w:hAnsi="MS Mincho"/>
+                <w:b/>
+                <w:bCs/>
+                <w:color w:val="000000"/>
+                <w:sz w:val="18"/>
+                <w:szCs w:val="18"/>
+              </w:rPr>
+              <w:t xml:space="preserve">保存する記録の範囲と保存期間の満了時期を会員へ通知</w:t>
+            </w:r>
+            <w:r>
+              <w:rPr>
+                <w:rFonts w:ascii="MS Mincho" w:cs="MS Mincho" w:eastAsia="MS Mincho" w:hAnsi="MS Mincho"/>
+                <w:b w:val="false"/>
+                <w:bCs w:val="false"/>
+                <w:color w:val="000000"/>
+                <w:sz w:val="18"/>
+                <w:szCs w:val="18"/>
+              </w:rPr>
+              <w:t xml:space="preserve">（資料③第11条第3項）、⑤</w:t>
+            </w:r>
+            <w:r>
+              <w:rPr>
+                <w:rFonts w:ascii="MS Mincho" w:cs="MS Mincho" w:eastAsia="MS Mincho" w:hAnsi="MS Mincho"/>
+                <w:b/>
+                <w:bCs/>
+                <w:color w:val="000000"/>
+                <w:sz w:val="18"/>
+                <w:szCs w:val="18"/>
+              </w:rPr>
+              <w:t xml:space="preserve">削除実行日の2年後</w:t>
+            </w:r>
+            <w:r>
+              <w:rPr>
+                <w:rFonts w:ascii="MS Mincho" w:cs="MS Mincho" w:eastAsia="MS Mincho" w:hAnsi="MS Mincho"/>
+                <w:b w:val="false"/>
+                <w:bCs w:val="false"/>
+                <w:color w:val="000000"/>
+                <w:sz w:val="18"/>
+                <w:szCs w:val="18"/>
+              </w:rPr>
+              <w:t xml:space="preserve">を満了日として台帳に記録し、満了後に消去する、というものです。</w:t>
+            </w:r>
+            <w:r>
+              <w:rPr>
+                <w:rFonts w:ascii="MS Mincho" w:cs="MS Mincho" w:eastAsia="MS Mincho" w:hAnsi="MS Mincho"/>
+                <w:b/>
+                <w:bCs/>
+                <w:color w:val="000000"/>
+                <w:sz w:val="18"/>
+                <w:szCs w:val="18"/>
+              </w:rPr>
+              <w:t xml:space="preserve">保存義務の対象になる記録を残したまま他を消す</w:t>
+            </w:r>
+            <w:r>
+              <w:rPr>
+                <w:rFonts w:ascii="MS Mincho" w:cs="MS Mincho" w:eastAsia="MS Mincho" w:hAnsi="MS Mincho"/>
+                <w:b w:val="false"/>
+                <w:bCs w:val="false"/>
+                <w:color w:val="000000"/>
+                <w:sz w:val="18"/>
+                <w:szCs w:val="18"/>
+              </w:rPr>
+              <w:t xml:space="preserve">という整理であり、B-5 のご確認事項と対応しています。あわせて、当社は</w:t>
+            </w:r>
+            <w:r>
+              <w:rPr>
+                <w:rFonts w:ascii="MS Mincho" w:cs="MS Mincho" w:eastAsia="MS Mincho" w:hAnsi="MS Mincho"/>
+                <w:b/>
+                <w:bCs/>
+                <w:color w:val="000000"/>
+                <w:sz w:val="18"/>
+                <w:szCs w:val="18"/>
+              </w:rPr>
+              <w:t xml:space="preserve">SMS認証を用いないため電話番号の保有を技術的に確認できず、スタッフによるWeChatでの本人確認が本人性を担保する唯一の手段である</w:t>
+            </w:r>
+            <w:r>
+              <w:rPr>
+                <w:rFonts w:ascii="MS Mincho" w:cs="MS Mincho" w:eastAsia="MS Mincho" w:hAnsi="MS Mincho"/>
+                <w:b w:val="false"/>
+                <w:bCs w:val="false"/>
+                <w:color w:val="000000"/>
+                <w:sz w:val="18"/>
+                <w:szCs w:val="18"/>
+              </w:rPr>
+              <w:t xml:space="preserve">旨を手順書の冒頭に明記しました</w:t>
             </w:r>
           </w:p>
         </w:tc>

--- a/docs/legal/export/04_確認論点リスト.docx
+++ b/docs/legal/export/04_確認論点リスト.docx
@@ -21,7 +21,7 @@
           <w:sz w:val="21"/>
           <w:szCs w:val="21"/>
         </w:rPr>
-        <w:t xml:space="preserve">顧問弁護士 レビュー依頼資料 ④</w:t>
+        <w:t xml:space="preserve">法務確認資料 ④</w:t>
       </w:r>
     </w:p>
     <w:p>
@@ -55,7 +55,7 @@
           <w:sz w:val="22"/>
           <w:szCs w:val="22"/>
         </w:rPr>
-        <w:t xml:space="preserve">公開前にご確認いただきたい法的論点の一覧</w:t>
+        <w:t xml:space="preserve">ご確認をお願いしたい25論点／当社の案と回答欄</w:t>
       </w:r>
     </w:p>
     <w:p>
@@ -141,7 +141,7 @@
                 <w:sz w:val="18"/>
                 <w:szCs w:val="18"/>
               </w:rPr>
-              <w:t xml:space="preserve">樱聘 YingPin（特定技能 求人サイト・中国語圏の求職者向け）</w:t>
+              <w:t xml:space="preserve">樱聘 YingPin（特定技能 求人・職業紹介サイト／中国語圏の求職者向け）</w:t>
             </w:r>
           </w:p>
         </w:tc>
@@ -170,7 +170,7 @@
                 <w:sz w:val="18"/>
                 <w:szCs w:val="18"/>
               </w:rPr>
-              <w:t xml:space="preserve">運営者</w:t>
+              <w:t xml:space="preserve">サイト</w:t>
             </w:r>
           </w:p>
         </w:tc>
@@ -197,7 +197,7 @@
                 <w:sz w:val="18"/>
                 <w:szCs w:val="18"/>
               </w:rPr>
-              <w:t xml:space="preserve">株式会社パートナー（有料職業紹介事業）</w:t>
+              <w:t xml:space="preserve">https://yingpin.jp</w:t>
             </w:r>
           </w:p>
         </w:tc>
@@ -226,7 +226,7 @@
                 <w:sz w:val="18"/>
                 <w:szCs w:val="18"/>
               </w:rPr>
-              <w:t xml:space="preserve">許可番号</w:t>
+              <w:t xml:space="preserve">運営者</w:t>
             </w:r>
           </w:p>
         </w:tc>
@@ -253,7 +253,7 @@
                 <w:sz w:val="18"/>
                 <w:szCs w:val="18"/>
               </w:rPr>
-              <w:t xml:space="preserve">11-ユ-301340</w:t>
+              <w:t xml:space="preserve">株式会社パートナー（有料職業紹介事業）</w:t>
             </w:r>
           </w:p>
         </w:tc>
@@ -282,7 +282,7 @@
                 <w:sz w:val="18"/>
                 <w:szCs w:val="18"/>
               </w:rPr>
-              <w:t xml:space="preserve">入社後支援</w:t>
+              <w:t xml:space="preserve">許可番号</w:t>
             </w:r>
           </w:p>
         </w:tc>
@@ -309,7 +309,7 @@
                 <w:sz w:val="18"/>
                 <w:szCs w:val="18"/>
               </w:rPr>
-              <w:t xml:space="preserve">パートナー協同組合（特定技能の登録支援機関）</w:t>
+              <w:t xml:space="preserve">11-ユ-301340</w:t>
             </w:r>
           </w:p>
         </w:tc>
@@ -338,7 +338,7 @@
                 <w:sz w:val="18"/>
                 <w:szCs w:val="18"/>
               </w:rPr>
-              <w:t xml:space="preserve">版数</w:t>
+              <w:t xml:space="preserve">入社後支援</w:t>
             </w:r>
           </w:p>
         </w:tc>
@@ -365,7 +365,7 @@
                 <w:sz w:val="18"/>
                 <w:szCs w:val="18"/>
               </w:rPr>
-              <w:t xml:space="preserve">v1.0</w:t>
+              <w:t xml:space="preserve">パートナー協同組合（特定技能の登録支援機関）</w:t>
             </w:r>
           </w:p>
         </w:tc>
@@ -394,7 +394,7 @@
                 <w:sz w:val="18"/>
                 <w:szCs w:val="18"/>
               </w:rPr>
-              <w:t xml:space="preserve">作成日</w:t>
+              <w:t xml:space="preserve">規約・ポリシーの版数</w:t>
             </w:r>
           </w:p>
         </w:tc>
@@ -421,7 +421,7 @@
                 <w:sz w:val="18"/>
                 <w:szCs w:val="18"/>
               </w:rPr>
-              <w:t xml:space="preserve">2026年7月28日</w:t>
+              <w:t xml:space="preserve">v1.0</w:t>
             </w:r>
           </w:p>
         </w:tc>
@@ -450,7 +450,7 @@
                 <w:sz w:val="18"/>
                 <w:szCs w:val="18"/>
               </w:rPr>
-              <w:t xml:space="preserve">ご提出先</w:t>
+              <w:t xml:space="preserve">資料の作成日</w:t>
             </w:r>
           </w:p>
         </w:tc>
@@ -477,7 +477,7 @@
                 <w:sz w:val="18"/>
                 <w:szCs w:val="18"/>
               </w:rPr>
-              <w:t xml:space="preserve">顧問弁護士 御中</w:t>
+              <w:t xml:space="preserve">2026年8月6日</w:t>
             </w:r>
           </w:p>
         </w:tc>
@@ -565,7 +565,7 @@
                 <w:sz w:val="18"/>
                 <w:szCs w:val="18"/>
               </w:rPr>
-              <w:t xml:space="preserve">事業の可否・公開時期に関わるため、特に優先してご確認いただきたい項目です。</w:t>
+              <w:t xml:space="preserve">事業の可否・公開の範囲に関わるため、特に優先してご確認いただきたい項目です。</w:t>
             </w:r>
           </w:p>
         </w:tc>
@@ -589,13 +589,15 @@
             <w:r>
               <w:rPr>
                 <w:rFonts w:ascii="MS Mincho" w:cs="MS Mincho" w:eastAsia="MS Mincho" w:hAnsi="MS Mincho"/>
-                <w:b w:val="false"/>
-                <w:bCs w:val="false"/>
-                <w:color w:val="000000"/>
-                <w:sz w:val="18"/>
-                <w:szCs w:val="18"/>
-              </w:rPr>
-              <w:t xml:space="preserve">☐</w:t>
+                <w:b/>
+                <w:bCs/>
+                <w:color w:val="000000"/>
+                <w:sz w:val="18"/>
+                <w:szCs w:val="18"/>
+                <w:highlight w:val="yellow"/>
+                <w:highlightCs w:val="yellow"/>
+              </w:rPr>
+              <w:t xml:space="preserve">【確認論点 A-1】</w:t>
             </w:r>
           </w:p>
         </w:tc>
@@ -618,6 +620,59 @@
                 <w:sz w:val="18"/>
                 <w:szCs w:val="18"/>
               </w:rPr>
+              <w:t xml:space="preserve">条文のうち、ご確認いただきたい箇所に付けた目印です（黄色）。資料④の同じ番号に、当社の案と理由を記載しています。</w:t>
+            </w:r>
+          </w:p>
+        </w:tc>
+      </w:tr>
+      <w:tr>
+        <w:tc>
+          <w:tcPr>
+            <w:tcW w:type="dxa" w:w="1800"/>
+            <w:tcMar>
+              <w:top w:type="dxa" w:w="60"/>
+              <w:left w:type="dxa" w:w="120"/>
+              <w:bottom w:type="dxa" w:w="60"/>
+              <w:right w:type="dxa" w:w="120"/>
+            </w:tcMar>
+          </w:tcPr>
+          <w:p>
+            <w:pPr>
+              <w:spacing w:after="0"/>
+              <w:jc w:val="center"/>
+            </w:pPr>
+            <w:r>
+              <w:rPr>
+                <w:rFonts w:ascii="MS Mincho" w:cs="MS Mincho" w:eastAsia="MS Mincho" w:hAnsi="MS Mincho"/>
+                <w:b w:val="false"/>
+                <w:bCs w:val="false"/>
+                <w:color w:val="000000"/>
+                <w:sz w:val="18"/>
+                <w:szCs w:val="18"/>
+              </w:rPr>
+              <w:t xml:space="preserve">☐</w:t>
+            </w:r>
+          </w:p>
+        </w:tc>
+        <w:tc>
+          <w:tcPr>
+            <w:tcW w:type="dxa" w:w="6200"/>
+            <w:tcMar>
+              <w:top w:type="dxa" w:w="60"/>
+              <w:left w:type="dxa" w:w="120"/>
+              <w:bottom w:type="dxa" w:w="60"/>
+              <w:right w:type="dxa" w:w="120"/>
+            </w:tcMar>
+          </w:tcPr>
+          <w:p>
+            <w:pPr>
+              <w:spacing w:after="0"/>
+            </w:pPr>
+            <w:r>
+              <w:rPr>
+                <w:sz w:val="18"/>
+                <w:szCs w:val="18"/>
+              </w:rPr>
               <w:t xml:space="preserve">ご回答の記入欄です（資料④「確認論点リスト」の各論点の末尾にあります）。</w:t>
             </w:r>
           </w:p>
@@ -635,7 +690,7 @@
           <w:sz w:val="18"/>
           <w:szCs w:val="18"/>
         </w:rPr>
-        <w:t xml:space="preserve">本書は「①レビュー依頼書／②利用規約（案）／③プライバシーポリシー（案）／④確認論点リスト」の4点セットのうちの1点です。</w:t>
+        <w:t xml:space="preserve">本書は「①状況説明書／②利用規約／③プライバシーポリシー／④確認論点リスト」の4点セットのうちの1点です。</w:t>
       </w:r>
     </w:p>
     <w:p>
@@ -673,7 +728,7 @@
         </w:pBdr>
         <w:shd w:fill="F5F5F5" w:val="clear"/>
         <w:spacing w:after="40" w:before="0" w:line="280" w:lineRule="auto"/>
-        <w:ind w:left="260"/>
+        <w:ind w:left="560" w:hanging="200"/>
         <w:jc w:val="both"/>
       </w:pPr>
       <w:r>
@@ -685,128 +740,150 @@
           <w:sz w:val="18"/>
           <w:szCs w:val="18"/>
         </w:rPr>
-        <w:t xml:space="preserve">各項目は「</w:t>
-      </w:r>
-      <w:r>
-        <w:rPr>
-          <w:rFonts w:ascii="MS Mincho" w:cs="MS Mincho" w:eastAsia="MS Mincho" w:hAnsi="MS Mincho"/>
-          <w:b/>
-          <w:bCs/>
+        <w:t xml:space="preserve">・</w:t>
+      </w:r>
+      <w:r>
+        <w:rPr>
+          <w:rFonts w:ascii="MS Mincho" w:cs="MS Mincho" w:eastAsia="MS Mincho" w:hAnsi="MS Mincho"/>
+          <w:b w:val="false"/>
+          <w:bCs w:val="false"/>
           <w:color w:val="000000"/>
           <w:sz w:val="18"/>
           <w:szCs w:val="18"/>
         </w:rPr>
-        <w:t xml:space="preserve">前提となる事実</w:t>
-      </w:r>
-      <w:r>
-        <w:rPr>
-          <w:rFonts w:ascii="MS Mincho" w:cs="MS Mincho" w:eastAsia="MS Mincho" w:hAnsi="MS Mincho"/>
-          <w:b w:val="false"/>
-          <w:bCs w:val="false"/>
+        <w:t xml:space="preserve">各項目は「</w:t>
+      </w:r>
+      <w:r>
+        <w:rPr>
+          <w:rFonts w:ascii="MS Mincho" w:cs="MS Mincho" w:eastAsia="MS Mincho" w:hAnsi="MS Mincho"/>
+          <w:b/>
+          <w:bCs/>
           <w:color w:val="000000"/>
           <w:sz w:val="18"/>
           <w:szCs w:val="18"/>
         </w:rPr>
-        <w:t xml:space="preserve"> → </w:t>
-      </w:r>
-      <w:r>
-        <w:rPr>
-          <w:rFonts w:ascii="MS Mincho" w:cs="MS Mincho" w:eastAsia="MS Mincho" w:hAnsi="MS Mincho"/>
-          <w:b/>
-          <w:bCs/>
+        <w:t xml:space="preserve">前提となる事実</w:t>
+      </w:r>
+      <w:r>
+        <w:rPr>
+          <w:rFonts w:ascii="MS Mincho" w:cs="MS Mincho" w:eastAsia="MS Mincho" w:hAnsi="MS Mincho"/>
+          <w:b w:val="false"/>
+          <w:bCs w:val="false"/>
           <w:color w:val="000000"/>
           <w:sz w:val="18"/>
           <w:szCs w:val="18"/>
         </w:rPr>
-        <w:t xml:space="preserve">当社の理解・採用案</w:t>
-      </w:r>
-      <w:r>
-        <w:rPr>
-          <w:rFonts w:ascii="MS Mincho" w:cs="MS Mincho" w:eastAsia="MS Mincho" w:hAnsi="MS Mincho"/>
-          <w:b w:val="false"/>
-          <w:bCs w:val="false"/>
+        <w:t xml:space="preserve"> → </w:t>
+      </w:r>
+      <w:r>
+        <w:rPr>
+          <w:rFonts w:ascii="MS Mincho" w:cs="MS Mincho" w:eastAsia="MS Mincho" w:hAnsi="MS Mincho"/>
+          <w:b/>
+          <w:bCs/>
           <w:color w:val="000000"/>
           <w:sz w:val="18"/>
           <w:szCs w:val="18"/>
         </w:rPr>
-        <w:t xml:space="preserve"> → </w:t>
-      </w:r>
-      <w:r>
-        <w:rPr>
-          <w:rFonts w:ascii="MS Mincho" w:cs="MS Mincho" w:eastAsia="MS Mincho" w:hAnsi="MS Mincho"/>
-          <w:b/>
-          <w:bCs/>
+        <w:t xml:space="preserve">当社の理解・採用案</w:t>
+      </w:r>
+      <w:r>
+        <w:rPr>
+          <w:rFonts w:ascii="MS Mincho" w:cs="MS Mincho" w:eastAsia="MS Mincho" w:hAnsi="MS Mincho"/>
+          <w:b w:val="false"/>
+          <w:bCs w:val="false"/>
           <w:color w:val="000000"/>
           <w:sz w:val="18"/>
           <w:szCs w:val="18"/>
         </w:rPr>
-        <w:t xml:space="preserve">ご確認事項</w:t>
-      </w:r>
-      <w:r>
-        <w:rPr>
-          <w:rFonts w:ascii="MS Mincho" w:cs="MS Mincho" w:eastAsia="MS Mincho" w:hAnsi="MS Mincho"/>
-          <w:b w:val="false"/>
-          <w:bCs w:val="false"/>
+        <w:t xml:space="preserve"> → </w:t>
+      </w:r>
+      <w:r>
+        <w:rPr>
+          <w:rFonts w:ascii="MS Mincho" w:cs="MS Mincho" w:eastAsia="MS Mincho" w:hAnsi="MS Mincho"/>
+          <w:b/>
+          <w:bCs/>
           <w:color w:val="000000"/>
           <w:sz w:val="18"/>
           <w:szCs w:val="18"/>
         </w:rPr>
-        <w:t xml:space="preserve"> → </w:t>
-      </w:r>
-      <w:r>
-        <w:rPr>
-          <w:rFonts w:ascii="MS Mincho" w:cs="MS Mincho" w:eastAsia="MS Mincho" w:hAnsi="MS Mincho"/>
-          <w:b/>
-          <w:bCs/>
+        <w:t xml:space="preserve">ご確認事項</w:t>
+      </w:r>
+      <w:r>
+        <w:rPr>
+          <w:rFonts w:ascii="MS Mincho" w:cs="MS Mincho" w:eastAsia="MS Mincho" w:hAnsi="MS Mincho"/>
+          <w:b w:val="false"/>
+          <w:bCs w:val="false"/>
           <w:color w:val="000000"/>
           <w:sz w:val="18"/>
           <w:szCs w:val="18"/>
         </w:rPr>
-        <w:t xml:space="preserve">ご回答欄</w:t>
-      </w:r>
-      <w:r>
-        <w:rPr>
-          <w:rFonts w:ascii="MS Mincho" w:cs="MS Mincho" w:eastAsia="MS Mincho" w:hAnsi="MS Mincho"/>
-          <w:b w:val="false"/>
-          <w:bCs w:val="false"/>
+        <w:t xml:space="preserve"> → </w:t>
+      </w:r>
+      <w:r>
+        <w:rPr>
+          <w:rFonts w:ascii="MS Mincho" w:cs="MS Mincho" w:eastAsia="MS Mincho" w:hAnsi="MS Mincho"/>
+          <w:b/>
+          <w:bCs/>
           <w:color w:val="000000"/>
           <w:sz w:val="18"/>
           <w:szCs w:val="18"/>
         </w:rPr>
-        <w:t xml:space="preserve">」の順に並べています。</w:t>
-      </w:r>
-      <w:r>
-        <w:rPr>
-          <w:rFonts w:ascii="MS Mincho" w:cs="MS Mincho" w:eastAsia="MS Mincho" w:hAnsi="MS Mincho"/>
-          <w:b/>
-          <w:bCs/>
+        <w:t xml:space="preserve">ご回答欄</w:t>
+      </w:r>
+      <w:r>
+        <w:rPr>
+          <w:rFonts w:ascii="MS Mincho" w:cs="MS Mincho" w:eastAsia="MS Mincho" w:hAnsi="MS Mincho"/>
+          <w:b w:val="false"/>
+          <w:bCs w:val="false"/>
           <w:color w:val="000000"/>
           <w:sz w:val="18"/>
           <w:szCs w:val="18"/>
         </w:rPr>
-        <w:t xml:space="preserve">当社としての結論はすべて出したうえで、規約・プライバシーポリシー（資料②③）の本文に反映済み</w:t>
-      </w:r>
-      <w:r>
-        <w:rPr>
-          <w:rFonts w:ascii="MS Mincho" w:cs="MS Mincho" w:eastAsia="MS Mincho" w:hAnsi="MS Mincho"/>
-          <w:b w:val="false"/>
-          <w:bCs w:val="false"/>
+        <w:t xml:space="preserve">」の順に並べています。</w:t>
+      </w:r>
+      <w:r>
+        <w:rPr>
+          <w:rFonts w:ascii="MS Mincho" w:cs="MS Mincho" w:eastAsia="MS Mincho" w:hAnsi="MS Mincho"/>
+          <w:b/>
+          <w:bCs/>
           <w:color w:val="000000"/>
           <w:sz w:val="18"/>
           <w:szCs w:val="18"/>
         </w:rPr>
-        <w:t xml:space="preserve">です。したがって、</w:t>
-      </w:r>
-      <w:r>
-        <w:rPr>
-          <w:rFonts w:ascii="MS Mincho" w:cs="MS Mincho" w:eastAsia="MS Mincho" w:hAnsi="MS Mincho"/>
-          <w:b/>
-          <w:bCs/>
+        <w:t xml:space="preserve">当社としての結論はすべて出したうえで、利用規約・プライバシーポリシー（資料②③）の本文に反映し、実際にサイトへ掲出済み</w:t>
+      </w:r>
+      <w:r>
+        <w:rPr>
+          <w:rFonts w:ascii="MS Mincho" w:cs="MS Mincho" w:eastAsia="MS Mincho" w:hAnsi="MS Mincho"/>
+          <w:b w:val="false"/>
+          <w:bCs w:val="false"/>
           <w:color w:val="000000"/>
           <w:sz w:val="18"/>
           <w:szCs w:val="18"/>
         </w:rPr>
+        <w:t xml:space="preserve">です。したがって、</w:t>
+      </w:r>
+      <w:r>
+        <w:rPr>
+          <w:rFonts w:ascii="MS Mincho" w:cs="MS Mincho" w:eastAsia="MS Mincho" w:hAnsi="MS Mincho"/>
+          <w:b/>
+          <w:bCs/>
+          <w:color w:val="000000"/>
+          <w:sz w:val="18"/>
+          <w:szCs w:val="18"/>
+        </w:rPr>
         <w:t xml:space="preserve">原則として「案のとおりで可」か「修正が必要」かをお示しいただくだけで足ります。</w:t>
+      </w:r>
+      <w:r>
+        <w:rPr>
+          <w:rFonts w:ascii="MS Mincho" w:cs="MS Mincho" w:eastAsia="MS Mincho" w:hAnsi="MS Mincho"/>
+          <w:b w:val="false"/>
+          <w:bCs w:val="false"/>
+          <w:color w:val="000000"/>
+          <w:sz w:val="18"/>
+          <w:szCs w:val="18"/>
+        </w:rPr>
+        <w:t xml:space="preserve"> 修正が必要な項目のみ、ご回答欄に内容をご記入ください。</w:t>
       </w:r>
     </w:p>
     <w:p>
@@ -816,7 +893,7 @@
         </w:pBdr>
         <w:shd w:fill="F5F5F5" w:val="clear"/>
         <w:spacing w:after="40" w:before="0" w:line="280" w:lineRule="auto"/>
-        <w:ind w:left="260"/>
+        <w:ind w:left="560" w:hanging="200"/>
         <w:jc w:val="both"/>
       </w:pPr>
       <w:r>
@@ -828,7 +905,86 @@
           <w:sz w:val="18"/>
           <w:szCs w:val="18"/>
         </w:rPr>
-        <w:t xml:space="preserve">修正が必要な項目のみ、ご回答欄に内容をご記入ください。</w:t>
+        <w:t xml:space="preserve">・</w:t>
+      </w:r>
+      <w:r>
+        <w:rPr>
+          <w:rFonts w:ascii="MS Mincho" w:cs="MS Mincho" w:eastAsia="MS Mincho" w:hAnsi="MS Mincho"/>
+          <w:b/>
+          <w:bCs/>
+          <w:color w:val="000000"/>
+          <w:sz w:val="18"/>
+          <w:szCs w:val="18"/>
+        </w:rPr>
+        <w:t xml:space="preserve">資料②③の条文には、対応する論点番号を </w:t>
+      </w:r>
+      <w:r>
+        <w:rPr>
+          <w:rFonts w:ascii="MS Mincho" w:cs="MS Mincho" w:eastAsia="MS Mincho" w:hAnsi="MS Mincho"/>
+          <w:b/>
+          <w:bCs/>
+          <w:color w:val="000000"/>
+          <w:sz w:val="18"/>
+          <w:szCs w:val="18"/>
+          <w:highlight w:val="yellow"/>
+          <w:highlightCs w:val="yellow"/>
+        </w:rPr>
+        <w:t xml:space="preserve">【確認論点 X-N】</w:t>
+      </w:r>
+      <w:r>
+        <w:rPr>
+          <w:rFonts w:ascii="MS Mincho" w:cs="MS Mincho" w:eastAsia="MS Mincho" w:hAnsi="MS Mincho"/>
+          <w:b/>
+          <w:bCs/>
+          <w:color w:val="000000"/>
+          <w:sz w:val="18"/>
+          <w:szCs w:val="18"/>
+        </w:rPr>
+        <w:t xml:space="preserve"> の注記（黄色）で入れてあります。</w:t>
+      </w:r>
+      <w:r>
+        <w:rPr>
+          <w:rFonts w:ascii="MS Mincho" w:cs="MS Mincho" w:eastAsia="MS Mincho" w:hAnsi="MS Mincho"/>
+          <w:b w:val="false"/>
+          <w:bCs w:val="false"/>
+          <w:color w:val="000000"/>
+          <w:sz w:val="18"/>
+          <w:szCs w:val="18"/>
+        </w:rPr>
+        <w:t xml:space="preserve"> 条文を読みながら本リストを引く、本リストを読みながら条文に戻る、どちらの順でもたどれます。</w:t>
+      </w:r>
+    </w:p>
+    <w:p>
+      <w:pPr>
+        <w:pBdr>
+          <w:left w:val="single" w:color="AAAAAA" w:sz="18" w:space="10"/>
+        </w:pBdr>
+        <w:shd w:fill="F5F5F5" w:val="clear"/>
+        <w:spacing w:after="40" w:before="0" w:line="280" w:lineRule="auto"/>
+        <w:ind w:left="560" w:hanging="200"/>
+        <w:jc w:val="both"/>
+      </w:pPr>
+      <w:r>
+        <w:rPr>
+          <w:rFonts w:ascii="MS Mincho" w:cs="MS Mincho" w:eastAsia="MS Mincho" w:hAnsi="MS Mincho"/>
+          <w:b w:val="false"/>
+          <w:bCs w:val="false"/>
+          <w:color w:val="000000"/>
+          <w:sz w:val="18"/>
+          <w:szCs w:val="18"/>
+        </w:rPr>
+        <w:t xml:space="preserve">・</w:t>
+      </w:r>
+      <w:r>
+        <w:rPr>
+          <w:rFonts w:ascii="MS Mincho" w:cs="MS Mincho" w:eastAsia="MS Mincho" w:hAnsi="MS Mincho"/>
+          <w:b/>
+          <w:bCs/>
+          <w:color w:val="000000"/>
+          <w:sz w:val="18"/>
+          <w:szCs w:val="18"/>
+        </w:rPr>
+        <w:t xml:space="preserve">★印は、事業の可否・公開の範囲そのものに関わるため、特に優先してご確認いただきたい項目です。</w:t>
       </w:r>
     </w:p>
     <w:p>
@@ -838,20 +994,725 @@
         </w:pBdr>
         <w:shd w:fill="F5F5F5" w:val="clear"/>
         <w:spacing w:after="160" w:before="0" w:line="280" w:lineRule="auto"/>
-        <w:ind w:left="260"/>
-        <w:jc w:val="both"/>
-      </w:pPr>
-      <w:r>
-        <w:rPr>
-          <w:rFonts w:ascii="MS Mincho" w:cs="MS Mincho" w:eastAsia="MS Mincho" w:hAnsi="MS Mincho"/>
-          <w:b/>
-          <w:bCs/>
+        <w:ind w:left="560" w:hanging="200"/>
+        <w:jc w:val="both"/>
+      </w:pPr>
+      <w:r>
+        <w:rPr>
+          <w:rFonts w:ascii="MS Mincho" w:cs="MS Mincho" w:eastAsia="MS Mincho" w:hAnsi="MS Mincho"/>
+          <w:b w:val="false"/>
+          <w:bCs w:val="false"/>
           <w:color w:val="000000"/>
           <w:sz w:val="18"/>
           <w:szCs w:val="18"/>
         </w:rPr>
-        <w:t xml:space="preserve">★印は、事業の可否そのものに関わるため、特に優先してご確認いただきたい項目です。</w:t>
-      </w:r>
+        <w:t xml:space="preserve">・</w:t>
+      </w:r>
+      <w:r>
+        <w:rPr>
+          <w:rFonts w:ascii="MS Mincho" w:cs="MS Mincho" w:eastAsia="MS Mincho" w:hAnsi="MS Mincho"/>
+          <w:b w:val="false"/>
+          <w:bCs w:val="false"/>
+          <w:color w:val="000000"/>
+          <w:sz w:val="18"/>
+          <w:szCs w:val="18"/>
+        </w:rPr>
+        <w:t xml:space="preserve">全</w:t>
+      </w:r>
+      <w:r>
+        <w:rPr>
+          <w:rFonts w:ascii="MS Mincho" w:cs="MS Mincho" w:eastAsia="MS Mincho" w:hAnsi="MS Mincho"/>
+          <w:b/>
+          <w:bCs/>
+          <w:color w:val="000000"/>
+          <w:sz w:val="18"/>
+          <w:szCs w:val="18"/>
+        </w:rPr>
+        <w:t xml:space="preserve">25論点</w:t>
+      </w:r>
+      <w:r>
+        <w:rPr>
+          <w:rFonts w:ascii="MS Mincho" w:cs="MS Mincho" w:eastAsia="MS Mincho" w:hAnsi="MS Mincho"/>
+          <w:b w:val="false"/>
+          <w:bCs w:val="false"/>
+          <w:color w:val="000000"/>
+          <w:sz w:val="18"/>
+          <w:szCs w:val="18"/>
+        </w:rPr>
+        <w:t xml:space="preserve">（A：個人情報保護法11／B：職業安定法6／C：その他8）。全体像は資料①「状況説明書」§7 の一覧表をご覧ください。</w:t>
+      </w:r>
+    </w:p>
+    <w:p>
+      <w:pPr>
+        <w:pStyle w:val="Heading3"/>
+        <w:keepNext/>
+        <w:spacing w:after="120" w:before="260"/>
+      </w:pPr>
+      <w:r>
+        <w:rPr>
+          <w:rFonts w:ascii="MS Gothic" w:cs="MS Gothic" w:eastAsia="MS Gothic" w:hAnsi="MS Gothic"/>
+          <w:b/>
+          <w:bCs/>
+          <w:color w:val="000000"/>
+          <w:sz w:val="22"/>
+          <w:szCs w:val="22"/>
+        </w:rPr>
+        <w:t xml:space="preserve">2026年8月6日の改訂で追加・変更した論点</w:t>
+      </w:r>
+    </w:p>
+    <w:p>
+      <w:pPr>
+        <w:spacing w:after="120" w:line="300" w:lineRule="auto"/>
+        <w:jc w:val="both"/>
+      </w:pPr>
+      <w:r>
+        <w:rPr>
+          <w:rFonts w:ascii="MS Mincho" w:cs="MS Mincho" w:eastAsia="MS Mincho" w:hAnsi="MS Mincho"/>
+          <w:b/>
+          <w:bCs/>
+          <w:color w:val="000000"/>
+          <w:sz w:val="21"/>
+          <w:szCs w:val="21"/>
+        </w:rPr>
+        <w:t xml:space="preserve">前回お渡しした版から、次の点が変わっています。</w:t>
+      </w:r>
+      <w:r>
+        <w:rPr>
+          <w:rFonts w:ascii="MS Mincho" w:cs="MS Mincho" w:eastAsia="MS Mincho" w:hAnsi="MS Mincho"/>
+          <w:b w:val="false"/>
+          <w:bCs w:val="false"/>
+          <w:color w:val="000000"/>
+          <w:sz w:val="21"/>
+          <w:szCs w:val="21"/>
+        </w:rPr>
+        <w:t xml:space="preserve"> ほかの論点に実質的な変更はありません。</w:t>
+      </w:r>
+    </w:p>
+    <w:tbl>
+      <w:tblPr>
+        <w:tblW w:type="dxa" w:w="9638"/>
+        <w:tblBorders>
+          <w:top w:val="single" w:color="auto" w:sz="4"/>
+          <w:left w:val="single" w:color="auto" w:sz="4"/>
+          <w:bottom w:val="single" w:color="auto" w:sz="4"/>
+          <w:right w:val="single" w:color="auto" w:sz="4"/>
+          <w:insideH w:val="single" w:color="auto" w:sz="4"/>
+          <w:insideV w:val="single" w:color="auto" w:sz="4"/>
+        </w:tblBorders>
+      </w:tblPr>
+      <w:tblGrid>
+        <w:gridCol w:w="1600"/>
+        <w:gridCol w:w="1600"/>
+        <w:gridCol w:w="6438"/>
+      </w:tblGrid>
+      <w:tr>
+        <w:trPr>
+          <w:tblHeader/>
+        </w:trPr>
+        <w:tc>
+          <w:tcPr>
+            <w:tcW w:type="dxa" w:w="1600"/>
+            <w:shd w:fill="E8E8E8" w:val="clear"/>
+            <w:tcMar>
+              <w:top w:type="dxa" w:w="80"/>
+              <w:left w:type="dxa" w:w="120"/>
+              <w:bottom w:type="dxa" w:w="80"/>
+              <w:right w:type="dxa" w:w="120"/>
+            </w:tcMar>
+            <w:vAlign w:val="center"/>
+          </w:tcPr>
+          <w:p>
+            <w:pPr>
+              <w:spacing w:after="0" w:line="260" w:lineRule="auto"/>
+            </w:pPr>
+            <w:r>
+              <w:rPr>
+                <w:rFonts w:ascii="MS Mincho" w:cs="MS Mincho" w:eastAsia="MS Mincho" w:hAnsi="MS Mincho"/>
+                <w:b/>
+                <w:bCs/>
+                <w:color w:val="000000"/>
+                <w:sz w:val="18"/>
+                <w:szCs w:val="18"/>
+              </w:rPr>
+              <w:t xml:space="preserve">論点</w:t>
+            </w:r>
+          </w:p>
+        </w:tc>
+        <w:tc>
+          <w:tcPr>
+            <w:tcW w:type="dxa" w:w="1600"/>
+            <w:shd w:fill="E8E8E8" w:val="clear"/>
+            <w:tcMar>
+              <w:top w:type="dxa" w:w="80"/>
+              <w:left w:type="dxa" w:w="120"/>
+              <w:bottom w:type="dxa" w:w="80"/>
+              <w:right w:type="dxa" w:w="120"/>
+            </w:tcMar>
+            <w:vAlign w:val="center"/>
+          </w:tcPr>
+          <w:p>
+            <w:pPr>
+              <w:spacing w:after="0" w:line="260" w:lineRule="auto"/>
+            </w:pPr>
+            <w:r>
+              <w:rPr>
+                <w:rFonts w:ascii="MS Mincho" w:cs="MS Mincho" w:eastAsia="MS Mincho" w:hAnsi="MS Mincho"/>
+                <w:b/>
+                <w:bCs/>
+                <w:color w:val="000000"/>
+                <w:sz w:val="18"/>
+                <w:szCs w:val="18"/>
+              </w:rPr>
+              <w:t xml:space="preserve">変更</w:t>
+            </w:r>
+          </w:p>
+        </w:tc>
+        <w:tc>
+          <w:tcPr>
+            <w:tcW w:type="dxa" w:w="6438"/>
+            <w:shd w:fill="E8E8E8" w:val="clear"/>
+            <w:tcMar>
+              <w:top w:type="dxa" w:w="80"/>
+              <w:left w:type="dxa" w:w="120"/>
+              <w:bottom w:type="dxa" w:w="80"/>
+              <w:right w:type="dxa" w:w="120"/>
+            </w:tcMar>
+            <w:vAlign w:val="center"/>
+          </w:tcPr>
+          <w:p>
+            <w:pPr>
+              <w:spacing w:after="0" w:line="260" w:lineRule="auto"/>
+            </w:pPr>
+            <w:r>
+              <w:rPr>
+                <w:rFonts w:ascii="MS Mincho" w:cs="MS Mincho" w:eastAsia="MS Mincho" w:hAnsi="MS Mincho"/>
+                <w:b/>
+                <w:bCs/>
+                <w:color w:val="000000"/>
+                <w:sz w:val="18"/>
+                <w:szCs w:val="18"/>
+              </w:rPr>
+              <w:t xml:space="preserve">理由</w:t>
+            </w:r>
+          </w:p>
+        </w:tc>
+      </w:tr>
+      <w:tr>
+        <w:trPr>
+          <w:tblHeader w:val="false"/>
+        </w:trPr>
+        <w:tc>
+          <w:tcPr>
+            <w:tcW w:type="dxa" w:w="1600"/>
+            <w:tcMar>
+              <w:top w:type="dxa" w:w="80"/>
+              <w:left w:type="dxa" w:w="120"/>
+              <w:bottom w:type="dxa" w:w="80"/>
+              <w:right w:type="dxa" w:w="120"/>
+            </w:tcMar>
+            <w:vAlign w:val="center"/>
+          </w:tcPr>
+          <w:p>
+            <w:pPr>
+              <w:spacing w:after="0" w:line="260" w:lineRule="auto"/>
+            </w:pPr>
+            <w:r>
+              <w:rPr>
+                <w:rFonts w:ascii="MS Mincho" w:cs="MS Mincho" w:eastAsia="MS Mincho" w:hAnsi="MS Mincho"/>
+                <w:b/>
+                <w:bCs/>
+                <w:color w:val="000000"/>
+                <w:sz w:val="18"/>
+                <w:szCs w:val="18"/>
+              </w:rPr>
+              <w:t xml:space="preserve">C-1</w:t>
+            </w:r>
+          </w:p>
+        </w:tc>
+        <w:tc>
+          <w:tcPr>
+            <w:tcW w:type="dxa" w:w="1600"/>
+            <w:tcMar>
+              <w:top w:type="dxa" w:w="80"/>
+              <w:left w:type="dxa" w:w="120"/>
+              <w:bottom w:type="dxa" w:w="80"/>
+              <w:right w:type="dxa" w:w="120"/>
+            </w:tcMar>
+            <w:vAlign w:val="center"/>
+          </w:tcPr>
+          <w:p>
+            <w:pPr>
+              <w:spacing w:after="0" w:line="260" w:lineRule="auto"/>
+            </w:pPr>
+            <w:r>
+              <w:rPr>
+                <w:rFonts w:ascii="MS Mincho" w:cs="MS Mincho" w:eastAsia="MS Mincho" w:hAnsi="MS Mincho"/>
+                <w:b/>
+                <w:bCs/>
+                <w:color w:val="000000"/>
+                <w:sz w:val="18"/>
+                <w:szCs w:val="18"/>
+              </w:rPr>
+              <w:t xml:space="preserve">書き換え</w:t>
+            </w:r>
+          </w:p>
+        </w:tc>
+        <w:tc>
+          <w:tcPr>
+            <w:tcW w:type="dxa" w:w="6438"/>
+            <w:tcMar>
+              <w:top w:type="dxa" w:w="80"/>
+              <w:left w:type="dxa" w:w="120"/>
+              <w:bottom w:type="dxa" w:w="80"/>
+              <w:right w:type="dxa" w:w="120"/>
+            </w:tcMar>
+            <w:vAlign w:val="center"/>
+          </w:tcPr>
+          <w:p>
+            <w:pPr>
+              <w:spacing w:after="0" w:line="260" w:lineRule="auto"/>
+            </w:pPr>
+            <w:r>
+              <w:rPr>
+                <w:rFonts w:ascii="MS Mincho" w:cs="MS Mincho" w:eastAsia="MS Mincho" w:hAnsi="MS Mincho"/>
+                <w:b w:val="false"/>
+                <w:bCs w:val="false"/>
+                <w:color w:val="000000"/>
+                <w:sz w:val="18"/>
+                <w:szCs w:val="18"/>
+              </w:rPr>
+              <w:t xml:space="preserve">サイトの費用表示を「求職にかかる費用は一切かかりません」から「</w:t>
+            </w:r>
+            <w:r>
+              <w:rPr>
+                <w:rFonts w:ascii="MS Mincho" w:cs="MS Mincho" w:eastAsia="MS Mincho" w:hAnsi="MS Mincho"/>
+                <w:b/>
+                <w:bCs/>
+                <w:color w:val="000000"/>
+                <w:sz w:val="18"/>
+                <w:szCs w:val="18"/>
+              </w:rPr>
+              <w:t xml:space="preserve">相談・応募・職業紹介の手数料 0円</w:t>
+            </w:r>
+            <w:r>
+              <w:rPr>
+                <w:rFonts w:ascii="MS Mincho" w:cs="MS Mincho" w:eastAsia="MS Mincho" w:hAnsi="MS Mincho"/>
+                <w:b w:val="false"/>
+                <w:bCs w:val="false"/>
+                <w:color w:val="000000"/>
+                <w:sz w:val="18"/>
+                <w:szCs w:val="18"/>
+              </w:rPr>
+              <w:t xml:space="preserve">」＋「紹介にかかる費用は採用企業が負担」＋「実費は応募前に書面で説明」の3点に改めたため</w:t>
+            </w:r>
+          </w:p>
+        </w:tc>
+      </w:tr>
+      <w:tr>
+        <w:trPr>
+          <w:tblHeader w:val="false"/>
+        </w:trPr>
+        <w:tc>
+          <w:tcPr>
+            <w:tcW w:type="dxa" w:w="1600"/>
+            <w:tcMar>
+              <w:top w:type="dxa" w:w="80"/>
+              <w:left w:type="dxa" w:w="120"/>
+              <w:bottom w:type="dxa" w:w="80"/>
+              <w:right w:type="dxa" w:w="120"/>
+            </w:tcMar>
+            <w:vAlign w:val="center"/>
+          </w:tcPr>
+          <w:p>
+            <w:pPr>
+              <w:spacing w:after="0" w:line="260" w:lineRule="auto"/>
+            </w:pPr>
+            <w:r>
+              <w:rPr>
+                <w:rFonts w:ascii="MS Mincho" w:cs="MS Mincho" w:eastAsia="MS Mincho" w:hAnsi="MS Mincho"/>
+                <w:b/>
+                <w:bCs/>
+                <w:color w:val="000000"/>
+                <w:sz w:val="18"/>
+                <w:szCs w:val="18"/>
+              </w:rPr>
+              <w:t xml:space="preserve">B-1</w:t>
+            </w:r>
+          </w:p>
+        </w:tc>
+        <w:tc>
+          <w:tcPr>
+            <w:tcW w:type="dxa" w:w="1600"/>
+            <w:tcMar>
+              <w:top w:type="dxa" w:w="80"/>
+              <w:left w:type="dxa" w:w="120"/>
+              <w:bottom w:type="dxa" w:w="80"/>
+              <w:right w:type="dxa" w:w="120"/>
+            </w:tcMar>
+            <w:vAlign w:val="center"/>
+          </w:tcPr>
+          <w:p>
+            <w:pPr>
+              <w:spacing w:after="0" w:line="260" w:lineRule="auto"/>
+            </w:pPr>
+            <w:r>
+              <w:rPr>
+                <w:rFonts w:ascii="MS Mincho" w:cs="MS Mincho" w:eastAsia="MS Mincho" w:hAnsi="MS Mincho"/>
+                <w:b w:val="false"/>
+                <w:bCs w:val="false"/>
+                <w:color w:val="000000"/>
+                <w:sz w:val="18"/>
+                <w:szCs w:val="18"/>
+              </w:rPr>
+              <w:t xml:space="preserve">前提事実を更新</w:t>
+            </w:r>
+          </w:p>
+        </w:tc>
+        <w:tc>
+          <w:tcPr>
+            <w:tcW w:type="dxa" w:w="6438"/>
+            <w:tcMar>
+              <w:top w:type="dxa" w:w="80"/>
+              <w:left w:type="dxa" w:w="120"/>
+              <w:bottom w:type="dxa" w:w="80"/>
+              <w:right w:type="dxa" w:w="120"/>
+            </w:tcMar>
+            <w:vAlign w:val="center"/>
+          </w:tcPr>
+          <w:p>
+            <w:pPr>
+              <w:spacing w:after="0" w:line="260" w:lineRule="auto"/>
+            </w:pPr>
+            <w:r>
+              <w:rPr>
+                <w:rFonts w:ascii="MS Mincho" w:cs="MS Mincho" w:eastAsia="MS Mincho" w:hAnsi="MS Mincho"/>
+                <w:b w:val="false"/>
+                <w:bCs w:val="false"/>
+                <w:color w:val="000000"/>
+                <w:sz w:val="18"/>
+                <w:szCs w:val="18"/>
+              </w:rPr>
+              <w:t xml:space="preserve">トップページの中国在住者向けの表示を「応募できます」から「</w:t>
+            </w:r>
+            <w:r>
+              <w:rPr>
+                <w:rFonts w:ascii="MS Mincho" w:cs="MS Mincho" w:eastAsia="MS Mincho" w:hAnsi="MS Mincho"/>
+                <w:b/>
+                <w:bCs/>
+                <w:color w:val="000000"/>
+                <w:sz w:val="18"/>
+                <w:szCs w:val="18"/>
+              </w:rPr>
+              <w:t xml:space="preserve">相談できます</w:t>
+            </w:r>
+            <w:r>
+              <w:rPr>
+                <w:rFonts w:ascii="MS Mincho" w:cs="MS Mincho" w:eastAsia="MS Mincho" w:hAnsi="MS Mincho"/>
+                <w:b w:val="false"/>
+                <w:bCs w:val="false"/>
+                <w:color w:val="000000"/>
+                <w:sz w:val="18"/>
+                <w:szCs w:val="18"/>
+              </w:rPr>
+              <w:t xml:space="preserve">」に後退させたため（制度上の整理が済むまでの措置）</w:t>
+            </w:r>
+          </w:p>
+        </w:tc>
+      </w:tr>
+      <w:tr>
+        <w:trPr>
+          <w:tblHeader w:val="false"/>
+        </w:trPr>
+        <w:tc>
+          <w:tcPr>
+            <w:tcW w:type="dxa" w:w="1600"/>
+            <w:tcMar>
+              <w:top w:type="dxa" w:w="80"/>
+              <w:left w:type="dxa" w:w="120"/>
+              <w:bottom w:type="dxa" w:w="80"/>
+              <w:right w:type="dxa" w:w="120"/>
+            </w:tcMar>
+            <w:vAlign w:val="center"/>
+          </w:tcPr>
+          <w:p>
+            <w:pPr>
+              <w:spacing w:after="0" w:line="260" w:lineRule="auto"/>
+            </w:pPr>
+            <w:r>
+              <w:rPr>
+                <w:rFonts w:ascii="MS Mincho" w:cs="MS Mincho" w:eastAsia="MS Mincho" w:hAnsi="MS Mincho"/>
+                <w:b/>
+                <w:bCs/>
+                <w:color w:val="000000"/>
+                <w:sz w:val="18"/>
+                <w:szCs w:val="18"/>
+              </w:rPr>
+              <w:t xml:space="preserve">A-11</w:t>
+            </w:r>
+          </w:p>
+        </w:tc>
+        <w:tc>
+          <w:tcPr>
+            <w:tcW w:type="dxa" w:w="1600"/>
+            <w:tcMar>
+              <w:top w:type="dxa" w:w="80"/>
+              <w:left w:type="dxa" w:w="120"/>
+              <w:bottom w:type="dxa" w:w="80"/>
+              <w:right w:type="dxa" w:w="120"/>
+            </w:tcMar>
+            <w:vAlign w:val="center"/>
+          </w:tcPr>
+          <w:p>
+            <w:pPr>
+              <w:spacing w:after="0" w:line="260" w:lineRule="auto"/>
+            </w:pPr>
+            <w:r>
+              <w:rPr>
+                <w:rFonts w:ascii="MS Mincho" w:cs="MS Mincho" w:eastAsia="MS Mincho" w:hAnsi="MS Mincho"/>
+                <w:b/>
+                <w:bCs/>
+                <w:color w:val="000000"/>
+                <w:sz w:val="18"/>
+                <w:szCs w:val="18"/>
+              </w:rPr>
+              <w:t xml:space="preserve">新規</w:t>
+            </w:r>
+          </w:p>
+        </w:tc>
+        <w:tc>
+          <w:tcPr>
+            <w:tcW w:type="dxa" w:w="6438"/>
+            <w:tcMar>
+              <w:top w:type="dxa" w:w="80"/>
+              <w:left w:type="dxa" w:w="120"/>
+              <w:bottom w:type="dxa" w:w="80"/>
+              <w:right w:type="dxa" w:w="120"/>
+            </w:tcMar>
+            <w:vAlign w:val="center"/>
+          </w:tcPr>
+          <w:p>
+            <w:pPr>
+              <w:spacing w:after="0" w:line="260" w:lineRule="auto"/>
+            </w:pPr>
+            <w:r>
+              <w:rPr>
+                <w:rFonts w:ascii="MS Mincho" w:cs="MS Mincho" w:eastAsia="MS Mincho" w:hAnsi="MS Mincho"/>
+                <w:b w:val="false"/>
+                <w:bCs w:val="false"/>
+                <w:color w:val="000000"/>
+                <w:sz w:val="18"/>
+                <w:szCs w:val="18"/>
+              </w:rPr>
+              <w:t xml:space="preserve">パスワード再設定を WeChat 経由の手動運用としているため、安全管理措置としての妥当性を確認したい</w:t>
+            </w:r>
+          </w:p>
+        </w:tc>
+      </w:tr>
+      <w:tr>
+        <w:trPr>
+          <w:tblHeader w:val="false"/>
+        </w:trPr>
+        <w:tc>
+          <w:tcPr>
+            <w:tcW w:type="dxa" w:w="1600"/>
+            <w:tcMar>
+              <w:top w:type="dxa" w:w="80"/>
+              <w:left w:type="dxa" w:w="120"/>
+              <w:bottom w:type="dxa" w:w="80"/>
+              <w:right w:type="dxa" w:w="120"/>
+            </w:tcMar>
+            <w:vAlign w:val="center"/>
+          </w:tcPr>
+          <w:p>
+            <w:pPr>
+              <w:spacing w:after="0" w:line="260" w:lineRule="auto"/>
+            </w:pPr>
+            <w:r>
+              <w:rPr>
+                <w:rFonts w:ascii="MS Mincho" w:cs="MS Mincho" w:eastAsia="MS Mincho" w:hAnsi="MS Mincho"/>
+                <w:b/>
+                <w:bCs/>
+                <w:color w:val="000000"/>
+                <w:sz w:val="18"/>
+                <w:szCs w:val="18"/>
+              </w:rPr>
+              <w:t xml:space="preserve">C-7</w:t>
+            </w:r>
+          </w:p>
+        </w:tc>
+        <w:tc>
+          <w:tcPr>
+            <w:tcW w:type="dxa" w:w="1600"/>
+            <w:tcMar>
+              <w:top w:type="dxa" w:w="80"/>
+              <w:left w:type="dxa" w:w="120"/>
+              <w:bottom w:type="dxa" w:w="80"/>
+              <w:right w:type="dxa" w:w="120"/>
+            </w:tcMar>
+            <w:vAlign w:val="center"/>
+          </w:tcPr>
+          <w:p>
+            <w:pPr>
+              <w:spacing w:after="0" w:line="260" w:lineRule="auto"/>
+            </w:pPr>
+            <w:r>
+              <w:rPr>
+                <w:rFonts w:ascii="MS Mincho" w:cs="MS Mincho" w:eastAsia="MS Mincho" w:hAnsi="MS Mincho"/>
+                <w:b/>
+                <w:bCs/>
+                <w:color w:val="000000"/>
+                <w:sz w:val="18"/>
+                <w:szCs w:val="18"/>
+              </w:rPr>
+              <w:t xml:space="preserve">新規</w:t>
+            </w:r>
+          </w:p>
+        </w:tc>
+        <w:tc>
+          <w:tcPr>
+            <w:tcW w:type="dxa" w:w="6438"/>
+            <w:tcMar>
+              <w:top w:type="dxa" w:w="80"/>
+              <w:left w:type="dxa" w:w="120"/>
+              <w:bottom w:type="dxa" w:w="80"/>
+              <w:right w:type="dxa" w:w="120"/>
+            </w:tcMar>
+            <w:vAlign w:val="center"/>
+          </w:tcPr>
+          <w:p>
+            <w:pPr>
+              <w:spacing w:after="0" w:line="260" w:lineRule="auto"/>
+            </w:pPr>
+            <w:r>
+              <w:rPr>
+                <w:rFonts w:ascii="MS Mincho" w:cs="MS Mincho" w:eastAsia="MS Mincho" w:hAnsi="MS Mincho"/>
+                <w:b w:val="false"/>
+                <w:bCs w:val="false"/>
+                <w:color w:val="000000"/>
+                <w:sz w:val="18"/>
+                <w:szCs w:val="18"/>
+              </w:rPr>
+              <w:t xml:space="preserve">サイトの見せ方を「求人サイト」から「</w:t>
+            </w:r>
+            <w:r>
+              <w:rPr>
+                <w:rFonts w:ascii="MS Mincho" w:cs="MS Mincho" w:eastAsia="MS Mincho" w:hAnsi="MS Mincho"/>
+                <w:b/>
+                <w:bCs/>
+                <w:color w:val="000000"/>
+                <w:sz w:val="18"/>
+                <w:szCs w:val="18"/>
+              </w:rPr>
+              <w:t xml:space="preserve">エージェント型</w:t>
+            </w:r>
+            <w:r>
+              <w:rPr>
+                <w:rFonts w:ascii="MS Mincho" w:cs="MS Mincho" w:eastAsia="MS Mincho" w:hAnsi="MS Mincho"/>
+                <w:b w:val="false"/>
+                <w:bCs w:val="false"/>
+                <w:color w:val="000000"/>
+                <w:sz w:val="18"/>
+                <w:szCs w:val="18"/>
+              </w:rPr>
+              <w:t xml:space="preserve">」へ改めたため、その表示の当否を確認したい</w:t>
+            </w:r>
+          </w:p>
+        </w:tc>
+      </w:tr>
+      <w:tr>
+        <w:trPr>
+          <w:tblHeader w:val="false"/>
+        </w:trPr>
+        <w:tc>
+          <w:tcPr>
+            <w:tcW w:type="dxa" w:w="1600"/>
+            <w:tcMar>
+              <w:top w:type="dxa" w:w="80"/>
+              <w:left w:type="dxa" w:w="120"/>
+              <w:bottom w:type="dxa" w:w="80"/>
+              <w:right w:type="dxa" w:w="120"/>
+            </w:tcMar>
+            <w:vAlign w:val="center"/>
+          </w:tcPr>
+          <w:p>
+            <w:pPr>
+              <w:spacing w:after="0" w:line="260" w:lineRule="auto"/>
+            </w:pPr>
+            <w:r>
+              <w:rPr>
+                <w:rFonts w:ascii="MS Mincho" w:cs="MS Mincho" w:eastAsia="MS Mincho" w:hAnsi="MS Mincho"/>
+                <w:b/>
+                <w:bCs/>
+                <w:color w:val="000000"/>
+                <w:sz w:val="18"/>
+                <w:szCs w:val="18"/>
+              </w:rPr>
+              <w:t xml:space="preserve">C-8</w:t>
+            </w:r>
+          </w:p>
+        </w:tc>
+        <w:tc>
+          <w:tcPr>
+            <w:tcW w:type="dxa" w:w="1600"/>
+            <w:tcMar>
+              <w:top w:type="dxa" w:w="80"/>
+              <w:left w:type="dxa" w:w="120"/>
+              <w:bottom w:type="dxa" w:w="80"/>
+              <w:right w:type="dxa" w:w="120"/>
+            </w:tcMar>
+            <w:vAlign w:val="center"/>
+          </w:tcPr>
+          <w:p>
+            <w:pPr>
+              <w:spacing w:after="0" w:line="260" w:lineRule="auto"/>
+            </w:pPr>
+            <w:r>
+              <w:rPr>
+                <w:rFonts w:ascii="MS Mincho" w:cs="MS Mincho" w:eastAsia="MS Mincho" w:hAnsi="MS Mincho"/>
+                <w:b/>
+                <w:bCs/>
+                <w:color w:val="000000"/>
+                <w:sz w:val="18"/>
+                <w:szCs w:val="18"/>
+              </w:rPr>
+              <w:t xml:space="preserve">新規</w:t>
+            </w:r>
+          </w:p>
+        </w:tc>
+        <w:tc>
+          <w:tcPr>
+            <w:tcW w:type="dxa" w:w="6438"/>
+            <w:tcMar>
+              <w:top w:type="dxa" w:w="80"/>
+              <w:left w:type="dxa" w:w="120"/>
+              <w:bottom w:type="dxa" w:w="80"/>
+              <w:right w:type="dxa" w:w="120"/>
+            </w:tcMar>
+            <w:vAlign w:val="center"/>
+          </w:tcPr>
+          <w:p>
+            <w:pPr>
+              <w:spacing w:after="0" w:line="260" w:lineRule="auto"/>
+            </w:pPr>
+            <w:r>
+              <w:rPr>
+                <w:rFonts w:ascii="MS Mincho" w:cs="MS Mincho" w:eastAsia="MS Mincho" w:hAnsi="MS Mincho"/>
+                <w:b w:val="false"/>
+                <w:bCs w:val="false"/>
+                <w:color w:val="000000"/>
+                <w:sz w:val="18"/>
+                <w:szCs w:val="18"/>
+              </w:rPr>
+              <w:t xml:space="preserve">専属的合意管轄の条項について、消費者契約における有効性を確認したい（前回は資料①で事実確認としてお示ししていたもの）</w:t>
+            </w:r>
+          </w:p>
+        </w:tc>
+      </w:tr>
+    </w:tbl>
+    <w:p>
+      <w:pPr>
+        <w:spacing w:after="160"/>
+      </w:pPr>
     </w:p>
     <w:p>
       <w:pPr>
@@ -4498,6 +5359,577 @@
     </w:p>
     <w:p>
       <w:pPr>
+        <w:pStyle w:val="Heading3"/>
+        <w:keepNext/>
+        <w:spacing w:after="120" w:before="260"/>
+      </w:pPr>
+      <w:r>
+        <w:rPr>
+          <w:rFonts w:ascii="MS Gothic" w:cs="MS Gothic" w:eastAsia="MS Gothic" w:hAnsi="MS Gothic"/>
+          <w:b/>
+          <w:bCs/>
+          <w:color w:val="000000"/>
+          <w:sz w:val="22"/>
+          <w:szCs w:val="22"/>
+        </w:rPr>
+        <w:t xml:space="preserve">A-11. パスワード再設定の運用（第23条・第32条）</w:t>
+      </w:r>
+      <w:r>
+        <w:rPr>
+          <w:rFonts w:ascii="MS Gothic" w:cs="MS Gothic" w:eastAsia="MS Gothic" w:hAnsi="MS Gothic"/>
+          <w:b/>
+          <w:bCs/>
+          <w:color w:val="000000"/>
+          <w:sz w:val="22"/>
+          <w:szCs w:val="22"/>
+        </w:rPr>
+        <w:t xml:space="preserve">〔</w:t>
+      </w:r>
+      <w:r>
+        <w:rPr>
+          <w:rFonts w:ascii="MS Gothic" w:cs="MS Gothic" w:eastAsia="MS Gothic" w:hAnsi="MS Gothic"/>
+          <w:b/>
+          <w:bCs/>
+          <w:color w:val="000000"/>
+          <w:sz w:val="22"/>
+          <w:szCs w:val="22"/>
+        </w:rPr>
+        <w:t xml:space="preserve">新規</w:t>
+      </w:r>
+      <w:r>
+        <w:rPr>
+          <w:rFonts w:ascii="MS Gothic" w:cs="MS Gothic" w:eastAsia="MS Gothic" w:hAnsi="MS Gothic"/>
+          <w:b/>
+          <w:bCs/>
+          <w:color w:val="000000"/>
+          <w:sz w:val="22"/>
+          <w:szCs w:val="22"/>
+        </w:rPr>
+        <w:t xml:space="preserve">〕</w:t>
+      </w:r>
+    </w:p>
+    <w:p>
+      <w:pPr>
+        <w:spacing w:after="120" w:line="300" w:lineRule="auto"/>
+        <w:jc w:val="both"/>
+      </w:pPr>
+      <w:r>
+        <w:rPr>
+          <w:rFonts w:ascii="MS Mincho" w:cs="MS Mincho" w:eastAsia="MS Mincho" w:hAnsi="MS Mincho"/>
+          <w:b/>
+          <w:bCs/>
+          <w:color w:val="000000"/>
+          <w:sz w:val="21"/>
+          <w:szCs w:val="21"/>
+        </w:rPr>
+        <w:t xml:space="preserve">前提となる事実</w:t>
+      </w:r>
+    </w:p>
+    <w:p>
+      <w:pPr>
+        <w:spacing w:after="120" w:line="300" w:lineRule="auto"/>
+        <w:jc w:val="both"/>
+      </w:pPr>
+      <w:r>
+        <w:rPr>
+          <w:rFonts w:ascii="MS Mincho" w:cs="MS Mincho" w:eastAsia="MS Mincho" w:hAnsi="MS Mincho"/>
+          <w:b w:val="false"/>
+          <w:bCs w:val="false"/>
+          <w:color w:val="000000"/>
+          <w:sz w:val="21"/>
+          <w:szCs w:val="21"/>
+        </w:rPr>
+        <w:t xml:space="preserve">本サービスは、会員登録に電話番号とパスワードを用い、</w:t>
+      </w:r>
+      <w:r>
+        <w:rPr>
+          <w:rFonts w:ascii="MS Mincho" w:cs="MS Mincho" w:eastAsia="MS Mincho" w:hAnsi="MS Mincho"/>
+          <w:b/>
+          <w:bCs/>
+          <w:color w:val="000000"/>
+          <w:sz w:val="21"/>
+          <w:szCs w:val="21"/>
+        </w:rPr>
+        <w:t xml:space="preserve">メールアドレスの実在確認（確認メールの送信）を行いません。</w:t>
+      </w:r>
+      <w:r>
+        <w:rPr>
+          <w:rFonts w:ascii="MS Mincho" w:cs="MS Mincho" w:eastAsia="MS Mincho" w:hAnsi="MS Mincho"/>
+          <w:b w:val="false"/>
+          <w:bCs w:val="false"/>
+          <w:color w:val="000000"/>
+          <w:sz w:val="21"/>
+          <w:szCs w:val="21"/>
+        </w:rPr>
+        <w:t xml:space="preserve"> そのため、パスワードを失念した会員に対して、メール送信による自動的な再設定を行うことができません。</w:t>
+      </w:r>
+    </w:p>
+    <w:p>
+      <w:pPr>
+        <w:spacing w:after="120" w:line="300" w:lineRule="auto"/>
+        <w:jc w:val="both"/>
+      </w:pPr>
+      <w:r>
+        <w:rPr>
+          <w:rFonts w:ascii="MS Mincho" w:cs="MS Mincho" w:eastAsia="MS Mincho" w:hAnsi="MS Mincho"/>
+          <w:b w:val="false"/>
+          <w:bCs w:val="false"/>
+          <w:color w:val="000000"/>
+          <w:sz w:val="21"/>
+          <w:szCs w:val="21"/>
+        </w:rPr>
+        <w:t xml:space="preserve">現在の運用は次のとおりです。</w:t>
+      </w:r>
+    </w:p>
+    <w:p>
+      <w:pPr>
+        <w:pStyle w:val="ListParagraph"/>
+        <w:numPr>
+          <w:ilvl w:val="0"/>
+          <w:numId w:val="11"/>
+        </w:numPr>
+        <w:spacing w:after="80" w:line="290" w:lineRule="auto"/>
+        <w:jc w:val="both"/>
+      </w:pPr>
+      <w:r>
+        <w:rPr>
+          <w:rFonts w:ascii="MS Mincho" w:cs="MS Mincho" w:eastAsia="MS Mincho" w:hAnsi="MS Mincho"/>
+          <w:b w:val="false"/>
+          <w:bCs w:val="false"/>
+          <w:color w:val="000000"/>
+          <w:sz w:val="21"/>
+          <w:szCs w:val="21"/>
+        </w:rPr>
+        <w:t xml:space="preserve">会員が、</w:t>
+      </w:r>
+      <w:r>
+        <w:rPr>
+          <w:rFonts w:ascii="MS Mincho" w:cs="MS Mincho" w:eastAsia="MS Mincho" w:hAnsi="MS Mincho"/>
+          <w:b/>
+          <w:bCs/>
+          <w:color w:val="000000"/>
+          <w:sz w:val="21"/>
+          <w:szCs w:val="21"/>
+        </w:rPr>
+        <w:t xml:space="preserve">登録済みの WeChat ID</w:t>
+      </w:r>
+      <w:r>
+        <w:rPr>
+          <w:rFonts w:ascii="MS Mincho" w:cs="MS Mincho" w:eastAsia="MS Mincho" w:hAnsi="MS Mincho"/>
+          <w:b w:val="false"/>
+          <w:bCs w:val="false"/>
+          <w:color w:val="000000"/>
+          <w:sz w:val="21"/>
+          <w:szCs w:val="21"/>
+        </w:rPr>
+        <w:t xml:space="preserve"> から当社に申し出る</w:t>
+      </w:r>
+    </w:p>
+    <w:p>
+      <w:pPr>
+        <w:pStyle w:val="ListParagraph"/>
+        <w:numPr>
+          <w:ilvl w:val="0"/>
+          <w:numId w:val="11"/>
+        </w:numPr>
+        <w:spacing w:after="80" w:line="290" w:lineRule="auto"/>
+        <w:jc w:val="both"/>
+      </w:pPr>
+      <w:r>
+        <w:rPr>
+          <w:rFonts w:ascii="MS Mincho" w:cs="MS Mincho" w:eastAsia="MS Mincho" w:hAnsi="MS Mincho"/>
+          <w:b w:val="false"/>
+          <w:bCs w:val="false"/>
+          <w:color w:val="000000"/>
+          <w:sz w:val="21"/>
+          <w:szCs w:val="21"/>
+        </w:rPr>
+        <w:t xml:space="preserve">当社スタッフが、</w:t>
+      </w:r>
+      <w:r>
+        <w:rPr>
+          <w:rFonts w:ascii="MS Mincho" w:cs="MS Mincho" w:eastAsia="MS Mincho" w:hAnsi="MS Mincho"/>
+          <w:b/>
+          <w:bCs/>
+          <w:color w:val="000000"/>
+          <w:sz w:val="21"/>
+          <w:szCs w:val="21"/>
+        </w:rPr>
+        <w:t xml:space="preserve">会員番号・氏名・生年月日を登録情報と照合</w:t>
+      </w:r>
+      <w:r>
+        <w:rPr>
+          <w:rFonts w:ascii="MS Mincho" w:cs="MS Mincho" w:eastAsia="MS Mincho" w:hAnsi="MS Mincho"/>
+          <w:b w:val="false"/>
+          <w:bCs w:val="false"/>
+          <w:color w:val="000000"/>
+          <w:sz w:val="21"/>
+          <w:szCs w:val="21"/>
+        </w:rPr>
+        <w:t xml:space="preserve">して本人であることを確認する</w:t>
+      </w:r>
+    </w:p>
+    <w:p>
+      <w:pPr>
+        <w:pStyle w:val="ListParagraph"/>
+        <w:numPr>
+          <w:ilvl w:val="0"/>
+          <w:numId w:val="11"/>
+        </w:numPr>
+        <w:spacing w:after="80" w:line="290" w:lineRule="auto"/>
+        <w:jc w:val="both"/>
+      </w:pPr>
+      <w:r>
+        <w:rPr>
+          <w:rFonts w:ascii="MS Mincho" w:cs="MS Mincho" w:eastAsia="MS Mincho" w:hAnsi="MS Mincho"/>
+          <w:b w:val="false"/>
+          <w:bCs w:val="false"/>
+          <w:color w:val="000000"/>
+          <w:sz w:val="21"/>
+          <w:szCs w:val="21"/>
+        </w:rPr>
+        <w:t xml:space="preserve">確認できた場合、</w:t>
+      </w:r>
+      <w:r>
+        <w:rPr>
+          <w:rFonts w:ascii="MS Mincho" w:cs="MS Mincho" w:eastAsia="MS Mincho" w:hAnsi="MS Mincho"/>
+          <w:b/>
+          <w:bCs/>
+          <w:color w:val="000000"/>
+          <w:sz w:val="21"/>
+          <w:szCs w:val="21"/>
+        </w:rPr>
+        <w:t xml:space="preserve">仮パスワードを発行し、WeChat で伝える</w:t>
+      </w:r>
+    </w:p>
+    <w:p>
+      <w:pPr>
+        <w:pStyle w:val="ListParagraph"/>
+        <w:numPr>
+          <w:ilvl w:val="0"/>
+          <w:numId w:val="11"/>
+        </w:numPr>
+        <w:spacing w:after="80" w:line="290" w:lineRule="auto"/>
+        <w:jc w:val="both"/>
+      </w:pPr>
+      <w:r>
+        <w:rPr>
+          <w:rFonts w:ascii="MS Mincho" w:cs="MS Mincho" w:eastAsia="MS Mincho" w:hAnsi="MS Mincho"/>
+          <w:b w:val="false"/>
+          <w:bCs w:val="false"/>
+          <w:color w:val="000000"/>
+          <w:sz w:val="21"/>
+          <w:szCs w:val="21"/>
+        </w:rPr>
+        <w:t xml:space="preserve">会員は、そのパスワードでログインする</w:t>
+      </w:r>
+    </w:p>
+    <w:p>
+      <w:pPr>
+        <w:spacing w:after="120" w:line="300" w:lineRule="auto"/>
+        <w:jc w:val="both"/>
+      </w:pPr>
+      <w:r>
+        <w:rPr>
+          <w:rFonts w:ascii="MS Mincho" w:cs="MS Mincho" w:eastAsia="MS Mincho" w:hAnsi="MS Mincho"/>
+          <w:b/>
+          <w:bCs/>
+          <w:color w:val="000000"/>
+          <w:sz w:val="21"/>
+          <w:szCs w:val="21"/>
+        </w:rPr>
+        <w:t xml:space="preserve">当社の理解・採用案</w:t>
+      </w:r>
+    </w:p>
+    <w:p>
+      <w:pPr>
+        <w:spacing w:after="120" w:line="300" w:lineRule="auto"/>
+        <w:jc w:val="both"/>
+      </w:pPr>
+      <w:r>
+        <w:rPr>
+          <w:rFonts w:ascii="MS Mincho" w:cs="MS Mincho" w:eastAsia="MS Mincho" w:hAnsi="MS Mincho"/>
+          <w:b w:val="false"/>
+          <w:bCs w:val="false"/>
+          <w:color w:val="000000"/>
+          <w:sz w:val="21"/>
+          <w:szCs w:val="21"/>
+        </w:rPr>
+        <w:t xml:space="preserve">会員の大多数が中国在住・中国語話者であり、日常の連絡手段が WeChat であること、SMS 認証は中国の電話番号に対して確実に届かないことから、この方式を採りました。利用規約第6条第2項にこの運用を明記し、会員に事前に示しています。</w:t>
+      </w:r>
+    </w:p>
+    <w:p>
+      <w:pPr>
+        <w:spacing w:after="120" w:line="300" w:lineRule="auto"/>
+        <w:jc w:val="both"/>
+      </w:pPr>
+      <w:r>
+        <w:rPr>
+          <w:rFonts w:ascii="MS Mincho" w:cs="MS Mincho" w:eastAsia="MS Mincho" w:hAnsi="MS Mincho"/>
+          <w:b/>
+          <w:bCs/>
+          <w:color w:val="000000"/>
+          <w:sz w:val="21"/>
+          <w:szCs w:val="21"/>
+        </w:rPr>
+        <w:t xml:space="preserve">当社としても、次の点は弱点であると認識しています。</w:t>
+      </w:r>
+    </w:p>
+    <w:p>
+      <w:pPr>
+        <w:pStyle w:val="ListParagraph"/>
+        <w:numPr>
+          <w:ilvl w:val="0"/>
+          <w:numId w:val="2"/>
+        </w:numPr>
+        <w:spacing w:after="80" w:line="290" w:lineRule="auto"/>
+        <w:jc w:val="both"/>
+      </w:pPr>
+      <w:r>
+        <w:rPr>
+          <w:rFonts w:ascii="MS Mincho" w:cs="MS Mincho" w:eastAsia="MS Mincho" w:hAnsi="MS Mincho"/>
+          <w:b w:val="false"/>
+          <w:bCs w:val="false"/>
+          <w:color w:val="000000"/>
+          <w:sz w:val="21"/>
+          <w:szCs w:val="21"/>
+        </w:rPr>
+        <w:t xml:space="preserve">WeChat のアカウントが乗っ取られていた場合、なりすましを見抜けない可能性があります</w:t>
+      </w:r>
+    </w:p>
+    <w:p>
+      <w:pPr>
+        <w:pStyle w:val="ListParagraph"/>
+        <w:numPr>
+          <w:ilvl w:val="0"/>
+          <w:numId w:val="2"/>
+        </w:numPr>
+        <w:spacing w:after="80" w:line="290" w:lineRule="auto"/>
+        <w:jc w:val="both"/>
+      </w:pPr>
+      <w:r>
+        <w:rPr>
+          <w:rFonts w:ascii="MS Mincho" w:cs="MS Mincho" w:eastAsia="MS Mincho" w:hAnsi="MS Mincho"/>
+          <w:b w:val="false"/>
+          <w:bCs w:val="false"/>
+          <w:color w:val="000000"/>
+          <w:sz w:val="21"/>
+          <w:szCs w:val="21"/>
+        </w:rPr>
+        <w:t xml:space="preserve">仮パスワードが WeChat のトーク履歴に残ります</w:t>
+      </w:r>
+    </w:p>
+    <w:p>
+      <w:pPr>
+        <w:pStyle w:val="ListParagraph"/>
+        <w:numPr>
+          <w:ilvl w:val="0"/>
+          <w:numId w:val="2"/>
+        </w:numPr>
+        <w:spacing w:after="80" w:line="290" w:lineRule="auto"/>
+        <w:jc w:val="both"/>
+      </w:pPr>
+      <w:r>
+        <w:rPr>
+          <w:rFonts w:ascii="MS Mincho" w:cs="MS Mincho" w:eastAsia="MS Mincho" w:hAnsi="MS Mincho"/>
+          <w:b w:val="false"/>
+          <w:bCs w:val="false"/>
+          <w:color w:val="000000"/>
+          <w:sz w:val="21"/>
+          <w:szCs w:val="21"/>
+        </w:rPr>
+        <w:t xml:space="preserve">対応の記録は、当社の担当者が手作業で残します</w:t>
+      </w:r>
+    </w:p>
+    <w:p>
+      <w:pPr>
+        <w:spacing w:after="120" w:line="300" w:lineRule="auto"/>
+        <w:jc w:val="both"/>
+      </w:pPr>
+      <w:r>
+        <w:rPr>
+          <w:rFonts w:ascii="MS Mincho" w:cs="MS Mincho" w:eastAsia="MS Mincho" w:hAnsi="MS Mincho"/>
+          <w:b/>
+          <w:bCs/>
+          <w:color w:val="000000"/>
+          <w:sz w:val="21"/>
+          <w:szCs w:val="21"/>
+        </w:rPr>
+        <w:t xml:space="preserve">ご確認事項</w:t>
+      </w:r>
+    </w:p>
+    <w:p>
+      <w:pPr>
+        <w:pStyle w:val="ListParagraph"/>
+        <w:numPr>
+          <w:ilvl w:val="0"/>
+          <w:numId w:val="12"/>
+        </w:numPr>
+        <w:spacing w:after="80" w:line="290" w:lineRule="auto"/>
+        <w:jc w:val="both"/>
+      </w:pPr>
+      <w:r>
+        <w:rPr>
+          <w:rFonts w:ascii="MS Mincho" w:cs="MS Mincho" w:eastAsia="MS Mincho" w:hAnsi="MS Mincho"/>
+          <w:b w:val="false"/>
+          <w:bCs w:val="false"/>
+          <w:color w:val="000000"/>
+          <w:sz w:val="21"/>
+          <w:szCs w:val="21"/>
+        </w:rPr>
+        <w:t xml:space="preserve">この運用が、個人情報保護法第23条・第32条の</w:t>
+      </w:r>
+      <w:r>
+        <w:rPr>
+          <w:rFonts w:ascii="MS Mincho" w:cs="MS Mincho" w:eastAsia="MS Mincho" w:hAnsi="MS Mincho"/>
+          <w:b/>
+          <w:bCs/>
+          <w:color w:val="000000"/>
+          <w:sz w:val="21"/>
+          <w:szCs w:val="21"/>
+        </w:rPr>
+        <w:t xml:space="preserve">安全管理措置として妥当</w:t>
+      </w:r>
+      <w:r>
+        <w:rPr>
+          <w:rFonts w:ascii="MS Mincho" w:cs="MS Mincho" w:eastAsia="MS Mincho" w:hAnsi="MS Mincho"/>
+          <w:b w:val="false"/>
+          <w:bCs w:val="false"/>
+          <w:color w:val="000000"/>
+          <w:sz w:val="21"/>
+          <w:szCs w:val="21"/>
+        </w:rPr>
+        <w:t xml:space="preserve">といえるか。</w:t>
+      </w:r>
+    </w:p>
+    <w:p>
+      <w:pPr>
+        <w:pStyle w:val="ListParagraph"/>
+        <w:numPr>
+          <w:ilvl w:val="0"/>
+          <w:numId w:val="12"/>
+        </w:numPr>
+        <w:spacing w:after="80" w:line="290" w:lineRule="auto"/>
+        <w:jc w:val="both"/>
+      </w:pPr>
+      <w:r>
+        <w:rPr>
+          <w:rFonts w:ascii="MS Mincho" w:cs="MS Mincho" w:eastAsia="MS Mincho" w:hAnsi="MS Mincho"/>
+          <w:b/>
+          <w:bCs/>
+          <w:color w:val="000000"/>
+          <w:sz w:val="21"/>
+          <w:szCs w:val="21"/>
+        </w:rPr>
+        <w:t xml:space="preserve">本人確認の手段として不足があるか。</w:t>
+      </w:r>
+      <w:r>
+        <w:rPr>
+          <w:rFonts w:ascii="MS Mincho" w:cs="MS Mincho" w:eastAsia="MS Mincho" w:hAnsi="MS Mincho"/>
+          <w:b w:val="false"/>
+          <w:bCs w:val="false"/>
+          <w:color w:val="000000"/>
+          <w:sz w:val="21"/>
+          <w:szCs w:val="21"/>
+        </w:rPr>
+        <w:t xml:space="preserve"> 追加すべき確認事項（登録時の申告内容との照合項目の追加等）があればご教示ください。</w:t>
+      </w:r>
+    </w:p>
+    <w:p>
+      <w:pPr>
+        <w:pStyle w:val="ListParagraph"/>
+        <w:numPr>
+          <w:ilvl w:val="0"/>
+          <w:numId w:val="12"/>
+        </w:numPr>
+        <w:spacing w:after="80" w:line="290" w:lineRule="auto"/>
+        <w:jc w:val="both"/>
+      </w:pPr>
+      <w:r>
+        <w:rPr>
+          <w:rFonts w:ascii="MS Mincho" w:cs="MS Mincho" w:eastAsia="MS Mincho" w:hAnsi="MS Mincho"/>
+          <w:b w:val="false"/>
+          <w:bCs w:val="false"/>
+          <w:color w:val="000000"/>
+          <w:sz w:val="21"/>
+          <w:szCs w:val="21"/>
+        </w:rPr>
+        <w:t xml:space="preserve">仮パスワードの取扱いについて、定めておくべき社内ルール（有効期限・初回ログイン時の変更の強制等）はあるか。</w:t>
+      </w:r>
+    </w:p>
+    <w:p>
+      <w:pPr>
+        <w:spacing w:after="120" w:line="300" w:lineRule="auto"/>
+        <w:jc w:val="both"/>
+      </w:pPr>
+      <w:r>
+        <w:rPr>
+          <w:rFonts w:ascii="MS Mincho" w:cs="MS Mincho" w:eastAsia="MS Mincho" w:hAnsi="MS Mincho"/>
+          <w:b/>
+          <w:bCs/>
+          <w:color w:val="000000"/>
+          <w:sz w:val="21"/>
+          <w:szCs w:val="21"/>
+        </w:rPr>
+        <w:t xml:space="preserve">関連条項</w:t>
+      </w:r>
+      <w:r>
+        <w:rPr>
+          <w:rFonts w:ascii="MS Mincho" w:cs="MS Mincho" w:eastAsia="MS Mincho" w:hAnsi="MS Mincho"/>
+          <w:b w:val="false"/>
+          <w:bCs w:val="false"/>
+          <w:color w:val="000000"/>
+          <w:sz w:val="21"/>
+          <w:szCs w:val="21"/>
+        </w:rPr>
+        <w:t xml:space="preserve">: 利用規約第6条／プライバシーポリシー第9条</w:t>
+      </w:r>
+    </w:p>
+    <w:p>
+      <w:pPr>
+        <w:spacing w:after="120" w:line="300" w:lineRule="auto"/>
+        <w:jc w:val="both"/>
+      </w:pPr>
+      <w:r>
+        <w:rPr>
+          <w:rFonts w:ascii="MS Mincho" w:cs="MS Mincho" w:eastAsia="MS Mincho" w:hAnsi="MS Mincho"/>
+          <w:b/>
+          <w:bCs/>
+          <w:color w:val="000000"/>
+          <w:sz w:val="21"/>
+          <w:szCs w:val="21"/>
+        </w:rPr>
+        <w:t xml:space="preserve">ご回答</w:t>
+      </w:r>
+      <w:r>
+        <w:rPr>
+          <w:rFonts w:ascii="MS Mincho" w:cs="MS Mincho" w:eastAsia="MS Mincho" w:hAnsi="MS Mincho"/>
+          <w:b w:val="false"/>
+          <w:bCs w:val="false"/>
+          <w:color w:val="000000"/>
+          <w:sz w:val="21"/>
+          <w:szCs w:val="21"/>
+        </w:rPr>
+        <w:t xml:space="preserve">: ☐ 案のとおりで可　／　☐ 修正が必要 →</w:t>
+      </w:r>
+    </w:p>
+    <w:p>
+      <w:pPr>
+        <w:pBdr>
+          <w:bottom w:val="single" w:color="CCCCCC" w:sz="6" w:space="2"/>
+        </w:pBdr>
+        <w:spacing w:after="200" w:before="120"/>
+      </w:pPr>
+      <w:r>
+        <w:rPr>
+          <w:sz w:val="2"/>
+          <w:szCs w:val="2"/>
+        </w:rPr>
+        <w:t xml:space="preserve"/>
+      </w:r>
+    </w:p>
+    <w:p>
+      <w:pPr>
         <w:pStyle w:val="Heading2"/>
         <w:keepNext/>
         <w:pBdr>
@@ -4642,340 +6074,6 @@
     </w:p>
     <w:p>
       <w:pPr>
-        <w:spacing w:after="120" w:line="300" w:lineRule="auto"/>
-        <w:jc w:val="both"/>
-      </w:pPr>
-      <w:r>
-        <w:rPr>
-          <w:rFonts w:ascii="MS Mincho" w:cs="MS Mincho" w:eastAsia="MS Mincho" w:hAnsi="MS Mincho"/>
-          <w:b/>
-          <w:bCs/>
-          <w:color w:val="000000"/>
-          <w:sz w:val="21"/>
-          <w:szCs w:val="21"/>
-        </w:rPr>
-        <w:t xml:space="preserve">当社の理解・採用案</w:t>
-      </w:r>
-    </w:p>
-    <w:p>
-      <w:pPr>
-        <w:spacing w:after="120" w:line="300" w:lineRule="auto"/>
-        <w:jc w:val="both"/>
-      </w:pPr>
-      <w:r>
-        <w:rPr>
-          <w:rFonts w:ascii="MS Mincho" w:cs="MS Mincho" w:eastAsia="MS Mincho" w:hAnsi="MS Mincho"/>
-          <w:b w:val="false"/>
-          <w:bCs w:val="false"/>
-          <w:color w:val="000000"/>
-          <w:sz w:val="21"/>
-          <w:szCs w:val="21"/>
-        </w:rPr>
-        <w:t xml:space="preserve">本件は職業安定法上の「国外にわたる職業紹介」に該当し、相手先国（中華人民共和国）について</w:t>
-      </w:r>
-      <w:r>
-        <w:rPr>
-          <w:rFonts w:ascii="MS Mincho" w:cs="MS Mincho" w:eastAsia="MS Mincho" w:hAnsi="MS Mincho"/>
-          <w:b/>
-          <w:bCs/>
-          <w:color w:val="000000"/>
-          <w:sz w:val="21"/>
-          <w:szCs w:val="21"/>
-        </w:rPr>
-        <w:t xml:space="preserve">第32条の12第1項の届出（取扱職種の範囲等の届出）が必要</w:t>
-      </w:r>
-      <w:r>
-        <w:rPr>
-          <w:rFonts w:ascii="MS Mincho" w:cs="MS Mincho" w:eastAsia="MS Mincho" w:hAnsi="MS Mincho"/>
-          <w:b w:val="false"/>
-          <w:bCs w:val="false"/>
-          <w:color w:val="000000"/>
-          <w:sz w:val="21"/>
-          <w:szCs w:val="21"/>
-        </w:rPr>
-        <w:t xml:space="preserve">であると理解しています。取次機関を利用しないため、取次機関に関する要件（相手国での適法性の確認等）は生じないと整理しています。</w:t>
-      </w:r>
-    </w:p>
-    <w:p>
-      <w:pPr>
-        <w:spacing w:after="120" w:line="300" w:lineRule="auto"/>
-        <w:jc w:val="both"/>
-      </w:pPr>
-      <w:r>
-        <w:rPr>
-          <w:rFonts w:ascii="MS Mincho" w:cs="MS Mincho" w:eastAsia="MS Mincho" w:hAnsi="MS Mincho"/>
-          <w:b/>
-          <w:bCs/>
-          <w:color w:val="000000"/>
-          <w:sz w:val="21"/>
-          <w:szCs w:val="21"/>
-        </w:rPr>
-        <w:t xml:space="preserve">ご確認事項（本件で最も重要です）</w:t>
-      </w:r>
-    </w:p>
-    <w:p>
-      <w:pPr>
-        <w:pStyle w:val="ListParagraph"/>
-        <w:numPr>
-          <w:ilvl w:val="0"/>
-          <w:numId w:val="11"/>
-        </w:numPr>
-        <w:spacing w:after="80" w:line="290" w:lineRule="auto"/>
-        <w:jc w:val="both"/>
-      </w:pPr>
-      <w:r>
-        <w:rPr>
-          <w:rFonts w:ascii="MS Mincho" w:cs="MS Mincho" w:eastAsia="MS Mincho" w:hAnsi="MS Mincho"/>
-          <w:b w:val="false"/>
-          <w:bCs w:val="false"/>
-          <w:color w:val="000000"/>
-          <w:sz w:val="21"/>
-          <w:szCs w:val="21"/>
-        </w:rPr>
-        <w:t xml:space="preserve">上記の理解で正しいか。</w:t>
-      </w:r>
-      <w:r>
-        <w:rPr>
-          <w:rFonts w:ascii="MS Mincho" w:cs="MS Mincho" w:eastAsia="MS Mincho" w:hAnsi="MS Mincho"/>
-          <w:b/>
-          <w:bCs/>
-          <w:color w:val="000000"/>
-          <w:sz w:val="21"/>
-          <w:szCs w:val="21"/>
-        </w:rPr>
-        <w:t xml:space="preserve">相手先国の届出が未了の場合、公開前に必ず行う必要があるか。</w:t>
-      </w:r>
-    </w:p>
-    <w:p>
-      <w:pPr>
-        <w:pStyle w:val="ListParagraph"/>
-        <w:numPr>
-          <w:ilvl w:val="0"/>
-          <w:numId w:val="11"/>
-        </w:numPr>
-        <w:spacing w:after="80" w:line="290" w:lineRule="auto"/>
-        <w:jc w:val="both"/>
-      </w:pPr>
-      <w:r>
-        <w:rPr>
-          <w:rFonts w:ascii="MS Mincho" w:cs="MS Mincho" w:eastAsia="MS Mincho" w:hAnsi="MS Mincho"/>
-          <w:b/>
-          <w:bCs/>
-          <w:color w:val="000000"/>
-          <w:sz w:val="21"/>
-          <w:szCs w:val="21"/>
-        </w:rPr>
-        <w:t xml:space="preserve">取次機関を用いずに直接募集することが、日本法上・中国法上それぞれ適法か。</w:t>
-      </w:r>
-      <w:r>
-        <w:rPr>
-          <w:rFonts w:ascii="MS Mincho" w:cs="MS Mincho" w:eastAsia="MS Mincho" w:hAnsi="MS Mincho"/>
-          <w:b w:val="false"/>
-          <w:bCs w:val="false"/>
-          <w:color w:val="000000"/>
-          <w:sz w:val="21"/>
-          <w:szCs w:val="21"/>
-        </w:rPr>
-        <w:t xml:space="preserve"> 特に、中国国内の求職者に対してインターネットで募集を行うことについて、中国の対外労務合作管理条例その他の規制上の問題がないか。</w:t>
-      </w:r>
-    </w:p>
-    <w:p>
-      <w:pPr>
-        <w:pStyle w:val="ListParagraph"/>
-        <w:numPr>
-          <w:ilvl w:val="0"/>
-          <w:numId w:val="11"/>
-        </w:numPr>
-        <w:spacing w:after="80" w:line="290" w:lineRule="auto"/>
-        <w:jc w:val="both"/>
-      </w:pPr>
-      <w:r>
-        <w:rPr>
-          <w:rFonts w:ascii="MS Mincho" w:cs="MS Mincho" w:eastAsia="MS Mincho" w:hAnsi="MS Mincho"/>
-          <w:b w:val="false"/>
-          <w:bCs w:val="false"/>
-          <w:color w:val="000000"/>
-          <w:sz w:val="21"/>
-          <w:szCs w:val="21"/>
-        </w:rPr>
-        <w:t xml:space="preserve">中国国内での募集方法（WeChat を通じた広報、口コミ等）に関して、避けるべき行為はあるか。</w:t>
-      </w:r>
-    </w:p>
-    <w:p>
-      <w:pPr>
-        <w:pStyle w:val="ListParagraph"/>
-        <w:numPr>
-          <w:ilvl w:val="0"/>
-          <w:numId w:val="11"/>
-        </w:numPr>
-        <w:spacing w:after="80" w:line="290" w:lineRule="auto"/>
-        <w:jc w:val="both"/>
-      </w:pPr>
-      <w:r>
-        <w:rPr>
-          <w:rFonts w:ascii="MS Mincho" w:cs="MS Mincho" w:eastAsia="MS Mincho" w:hAnsi="MS Mincho"/>
-          <w:b w:val="false"/>
-          <w:bCs w:val="false"/>
-          <w:color w:val="000000"/>
-          <w:sz w:val="21"/>
-          <w:szCs w:val="21"/>
-        </w:rPr>
-        <w:t xml:space="preserve">求職者から一切費用を徴収しない運用であることが、この点の評価に影響するか。</w:t>
-      </w:r>
-    </w:p>
-    <w:p>
-      <w:pPr>
-        <w:spacing w:after="120" w:line="300" w:lineRule="auto"/>
-        <w:jc w:val="both"/>
-      </w:pPr>
-      <w:r>
-        <w:rPr>
-          <w:rFonts w:ascii="MS Mincho" w:cs="MS Mincho" w:eastAsia="MS Mincho" w:hAnsi="MS Mincho"/>
-          <w:b/>
-          <w:bCs/>
-          <w:color w:val="000000"/>
-          <w:sz w:val="21"/>
-          <w:szCs w:val="21"/>
-        </w:rPr>
-        <w:t xml:space="preserve">関連条項</w:t>
-      </w:r>
-      <w:r>
-        <w:rPr>
-          <w:rFonts w:ascii="MS Mincho" w:cs="MS Mincho" w:eastAsia="MS Mincho" w:hAnsi="MS Mincho"/>
-          <w:b w:val="false"/>
-          <w:bCs w:val="false"/>
-          <w:color w:val="000000"/>
-          <w:sz w:val="21"/>
-          <w:szCs w:val="21"/>
-        </w:rPr>
-        <w:t xml:space="preserve">: 利用規約第9条（取扱職種の範囲等）</w:t>
-      </w:r>
-    </w:p>
-    <w:p>
-      <w:pPr>
-        <w:spacing w:after="120" w:line="300" w:lineRule="auto"/>
-        <w:jc w:val="both"/>
-      </w:pPr>
-      <w:r>
-        <w:rPr>
-          <w:rFonts w:ascii="MS Mincho" w:cs="MS Mincho" w:eastAsia="MS Mincho" w:hAnsi="MS Mincho"/>
-          <w:b/>
-          <w:bCs/>
-          <w:color w:val="000000"/>
-          <w:sz w:val="21"/>
-          <w:szCs w:val="21"/>
-        </w:rPr>
-        <w:t xml:space="preserve">ご回答</w:t>
-      </w:r>
-      <w:r>
-        <w:rPr>
-          <w:rFonts w:ascii="MS Mincho" w:cs="MS Mincho" w:eastAsia="MS Mincho" w:hAnsi="MS Mincho"/>
-          <w:b w:val="false"/>
-          <w:bCs w:val="false"/>
-          <w:color w:val="000000"/>
-          <w:sz w:val="21"/>
-          <w:szCs w:val="21"/>
-        </w:rPr>
-        <w:t xml:space="preserve">: ☐ 問題なし　／　☐ 対応が必要 →</w:t>
-      </w:r>
-    </w:p>
-    <w:p>
-      <w:pPr>
-        <w:pBdr>
-          <w:bottom w:val="single" w:color="CCCCCC" w:sz="6" w:space="2"/>
-        </w:pBdr>
-        <w:spacing w:after="200" w:before="120"/>
-      </w:pPr>
-      <w:r>
-        <w:rPr>
-          <w:sz w:val="2"/>
-          <w:szCs w:val="2"/>
-        </w:rPr>
-        <w:t xml:space="preserve"/>
-      </w:r>
-    </w:p>
-    <w:p>
-      <w:pPr>
-        <w:pStyle w:val="Heading3"/>
-        <w:keepNext/>
-        <w:spacing w:after="120" w:before="260"/>
-      </w:pPr>
-      <w:r>
-        <w:rPr>
-          <w:rFonts w:ascii="MS Gothic" w:cs="MS Gothic" w:eastAsia="MS Gothic" w:hAnsi="MS Gothic"/>
-          <w:b/>
-          <w:bCs/>
-          <w:color w:val="000000"/>
-          <w:sz w:val="22"/>
-          <w:szCs w:val="22"/>
-        </w:rPr>
-        <w:t xml:space="preserve">★B-2. 求人等情報の的確な表示（第5条の4）と労働条件の明示（第5条の3）</w:t>
-      </w:r>
-    </w:p>
-    <w:p>
-      <w:pPr>
-        <w:spacing w:after="120" w:line="300" w:lineRule="auto"/>
-        <w:jc w:val="both"/>
-      </w:pPr>
-      <w:r>
-        <w:rPr>
-          <w:rFonts w:ascii="MS Mincho" w:cs="MS Mincho" w:eastAsia="MS Mincho" w:hAnsi="MS Mincho"/>
-          <w:b/>
-          <w:bCs/>
-          <w:color w:val="000000"/>
-          <w:sz w:val="21"/>
-          <w:szCs w:val="21"/>
-        </w:rPr>
-        <w:t xml:space="preserve">前提となる事実</w:t>
-      </w:r>
-    </w:p>
-    <w:p>
-      <w:pPr>
-        <w:spacing w:after="120" w:line="300" w:lineRule="auto"/>
-        <w:jc w:val="both"/>
-      </w:pPr>
-      <w:r>
-        <w:rPr>
-          <w:rFonts w:ascii="MS Mincho" w:cs="MS Mincho" w:eastAsia="MS Mincho" w:hAnsi="MS Mincho"/>
-          <w:b w:val="false"/>
-          <w:bCs w:val="false"/>
-          <w:color w:val="000000"/>
-          <w:sz w:val="21"/>
-          <w:szCs w:val="21"/>
-        </w:rPr>
-        <w:t xml:space="preserve">現在の求人情報の掲載項目は、分野・勤務地（都道府県・市区町村）・月給・想定年収・勤務時間・休日・残業・住居・応募要件・賞与・企業プロフィール（匿名）・中国語対応スタッフの有無・業務内容です。</w:t>
-      </w:r>
-      <w:r>
-        <w:rPr>
-          <w:rFonts w:ascii="MS Mincho" w:cs="MS Mincho" w:eastAsia="MS Mincho" w:hAnsi="MS Mincho"/>
-          <w:b/>
-          <w:bCs/>
-          <w:color w:val="000000"/>
-          <w:sz w:val="21"/>
-          <w:szCs w:val="21"/>
-        </w:rPr>
-        <w:t xml:space="preserve">「就業の場所における受動喫煙を防止するための措置」および「就業場所・従事すべき業務の変更の範囲」の欄は、現時点では設けていません。</w:t>
-      </w:r>
-    </w:p>
-    <w:p>
-      <w:pPr>
-        <w:spacing w:after="120" w:line="300" w:lineRule="auto"/>
-        <w:jc w:val="both"/>
-      </w:pPr>
-      <w:r>
-        <w:rPr>
-          <w:rFonts w:ascii="MS Mincho" w:cs="MS Mincho" w:eastAsia="MS Mincho" w:hAnsi="MS Mincho"/>
-          <w:b/>
-          <w:bCs/>
-          <w:color w:val="000000"/>
-          <w:sz w:val="21"/>
-          <w:szCs w:val="21"/>
-        </w:rPr>
-        <w:t xml:space="preserve">当社の理解・採用案</w:t>
-      </w:r>
-    </w:p>
-    <w:p>
-      <w:pPr>
         <w:pStyle w:val="ListParagraph"/>
         <w:numPr>
           <w:ilvl w:val="0"/>
@@ -4987,13 +6085,24 @@
       <w:r>
         <w:rPr>
           <w:rFonts w:ascii="MS Mincho" w:cs="MS Mincho" w:eastAsia="MS Mincho" w:hAnsi="MS Mincho"/>
-          <w:b w:val="false"/>
-          <w:bCs w:val="false"/>
-          <w:color w:val="000000"/>
-          <w:sz w:val="21"/>
-          <w:szCs w:val="21"/>
-        </w:rPr>
-        <w:t xml:space="preserve">掲載段階（第5条の4）と、職業紹介の段階での労働条件明示（第5条の3）を分けて整理しました。</w:t>
+          <w:b/>
+          <w:bCs/>
+          <w:color w:val="000000"/>
+          <w:sz w:val="21"/>
+          <w:szCs w:val="21"/>
+        </w:rPr>
+        <w:t xml:space="preserve">サイトの実装上は、中国在住の方でも会員登録・応募ができます</w:t>
+      </w:r>
+      <w:r>
+        <w:rPr>
+          <w:rFonts w:ascii="MS Mincho" w:cs="MS Mincho" w:eastAsia="MS Mincho" w:hAnsi="MS Mincho"/>
+          <w:b w:val="false"/>
+          <w:bCs w:val="false"/>
+          <w:color w:val="000000"/>
+          <w:sz w:val="21"/>
+          <w:szCs w:val="21"/>
+        </w:rPr>
+        <w:t xml:space="preserve">（登録画面に「現在の居住地：日本在住／中国在住」の選択があります）。</w:t>
       </w:r>
     </w:p>
     <w:p>
@@ -5009,52 +6118,24 @@
       <w:r>
         <w:rPr>
           <w:rFonts w:ascii="MS Mincho" w:cs="MS Mincho" w:eastAsia="MS Mincho" w:hAnsi="MS Mincho"/>
-          <w:b w:val="false"/>
-          <w:bCs w:val="false"/>
-          <w:color w:val="000000"/>
-          <w:sz w:val="21"/>
-          <w:szCs w:val="21"/>
-        </w:rPr>
-        <w:t xml:space="preserve">2024年4月から明示事項に追加された「就業場所・業務の変更の範囲」および「受動喫煙を防止するための措置」については、</w:t>
-      </w:r>
-      <w:r>
-        <w:rPr>
-          <w:rFonts w:ascii="MS Mincho" w:cs="MS Mincho" w:eastAsia="MS Mincho" w:hAnsi="MS Mincho"/>
-          <w:b/>
-          <w:bCs/>
-          <w:color w:val="000000"/>
-          <w:sz w:val="21"/>
-          <w:szCs w:val="21"/>
-        </w:rPr>
-        <w:t xml:space="preserve">職業紹介の段階で書面により明示する</w:t>
-      </w:r>
-      <w:r>
-        <w:rPr>
-          <w:rFonts w:ascii="MS Mincho" w:cs="MS Mincho" w:eastAsia="MS Mincho" w:hAnsi="MS Mincho"/>
-          <w:b w:val="false"/>
-          <w:bCs w:val="false"/>
-          <w:color w:val="000000"/>
-          <w:sz w:val="21"/>
-          <w:szCs w:val="21"/>
-        </w:rPr>
-        <w:t xml:space="preserve">運用とし、利用規約第11条第4項に記載しました。</w:t>
-      </w:r>
-    </w:p>
-    <w:p>
-      <w:pPr>
-        <w:spacing w:after="120" w:line="300" w:lineRule="auto"/>
-        <w:jc w:val="both"/>
-      </w:pPr>
-      <w:r>
-        <w:rPr>
-          <w:rFonts w:ascii="MS Mincho" w:cs="MS Mincho" w:eastAsia="MS Mincho" w:hAnsi="MS Mincho"/>
-          <w:b/>
-          <w:bCs/>
-          <w:color w:val="000000"/>
-          <w:sz w:val="21"/>
-          <w:szCs w:val="21"/>
-        </w:rPr>
-        <w:t xml:space="preserve">ご確認事項</w:t>
+          <w:b/>
+          <w:bCs/>
+          <w:color w:val="000000"/>
+          <w:sz w:val="21"/>
+          <w:szCs w:val="21"/>
+        </w:rPr>
+        <w:t xml:space="preserve">ただし、トップページの表示は「WeChat で相談できます」までにとどめ、「中国在住のままでも応募できます」という断定的な表示は 2026年8月4日に取り下げました。</w:t>
+      </w:r>
+      <w:r>
+        <w:rPr>
+          <w:rFonts w:ascii="MS Mincho" w:cs="MS Mincho" w:eastAsia="MS Mincho" w:hAnsi="MS Mincho"/>
+          <w:b w:val="false"/>
+          <w:bCs w:val="false"/>
+          <w:color w:val="000000"/>
+          <w:sz w:val="21"/>
+          <w:szCs w:val="21"/>
+        </w:rPr>
+        <w:t xml:space="preserve"> 制度上の整理が済んでいない段階で断定すべきでないと判断したためです。</w:t>
       </w:r>
     </w:p>
     <w:p>
@@ -5062,7 +6143,7 @@
         <w:pStyle w:val="ListParagraph"/>
         <w:numPr>
           <w:ilvl w:val="0"/>
-          <w:numId w:val="12"/>
+          <w:numId w:val="2"/>
         </w:numPr>
         <w:spacing w:after="80" w:line="290" w:lineRule="auto"/>
         <w:jc w:val="both"/>
@@ -5070,224 +6151,24 @@
       <w:r>
         <w:rPr>
           <w:rFonts w:ascii="MS Mincho" w:cs="MS Mincho" w:eastAsia="MS Mincho" w:hAnsi="MS Mincho"/>
-          <w:b w:val="false"/>
-          <w:bCs w:val="false"/>
-          <w:color w:val="000000"/>
-          <w:sz w:val="21"/>
-          <w:szCs w:val="21"/>
-        </w:rPr>
-        <w:t xml:space="preserve">これらの事項を</w:t>
-      </w:r>
-      <w:r>
-        <w:rPr>
-          <w:rFonts w:ascii="MS Mincho" w:cs="MS Mincho" w:eastAsia="MS Mincho" w:hAnsi="MS Mincho"/>
-          <w:b/>
-          <w:bCs/>
-          <w:color w:val="000000"/>
-          <w:sz w:val="21"/>
-          <w:szCs w:val="21"/>
-        </w:rPr>
-        <w:t xml:space="preserve">掲載段階では表示せず、紹介段階で明示する</w:t>
-      </w:r>
-      <w:r>
-        <w:rPr>
-          <w:rFonts w:ascii="MS Mincho" w:cs="MS Mincho" w:eastAsia="MS Mincho" w:hAnsi="MS Mincho"/>
-          <w:b w:val="false"/>
-          <w:bCs w:val="false"/>
-          <w:color w:val="000000"/>
-          <w:sz w:val="21"/>
-          <w:szCs w:val="21"/>
-        </w:rPr>
-        <w:t xml:space="preserve">運用で足りるか。それとも</w:t>
-      </w:r>
-      <w:r>
-        <w:rPr>
-          <w:rFonts w:ascii="MS Mincho" w:cs="MS Mincho" w:eastAsia="MS Mincho" w:hAnsi="MS Mincho"/>
-          <w:b/>
-          <w:bCs/>
-          <w:color w:val="000000"/>
-          <w:sz w:val="21"/>
-          <w:szCs w:val="21"/>
-        </w:rPr>
-        <w:t xml:space="preserve">サイト上の求人情報にも表示が必要</w:t>
-      </w:r>
-      <w:r>
-        <w:rPr>
-          <w:rFonts w:ascii="MS Mincho" w:cs="MS Mincho" w:eastAsia="MS Mincho" w:hAnsi="MS Mincho"/>
-          <w:b w:val="false"/>
-          <w:bCs w:val="false"/>
-          <w:color w:val="000000"/>
-          <w:sz w:val="21"/>
-          <w:szCs w:val="21"/>
-        </w:rPr>
-        <w:t xml:space="preserve">か。（必要であれば、公開前に求人情報の項目を追加します）</w:t>
-      </w:r>
-    </w:p>
-    <w:p>
-      <w:pPr>
-        <w:pStyle w:val="ListParagraph"/>
-        <w:numPr>
-          <w:ilvl w:val="0"/>
-          <w:numId w:val="12"/>
-        </w:numPr>
-        <w:spacing w:after="80" w:line="290" w:lineRule="auto"/>
-        <w:jc w:val="both"/>
-      </w:pPr>
-      <w:r>
-        <w:rPr>
-          <w:rFonts w:ascii="MS Mincho" w:cs="MS Mincho" w:eastAsia="MS Mincho" w:hAnsi="MS Mincho"/>
-          <w:b w:val="false"/>
-          <w:bCs w:val="false"/>
-          <w:color w:val="000000"/>
-          <w:sz w:val="21"/>
-          <w:szCs w:val="21"/>
-        </w:rPr>
-        <w:t xml:space="preserve">充足した求人を速やかに掲載終了する運用（利用規約第10条第2項）で、的確表示義務への対応として足りるか。</w:t>
-      </w:r>
-    </w:p>
-    <w:p>
-      <w:pPr>
-        <w:pStyle w:val="ListParagraph"/>
-        <w:numPr>
-          <w:ilvl w:val="0"/>
-          <w:numId w:val="12"/>
-        </w:numPr>
-        <w:spacing w:after="80" w:line="290" w:lineRule="auto"/>
-        <w:jc w:val="both"/>
-      </w:pPr>
-      <w:r>
-        <w:rPr>
-          <w:rFonts w:ascii="MS Mincho" w:cs="MS Mincho" w:eastAsia="MS Mincho" w:hAnsi="MS Mincho"/>
-          <w:b w:val="false"/>
-          <w:bCs w:val="false"/>
-          <w:color w:val="000000"/>
-          <w:sz w:val="21"/>
-          <w:szCs w:val="21"/>
-        </w:rPr>
-        <w:t xml:space="preserve">賃金を「月給（万円）」の幅で表示していますが、明示すべき賃金の表示方法として問題はないか。</w:t>
-      </w:r>
-    </w:p>
-    <w:p>
-      <w:pPr>
-        <w:spacing w:after="120" w:line="300" w:lineRule="auto"/>
-        <w:jc w:val="both"/>
-      </w:pPr>
-      <w:r>
-        <w:rPr>
-          <w:rFonts w:ascii="MS Mincho" w:cs="MS Mincho" w:eastAsia="MS Mincho" w:hAnsi="MS Mincho"/>
-          <w:b/>
-          <w:bCs/>
-          <w:color w:val="000000"/>
-          <w:sz w:val="21"/>
-          <w:szCs w:val="21"/>
-        </w:rPr>
-        <w:t xml:space="preserve">関連条項</w:t>
-      </w:r>
-      <w:r>
-        <w:rPr>
-          <w:rFonts w:ascii="MS Mincho" w:cs="MS Mincho" w:eastAsia="MS Mincho" w:hAnsi="MS Mincho"/>
-          <w:b w:val="false"/>
-          <w:bCs w:val="false"/>
-          <w:color w:val="000000"/>
-          <w:sz w:val="21"/>
-          <w:szCs w:val="21"/>
-        </w:rPr>
-        <w:t xml:space="preserve">: 利用規約第10条・第11条</w:t>
-      </w:r>
-    </w:p>
-    <w:p>
-      <w:pPr>
-        <w:spacing w:after="120" w:line="300" w:lineRule="auto"/>
-        <w:jc w:val="both"/>
-      </w:pPr>
-      <w:r>
-        <w:rPr>
-          <w:rFonts w:ascii="MS Mincho" w:cs="MS Mincho" w:eastAsia="MS Mincho" w:hAnsi="MS Mincho"/>
-          <w:b/>
-          <w:bCs/>
-          <w:color w:val="000000"/>
-          <w:sz w:val="21"/>
-          <w:szCs w:val="21"/>
-        </w:rPr>
-        <w:t xml:space="preserve">ご回答</w:t>
-      </w:r>
-      <w:r>
-        <w:rPr>
-          <w:rFonts w:ascii="MS Mincho" w:cs="MS Mincho" w:eastAsia="MS Mincho" w:hAnsi="MS Mincho"/>
-          <w:b w:val="false"/>
-          <w:bCs w:val="false"/>
-          <w:color w:val="000000"/>
-          <w:sz w:val="21"/>
-          <w:szCs w:val="21"/>
-        </w:rPr>
-        <w:t xml:space="preserve">: ☐ 案のとおりで可　／　☐ 修正が必要 →</w:t>
-      </w:r>
-    </w:p>
-    <w:p>
-      <w:pPr>
-        <w:pBdr>
-          <w:bottom w:val="single" w:color="CCCCCC" w:sz="6" w:space="2"/>
-        </w:pBdr>
-        <w:spacing w:after="200" w:before="120"/>
-      </w:pPr>
-      <w:r>
-        <w:rPr>
-          <w:sz w:val="2"/>
-          <w:szCs w:val="2"/>
-        </w:rPr>
-        <w:t xml:space="preserve"/>
-      </w:r>
-    </w:p>
-    <w:p>
-      <w:pPr>
-        <w:pStyle w:val="Heading3"/>
-        <w:keepNext/>
-        <w:spacing w:after="120" w:before="260"/>
-      </w:pPr>
-      <w:r>
-        <w:rPr>
-          <w:rFonts w:ascii="MS Gothic" w:cs="MS Gothic" w:eastAsia="MS Gothic" w:hAnsi="MS Gothic"/>
-          <w:b/>
-          <w:bCs/>
-          <w:color w:val="000000"/>
-          <w:sz w:val="22"/>
-          <w:szCs w:val="22"/>
-        </w:rPr>
-        <w:t xml:space="preserve">B-3. 求人不受理・求人者の適格確認（第5条の6）</w:t>
-      </w:r>
-    </w:p>
-    <w:p>
-      <w:pPr>
-        <w:spacing w:after="120" w:line="300" w:lineRule="auto"/>
-        <w:jc w:val="both"/>
-      </w:pPr>
-      <w:r>
-        <w:rPr>
-          <w:rFonts w:ascii="MS Mincho" w:cs="MS Mincho" w:eastAsia="MS Mincho" w:hAnsi="MS Mincho"/>
-          <w:b/>
-          <w:bCs/>
-          <w:color w:val="000000"/>
-          <w:sz w:val="21"/>
-          <w:szCs w:val="21"/>
-        </w:rPr>
-        <w:t xml:space="preserve">前提となる事実</w:t>
-      </w:r>
-    </w:p>
-    <w:p>
-      <w:pPr>
-        <w:spacing w:after="120" w:line="300" w:lineRule="auto"/>
-        <w:jc w:val="both"/>
-      </w:pPr>
-      <w:r>
-        <w:rPr>
-          <w:rFonts w:ascii="MS Mincho" w:cs="MS Mincho" w:eastAsia="MS Mincho" w:hAnsi="MS Mincho"/>
-          <w:b w:val="false"/>
-          <w:bCs w:val="false"/>
-          <w:color w:val="000000"/>
-          <w:sz w:val="21"/>
-          <w:szCs w:val="21"/>
-        </w:rPr>
-        <w:t xml:space="preserve">現在、求人は当社スタッフが管理画面から手作業で登録しています。求人企業の適格性の確認手順は、明文化していません。</w:t>
+          <w:b/>
+          <w:bCs/>
+          <w:color w:val="000000"/>
+          <w:sz w:val="21"/>
+          <w:szCs w:val="21"/>
+        </w:rPr>
+        <w:t xml:space="preserve">相手先国についての届出は未了です。</w:t>
+      </w:r>
+      <w:r>
+        <w:rPr>
+          <w:rFonts w:ascii="MS Mincho" w:cs="MS Mincho" w:eastAsia="MS Mincho" w:hAnsi="MS Mincho"/>
+          <w:b w:val="false"/>
+          <w:bCs w:val="false"/>
+          <w:color w:val="000000"/>
+          <w:sz w:val="21"/>
+          <w:szCs w:val="21"/>
+        </w:rPr>
+        <w:t xml:space="preserve"> 要否・時期を含め、本論点のご回答を待って対応する予定です。</w:t>
       </w:r>
     </w:p>
     <w:p>
@@ -5321,24 +6202,46 @@
           <w:sz w:val="21"/>
           <w:szCs w:val="21"/>
         </w:rPr>
-        <w:t xml:space="preserve">労働基準法・最低賃金法等の違反により処分を受けた求人者等からの求人を受理しない体制が必要と理解しています。求人受付時のチェックリストを整備する予定です。</w:t>
-      </w:r>
-    </w:p>
-    <w:p>
-      <w:pPr>
-        <w:spacing w:after="120" w:line="300" w:lineRule="auto"/>
-        <w:jc w:val="both"/>
-      </w:pPr>
-      <w:r>
-        <w:rPr>
-          <w:rFonts w:ascii="MS Mincho" w:cs="MS Mincho" w:eastAsia="MS Mincho" w:hAnsi="MS Mincho"/>
-          <w:b/>
-          <w:bCs/>
-          <w:color w:val="000000"/>
-          <w:sz w:val="21"/>
-          <w:szCs w:val="21"/>
-        </w:rPr>
-        <w:t xml:space="preserve">ご確認事項</w:t>
+        <w:t xml:space="preserve">本件は職業安定法上の「国外にわたる職業紹介」に該当し、相手先国（中華人民共和国）について</w:t>
+      </w:r>
+      <w:r>
+        <w:rPr>
+          <w:rFonts w:ascii="MS Mincho" w:cs="MS Mincho" w:eastAsia="MS Mincho" w:hAnsi="MS Mincho"/>
+          <w:b/>
+          <w:bCs/>
+          <w:color w:val="000000"/>
+          <w:sz w:val="21"/>
+          <w:szCs w:val="21"/>
+        </w:rPr>
+        <w:t xml:space="preserve">第32条の12第1項の届出（取扱職種の範囲等の届出）が必要</w:t>
+      </w:r>
+      <w:r>
+        <w:rPr>
+          <w:rFonts w:ascii="MS Mincho" w:cs="MS Mincho" w:eastAsia="MS Mincho" w:hAnsi="MS Mincho"/>
+          <w:b w:val="false"/>
+          <w:bCs w:val="false"/>
+          <w:color w:val="000000"/>
+          <w:sz w:val="21"/>
+          <w:szCs w:val="21"/>
+        </w:rPr>
+        <w:t xml:space="preserve">であると理解しています。取次機関を利用しないため、取次機関に関する要件（相手国での適法性の確認等）は生じないと整理しています。</w:t>
+      </w:r>
+    </w:p>
+    <w:p>
+      <w:pPr>
+        <w:spacing w:after="120" w:line="300" w:lineRule="auto"/>
+        <w:jc w:val="both"/>
+      </w:pPr>
+      <w:r>
+        <w:rPr>
+          <w:rFonts w:ascii="MS Mincho" w:cs="MS Mincho" w:eastAsia="MS Mincho" w:hAnsi="MS Mincho"/>
+          <w:b/>
+          <w:bCs/>
+          <w:color w:val="000000"/>
+          <w:sz w:val="21"/>
+          <w:szCs w:val="21"/>
+        </w:rPr>
+        <w:t xml:space="preserve">ご確認事項（本件で最も重要です）</w:t>
       </w:r>
     </w:p>
     <w:p>
@@ -5360,7 +6263,51 @@
           <w:sz w:val="21"/>
           <w:szCs w:val="21"/>
         </w:rPr>
-        <w:t xml:space="preserve">当社の規模で整備すべき確認体制の水準（求人企業からの自己申告書で足りるか、公表情報の確認まで要するか）。</w:t>
+        <w:t xml:space="preserve">上記の理解で正しいか。</w:t>
+      </w:r>
+      <w:r>
+        <w:rPr>
+          <w:rFonts w:ascii="MS Mincho" w:cs="MS Mincho" w:eastAsia="MS Mincho" w:hAnsi="MS Mincho"/>
+          <w:b/>
+          <w:bCs/>
+          <w:color w:val="000000"/>
+          <w:sz w:val="21"/>
+          <w:szCs w:val="21"/>
+        </w:rPr>
+        <w:t xml:space="preserve">届出が未了のまま、中国在住者からの登録・応募を受け付けてよいか。</w:t>
+      </w:r>
+      <w:r>
+        <w:rPr>
+          <w:rFonts w:ascii="MS Mincho" w:cs="MS Mincho" w:eastAsia="MS Mincho" w:hAnsi="MS Mincho"/>
+          <w:b w:val="false"/>
+          <w:bCs w:val="false"/>
+          <w:color w:val="000000"/>
+          <w:sz w:val="21"/>
+          <w:szCs w:val="21"/>
+        </w:rPr>
+        <w:t xml:space="preserve"> 受け付けてはならない場合、</w:t>
+      </w:r>
+      <w:r>
+        <w:rPr>
+          <w:rFonts w:ascii="MS Mincho" w:cs="MS Mincho" w:eastAsia="MS Mincho" w:hAnsi="MS Mincho"/>
+          <w:b/>
+          <w:bCs/>
+          <w:color w:val="000000"/>
+          <w:sz w:val="21"/>
+          <w:szCs w:val="21"/>
+        </w:rPr>
+        <w:t xml:space="preserve">届出が完了するまでの間、どのような措置を採るべきか</w:t>
+      </w:r>
+      <w:r>
+        <w:rPr>
+          <w:rFonts w:ascii="MS Mincho" w:cs="MS Mincho" w:eastAsia="MS Mincho" w:hAnsi="MS Mincho"/>
+          <w:b w:val="false"/>
+          <w:bCs w:val="false"/>
+          <w:color w:val="000000"/>
+          <w:sz w:val="21"/>
+          <w:szCs w:val="21"/>
+        </w:rPr>
+        <w:t xml:space="preserve">（例：中国在住者の登録受付を停止する、相談のみとし応募の取次ぎを行わない等）をご教示ください。</w:t>
       </w:r>
     </w:p>
     <w:p>
@@ -5376,13 +6323,129 @@
       <w:r>
         <w:rPr>
           <w:rFonts w:ascii="MS Mincho" w:cs="MS Mincho" w:eastAsia="MS Mincho" w:hAnsi="MS Mincho"/>
-          <w:b w:val="false"/>
-          <w:bCs w:val="false"/>
-          <w:color w:val="000000"/>
-          <w:sz w:val="21"/>
-          <w:szCs w:val="21"/>
-        </w:rPr>
-        <w:t xml:space="preserve">特定技能の受入れ企業に固有の確認事項（受入れ機関の基準適合性等）を、あわせて確認すべきか。</w:t>
+          <w:b/>
+          <w:bCs/>
+          <w:color w:val="000000"/>
+          <w:sz w:val="21"/>
+          <w:szCs w:val="21"/>
+        </w:rPr>
+        <w:t xml:space="preserve">取次機関を用いずに直接募集することが、日本法上・中国法上それぞれ適法か。</w:t>
+      </w:r>
+      <w:r>
+        <w:rPr>
+          <w:rFonts w:ascii="MS Mincho" w:cs="MS Mincho" w:eastAsia="MS Mincho" w:hAnsi="MS Mincho"/>
+          <w:b w:val="false"/>
+          <w:bCs w:val="false"/>
+          <w:color w:val="000000"/>
+          <w:sz w:val="21"/>
+          <w:szCs w:val="21"/>
+        </w:rPr>
+        <w:t xml:space="preserve"> 特に、中国国内の求職者に対してインターネットで募集を行うことについて、中国の対外労務合作管理条例その他の規制上の問題がないか。</w:t>
+      </w:r>
+    </w:p>
+    <w:p>
+      <w:pPr>
+        <w:pStyle w:val="ListParagraph"/>
+        <w:numPr>
+          <w:ilvl w:val="0"/>
+          <w:numId w:val="13"/>
+        </w:numPr>
+        <w:spacing w:after="80" w:line="290" w:lineRule="auto"/>
+        <w:jc w:val="both"/>
+      </w:pPr>
+      <w:r>
+        <w:rPr>
+          <w:rFonts w:ascii="MS Mincho" w:cs="MS Mincho" w:eastAsia="MS Mincho" w:hAnsi="MS Mincho"/>
+          <w:b w:val="false"/>
+          <w:bCs w:val="false"/>
+          <w:color w:val="000000"/>
+          <w:sz w:val="21"/>
+          <w:szCs w:val="21"/>
+        </w:rPr>
+        <w:t xml:space="preserve">中国国内での募集方法（WeChat を通じた広報、口コミ等）に関して、避けるべき行為はあるか。</w:t>
+      </w:r>
+    </w:p>
+    <w:p>
+      <w:pPr>
+        <w:pStyle w:val="ListParagraph"/>
+        <w:numPr>
+          <w:ilvl w:val="0"/>
+          <w:numId w:val="13"/>
+        </w:numPr>
+        <w:spacing w:after="80" w:line="290" w:lineRule="auto"/>
+        <w:jc w:val="both"/>
+      </w:pPr>
+      <w:r>
+        <w:rPr>
+          <w:rFonts w:ascii="MS Mincho" w:cs="MS Mincho" w:eastAsia="MS Mincho" w:hAnsi="MS Mincho"/>
+          <w:b w:val="false"/>
+          <w:bCs w:val="false"/>
+          <w:color w:val="000000"/>
+          <w:sz w:val="21"/>
+          <w:szCs w:val="21"/>
+        </w:rPr>
+        <w:t xml:space="preserve">求職者から一切費用を徴収しない運用であることが、この点の評価に影響するか。</w:t>
+      </w:r>
+    </w:p>
+    <w:p>
+      <w:pPr>
+        <w:pStyle w:val="ListParagraph"/>
+        <w:numPr>
+          <w:ilvl w:val="0"/>
+          <w:numId w:val="13"/>
+        </w:numPr>
+        <w:spacing w:after="80" w:line="290" w:lineRule="auto"/>
+        <w:jc w:val="both"/>
+      </w:pPr>
+      <w:r>
+        <w:rPr>
+          <w:rFonts w:ascii="MS Mincho" w:cs="MS Mincho" w:eastAsia="MS Mincho" w:hAnsi="MS Mincho"/>
+          <w:b/>
+          <w:bCs/>
+          <w:color w:val="000000"/>
+          <w:sz w:val="21"/>
+          <w:szCs w:val="21"/>
+        </w:rPr>
+        <w:t xml:space="preserve">現在の「相談までにとどめる」表示が、当面の措置として適切か。</w:t>
+      </w:r>
+      <w:r>
+        <w:rPr>
+          <w:rFonts w:ascii="MS Mincho" w:cs="MS Mincho" w:eastAsia="MS Mincho" w:hAnsi="MS Mincho"/>
+          <w:b w:val="false"/>
+          <w:bCs w:val="false"/>
+          <w:color w:val="000000"/>
+          <w:sz w:val="21"/>
+          <w:szCs w:val="21"/>
+        </w:rPr>
+        <w:t xml:space="preserve"> 表示を戻してよい条件（届出の完了等）をあわせてご教示ください。</w:t>
+      </w:r>
+    </w:p>
+    <w:p>
+      <w:pPr>
+        <w:spacing w:after="120" w:line="300" w:lineRule="auto"/>
+        <w:jc w:val="both"/>
+      </w:pPr>
+      <w:r>
+        <w:rPr>
+          <w:rFonts w:ascii="MS Mincho" w:cs="MS Mincho" w:eastAsia="MS Mincho" w:hAnsi="MS Mincho"/>
+          <w:b/>
+          <w:bCs/>
+          <w:color w:val="000000"/>
+          <w:sz w:val="21"/>
+          <w:szCs w:val="21"/>
+        </w:rPr>
+        <w:t xml:space="preserve">関連条項</w:t>
+      </w:r>
+      <w:r>
+        <w:rPr>
+          <w:rFonts w:ascii="MS Mincho" w:cs="MS Mincho" w:eastAsia="MS Mincho" w:hAnsi="MS Mincho"/>
+          <w:b w:val="false"/>
+          <w:bCs w:val="false"/>
+          <w:color w:val="000000"/>
+          <w:sz w:val="21"/>
+          <w:szCs w:val="21"/>
+        </w:rPr>
+        <w:t xml:space="preserve">: 利用規約第9条（取扱職種の範囲等）</w:t>
       </w:r>
     </w:p>
     <w:p>
@@ -5410,7 +6473,7 @@
           <w:sz w:val="21"/>
           <w:szCs w:val="21"/>
         </w:rPr>
-        <w:t xml:space="preserve">: ☐ 案のとおりで可　／　☐ 修正が必要 →</w:t>
+        <w:t xml:space="preserve">: ☐ 問題なし　／　☐ 対応が必要 →</w:t>
       </w:r>
     </w:p>
     <w:p>
@@ -5443,7 +6506,52 @@
           <w:sz w:val="22"/>
           <w:szCs w:val="22"/>
         </w:rPr>
-        <w:t xml:space="preserve">B-4. 取扱職種の範囲等・手数料・苦情処理・返戻金制度の明示（第32条の13）</w:t>
+        <w:t xml:space="preserve">★B-2. 求人等情報の的確な表示（第5条の4）と労働条件の明示（第5条の3）</w:t>
+      </w:r>
+    </w:p>
+    <w:p>
+      <w:pPr>
+        <w:spacing w:after="120" w:line="300" w:lineRule="auto"/>
+        <w:jc w:val="both"/>
+      </w:pPr>
+      <w:r>
+        <w:rPr>
+          <w:rFonts w:ascii="MS Mincho" w:cs="MS Mincho" w:eastAsia="MS Mincho" w:hAnsi="MS Mincho"/>
+          <w:b/>
+          <w:bCs/>
+          <w:color w:val="000000"/>
+          <w:sz w:val="21"/>
+          <w:szCs w:val="21"/>
+        </w:rPr>
+        <w:t xml:space="preserve">前提となる事実</w:t>
+      </w:r>
+    </w:p>
+    <w:p>
+      <w:pPr>
+        <w:spacing w:after="120" w:line="300" w:lineRule="auto"/>
+        <w:jc w:val="both"/>
+      </w:pPr>
+      <w:r>
+        <w:rPr>
+          <w:rFonts w:ascii="MS Mincho" w:cs="MS Mincho" w:eastAsia="MS Mincho" w:hAnsi="MS Mincho"/>
+          <w:b w:val="false"/>
+          <w:bCs w:val="false"/>
+          <w:color w:val="000000"/>
+          <w:sz w:val="21"/>
+          <w:szCs w:val="21"/>
+        </w:rPr>
+        <w:t xml:space="preserve">現在の求人情報の掲載項目は、分野・勤務地（都道府県・市区町村）・月給・想定年収・勤務時間・休日・残業・住居・応募要件・賞与・企業プロフィール（匿名）・中国語対応スタッフの有無・業務内容です。</w:t>
+      </w:r>
+      <w:r>
+        <w:rPr>
+          <w:rFonts w:ascii="MS Mincho" w:cs="MS Mincho" w:eastAsia="MS Mincho" w:hAnsi="MS Mincho"/>
+          <w:b/>
+          <w:bCs/>
+          <w:color w:val="000000"/>
+          <w:sz w:val="21"/>
+          <w:szCs w:val="21"/>
+        </w:rPr>
+        <w:t xml:space="preserve">「就業の場所における受動喫煙を防止するための措置」および「就業場所・従事すべき業務の変更の範囲」の欄は、現時点では設けていません。</w:t>
       </w:r>
     </w:p>
     <w:p>
@@ -5465,92 +6573,68 @@
     </w:p>
     <w:p>
       <w:pPr>
-        <w:spacing w:after="120" w:line="300" w:lineRule="auto"/>
-        <w:jc w:val="both"/>
-      </w:pPr>
-      <w:r>
-        <w:rPr>
-          <w:rFonts w:ascii="MS Mincho" w:cs="MS Mincho" w:eastAsia="MS Mincho" w:hAnsi="MS Mincho"/>
-          <w:b w:val="false"/>
-          <w:bCs w:val="false"/>
-          <w:color w:val="000000"/>
-          <w:sz w:val="21"/>
-          <w:szCs w:val="21"/>
-        </w:rPr>
-        <w:t xml:space="preserve">利用規約第9条に、取扱職種の範囲等（特定技能11分野を列挙）・手数料に関する事項・苦情処理に関する事項・返戻金制度（設けていない旨）・個人情報の取扱いを明示し、サイト上に常時掲示することとしました。</w:t>
-      </w:r>
-    </w:p>
-    <w:p>
-      <w:pPr>
-        <w:spacing w:after="120" w:line="300" w:lineRule="auto"/>
-        <w:jc w:val="both"/>
-      </w:pPr>
-      <w:r>
-        <w:rPr>
-          <w:rFonts w:ascii="MS Mincho" w:cs="MS Mincho" w:eastAsia="MS Mincho" w:hAnsi="MS Mincho"/>
-          <w:b/>
-          <w:bCs/>
-          <w:color w:val="000000"/>
-          <w:sz w:val="21"/>
-          <w:szCs w:val="21"/>
-        </w:rPr>
-        <w:t xml:space="preserve">あわせて、独立した「明示事項」のページ（</w:t>
-      </w:r>
-      <w:r>
-        <w:rPr>
-          <w:rFonts w:ascii="Consolas" w:cs="Consolas" w:eastAsia="Consolas" w:hAnsi="Consolas"/>
-          <w:b/>
-          <w:bCs/>
-          <w:color w:val="000000"/>
-          <w:sz w:val="18"/>
-          <w:szCs w:val="18"/>
-          <w:shd w:fill="F0F0F0" w:val="clear"/>
-        </w:rPr>
-        <w:t xml:space="preserve">/disclosure</w:t>
-      </w:r>
-      <w:r>
-        <w:rPr>
-          <w:rFonts w:ascii="MS Mincho" w:cs="MS Mincho" w:eastAsia="MS Mincho" w:hAnsi="MS Mincho"/>
-          <w:b/>
-          <w:bCs/>
-          <w:color w:val="000000"/>
-          <w:sz w:val="21"/>
-          <w:szCs w:val="21"/>
-        </w:rPr>
-        <w:t xml:space="preserve">）を設け、フッターから常時リンクしました</w:t>
-      </w:r>
-      <w:r>
-        <w:rPr>
-          <w:rFonts w:ascii="MS Mincho" w:cs="MS Mincho" w:eastAsia="MS Mincho" w:hAnsi="MS Mincho"/>
-          <w:b w:val="false"/>
-          <w:bCs w:val="false"/>
-          <w:color w:val="000000"/>
-          <w:sz w:val="21"/>
-          <w:szCs w:val="21"/>
-        </w:rPr>
-        <w:t xml:space="preserve">（下記1のいずれのご回答にも対応できるようにするため。→ D-4）。ページの記載は第9条そのままではなく、</w:t>
-      </w:r>
-      <w:r>
-        <w:rPr>
-          <w:rFonts w:ascii="MS Mincho" w:cs="MS Mincho" w:eastAsia="MS Mincho" w:hAnsi="MS Mincho"/>
-          <w:b/>
-          <w:bCs/>
-          <w:color w:val="000000"/>
-          <w:sz w:val="21"/>
-          <w:szCs w:val="21"/>
-        </w:rPr>
-        <w:t xml:space="preserve">第9条が参照している第8条（手数料）・第22条（苦情窓口）・第2条（事業者情報）の全文を並べて、そのページだけで完結して読める形</w:t>
-      </w:r>
-      <w:r>
-        <w:rPr>
-          <w:rFonts w:ascii="MS Mincho" w:cs="MS Mincho" w:eastAsia="MS Mincho" w:hAnsi="MS Mincho"/>
-          <w:b w:val="false"/>
-          <w:bCs w:val="false"/>
-          <w:color w:val="000000"/>
-          <w:sz w:val="21"/>
-          <w:szCs w:val="21"/>
-        </w:rPr>
-        <w:t xml:space="preserve">にしています。</w:t>
+        <w:pStyle w:val="ListParagraph"/>
+        <w:numPr>
+          <w:ilvl w:val="0"/>
+          <w:numId w:val="2"/>
+        </w:numPr>
+        <w:spacing w:after="80" w:line="290" w:lineRule="auto"/>
+        <w:jc w:val="both"/>
+      </w:pPr>
+      <w:r>
+        <w:rPr>
+          <w:rFonts w:ascii="MS Mincho" w:cs="MS Mincho" w:eastAsia="MS Mincho" w:hAnsi="MS Mincho"/>
+          <w:b w:val="false"/>
+          <w:bCs w:val="false"/>
+          <w:color w:val="000000"/>
+          <w:sz w:val="21"/>
+          <w:szCs w:val="21"/>
+        </w:rPr>
+        <w:t xml:space="preserve">掲載段階（第5条の4）と、職業紹介の段階での労働条件明示（第5条の3）を分けて整理しました。</w:t>
+      </w:r>
+    </w:p>
+    <w:p>
+      <w:pPr>
+        <w:pStyle w:val="ListParagraph"/>
+        <w:numPr>
+          <w:ilvl w:val="0"/>
+          <w:numId w:val="2"/>
+        </w:numPr>
+        <w:spacing w:after="80" w:line="290" w:lineRule="auto"/>
+        <w:jc w:val="both"/>
+      </w:pPr>
+      <w:r>
+        <w:rPr>
+          <w:rFonts w:ascii="MS Mincho" w:cs="MS Mincho" w:eastAsia="MS Mincho" w:hAnsi="MS Mincho"/>
+          <w:b w:val="false"/>
+          <w:bCs w:val="false"/>
+          <w:color w:val="000000"/>
+          <w:sz w:val="21"/>
+          <w:szCs w:val="21"/>
+        </w:rPr>
+        <w:t xml:space="preserve">2024年4月から明示事項に追加された「就業場所・業務の変更の範囲」および「受動喫煙を防止するための措置」については、</w:t>
+      </w:r>
+      <w:r>
+        <w:rPr>
+          <w:rFonts w:ascii="MS Mincho" w:cs="MS Mincho" w:eastAsia="MS Mincho" w:hAnsi="MS Mincho"/>
+          <w:b/>
+          <w:bCs/>
+          <w:color w:val="000000"/>
+          <w:sz w:val="21"/>
+          <w:szCs w:val="21"/>
+        </w:rPr>
+        <w:t xml:space="preserve">職業紹介の段階で書面により明示する</w:t>
+      </w:r>
+      <w:r>
+        <w:rPr>
+          <w:rFonts w:ascii="MS Mincho" w:cs="MS Mincho" w:eastAsia="MS Mincho" w:hAnsi="MS Mincho"/>
+          <w:b w:val="false"/>
+          <w:bCs w:val="false"/>
+          <w:color w:val="000000"/>
+          <w:sz w:val="21"/>
+          <w:szCs w:val="21"/>
+        </w:rPr>
+        <w:t xml:space="preserve">運用とし、利用規約第11条第4項に記載しました。</w:t>
       </w:r>
     </w:p>
     <w:p>
@@ -5583,35 +6667,57 @@
       <w:r>
         <w:rPr>
           <w:rFonts w:ascii="MS Mincho" w:cs="MS Mincho" w:eastAsia="MS Mincho" w:hAnsi="MS Mincho"/>
-          <w:b/>
-          <w:bCs/>
-          <w:color w:val="000000"/>
-          <w:sz w:val="21"/>
-          <w:szCs w:val="21"/>
-        </w:rPr>
-        <w:t xml:space="preserve">利用規約の中に含める形で足りるか</w:t>
-      </w:r>
-      <w:r>
-        <w:rPr>
-          <w:rFonts w:ascii="MS Mincho" w:cs="MS Mincho" w:eastAsia="MS Mincho" w:hAnsi="MS Mincho"/>
-          <w:b w:val="false"/>
-          <w:bCs w:val="false"/>
-          <w:color w:val="000000"/>
-          <w:sz w:val="21"/>
-          <w:szCs w:val="21"/>
-        </w:rPr>
-        <w:t xml:space="preserve">、独立した「明示事項」のページを設けるべきか。</w:t>
-      </w:r>
-      <w:r>
-        <w:rPr>
-          <w:rFonts w:ascii="MS Mincho" w:cs="MS Mincho" w:eastAsia="MS Mincho" w:hAnsi="MS Mincho"/>
-          <w:b/>
-          <w:bCs/>
-          <w:color w:val="000000"/>
-          <w:sz w:val="21"/>
-          <w:szCs w:val="21"/>
-        </w:rPr>
-        <w:t xml:space="preserve">独立ページは既に用意しましたので、「規約だけで足りる」というご回答であっても不足は生じません。</w:t>
+          <w:b w:val="false"/>
+          <w:bCs w:val="false"/>
+          <w:color w:val="000000"/>
+          <w:sz w:val="21"/>
+          <w:szCs w:val="21"/>
+        </w:rPr>
+        <w:t xml:space="preserve">これらの事項を</w:t>
+      </w:r>
+      <w:r>
+        <w:rPr>
+          <w:rFonts w:ascii="MS Mincho" w:cs="MS Mincho" w:eastAsia="MS Mincho" w:hAnsi="MS Mincho"/>
+          <w:b/>
+          <w:bCs/>
+          <w:color w:val="000000"/>
+          <w:sz w:val="21"/>
+          <w:szCs w:val="21"/>
+        </w:rPr>
+        <w:t xml:space="preserve">掲載段階では表示せず、紹介段階で明示する</w:t>
+      </w:r>
+      <w:r>
+        <w:rPr>
+          <w:rFonts w:ascii="MS Mincho" w:cs="MS Mincho" w:eastAsia="MS Mincho" w:hAnsi="MS Mincho"/>
+          <w:b w:val="false"/>
+          <w:bCs w:val="false"/>
+          <w:color w:val="000000"/>
+          <w:sz w:val="21"/>
+          <w:szCs w:val="21"/>
+        </w:rPr>
+        <w:t xml:space="preserve">運用で足りるか。それとも</w:t>
+      </w:r>
+      <w:r>
+        <w:rPr>
+          <w:rFonts w:ascii="MS Mincho" w:cs="MS Mincho" w:eastAsia="MS Mincho" w:hAnsi="MS Mincho"/>
+          <w:b/>
+          <w:bCs/>
+          <w:color w:val="000000"/>
+          <w:sz w:val="21"/>
+          <w:szCs w:val="21"/>
+        </w:rPr>
+        <w:t xml:space="preserve">サイト上の求人情報にも表示が必要</w:t>
+      </w:r>
+      <w:r>
+        <w:rPr>
+          <w:rFonts w:ascii="MS Mincho" w:cs="MS Mincho" w:eastAsia="MS Mincho" w:hAnsi="MS Mincho"/>
+          <w:b w:val="false"/>
+          <w:bCs w:val="false"/>
+          <w:color w:val="000000"/>
+          <w:sz w:val="21"/>
+          <w:szCs w:val="21"/>
+        </w:rPr>
+        <w:t xml:space="preserve">か。（必要であれば、公開前に求人情報の項目を追加します）</w:t>
       </w:r>
     </w:p>
     <w:p>
@@ -5633,29 +6739,7 @@
           <w:sz w:val="21"/>
           <w:szCs w:val="21"/>
         </w:rPr>
-        <w:t xml:space="preserve">求職者向けの明示として、</w:t>
-      </w:r>
-      <w:r>
-        <w:rPr>
-          <w:rFonts w:ascii="MS Mincho" w:cs="MS Mincho" w:eastAsia="MS Mincho" w:hAnsi="MS Mincho"/>
-          <w:b/>
-          <w:bCs/>
-          <w:color w:val="000000"/>
-          <w:sz w:val="21"/>
-          <w:szCs w:val="21"/>
-        </w:rPr>
-        <w:t xml:space="preserve">求人企業から受領する手数料表の内容そのもの</w:t>
-      </w:r>
-      <w:r>
-        <w:rPr>
-          <w:rFonts w:ascii="MS Mincho" w:cs="MS Mincho" w:eastAsia="MS Mincho" w:hAnsi="MS Mincho"/>
-          <w:b w:val="false"/>
-          <w:bCs w:val="false"/>
-          <w:color w:val="000000"/>
-          <w:sz w:val="21"/>
-          <w:szCs w:val="21"/>
-        </w:rPr>
-        <w:t xml:space="preserve">まで掲示する必要があるか。掲示が必要な場合は、当該ページに手数料表の節を追加します。</w:t>
+        <w:t xml:space="preserve">充足した求人を速やかに掲載終了する運用（利用規約第10条第2項）で、的確表示義務への対応として足りるか。</w:t>
       </w:r>
     </w:p>
     <w:p>
@@ -5677,95 +6761,7 @@
           <w:sz w:val="21"/>
           <w:szCs w:val="21"/>
         </w:rPr>
-        <w:t xml:space="preserve">取り扱う分野を11分野に限定して列挙する記載で問題ないか。</w:t>
-      </w:r>
-    </w:p>
-    <w:p>
-      <w:pPr>
-        <w:pStyle w:val="ListParagraph"/>
-        <w:numPr>
-          <w:ilvl w:val="0"/>
-          <w:numId w:val="14"/>
-        </w:numPr>
-        <w:spacing w:after="80" w:line="290" w:lineRule="auto"/>
-        <w:jc w:val="both"/>
-      </w:pPr>
-      <w:r>
-        <w:rPr>
-          <w:rFonts w:ascii="MS Mincho" w:cs="MS Mincho" w:eastAsia="MS Mincho" w:hAnsi="MS Mincho"/>
-          <w:b w:val="false"/>
-          <w:bCs w:val="false"/>
-          <w:color w:val="000000"/>
-          <w:sz w:val="21"/>
-          <w:szCs w:val="21"/>
-        </w:rPr>
-        <w:t xml:space="preserve">明示事項のページも、規約・ポリシーと同じく</w:t>
-      </w:r>
-      <w:r>
-        <w:rPr>
-          <w:rFonts w:ascii="MS Mincho" w:cs="MS Mincho" w:eastAsia="MS Mincho" w:hAnsi="MS Mincho"/>
-          <w:b/>
-          <w:bCs/>
-          <w:color w:val="000000"/>
-          <w:sz w:val="21"/>
-          <w:szCs w:val="21"/>
-        </w:rPr>
-        <w:t xml:space="preserve">本文は日本語のみ・冒頭に中国語の要約</w:t>
-      </w:r>
-      <w:r>
-        <w:rPr>
-          <w:rFonts w:ascii="MS Mincho" w:cs="MS Mincho" w:eastAsia="MS Mincho" w:hAnsi="MS Mincho"/>
-          <w:b w:val="false"/>
-          <w:bCs w:val="false"/>
-          <w:color w:val="000000"/>
-          <w:sz w:val="21"/>
-          <w:szCs w:val="21"/>
-        </w:rPr>
-        <w:t xml:space="preserve">という構成にしました（→ C-3）。ただし本項は契約条項ではなく</w:t>
-      </w:r>
-      <w:r>
-        <w:rPr>
-          <w:rFonts w:ascii="MS Mincho" w:cs="MS Mincho" w:eastAsia="MS Mincho" w:hAnsi="MS Mincho"/>
-          <w:b/>
-          <w:bCs/>
-          <w:color w:val="000000"/>
-          <w:sz w:val="21"/>
-          <w:szCs w:val="21"/>
-        </w:rPr>
-        <w:t xml:space="preserve">法令が求める「明示」</w:t>
-      </w:r>
-      <w:r>
-        <w:rPr>
-          <w:rFonts w:ascii="MS Mincho" w:cs="MS Mincho" w:eastAsia="MS Mincho" w:hAnsi="MS Mincho"/>
-          <w:b w:val="false"/>
-          <w:bCs w:val="false"/>
-          <w:color w:val="000000"/>
-          <w:sz w:val="21"/>
-          <w:szCs w:val="21"/>
-        </w:rPr>
-        <w:t xml:space="preserve">であるため、</w:t>
-      </w:r>
-      <w:r>
-        <w:rPr>
-          <w:rFonts w:ascii="MS Mincho" w:cs="MS Mincho" w:eastAsia="MS Mincho" w:hAnsi="MS Mincho"/>
-          <w:b/>
-          <w:bCs/>
-          <w:color w:val="000000"/>
-          <w:sz w:val="21"/>
-          <w:szCs w:val="21"/>
-        </w:rPr>
-        <w:t xml:space="preserve">求職者が現に理解できる言語（中国語）で全文を掲示する必要がないか</w:t>
-      </w:r>
-      <w:r>
-        <w:rPr>
-          <w:rFonts w:ascii="MS Mincho" w:cs="MS Mincho" w:eastAsia="MS Mincho" w:hAnsi="MS Mincho"/>
-          <w:b w:val="false"/>
-          <w:bCs w:val="false"/>
-          <w:color w:val="000000"/>
-          <w:sz w:val="21"/>
-          <w:szCs w:val="21"/>
-        </w:rPr>
-        <w:t xml:space="preserve">、念のためご確認ください。</w:t>
+        <w:t xml:space="preserve">賃金を「月給（万円）」の幅で表示していますが、明示すべき賃金の表示方法として問題はないか。</w:t>
       </w:r>
     </w:p>
     <w:p>
@@ -5793,7 +6789,7 @@
           <w:sz w:val="21"/>
           <w:szCs w:val="21"/>
         </w:rPr>
-        <w:t xml:space="preserve">: 利用規約第9条（第2条・第8条・第22条を参照）</w:t>
+        <w:t xml:space="preserve">: 利用規約第10条・第11条</w:t>
       </w:r>
     </w:p>
     <w:p>
@@ -5854,7 +6850,41 @@
           <w:sz w:val="22"/>
           <w:szCs w:val="22"/>
         </w:rPr>
-        <w:t xml:space="preserve">★B-5. 帳簿の保存義務（第32条の15）と削除請求の関係</w:t>
+        <w:t xml:space="preserve">B-3. 求人不受理・求人者の適格確認（第5条の6）</w:t>
+      </w:r>
+    </w:p>
+    <w:p>
+      <w:pPr>
+        <w:spacing w:after="120" w:line="300" w:lineRule="auto"/>
+        <w:jc w:val="both"/>
+      </w:pPr>
+      <w:r>
+        <w:rPr>
+          <w:rFonts w:ascii="MS Mincho" w:cs="MS Mincho" w:eastAsia="MS Mincho" w:hAnsi="MS Mincho"/>
+          <w:b/>
+          <w:bCs/>
+          <w:color w:val="000000"/>
+          <w:sz w:val="21"/>
+          <w:szCs w:val="21"/>
+        </w:rPr>
+        <w:t xml:space="preserve">前提となる事実</w:t>
+      </w:r>
+    </w:p>
+    <w:p>
+      <w:pPr>
+        <w:spacing w:after="120" w:line="300" w:lineRule="auto"/>
+        <w:jc w:val="both"/>
+      </w:pPr>
+      <w:r>
+        <w:rPr>
+          <w:rFonts w:ascii="MS Mincho" w:cs="MS Mincho" w:eastAsia="MS Mincho" w:hAnsi="MS Mincho"/>
+          <w:b w:val="false"/>
+          <w:bCs w:val="false"/>
+          <w:color w:val="000000"/>
+          <w:sz w:val="21"/>
+          <w:szCs w:val="21"/>
+        </w:rPr>
+        <w:t xml:space="preserve">現在、求人は当社スタッフが管理画面から手作業で登録しています。求人企業の適格性の確認手順は、明文化していません。</w:t>
       </w:r>
     </w:p>
     <w:p>
@@ -5888,29 +6918,7 @@
           <w:sz w:val="21"/>
           <w:szCs w:val="21"/>
         </w:rPr>
-        <w:t xml:space="preserve">求人求職管理簿に該当する記録は、</w:t>
-      </w:r>
-      <w:r>
-        <w:rPr>
-          <w:rFonts w:ascii="MS Mincho" w:cs="MS Mincho" w:eastAsia="MS Mincho" w:hAnsi="MS Mincho"/>
-          <w:b/>
-          <w:bCs/>
-          <w:color w:val="000000"/>
-          <w:sz w:val="21"/>
-          <w:szCs w:val="21"/>
-        </w:rPr>
-        <w:t xml:space="preserve">求職の申込みの有効期間の終了後2年間</w:t>
-      </w:r>
-      <w:r>
-        <w:rPr>
-          <w:rFonts w:ascii="MS Mincho" w:cs="MS Mincho" w:eastAsia="MS Mincho" w:hAnsi="MS Mincho"/>
-          <w:b w:val="false"/>
-          <w:bCs w:val="false"/>
-          <w:color w:val="000000"/>
-          <w:sz w:val="21"/>
-          <w:szCs w:val="21"/>
-        </w:rPr>
-        <w:t xml:space="preserve">、他の情報と分離して保管し、期間満了後に消去する運用としました。会員から削除請求があった場合も、この記録は保存期間の満了まで残し、その旨を会員に通知します（個人情報保護法第35条第5項に基づく整理）。</w:t>
+        <w:t xml:space="preserve">労働基準法・最低賃金法等の違反により処分を受けた求人者等からの求人を受理しない体制が必要と理解しています。求人受付時のチェックリストを整備する予定です。</w:t>
       </w:r>
     </w:p>
     <w:p>
@@ -5943,24 +6951,13 @@
       <w:r>
         <w:rPr>
           <w:rFonts w:ascii="MS Mincho" w:cs="MS Mincho" w:eastAsia="MS Mincho" w:hAnsi="MS Mincho"/>
-          <w:b/>
-          <w:bCs/>
-          <w:color w:val="000000"/>
-          <w:sz w:val="21"/>
-          <w:szCs w:val="21"/>
-        </w:rPr>
-        <w:t xml:space="preserve">保存期間の起算点</w:t>
-      </w:r>
-      <w:r>
-        <w:rPr>
-          <w:rFonts w:ascii="MS Mincho" w:cs="MS Mincho" w:eastAsia="MS Mincho" w:hAnsi="MS Mincho"/>
-          <w:b w:val="false"/>
-          <w:bCs w:val="false"/>
-          <w:color w:val="000000"/>
-          <w:sz w:val="21"/>
-          <w:szCs w:val="21"/>
-        </w:rPr>
-        <w:t xml:space="preserve">（「求職の申込みの有効期間の終了後」）の理解で正しいか。当社の運用に即した具体的な起算日をご教示ください。</w:t>
+          <w:b w:val="false"/>
+          <w:bCs w:val="false"/>
+          <w:color w:val="000000"/>
+          <w:sz w:val="21"/>
+          <w:szCs w:val="21"/>
+        </w:rPr>
+        <w:t xml:space="preserve">当社の規模で整備すべき確認体制の水準（求人企業からの自己申告書で足りるか、公表情報の確認まで要するか）。</w:t>
       </w:r>
     </w:p>
     <w:p>
@@ -5982,7 +6979,192 @@
           <w:sz w:val="21"/>
           <w:szCs w:val="21"/>
         </w:rPr>
-        <w:t xml:space="preserve">分離保管のうえ保存期間満了後に消去する運用と、その旨をプライバシーポリシーに明示する対応で足りるか。</w:t>
+        <w:t xml:space="preserve">特定技能の受入れ企業に固有の確認事項（受入れ機関の基準適合性等）を、あわせて確認すべきか。</w:t>
+      </w:r>
+    </w:p>
+    <w:p>
+      <w:pPr>
+        <w:spacing w:after="120" w:line="300" w:lineRule="auto"/>
+        <w:jc w:val="both"/>
+      </w:pPr>
+      <w:r>
+        <w:rPr>
+          <w:rFonts w:ascii="MS Mincho" w:cs="MS Mincho" w:eastAsia="MS Mincho" w:hAnsi="MS Mincho"/>
+          <w:b/>
+          <w:bCs/>
+          <w:color w:val="000000"/>
+          <w:sz w:val="21"/>
+          <w:szCs w:val="21"/>
+        </w:rPr>
+        <w:t xml:space="preserve">ご回答</w:t>
+      </w:r>
+      <w:r>
+        <w:rPr>
+          <w:rFonts w:ascii="MS Mincho" w:cs="MS Mincho" w:eastAsia="MS Mincho" w:hAnsi="MS Mincho"/>
+          <w:b w:val="false"/>
+          <w:bCs w:val="false"/>
+          <w:color w:val="000000"/>
+          <w:sz w:val="21"/>
+          <w:szCs w:val="21"/>
+        </w:rPr>
+        <w:t xml:space="preserve">: ☐ 案のとおりで可　／　☐ 修正が必要 →</w:t>
+      </w:r>
+    </w:p>
+    <w:p>
+      <w:pPr>
+        <w:pBdr>
+          <w:bottom w:val="single" w:color="CCCCCC" w:sz="6" w:space="2"/>
+        </w:pBdr>
+        <w:spacing w:after="200" w:before="120"/>
+      </w:pPr>
+      <w:r>
+        <w:rPr>
+          <w:sz w:val="2"/>
+          <w:szCs w:val="2"/>
+        </w:rPr>
+        <w:t xml:space="preserve"/>
+      </w:r>
+    </w:p>
+    <w:p>
+      <w:pPr>
+        <w:pStyle w:val="Heading3"/>
+        <w:keepNext/>
+        <w:spacing w:after="120" w:before="260"/>
+      </w:pPr>
+      <w:r>
+        <w:rPr>
+          <w:rFonts w:ascii="MS Gothic" w:cs="MS Gothic" w:eastAsia="MS Gothic" w:hAnsi="MS Gothic"/>
+          <w:b/>
+          <w:bCs/>
+          <w:color w:val="000000"/>
+          <w:sz w:val="22"/>
+          <w:szCs w:val="22"/>
+        </w:rPr>
+        <w:t xml:space="preserve">B-4. 取扱職種の範囲等・手数料・苦情処理・返戻金制度の明示（第32条の13）</w:t>
+      </w:r>
+    </w:p>
+    <w:p>
+      <w:pPr>
+        <w:spacing w:after="120" w:line="300" w:lineRule="auto"/>
+        <w:jc w:val="both"/>
+      </w:pPr>
+      <w:r>
+        <w:rPr>
+          <w:rFonts w:ascii="MS Mincho" w:cs="MS Mincho" w:eastAsia="MS Mincho" w:hAnsi="MS Mincho"/>
+          <w:b/>
+          <w:bCs/>
+          <w:color w:val="000000"/>
+          <w:sz w:val="21"/>
+          <w:szCs w:val="21"/>
+        </w:rPr>
+        <w:t xml:space="preserve">当社の理解・採用案</w:t>
+      </w:r>
+    </w:p>
+    <w:p>
+      <w:pPr>
+        <w:spacing w:after="120" w:line="300" w:lineRule="auto"/>
+        <w:jc w:val="both"/>
+      </w:pPr>
+      <w:r>
+        <w:rPr>
+          <w:rFonts w:ascii="MS Mincho" w:cs="MS Mincho" w:eastAsia="MS Mincho" w:hAnsi="MS Mincho"/>
+          <w:b w:val="false"/>
+          <w:bCs w:val="false"/>
+          <w:color w:val="000000"/>
+          <w:sz w:val="21"/>
+          <w:szCs w:val="21"/>
+        </w:rPr>
+        <w:t xml:space="preserve">利用規約第9条に、取扱職種の範囲等（特定技能11分野を列挙）・手数料に関する事項・苦情処理に関する事項・返戻金制度（設けていない旨）・個人情報の取扱いを明示し、サイト上に常時掲示することとしました。</w:t>
+      </w:r>
+    </w:p>
+    <w:p>
+      <w:pPr>
+        <w:spacing w:after="120" w:line="300" w:lineRule="auto"/>
+        <w:jc w:val="both"/>
+      </w:pPr>
+      <w:r>
+        <w:rPr>
+          <w:rFonts w:ascii="MS Mincho" w:cs="MS Mincho" w:eastAsia="MS Mincho" w:hAnsi="MS Mincho"/>
+          <w:b/>
+          <w:bCs/>
+          <w:color w:val="000000"/>
+          <w:sz w:val="21"/>
+          <w:szCs w:val="21"/>
+        </w:rPr>
+        <w:t xml:space="preserve">あわせて、独立した「明示事項」のページ（</w:t>
+      </w:r>
+      <w:r>
+        <w:rPr>
+          <w:rFonts w:ascii="Consolas" w:cs="Consolas" w:eastAsia="Consolas" w:hAnsi="Consolas"/>
+          <w:b/>
+          <w:bCs/>
+          <w:color w:val="000000"/>
+          <w:sz w:val="18"/>
+          <w:szCs w:val="18"/>
+          <w:shd w:fill="F0F0F0" w:val="clear"/>
+        </w:rPr>
+        <w:t xml:space="preserve">/disclosure</w:t>
+      </w:r>
+      <w:r>
+        <w:rPr>
+          <w:rFonts w:ascii="MS Mincho" w:cs="MS Mincho" w:eastAsia="MS Mincho" w:hAnsi="MS Mincho"/>
+          <w:b/>
+          <w:bCs/>
+          <w:color w:val="000000"/>
+          <w:sz w:val="21"/>
+          <w:szCs w:val="21"/>
+        </w:rPr>
+        <w:t xml:space="preserve">）を設け、フッターから常時リンクしました</w:t>
+      </w:r>
+      <w:r>
+        <w:rPr>
+          <w:rFonts w:ascii="MS Mincho" w:cs="MS Mincho" w:eastAsia="MS Mincho" w:hAnsi="MS Mincho"/>
+          <w:b w:val="false"/>
+          <w:bCs w:val="false"/>
+          <w:color w:val="000000"/>
+          <w:sz w:val="21"/>
+          <w:szCs w:val="21"/>
+        </w:rPr>
+        <w:t xml:space="preserve">（下記1のいずれのご回答にも対応できるようにするため。→ D-4）。ページの記載は第9条そのままではなく、</w:t>
+      </w:r>
+      <w:r>
+        <w:rPr>
+          <w:rFonts w:ascii="MS Mincho" w:cs="MS Mincho" w:eastAsia="MS Mincho" w:hAnsi="MS Mincho"/>
+          <w:b/>
+          <w:bCs/>
+          <w:color w:val="000000"/>
+          <w:sz w:val="21"/>
+          <w:szCs w:val="21"/>
+        </w:rPr>
+        <w:t xml:space="preserve">第9条が参照している第8条（手数料）・第22条（苦情窓口）・第2条（事業者情報）の全文を並べて、そのページだけで完結して読める形</w:t>
+      </w:r>
+      <w:r>
+        <w:rPr>
+          <w:rFonts w:ascii="MS Mincho" w:cs="MS Mincho" w:eastAsia="MS Mincho" w:hAnsi="MS Mincho"/>
+          <w:b w:val="false"/>
+          <w:bCs w:val="false"/>
+          <w:color w:val="000000"/>
+          <w:sz w:val="21"/>
+          <w:szCs w:val="21"/>
+        </w:rPr>
+        <w:t xml:space="preserve">にしています。</w:t>
+      </w:r>
+    </w:p>
+    <w:p>
+      <w:pPr>
+        <w:spacing w:after="120" w:line="300" w:lineRule="auto"/>
+        <w:jc w:val="both"/>
+      </w:pPr>
+      <w:r>
+        <w:rPr>
+          <w:rFonts w:ascii="MS Mincho" w:cs="MS Mincho" w:eastAsia="MS Mincho" w:hAnsi="MS Mincho"/>
+          <w:b/>
+          <w:bCs/>
+          <w:color w:val="000000"/>
+          <w:sz w:val="21"/>
+          <w:szCs w:val="21"/>
+        </w:rPr>
+        <w:t xml:space="preserve">ご確認事項</w:t>
       </w:r>
     </w:p>
     <w:p>
@@ -5990,7 +7172,422 @@
         <w:pStyle w:val="ListParagraph"/>
         <w:numPr>
           <w:ilvl w:val="0"/>
-          <w:numId w:val="15"/>
+          <w:numId w:val="16"/>
+        </w:numPr>
+        <w:spacing w:after="80" w:line="290" w:lineRule="auto"/>
+        <w:jc w:val="both"/>
+      </w:pPr>
+      <w:r>
+        <w:rPr>
+          <w:rFonts w:ascii="MS Mincho" w:cs="MS Mincho" w:eastAsia="MS Mincho" w:hAnsi="MS Mincho"/>
+          <w:b/>
+          <w:bCs/>
+          <w:color w:val="000000"/>
+          <w:sz w:val="21"/>
+          <w:szCs w:val="21"/>
+        </w:rPr>
+        <w:t xml:space="preserve">利用規約の中に含める形で足りるか</w:t>
+      </w:r>
+      <w:r>
+        <w:rPr>
+          <w:rFonts w:ascii="MS Mincho" w:cs="MS Mincho" w:eastAsia="MS Mincho" w:hAnsi="MS Mincho"/>
+          <w:b w:val="false"/>
+          <w:bCs w:val="false"/>
+          <w:color w:val="000000"/>
+          <w:sz w:val="21"/>
+          <w:szCs w:val="21"/>
+        </w:rPr>
+        <w:t xml:space="preserve">、独立した「明示事項」のページを設けるべきか。</w:t>
+      </w:r>
+      <w:r>
+        <w:rPr>
+          <w:rFonts w:ascii="MS Mincho" w:cs="MS Mincho" w:eastAsia="MS Mincho" w:hAnsi="MS Mincho"/>
+          <w:b/>
+          <w:bCs/>
+          <w:color w:val="000000"/>
+          <w:sz w:val="21"/>
+          <w:szCs w:val="21"/>
+        </w:rPr>
+        <w:t xml:space="preserve">独立ページは既に用意しましたので、「規約だけで足りる」というご回答であっても不足は生じません。</w:t>
+      </w:r>
+    </w:p>
+    <w:p>
+      <w:pPr>
+        <w:pStyle w:val="ListParagraph"/>
+        <w:numPr>
+          <w:ilvl w:val="0"/>
+          <w:numId w:val="16"/>
+        </w:numPr>
+        <w:spacing w:after="80" w:line="290" w:lineRule="auto"/>
+        <w:jc w:val="both"/>
+      </w:pPr>
+      <w:r>
+        <w:rPr>
+          <w:rFonts w:ascii="MS Mincho" w:cs="MS Mincho" w:eastAsia="MS Mincho" w:hAnsi="MS Mincho"/>
+          <w:b w:val="false"/>
+          <w:bCs w:val="false"/>
+          <w:color w:val="000000"/>
+          <w:sz w:val="21"/>
+          <w:szCs w:val="21"/>
+        </w:rPr>
+        <w:t xml:space="preserve">求職者向けの明示として、</w:t>
+      </w:r>
+      <w:r>
+        <w:rPr>
+          <w:rFonts w:ascii="MS Mincho" w:cs="MS Mincho" w:eastAsia="MS Mincho" w:hAnsi="MS Mincho"/>
+          <w:b/>
+          <w:bCs/>
+          <w:color w:val="000000"/>
+          <w:sz w:val="21"/>
+          <w:szCs w:val="21"/>
+        </w:rPr>
+        <w:t xml:space="preserve">求人企業から受領する手数料表の内容そのもの</w:t>
+      </w:r>
+      <w:r>
+        <w:rPr>
+          <w:rFonts w:ascii="MS Mincho" w:cs="MS Mincho" w:eastAsia="MS Mincho" w:hAnsi="MS Mincho"/>
+          <w:b w:val="false"/>
+          <w:bCs w:val="false"/>
+          <w:color w:val="000000"/>
+          <w:sz w:val="21"/>
+          <w:szCs w:val="21"/>
+        </w:rPr>
+        <w:t xml:space="preserve">まで掲示する必要があるか。掲示が必要な場合は、当該ページに手数料表の節を追加します。</w:t>
+      </w:r>
+    </w:p>
+    <w:p>
+      <w:pPr>
+        <w:pStyle w:val="ListParagraph"/>
+        <w:numPr>
+          <w:ilvl w:val="0"/>
+          <w:numId w:val="16"/>
+        </w:numPr>
+        <w:spacing w:after="80" w:line="290" w:lineRule="auto"/>
+        <w:jc w:val="both"/>
+      </w:pPr>
+      <w:r>
+        <w:rPr>
+          <w:rFonts w:ascii="MS Mincho" w:cs="MS Mincho" w:eastAsia="MS Mincho" w:hAnsi="MS Mincho"/>
+          <w:b w:val="false"/>
+          <w:bCs w:val="false"/>
+          <w:color w:val="000000"/>
+          <w:sz w:val="21"/>
+          <w:szCs w:val="21"/>
+        </w:rPr>
+        <w:t xml:space="preserve">取り扱う分野を11分野に限定して列挙する記載で問題ないか。</w:t>
+      </w:r>
+    </w:p>
+    <w:p>
+      <w:pPr>
+        <w:pStyle w:val="ListParagraph"/>
+        <w:numPr>
+          <w:ilvl w:val="0"/>
+          <w:numId w:val="16"/>
+        </w:numPr>
+        <w:spacing w:after="80" w:line="290" w:lineRule="auto"/>
+        <w:jc w:val="both"/>
+      </w:pPr>
+      <w:r>
+        <w:rPr>
+          <w:rFonts w:ascii="MS Mincho" w:cs="MS Mincho" w:eastAsia="MS Mincho" w:hAnsi="MS Mincho"/>
+          <w:b w:val="false"/>
+          <w:bCs w:val="false"/>
+          <w:color w:val="000000"/>
+          <w:sz w:val="21"/>
+          <w:szCs w:val="21"/>
+        </w:rPr>
+        <w:t xml:space="preserve">明示事項のページも、規約・ポリシーと同じく</w:t>
+      </w:r>
+      <w:r>
+        <w:rPr>
+          <w:rFonts w:ascii="MS Mincho" w:cs="MS Mincho" w:eastAsia="MS Mincho" w:hAnsi="MS Mincho"/>
+          <w:b/>
+          <w:bCs/>
+          <w:color w:val="000000"/>
+          <w:sz w:val="21"/>
+          <w:szCs w:val="21"/>
+        </w:rPr>
+        <w:t xml:space="preserve">本文は日本語のみ・冒頭に中国語の要約</w:t>
+      </w:r>
+      <w:r>
+        <w:rPr>
+          <w:rFonts w:ascii="MS Mincho" w:cs="MS Mincho" w:eastAsia="MS Mincho" w:hAnsi="MS Mincho"/>
+          <w:b w:val="false"/>
+          <w:bCs w:val="false"/>
+          <w:color w:val="000000"/>
+          <w:sz w:val="21"/>
+          <w:szCs w:val="21"/>
+        </w:rPr>
+        <w:t xml:space="preserve">という構成にしました（→ C-3）。ただし本項は契約条項ではなく</w:t>
+      </w:r>
+      <w:r>
+        <w:rPr>
+          <w:rFonts w:ascii="MS Mincho" w:cs="MS Mincho" w:eastAsia="MS Mincho" w:hAnsi="MS Mincho"/>
+          <w:b/>
+          <w:bCs/>
+          <w:color w:val="000000"/>
+          <w:sz w:val="21"/>
+          <w:szCs w:val="21"/>
+        </w:rPr>
+        <w:t xml:space="preserve">法令が求める「明示」</w:t>
+      </w:r>
+      <w:r>
+        <w:rPr>
+          <w:rFonts w:ascii="MS Mincho" w:cs="MS Mincho" w:eastAsia="MS Mincho" w:hAnsi="MS Mincho"/>
+          <w:b w:val="false"/>
+          <w:bCs w:val="false"/>
+          <w:color w:val="000000"/>
+          <w:sz w:val="21"/>
+          <w:szCs w:val="21"/>
+        </w:rPr>
+        <w:t xml:space="preserve">であるため、</w:t>
+      </w:r>
+      <w:r>
+        <w:rPr>
+          <w:rFonts w:ascii="MS Mincho" w:cs="MS Mincho" w:eastAsia="MS Mincho" w:hAnsi="MS Mincho"/>
+          <w:b/>
+          <w:bCs/>
+          <w:color w:val="000000"/>
+          <w:sz w:val="21"/>
+          <w:szCs w:val="21"/>
+        </w:rPr>
+        <w:t xml:space="preserve">求職者が現に理解できる言語（中国語）で全文を掲示する必要がないか</w:t>
+      </w:r>
+      <w:r>
+        <w:rPr>
+          <w:rFonts w:ascii="MS Mincho" w:cs="MS Mincho" w:eastAsia="MS Mincho" w:hAnsi="MS Mincho"/>
+          <w:b w:val="false"/>
+          <w:bCs w:val="false"/>
+          <w:color w:val="000000"/>
+          <w:sz w:val="21"/>
+          <w:szCs w:val="21"/>
+        </w:rPr>
+        <w:t xml:space="preserve">、念のためご確認ください。</w:t>
+      </w:r>
+    </w:p>
+    <w:p>
+      <w:pPr>
+        <w:spacing w:after="120" w:line="300" w:lineRule="auto"/>
+        <w:jc w:val="both"/>
+      </w:pPr>
+      <w:r>
+        <w:rPr>
+          <w:rFonts w:ascii="MS Mincho" w:cs="MS Mincho" w:eastAsia="MS Mincho" w:hAnsi="MS Mincho"/>
+          <w:b/>
+          <w:bCs/>
+          <w:color w:val="000000"/>
+          <w:sz w:val="21"/>
+          <w:szCs w:val="21"/>
+        </w:rPr>
+        <w:t xml:space="preserve">関連条項</w:t>
+      </w:r>
+      <w:r>
+        <w:rPr>
+          <w:rFonts w:ascii="MS Mincho" w:cs="MS Mincho" w:eastAsia="MS Mincho" w:hAnsi="MS Mincho"/>
+          <w:b w:val="false"/>
+          <w:bCs w:val="false"/>
+          <w:color w:val="000000"/>
+          <w:sz w:val="21"/>
+          <w:szCs w:val="21"/>
+        </w:rPr>
+        <w:t xml:space="preserve">: 利用規約第9条（第2条・第8条・第22条を参照）</w:t>
+      </w:r>
+    </w:p>
+    <w:p>
+      <w:pPr>
+        <w:spacing w:after="120" w:line="300" w:lineRule="auto"/>
+        <w:jc w:val="both"/>
+      </w:pPr>
+      <w:r>
+        <w:rPr>
+          <w:rFonts w:ascii="MS Mincho" w:cs="MS Mincho" w:eastAsia="MS Mincho" w:hAnsi="MS Mincho"/>
+          <w:b/>
+          <w:bCs/>
+          <w:color w:val="000000"/>
+          <w:sz w:val="21"/>
+          <w:szCs w:val="21"/>
+        </w:rPr>
+        <w:t xml:space="preserve">ご回答</w:t>
+      </w:r>
+      <w:r>
+        <w:rPr>
+          <w:rFonts w:ascii="MS Mincho" w:cs="MS Mincho" w:eastAsia="MS Mincho" w:hAnsi="MS Mincho"/>
+          <w:b w:val="false"/>
+          <w:bCs w:val="false"/>
+          <w:color w:val="000000"/>
+          <w:sz w:val="21"/>
+          <w:szCs w:val="21"/>
+        </w:rPr>
+        <w:t xml:space="preserve">: ☐ 案のとおりで可　／　☐ 修正が必要 →</w:t>
+      </w:r>
+    </w:p>
+    <w:p>
+      <w:pPr>
+        <w:pBdr>
+          <w:bottom w:val="single" w:color="CCCCCC" w:sz="6" w:space="2"/>
+        </w:pBdr>
+        <w:spacing w:after="200" w:before="120"/>
+      </w:pPr>
+      <w:r>
+        <w:rPr>
+          <w:sz w:val="2"/>
+          <w:szCs w:val="2"/>
+        </w:rPr>
+        <w:t xml:space="preserve"/>
+      </w:r>
+    </w:p>
+    <w:p>
+      <w:pPr>
+        <w:pStyle w:val="Heading3"/>
+        <w:keepNext/>
+        <w:spacing w:after="120" w:before="260"/>
+      </w:pPr>
+      <w:r>
+        <w:rPr>
+          <w:rFonts w:ascii="MS Gothic" w:cs="MS Gothic" w:eastAsia="MS Gothic" w:hAnsi="MS Gothic"/>
+          <w:b/>
+          <w:bCs/>
+          <w:color w:val="000000"/>
+          <w:sz w:val="22"/>
+          <w:szCs w:val="22"/>
+        </w:rPr>
+        <w:t xml:space="preserve">★B-5. 帳簿の保存義務（第32条の15）と削除請求の関係</w:t>
+      </w:r>
+    </w:p>
+    <w:p>
+      <w:pPr>
+        <w:spacing w:after="120" w:line="300" w:lineRule="auto"/>
+        <w:jc w:val="both"/>
+      </w:pPr>
+      <w:r>
+        <w:rPr>
+          <w:rFonts w:ascii="MS Mincho" w:cs="MS Mincho" w:eastAsia="MS Mincho" w:hAnsi="MS Mincho"/>
+          <w:b/>
+          <w:bCs/>
+          <w:color w:val="000000"/>
+          <w:sz w:val="21"/>
+          <w:szCs w:val="21"/>
+        </w:rPr>
+        <w:t xml:space="preserve">当社の理解・採用案</w:t>
+      </w:r>
+    </w:p>
+    <w:p>
+      <w:pPr>
+        <w:spacing w:after="120" w:line="300" w:lineRule="auto"/>
+        <w:jc w:val="both"/>
+      </w:pPr>
+      <w:r>
+        <w:rPr>
+          <w:rFonts w:ascii="MS Mincho" w:cs="MS Mincho" w:eastAsia="MS Mincho" w:hAnsi="MS Mincho"/>
+          <w:b w:val="false"/>
+          <w:bCs w:val="false"/>
+          <w:color w:val="000000"/>
+          <w:sz w:val="21"/>
+          <w:szCs w:val="21"/>
+        </w:rPr>
+        <w:t xml:space="preserve">求人求職管理簿に該当する記録は、</w:t>
+      </w:r>
+      <w:r>
+        <w:rPr>
+          <w:rFonts w:ascii="MS Mincho" w:cs="MS Mincho" w:eastAsia="MS Mincho" w:hAnsi="MS Mincho"/>
+          <w:b/>
+          <w:bCs/>
+          <w:color w:val="000000"/>
+          <w:sz w:val="21"/>
+          <w:szCs w:val="21"/>
+        </w:rPr>
+        <w:t xml:space="preserve">求職の申込みの有効期間の終了後2年間</w:t>
+      </w:r>
+      <w:r>
+        <w:rPr>
+          <w:rFonts w:ascii="MS Mincho" w:cs="MS Mincho" w:eastAsia="MS Mincho" w:hAnsi="MS Mincho"/>
+          <w:b w:val="false"/>
+          <w:bCs w:val="false"/>
+          <w:color w:val="000000"/>
+          <w:sz w:val="21"/>
+          <w:szCs w:val="21"/>
+        </w:rPr>
+        <w:t xml:space="preserve">、他の情報と分離して保管し、期間満了後に消去する運用としました。会員から削除請求があった場合も、この記録は保存期間の満了まで残し、その旨を会員に通知します（個人情報保護法第35条第5項に基づく整理）。</w:t>
+      </w:r>
+    </w:p>
+    <w:p>
+      <w:pPr>
+        <w:spacing w:after="120" w:line="300" w:lineRule="auto"/>
+        <w:jc w:val="both"/>
+      </w:pPr>
+      <w:r>
+        <w:rPr>
+          <w:rFonts w:ascii="MS Mincho" w:cs="MS Mincho" w:eastAsia="MS Mincho" w:hAnsi="MS Mincho"/>
+          <w:b/>
+          <w:bCs/>
+          <w:color w:val="000000"/>
+          <w:sz w:val="21"/>
+          <w:szCs w:val="21"/>
+        </w:rPr>
+        <w:t xml:space="preserve">ご確認事項</w:t>
+      </w:r>
+    </w:p>
+    <w:p>
+      <w:pPr>
+        <w:pStyle w:val="ListParagraph"/>
+        <w:numPr>
+          <w:ilvl w:val="0"/>
+          <w:numId w:val="17"/>
+        </w:numPr>
+        <w:spacing w:after="80" w:line="290" w:lineRule="auto"/>
+        <w:jc w:val="both"/>
+      </w:pPr>
+      <w:r>
+        <w:rPr>
+          <w:rFonts w:ascii="MS Mincho" w:cs="MS Mincho" w:eastAsia="MS Mincho" w:hAnsi="MS Mincho"/>
+          <w:b/>
+          <w:bCs/>
+          <w:color w:val="000000"/>
+          <w:sz w:val="21"/>
+          <w:szCs w:val="21"/>
+        </w:rPr>
+        <w:t xml:space="preserve">保存期間の起算点</w:t>
+      </w:r>
+      <w:r>
+        <w:rPr>
+          <w:rFonts w:ascii="MS Mincho" w:cs="MS Mincho" w:eastAsia="MS Mincho" w:hAnsi="MS Mincho"/>
+          <w:b w:val="false"/>
+          <w:bCs w:val="false"/>
+          <w:color w:val="000000"/>
+          <w:sz w:val="21"/>
+          <w:szCs w:val="21"/>
+        </w:rPr>
+        <w:t xml:space="preserve">（「求職の申込みの有効期間の終了後」）の理解で正しいか。当社の運用に即した具体的な起算日をご教示ください。</w:t>
+      </w:r>
+    </w:p>
+    <w:p>
+      <w:pPr>
+        <w:pStyle w:val="ListParagraph"/>
+        <w:numPr>
+          <w:ilvl w:val="0"/>
+          <w:numId w:val="17"/>
+        </w:numPr>
+        <w:spacing w:after="80" w:line="290" w:lineRule="auto"/>
+        <w:jc w:val="both"/>
+      </w:pPr>
+      <w:r>
+        <w:rPr>
+          <w:rFonts w:ascii="MS Mincho" w:cs="MS Mincho" w:eastAsia="MS Mincho" w:hAnsi="MS Mincho"/>
+          <w:b w:val="false"/>
+          <w:bCs w:val="false"/>
+          <w:color w:val="000000"/>
+          <w:sz w:val="21"/>
+          <w:szCs w:val="21"/>
+        </w:rPr>
+        <w:t xml:space="preserve">分離保管のうえ保存期間満了後に消去する運用と、その旨をプライバシーポリシーに明示する対応で足りるか。</w:t>
+      </w:r>
+    </w:p>
+    <w:p>
+      <w:pPr>
+        <w:pStyle w:val="ListParagraph"/>
+        <w:numPr>
+          <w:ilvl w:val="0"/>
+          <w:numId w:val="17"/>
         </w:numPr>
         <w:spacing w:after="80" w:line="290" w:lineRule="auto"/>
         <w:jc w:val="both"/>
@@ -6287,7 +7884,7 @@
           <w:sz w:val="22"/>
           <w:szCs w:val="22"/>
         </w:rPr>
-        <w:t xml:space="preserve">C-1. 「求職者は費用0円」の表示（景品表示法）</w:t>
+        <w:t xml:space="preserve">C-1. 「手数料0円」の表示（景品表示法）</w:t>
       </w:r>
     </w:p>
     <w:p>
@@ -6321,7 +7918,578 @@
           <w:sz w:val="21"/>
           <w:szCs w:val="21"/>
         </w:rPr>
-        <w:t xml:space="preserve">中国では特定技能のマッチングに求職者が費用を負担する慣習があるため、当社はトップページの最前面で「求職にかかる費用は一切かかりません（0円）」と訴求しています。これは、求職者から手数料を徴収しない実際の運営（職業安定法第32条の3第2項の原則どおり）に基づく事実の表示です。なお、根拠を示せない数値表示（「定着率98%以上」等）および「モック／サンプル」等の開発中の表記は、</w:t>
+        <w:t xml:space="preserve">中国では特定技能のマッチングに求職者が費用を負担する慣習があるため、当社はトップページの最前面で費用が無料であることを訴求しています。求職者から手数料を徴収しない実際の運営（職業安定法第32条の3第2項の原則どおり）に基づく事実の表示です。</w:t>
+      </w:r>
+    </w:p>
+    <w:p>
+      <w:pPr>
+        <w:spacing w:after="120" w:line="300" w:lineRule="auto"/>
+        <w:jc w:val="both"/>
+      </w:pPr>
+      <w:r>
+        <w:rPr>
+          <w:rFonts w:ascii="MS Mincho" w:cs="MS Mincho" w:eastAsia="MS Mincho" w:hAnsi="MS Mincho"/>
+          <w:b/>
+          <w:bCs/>
+          <w:color w:val="000000"/>
+          <w:sz w:val="21"/>
+          <w:szCs w:val="21"/>
+        </w:rPr>
+        <w:t xml:space="preserve">2026年8月4日に、この表示を次のとおり改めました。</w:t>
+      </w:r>
+    </w:p>
+    <w:tbl>
+      <w:tblPr>
+        <w:tblW w:type="dxa" w:w="9638"/>
+        <w:tblBorders>
+          <w:top w:val="single" w:color="auto" w:sz="4"/>
+          <w:left w:val="single" w:color="auto" w:sz="4"/>
+          <w:bottom w:val="single" w:color="auto" w:sz="4"/>
+          <w:right w:val="single" w:color="auto" w:sz="4"/>
+          <w:insideH w:val="single" w:color="auto" w:sz="4"/>
+          <w:insideV w:val="single" w:color="auto" w:sz="4"/>
+        </w:tblBorders>
+      </w:tblPr>
+      <w:tblGrid>
+        <w:gridCol w:w="1600"/>
+        <w:gridCol w:w="2879"/>
+        <w:gridCol w:w="5159"/>
+      </w:tblGrid>
+      <w:tr>
+        <w:trPr>
+          <w:tblHeader/>
+        </w:trPr>
+        <w:tc>
+          <w:tcPr>
+            <w:tcW w:type="dxa" w:w="1600"/>
+            <w:shd w:fill="E8E8E8" w:val="clear"/>
+            <w:tcMar>
+              <w:top w:type="dxa" w:w="80"/>
+              <w:left w:type="dxa" w:w="120"/>
+              <w:bottom w:type="dxa" w:w="80"/>
+              <w:right w:type="dxa" w:w="120"/>
+            </w:tcMar>
+            <w:vAlign w:val="center"/>
+          </w:tcPr>
+          <w:p>
+            <w:pPr>
+              <w:spacing w:after="0" w:line="260" w:lineRule="auto"/>
+            </w:pPr>
+          </w:p>
+        </w:tc>
+        <w:tc>
+          <w:tcPr>
+            <w:tcW w:type="dxa" w:w="2879"/>
+            <w:shd w:fill="E8E8E8" w:val="clear"/>
+            <w:tcMar>
+              <w:top w:type="dxa" w:w="80"/>
+              <w:left w:type="dxa" w:w="120"/>
+              <w:bottom w:type="dxa" w:w="80"/>
+              <w:right w:type="dxa" w:w="120"/>
+            </w:tcMar>
+            <w:vAlign w:val="center"/>
+          </w:tcPr>
+          <w:p>
+            <w:pPr>
+              <w:spacing w:after="0" w:line="260" w:lineRule="auto"/>
+            </w:pPr>
+            <w:r>
+              <w:rPr>
+                <w:rFonts w:ascii="MS Mincho" w:cs="MS Mincho" w:eastAsia="MS Mincho" w:hAnsi="MS Mincho"/>
+                <w:b/>
+                <w:bCs/>
+                <w:color w:val="000000"/>
+                <w:sz w:val="18"/>
+                <w:szCs w:val="18"/>
+              </w:rPr>
+              <w:t xml:space="preserve">変更前</w:t>
+            </w:r>
+          </w:p>
+        </w:tc>
+        <w:tc>
+          <w:tcPr>
+            <w:tcW w:type="dxa" w:w="5159"/>
+            <w:shd w:fill="E8E8E8" w:val="clear"/>
+            <w:tcMar>
+              <w:top w:type="dxa" w:w="80"/>
+              <w:left w:type="dxa" w:w="120"/>
+              <w:bottom w:type="dxa" w:w="80"/>
+              <w:right w:type="dxa" w:w="120"/>
+            </w:tcMar>
+            <w:vAlign w:val="center"/>
+          </w:tcPr>
+          <w:p>
+            <w:pPr>
+              <w:spacing w:after="0" w:line="260" w:lineRule="auto"/>
+            </w:pPr>
+            <w:r>
+              <w:rPr>
+                <w:rFonts w:ascii="MS Mincho" w:cs="MS Mincho" w:eastAsia="MS Mincho" w:hAnsi="MS Mincho"/>
+                <w:b/>
+                <w:bCs/>
+                <w:color w:val="000000"/>
+                <w:sz w:val="18"/>
+                <w:szCs w:val="18"/>
+              </w:rPr>
+              <w:t xml:space="preserve">変更後（現在）</w:t>
+            </w:r>
+          </w:p>
+        </w:tc>
+      </w:tr>
+      <w:tr>
+        <w:trPr>
+          <w:tblHeader w:val="false"/>
+        </w:trPr>
+        <w:tc>
+          <w:tcPr>
+            <w:tcW w:type="dxa" w:w="1600"/>
+            <w:tcMar>
+              <w:top w:type="dxa" w:w="80"/>
+              <w:left w:type="dxa" w:w="120"/>
+              <w:bottom w:type="dxa" w:w="80"/>
+              <w:right w:type="dxa" w:w="120"/>
+            </w:tcMar>
+            <w:vAlign w:val="center"/>
+          </w:tcPr>
+          <w:p>
+            <w:pPr>
+              <w:spacing w:after="0" w:line="260" w:lineRule="auto"/>
+            </w:pPr>
+            <w:r>
+              <w:rPr>
+                <w:rFonts w:ascii="MS Mincho" w:cs="MS Mincho" w:eastAsia="MS Mincho" w:hAnsi="MS Mincho"/>
+                <w:b w:val="false"/>
+                <w:bCs w:val="false"/>
+                <w:color w:val="000000"/>
+                <w:sz w:val="18"/>
+                <w:szCs w:val="18"/>
+              </w:rPr>
+              <w:t xml:space="preserve">主たる表示</w:t>
+            </w:r>
+          </w:p>
+        </w:tc>
+        <w:tc>
+          <w:tcPr>
+            <w:tcW w:type="dxa" w:w="2879"/>
+            <w:tcMar>
+              <w:top w:type="dxa" w:w="80"/>
+              <w:left w:type="dxa" w:w="120"/>
+              <w:bottom w:type="dxa" w:w="80"/>
+              <w:right w:type="dxa" w:w="120"/>
+            </w:tcMar>
+            <w:vAlign w:val="center"/>
+          </w:tcPr>
+          <w:p>
+            <w:pPr>
+              <w:spacing w:after="0" w:line="260" w:lineRule="auto"/>
+            </w:pPr>
+            <w:r>
+              <w:rPr>
+                <w:rFonts w:ascii="MS Mincho" w:cs="MS Mincho" w:eastAsia="MS Mincho" w:hAnsi="MS Mincho"/>
+                <w:b w:val="false"/>
+                <w:bCs w:val="false"/>
+                <w:color w:val="000000"/>
+                <w:sz w:val="18"/>
+                <w:szCs w:val="18"/>
+              </w:rPr>
+              <w:t xml:space="preserve">「求職にかかる費用は</w:t>
+            </w:r>
+            <w:r>
+              <w:rPr>
+                <w:rFonts w:ascii="MS Mincho" w:cs="MS Mincho" w:eastAsia="MS Mincho" w:hAnsi="MS Mincho"/>
+                <w:b/>
+                <w:bCs/>
+                <w:color w:val="000000"/>
+                <w:sz w:val="18"/>
+                <w:szCs w:val="18"/>
+              </w:rPr>
+              <w:t xml:space="preserve">一切かかりません</w:t>
+            </w:r>
+            <w:r>
+              <w:rPr>
+                <w:rFonts w:ascii="MS Mincho" w:cs="MS Mincho" w:eastAsia="MS Mincho" w:hAnsi="MS Mincho"/>
+                <w:b w:val="false"/>
+                <w:bCs w:val="false"/>
+                <w:color w:val="000000"/>
+                <w:sz w:val="18"/>
+                <w:szCs w:val="18"/>
+              </w:rPr>
+              <w:t xml:space="preserve">（0円）」</w:t>
+            </w:r>
+          </w:p>
+        </w:tc>
+        <w:tc>
+          <w:tcPr>
+            <w:tcW w:type="dxa" w:w="5159"/>
+            <w:tcMar>
+              <w:top w:type="dxa" w:w="80"/>
+              <w:left w:type="dxa" w:w="120"/>
+              <w:bottom w:type="dxa" w:w="80"/>
+              <w:right w:type="dxa" w:w="120"/>
+            </w:tcMar>
+            <w:vAlign w:val="center"/>
+          </w:tcPr>
+          <w:p>
+            <w:pPr>
+              <w:spacing w:after="0" w:line="260" w:lineRule="auto"/>
+            </w:pPr>
+            <w:r>
+              <w:rPr>
+                <w:rFonts w:ascii="MS Mincho" w:cs="MS Mincho" w:eastAsia="MS Mincho" w:hAnsi="MS Mincho"/>
+                <w:b w:val="false"/>
+                <w:bCs w:val="false"/>
+                <w:color w:val="000000"/>
+                <w:sz w:val="18"/>
+                <w:szCs w:val="18"/>
+              </w:rPr>
+              <w:t xml:space="preserve">「</w:t>
+            </w:r>
+            <w:r>
+              <w:rPr>
+                <w:rFonts w:ascii="MS Mincho" w:cs="MS Mincho" w:eastAsia="MS Mincho" w:hAnsi="MS Mincho"/>
+                <w:b/>
+                <w:bCs/>
+                <w:color w:val="000000"/>
+                <w:sz w:val="18"/>
+                <w:szCs w:val="18"/>
+              </w:rPr>
+              <w:t xml:space="preserve">相談・応募・職業紹介の手数料 0円</w:t>
+            </w:r>
+            <w:r>
+              <w:rPr>
+                <w:rFonts w:ascii="MS Mincho" w:cs="MS Mincho" w:eastAsia="MS Mincho" w:hAnsi="MS Mincho"/>
+                <w:b w:val="false"/>
+                <w:bCs w:val="false"/>
+                <w:color w:val="000000"/>
+                <w:sz w:val="18"/>
+                <w:szCs w:val="18"/>
+              </w:rPr>
+              <w:t xml:space="preserve">」</w:t>
+            </w:r>
+          </w:p>
+        </w:tc>
+      </w:tr>
+      <w:tr>
+        <w:trPr>
+          <w:tblHeader w:val="false"/>
+        </w:trPr>
+        <w:tc>
+          <w:tcPr>
+            <w:tcW w:type="dxa" w:w="1600"/>
+            <w:tcMar>
+              <w:top w:type="dxa" w:w="80"/>
+              <w:left w:type="dxa" w:w="120"/>
+              <w:bottom w:type="dxa" w:w="80"/>
+              <w:right w:type="dxa" w:w="120"/>
+            </w:tcMar>
+            <w:vAlign w:val="center"/>
+          </w:tcPr>
+          <w:p>
+            <w:pPr>
+              <w:spacing w:after="0" w:line="260" w:lineRule="auto"/>
+            </w:pPr>
+            <w:r>
+              <w:rPr>
+                <w:rFonts w:ascii="MS Mincho" w:cs="MS Mincho" w:eastAsia="MS Mincho" w:hAnsi="MS Mincho"/>
+                <w:b w:val="false"/>
+                <w:bCs w:val="false"/>
+                <w:color w:val="000000"/>
+                <w:sz w:val="18"/>
+                <w:szCs w:val="18"/>
+              </w:rPr>
+              <w:t xml:space="preserve">費用の負担者</w:t>
+            </w:r>
+          </w:p>
+        </w:tc>
+        <w:tc>
+          <w:tcPr>
+            <w:tcW w:type="dxa" w:w="2879"/>
+            <w:tcMar>
+              <w:top w:type="dxa" w:w="80"/>
+              <w:left w:type="dxa" w:w="120"/>
+              <w:bottom w:type="dxa" w:w="80"/>
+              <w:right w:type="dxa" w:w="120"/>
+            </w:tcMar>
+            <w:vAlign w:val="center"/>
+          </w:tcPr>
+          <w:p>
+            <w:pPr>
+              <w:spacing w:after="0" w:line="260" w:lineRule="auto"/>
+            </w:pPr>
+            <w:r>
+              <w:rPr>
+                <w:rFonts w:ascii="MS Mincho" w:cs="MS Mincho" w:eastAsia="MS Mincho" w:hAnsi="MS Mincho"/>
+                <w:b w:val="false"/>
+                <w:bCs w:val="false"/>
+                <w:color w:val="000000"/>
+                <w:sz w:val="18"/>
+                <w:szCs w:val="18"/>
+              </w:rPr>
+              <w:t xml:space="preserve">「費用は</w:t>
+            </w:r>
+            <w:r>
+              <w:rPr>
+                <w:rFonts w:ascii="MS Mincho" w:cs="MS Mincho" w:eastAsia="MS Mincho" w:hAnsi="MS Mincho"/>
+                <w:b/>
+                <w:bCs/>
+                <w:color w:val="000000"/>
+                <w:sz w:val="18"/>
+                <w:szCs w:val="18"/>
+              </w:rPr>
+              <w:t xml:space="preserve">すべて企業側負担</w:t>
+            </w:r>
+            <w:r>
+              <w:rPr>
+                <w:rFonts w:ascii="MS Mincho" w:cs="MS Mincho" w:eastAsia="MS Mincho" w:hAnsi="MS Mincho"/>
+                <w:b w:val="false"/>
+                <w:bCs w:val="false"/>
+                <w:color w:val="000000"/>
+                <w:sz w:val="18"/>
+                <w:szCs w:val="18"/>
+              </w:rPr>
+              <w:t xml:space="preserve">」</w:t>
+            </w:r>
+          </w:p>
+        </w:tc>
+        <w:tc>
+          <w:tcPr>
+            <w:tcW w:type="dxa" w:w="5159"/>
+            <w:tcMar>
+              <w:top w:type="dxa" w:w="80"/>
+              <w:left w:type="dxa" w:w="120"/>
+              <w:bottom w:type="dxa" w:w="80"/>
+              <w:right w:type="dxa" w:w="120"/>
+            </w:tcMar>
+            <w:vAlign w:val="center"/>
+          </w:tcPr>
+          <w:p>
+            <w:pPr>
+              <w:spacing w:after="0" w:line="260" w:lineRule="auto"/>
+            </w:pPr>
+            <w:r>
+              <w:rPr>
+                <w:rFonts w:ascii="MS Mincho" w:cs="MS Mincho" w:eastAsia="MS Mincho" w:hAnsi="MS Mincho"/>
+                <w:b w:val="false"/>
+                <w:bCs w:val="false"/>
+                <w:color w:val="000000"/>
+                <w:sz w:val="18"/>
+                <w:szCs w:val="18"/>
+              </w:rPr>
+              <w:t xml:space="preserve">「</w:t>
+            </w:r>
+            <w:r>
+              <w:rPr>
+                <w:rFonts w:ascii="MS Mincho" w:cs="MS Mincho" w:eastAsia="MS Mincho" w:hAnsi="MS Mincho"/>
+                <w:b/>
+                <w:bCs/>
+                <w:color w:val="000000"/>
+                <w:sz w:val="18"/>
+                <w:szCs w:val="18"/>
+              </w:rPr>
+              <w:t xml:space="preserve">紹介にかかる費用は、採用企業が負担します</w:t>
+            </w:r>
+            <w:r>
+              <w:rPr>
+                <w:rFonts w:ascii="MS Mincho" w:cs="MS Mincho" w:eastAsia="MS Mincho" w:hAnsi="MS Mincho"/>
+                <w:b w:val="false"/>
+                <w:bCs w:val="false"/>
+                <w:color w:val="000000"/>
+                <w:sz w:val="18"/>
+                <w:szCs w:val="18"/>
+              </w:rPr>
+              <w:t xml:space="preserve">」</w:t>
+            </w:r>
+          </w:p>
+        </w:tc>
+      </w:tr>
+      <w:tr>
+        <w:trPr>
+          <w:tblHeader w:val="false"/>
+        </w:trPr>
+        <w:tc>
+          <w:tcPr>
+            <w:tcW w:type="dxa" w:w="1600"/>
+            <w:tcMar>
+              <w:top w:type="dxa" w:w="80"/>
+              <w:left w:type="dxa" w:w="120"/>
+              <w:bottom w:type="dxa" w:w="80"/>
+              <w:right w:type="dxa" w:w="120"/>
+            </w:tcMar>
+            <w:vAlign w:val="center"/>
+          </w:tcPr>
+          <w:p>
+            <w:pPr>
+              <w:spacing w:after="0" w:line="260" w:lineRule="auto"/>
+            </w:pPr>
+            <w:r>
+              <w:rPr>
+                <w:rFonts w:ascii="MS Mincho" w:cs="MS Mincho" w:eastAsia="MS Mincho" w:hAnsi="MS Mincho"/>
+                <w:b w:val="false"/>
+                <w:bCs w:val="false"/>
+                <w:color w:val="000000"/>
+                <w:sz w:val="18"/>
+                <w:szCs w:val="18"/>
+              </w:rPr>
+              <w:t xml:space="preserve">実費の注記</w:t>
+            </w:r>
+          </w:p>
+        </w:tc>
+        <w:tc>
+          <w:tcPr>
+            <w:tcW w:type="dxa" w:w="2879"/>
+            <w:tcMar>
+              <w:top w:type="dxa" w:w="80"/>
+              <w:left w:type="dxa" w:w="120"/>
+              <w:bottom w:type="dxa" w:w="80"/>
+              <w:right w:type="dxa" w:w="120"/>
+            </w:tcMar>
+            <w:vAlign w:val="center"/>
+          </w:tcPr>
+          <w:p>
+            <w:pPr>
+              <w:spacing w:after="0" w:line="260" w:lineRule="auto"/>
+            </w:pPr>
+            <w:r>
+              <w:rPr>
+                <w:rFonts w:ascii="MS Mincho" w:cs="MS Mincho" w:eastAsia="MS Mincho" w:hAnsi="MS Mincho"/>
+                <w:b w:val="false"/>
+                <w:bCs w:val="false"/>
+                <w:color w:val="000000"/>
+                <w:sz w:val="18"/>
+                <w:szCs w:val="18"/>
+              </w:rPr>
+              <w:t xml:space="preserve">（なし）</w:t>
+            </w:r>
+          </w:p>
+        </w:tc>
+        <w:tc>
+          <w:tcPr>
+            <w:tcW w:type="dxa" w:w="5159"/>
+            <w:tcMar>
+              <w:top w:type="dxa" w:w="80"/>
+              <w:left w:type="dxa" w:w="120"/>
+              <w:bottom w:type="dxa" w:w="80"/>
+              <w:right w:type="dxa" w:w="120"/>
+            </w:tcMar>
+            <w:vAlign w:val="center"/>
+          </w:tcPr>
+          <w:p>
+            <w:pPr>
+              <w:spacing w:after="0" w:line="260" w:lineRule="auto"/>
+            </w:pPr>
+            <w:r>
+              <w:rPr>
+                <w:rFonts w:ascii="MS Mincho" w:cs="MS Mincho" w:eastAsia="MS Mincho" w:hAnsi="MS Mincho"/>
+                <w:b w:val="false"/>
+                <w:bCs w:val="false"/>
+                <w:color w:val="000000"/>
+                <w:sz w:val="18"/>
+                <w:szCs w:val="18"/>
+              </w:rPr>
+              <w:t xml:space="preserve">「</w:t>
+            </w:r>
+            <w:r>
+              <w:rPr>
+                <w:rFonts w:ascii="MS Mincho" w:cs="MS Mincho" w:eastAsia="MS Mincho" w:hAnsi="MS Mincho"/>
+                <w:b/>
+                <w:bCs/>
+                <w:color w:val="000000"/>
+                <w:sz w:val="18"/>
+                <w:szCs w:val="18"/>
+              </w:rPr>
+              <w:t xml:space="preserve">※試験の受験料や渡航費など、就職の準備に実費がかかる場合は、応募の前に必ず書面でご説明します</w:t>
+            </w:r>
+            <w:r>
+              <w:rPr>
+                <w:rFonts w:ascii="MS Mincho" w:cs="MS Mincho" w:eastAsia="MS Mincho" w:hAnsi="MS Mincho"/>
+                <w:b w:val="false"/>
+                <w:bCs w:val="false"/>
+                <w:color w:val="000000"/>
+                <w:sz w:val="18"/>
+                <w:szCs w:val="18"/>
+              </w:rPr>
+              <w:t xml:space="preserve">」</w:t>
+            </w:r>
+          </w:p>
+        </w:tc>
+      </w:tr>
+    </w:tbl>
+    <w:p>
+      <w:pPr>
+        <w:spacing w:after="160"/>
+      </w:pPr>
+    </w:p>
+    <w:p>
+      <w:pPr>
+        <w:spacing w:after="120" w:line="300" w:lineRule="auto"/>
+        <w:jc w:val="both"/>
+      </w:pPr>
+      <w:r>
+        <w:rPr>
+          <w:rFonts w:ascii="MS Mincho" w:cs="MS Mincho" w:eastAsia="MS Mincho" w:hAnsi="MS Mincho"/>
+          <w:b/>
+          <w:bCs/>
+          <w:color w:val="000000"/>
+          <w:sz w:val="21"/>
+          <w:szCs w:val="21"/>
+        </w:rPr>
+        <w:t xml:space="preserve">当社の理解・採用案</w:t>
+      </w:r>
+    </w:p>
+    <w:p>
+      <w:pPr>
+        <w:spacing w:after="120" w:line="300" w:lineRule="auto"/>
+        <w:jc w:val="both"/>
+      </w:pPr>
+      <w:r>
+        <w:rPr>
+          <w:rFonts w:ascii="MS Mincho" w:cs="MS Mincho" w:eastAsia="MS Mincho" w:hAnsi="MS Mincho"/>
+          <w:b w:val="false"/>
+          <w:bCs w:val="false"/>
+          <w:color w:val="000000"/>
+          <w:sz w:val="21"/>
+          <w:szCs w:val="21"/>
+        </w:rPr>
+        <w:t xml:space="preserve">変更前の表現は、当社が関与しない費用（試験の受験料・渡航費・在留資格の申請にかかる費用等）まで無料であるかのように読めるおそれがあったため、</w:t>
+      </w:r>
+      <w:r>
+        <w:rPr>
+          <w:rFonts w:ascii="MS Mincho" w:cs="MS Mincho" w:eastAsia="MS Mincho" w:hAnsi="MS Mincho"/>
+          <w:b/>
+          <w:bCs/>
+          <w:color w:val="000000"/>
+          <w:sz w:val="21"/>
+          <w:szCs w:val="21"/>
+        </w:rPr>
+        <w:t xml:space="preserve">当社が徴収しない範囲を「相談・応募・職業紹介の手数料」と特定し、実費が生じ得ることを注記する</w:t>
+      </w:r>
+      <w:r>
+        <w:rPr>
+          <w:rFonts w:ascii="MS Mincho" w:cs="MS Mincho" w:eastAsia="MS Mincho" w:hAnsi="MS Mincho"/>
+          <w:b w:val="false"/>
+          <w:bCs w:val="false"/>
+          <w:color w:val="000000"/>
+          <w:sz w:val="21"/>
+          <w:szCs w:val="21"/>
+        </w:rPr>
+        <w:t xml:space="preserve">形に改めました。無料であることの訴求力は保ちつつ、事実と一致しない広い約束を避ける趣旨です。</w:t>
+      </w:r>
+    </w:p>
+    <w:p>
+      <w:pPr>
+        <w:spacing w:after="120" w:line="300" w:lineRule="auto"/>
+        <w:jc w:val="both"/>
+      </w:pPr>
+      <w:r>
+        <w:rPr>
+          <w:rFonts w:ascii="MS Mincho" w:cs="MS Mincho" w:eastAsia="MS Mincho" w:hAnsi="MS Mincho"/>
+          <w:b w:val="false"/>
+          <w:bCs w:val="false"/>
+          <w:color w:val="000000"/>
+          <w:sz w:val="21"/>
+          <w:szCs w:val="21"/>
+        </w:rPr>
+        <w:t xml:space="preserve">なお、根拠を示せない数値表示（「定着率98%以上」等）および「モック／サンプル」等の開発中の表記は、</w:t>
       </w:r>
       <w:r>
         <w:rPr>
@@ -6344,435 +8512,6 @@
           <w:szCs w:val="21"/>
         </w:rPr>
         <w:t xml:space="preserve">です。</w:t>
-      </w:r>
-    </w:p>
-    <w:p>
-      <w:pPr>
-        <w:spacing w:after="120" w:line="300" w:lineRule="auto"/>
-        <w:jc w:val="both"/>
-      </w:pPr>
-      <w:r>
-        <w:rPr>
-          <w:rFonts w:ascii="MS Mincho" w:cs="MS Mincho" w:eastAsia="MS Mincho" w:hAnsi="MS Mincho"/>
-          <w:b/>
-          <w:bCs/>
-          <w:color w:val="000000"/>
-          <w:sz w:val="21"/>
-          <w:szCs w:val="21"/>
-        </w:rPr>
-        <w:t xml:space="preserve">ご確認事項</w:t>
-      </w:r>
-    </w:p>
-    <w:p>
-      <w:pPr>
-        <w:pStyle w:val="ListParagraph"/>
-        <w:numPr>
-          <w:ilvl w:val="0"/>
-          <w:numId w:val="16"/>
-        </w:numPr>
-        <w:spacing w:after="80" w:line="290" w:lineRule="auto"/>
-        <w:jc w:val="both"/>
-      </w:pPr>
-      <w:r>
-        <w:rPr>
-          <w:rFonts w:ascii="MS Mincho" w:cs="MS Mincho" w:eastAsia="MS Mincho" w:hAnsi="MS Mincho"/>
-          <w:b w:val="false"/>
-          <w:bCs w:val="false"/>
-          <w:color w:val="000000"/>
-          <w:sz w:val="21"/>
-          <w:szCs w:val="21"/>
-        </w:rPr>
-        <w:t xml:space="preserve">無料表示について、有利誤認その他の表示上の留意点があればご指摘ください。特に、</w:t>
-      </w:r>
-      <w:r>
-        <w:rPr>
-          <w:rFonts w:ascii="MS Mincho" w:cs="MS Mincho" w:eastAsia="MS Mincho" w:hAnsi="MS Mincho"/>
-          <w:b/>
-          <w:bCs/>
-          <w:color w:val="000000"/>
-          <w:sz w:val="21"/>
-          <w:szCs w:val="21"/>
-        </w:rPr>
-        <w:t xml:space="preserve">渡航費・在留資格の申請費用など、求職者が別途負担し得る費用がある場合に、注記が必要か。</w:t>
-      </w:r>
-    </w:p>
-    <w:p>
-      <w:pPr>
-        <w:pStyle w:val="ListParagraph"/>
-        <w:numPr>
-          <w:ilvl w:val="0"/>
-          <w:numId w:val="16"/>
-        </w:numPr>
-        <w:spacing w:after="80" w:line="290" w:lineRule="auto"/>
-        <w:jc w:val="both"/>
-      </w:pPr>
-      <w:r>
-        <w:rPr>
-          <w:rFonts w:ascii="MS Mincho" w:cs="MS Mincho" w:eastAsia="MS Mincho" w:hAnsi="MS Mincho"/>
-          <w:b w:val="false"/>
-          <w:bCs w:val="false"/>
-          <w:color w:val="000000"/>
-          <w:sz w:val="21"/>
-          <w:szCs w:val="21"/>
-        </w:rPr>
-        <w:t xml:space="preserve">将来、実績数値（就職者数・定着率等）を掲載する場合に必要となる根拠資料の水準をご教示ください。</w:t>
-      </w:r>
-    </w:p>
-    <w:p>
-      <w:pPr>
-        <w:spacing w:after="120" w:line="300" w:lineRule="auto"/>
-        <w:jc w:val="both"/>
-      </w:pPr>
-      <w:r>
-        <w:rPr>
-          <w:rFonts w:ascii="MS Mincho" w:cs="MS Mincho" w:eastAsia="MS Mincho" w:hAnsi="MS Mincho"/>
-          <w:b/>
-          <w:bCs/>
-          <w:color w:val="000000"/>
-          <w:sz w:val="21"/>
-          <w:szCs w:val="21"/>
-        </w:rPr>
-        <w:t xml:space="preserve">ご回答</w:t>
-      </w:r>
-      <w:r>
-        <w:rPr>
-          <w:rFonts w:ascii="MS Mincho" w:cs="MS Mincho" w:eastAsia="MS Mincho" w:hAnsi="MS Mincho"/>
-          <w:b w:val="false"/>
-          <w:bCs w:val="false"/>
-          <w:color w:val="000000"/>
-          <w:sz w:val="21"/>
-          <w:szCs w:val="21"/>
-        </w:rPr>
-        <w:t xml:space="preserve">: ☐ 問題なし　／　☐ 対応が必要 →</w:t>
-      </w:r>
-    </w:p>
-    <w:p>
-      <w:pPr>
-        <w:pBdr>
-          <w:bottom w:val="single" w:color="CCCCCC" w:sz="6" w:space="2"/>
-        </w:pBdr>
-        <w:spacing w:after="200" w:before="120"/>
-      </w:pPr>
-      <w:r>
-        <w:rPr>
-          <w:sz w:val="2"/>
-          <w:szCs w:val="2"/>
-        </w:rPr>
-        <w:t xml:space="preserve"/>
-      </w:r>
-    </w:p>
-    <w:p>
-      <w:pPr>
-        <w:pStyle w:val="Heading3"/>
-        <w:keepNext/>
-        <w:spacing w:after="120" w:before="260"/>
-      </w:pPr>
-      <w:r>
-        <w:rPr>
-          <w:rFonts w:ascii="MS Gothic" w:cs="MS Gothic" w:eastAsia="MS Gothic" w:hAnsi="MS Gothic"/>
-          <w:b/>
-          <w:bCs/>
-          <w:color w:val="000000"/>
-          <w:sz w:val="22"/>
-          <w:szCs w:val="22"/>
-        </w:rPr>
-        <w:t xml:space="preserve">C-2. 登録年齢の下限</w:t>
-      </w:r>
-    </w:p>
-    <w:p>
-      <w:pPr>
-        <w:spacing w:after="120" w:line="300" w:lineRule="auto"/>
-        <w:jc w:val="both"/>
-      </w:pPr>
-      <w:r>
-        <w:rPr>
-          <w:rFonts w:ascii="MS Mincho" w:cs="MS Mincho" w:eastAsia="MS Mincho" w:hAnsi="MS Mincho"/>
-          <w:b/>
-          <w:bCs/>
-          <w:color w:val="000000"/>
-          <w:sz w:val="21"/>
-          <w:szCs w:val="21"/>
-        </w:rPr>
-        <w:t xml:space="preserve">当社の理解・採用案</w:t>
-      </w:r>
-    </w:p>
-    <w:p>
-      <w:pPr>
-        <w:spacing w:after="120" w:line="300" w:lineRule="auto"/>
-        <w:jc w:val="both"/>
-      </w:pPr>
-      <w:r>
-        <w:rPr>
-          <w:rFonts w:ascii="MS Mincho" w:cs="MS Mincho" w:eastAsia="MS Mincho" w:hAnsi="MS Mincho"/>
-          <w:b w:val="false"/>
-          <w:bCs w:val="false"/>
-          <w:color w:val="000000"/>
-          <w:sz w:val="21"/>
-          <w:szCs w:val="21"/>
-        </w:rPr>
-        <w:t xml:space="preserve">特定技能の在留資格が原則18歳以上を対象とすることを踏まえ、</w:t>
-      </w:r>
-      <w:r>
-        <w:rPr>
-          <w:rFonts w:ascii="MS Mincho" w:cs="MS Mincho" w:eastAsia="MS Mincho" w:hAnsi="MS Mincho"/>
-          <w:b/>
-          <w:bCs/>
-          <w:color w:val="000000"/>
-          <w:sz w:val="21"/>
-          <w:szCs w:val="21"/>
-        </w:rPr>
-        <w:t xml:space="preserve">18歳以上のみ登録可能</w:t>
-      </w:r>
-      <w:r>
-        <w:rPr>
-          <w:rFonts w:ascii="MS Mincho" w:cs="MS Mincho" w:eastAsia="MS Mincho" w:hAnsi="MS Mincho"/>
-          <w:b w:val="false"/>
-          <w:bCs w:val="false"/>
-          <w:color w:val="000000"/>
-          <w:sz w:val="21"/>
-          <w:szCs w:val="21"/>
-        </w:rPr>
-        <w:t xml:space="preserve">とし、利用規約第7条に明記しました。</w:t>
-      </w:r>
-    </w:p>
-    <w:p>
-      <w:pPr>
-        <w:spacing w:after="120" w:line="300" w:lineRule="auto"/>
-        <w:jc w:val="both"/>
-      </w:pPr>
-      <w:r>
-        <w:rPr>
-          <w:rFonts w:ascii="MS Mincho" w:cs="MS Mincho" w:eastAsia="MS Mincho" w:hAnsi="MS Mincho"/>
-          <w:b/>
-          <w:bCs/>
-          <w:color w:val="000000"/>
-          <w:sz w:val="21"/>
-          <w:szCs w:val="21"/>
-        </w:rPr>
-        <w:t xml:space="preserve">ご確認事項</w:t>
-      </w:r>
-    </w:p>
-    <w:p>
-      <w:pPr>
-        <w:pStyle w:val="ListParagraph"/>
-        <w:numPr>
-          <w:ilvl w:val="0"/>
-          <w:numId w:val="17"/>
-        </w:numPr>
-        <w:spacing w:after="80" w:line="290" w:lineRule="auto"/>
-        <w:jc w:val="both"/>
-      </w:pPr>
-      <w:r>
-        <w:rPr>
-          <w:rFonts w:ascii="MS Mincho" w:cs="MS Mincho" w:eastAsia="MS Mincho" w:hAnsi="MS Mincho"/>
-          <w:b w:val="false"/>
-          <w:bCs w:val="false"/>
-          <w:color w:val="000000"/>
-          <w:sz w:val="21"/>
-          <w:szCs w:val="21"/>
-        </w:rPr>
-        <w:t xml:space="preserve">18歳未満を一律に登録不可とする取扱いで問題ないか。</w:t>
-      </w:r>
-    </w:p>
-    <w:p>
-      <w:pPr>
-        <w:pStyle w:val="ListParagraph"/>
-        <w:numPr>
-          <w:ilvl w:val="0"/>
-          <w:numId w:val="17"/>
-        </w:numPr>
-        <w:spacing w:after="80" w:line="290" w:lineRule="auto"/>
-        <w:jc w:val="both"/>
-      </w:pPr>
-      <w:r>
-        <w:rPr>
-          <w:rFonts w:ascii="MS Mincho" w:cs="MS Mincho" w:eastAsia="MS Mincho" w:hAnsi="MS Mincho"/>
-          <w:b w:val="false"/>
-          <w:bCs w:val="false"/>
-          <w:color w:val="000000"/>
-          <w:sz w:val="21"/>
-          <w:szCs w:val="21"/>
-        </w:rPr>
-        <w:t xml:space="preserve">生年月日の自己申告のみで足りるか、本人確認（WeChat）の際に年齢確認を行うべきか。</w:t>
-      </w:r>
-    </w:p>
-    <w:p>
-      <w:pPr>
-        <w:spacing w:after="120" w:line="300" w:lineRule="auto"/>
-        <w:jc w:val="both"/>
-      </w:pPr>
-      <w:r>
-        <w:rPr>
-          <w:rFonts w:ascii="MS Mincho" w:cs="MS Mincho" w:eastAsia="MS Mincho" w:hAnsi="MS Mincho"/>
-          <w:b/>
-          <w:bCs/>
-          <w:color w:val="000000"/>
-          <w:sz w:val="21"/>
-          <w:szCs w:val="21"/>
-        </w:rPr>
-        <w:t xml:space="preserve">関連条項</w:t>
-      </w:r>
-      <w:r>
-        <w:rPr>
-          <w:rFonts w:ascii="MS Mincho" w:cs="MS Mincho" w:eastAsia="MS Mincho" w:hAnsi="MS Mincho"/>
-          <w:b w:val="false"/>
-          <w:bCs w:val="false"/>
-          <w:color w:val="000000"/>
-          <w:sz w:val="21"/>
-          <w:szCs w:val="21"/>
-        </w:rPr>
-        <w:t xml:space="preserve">: 利用規約第7条</w:t>
-      </w:r>
-    </w:p>
-    <w:p>
-      <w:pPr>
-        <w:spacing w:after="120" w:line="300" w:lineRule="auto"/>
-        <w:jc w:val="both"/>
-      </w:pPr>
-      <w:r>
-        <w:rPr>
-          <w:rFonts w:ascii="MS Mincho" w:cs="MS Mincho" w:eastAsia="MS Mincho" w:hAnsi="MS Mincho"/>
-          <w:b/>
-          <w:bCs/>
-          <w:color w:val="000000"/>
-          <w:sz w:val="21"/>
-          <w:szCs w:val="21"/>
-        </w:rPr>
-        <w:t xml:space="preserve">ご回答</w:t>
-      </w:r>
-      <w:r>
-        <w:rPr>
-          <w:rFonts w:ascii="MS Mincho" w:cs="MS Mincho" w:eastAsia="MS Mincho" w:hAnsi="MS Mincho"/>
-          <w:b w:val="false"/>
-          <w:bCs w:val="false"/>
-          <w:color w:val="000000"/>
-          <w:sz w:val="21"/>
-          <w:szCs w:val="21"/>
-        </w:rPr>
-        <w:t xml:space="preserve">: ☐ 案のとおりで可　／　☐ 修正が必要 →</w:t>
-      </w:r>
-    </w:p>
-    <w:p>
-      <w:pPr>
-        <w:pBdr>
-          <w:bottom w:val="single" w:color="CCCCCC" w:sz="6" w:space="2"/>
-        </w:pBdr>
-        <w:spacing w:after="200" w:before="120"/>
-      </w:pPr>
-      <w:r>
-        <w:rPr>
-          <w:sz w:val="2"/>
-          <w:szCs w:val="2"/>
-        </w:rPr>
-        <w:t xml:space="preserve"/>
-      </w:r>
-    </w:p>
-    <w:p>
-      <w:pPr>
-        <w:pStyle w:val="Heading3"/>
-        <w:keepNext/>
-        <w:spacing w:after="120" w:before="260"/>
-      </w:pPr>
-      <w:r>
-        <w:rPr>
-          <w:rFonts w:ascii="MS Gothic" w:cs="MS Gothic" w:eastAsia="MS Gothic" w:hAnsi="MS Gothic"/>
-          <w:b/>
-          <w:bCs/>
-          <w:color w:val="000000"/>
-          <w:sz w:val="22"/>
-          <w:szCs w:val="22"/>
-        </w:rPr>
-        <w:t xml:space="preserve">★C-3. 言語 — 日本語を正文とする条項の有効性</w:t>
-      </w:r>
-    </w:p>
-    <w:p>
-      <w:pPr>
-        <w:spacing w:after="120" w:line="300" w:lineRule="auto"/>
-        <w:jc w:val="both"/>
-      </w:pPr>
-      <w:r>
-        <w:rPr>
-          <w:rFonts w:ascii="MS Mincho" w:cs="MS Mincho" w:eastAsia="MS Mincho" w:hAnsi="MS Mincho"/>
-          <w:b/>
-          <w:bCs/>
-          <w:color w:val="000000"/>
-          <w:sz w:val="21"/>
-          <w:szCs w:val="21"/>
-        </w:rPr>
-        <w:t xml:space="preserve">前提となる事実</w:t>
-      </w:r>
-    </w:p>
-    <w:p>
-      <w:pPr>
-        <w:spacing w:after="120" w:line="300" w:lineRule="auto"/>
-        <w:jc w:val="both"/>
-      </w:pPr>
-      <w:r>
-        <w:rPr>
-          <w:rFonts w:ascii="MS Mincho" w:cs="MS Mincho" w:eastAsia="MS Mincho" w:hAnsi="MS Mincho"/>
-          <w:b w:val="false"/>
-          <w:bCs w:val="false"/>
-          <w:color w:val="000000"/>
-          <w:sz w:val="21"/>
-          <w:szCs w:val="21"/>
-        </w:rPr>
-        <w:t xml:space="preserve">会員側の画面は</w:t>
-      </w:r>
-      <w:r>
-        <w:rPr>
-          <w:rFonts w:ascii="MS Mincho" w:cs="MS Mincho" w:eastAsia="MS Mincho" w:hAnsi="MS Mincho"/>
-          <w:b/>
-          <w:bCs/>
-          <w:color w:val="000000"/>
-          <w:sz w:val="21"/>
-          <w:szCs w:val="21"/>
-        </w:rPr>
-        <w:t xml:space="preserve">中国語（簡体字）が既定表示</w:t>
-      </w:r>
-      <w:r>
-        <w:rPr>
-          <w:rFonts w:ascii="MS Mincho" w:cs="MS Mincho" w:eastAsia="MS Mincho" w:hAnsi="MS Mincho"/>
-          <w:b w:val="false"/>
-          <w:bCs w:val="false"/>
-          <w:color w:val="000000"/>
-          <w:sz w:val="21"/>
-          <w:szCs w:val="21"/>
-        </w:rPr>
-        <w:t xml:space="preserve">であり、会員の多くは日本語を十分に解しません。規約・ポリシーは日本語版と中国語版の両方を掲出する予定です。</w:t>
-      </w:r>
-    </w:p>
-    <w:p>
-      <w:pPr>
-        <w:spacing w:after="120" w:line="300" w:lineRule="auto"/>
-        <w:jc w:val="both"/>
-      </w:pPr>
-      <w:r>
-        <w:rPr>
-          <w:rFonts w:ascii="MS Mincho" w:cs="MS Mincho" w:eastAsia="MS Mincho" w:hAnsi="MS Mincho"/>
-          <w:b/>
-          <w:bCs/>
-          <w:color w:val="000000"/>
-          <w:sz w:val="21"/>
-          <w:szCs w:val="21"/>
-        </w:rPr>
-        <w:t xml:space="preserve">当社の理解・採用案</w:t>
-      </w:r>
-    </w:p>
-    <w:p>
-      <w:pPr>
-        <w:spacing w:after="120" w:line="300" w:lineRule="auto"/>
-        <w:jc w:val="both"/>
-      </w:pPr>
-      <w:r>
-        <w:rPr>
-          <w:rFonts w:ascii="MS Mincho" w:cs="MS Mincho" w:eastAsia="MS Mincho" w:hAnsi="MS Mincho"/>
-          <w:b w:val="false"/>
-          <w:bCs w:val="false"/>
-          <w:color w:val="000000"/>
-          <w:sz w:val="21"/>
-          <w:szCs w:val="21"/>
-        </w:rPr>
-        <w:t xml:space="preserve">利用規約第26条で「日本語を正文とし、中国語版は参考訳」としました。</w:t>
       </w:r>
     </w:p>
     <w:p>
@@ -6805,35 +8544,24 @@
       <w:r>
         <w:rPr>
           <w:rFonts w:ascii="MS Mincho" w:cs="MS Mincho" w:eastAsia="MS Mincho" w:hAnsi="MS Mincho"/>
-          <w:b w:val="false"/>
-          <w:bCs w:val="false"/>
-          <w:color w:val="000000"/>
-          <w:sz w:val="21"/>
-          <w:szCs w:val="21"/>
-        </w:rPr>
-        <w:t xml:space="preserve">中国語を主たる表示言語とするサービスで、</w:t>
-      </w:r>
-      <w:r>
-        <w:rPr>
-          <w:rFonts w:ascii="MS Mincho" w:cs="MS Mincho" w:eastAsia="MS Mincho" w:hAnsi="MS Mincho"/>
-          <w:b/>
-          <w:bCs/>
-          <w:color w:val="000000"/>
-          <w:sz w:val="21"/>
-          <w:szCs w:val="21"/>
-        </w:rPr>
-        <w:t xml:space="preserve">日本語版を正文とする条項が消費者契約法上有効か。</w:t>
-      </w:r>
-      <w:r>
-        <w:rPr>
-          <w:rFonts w:ascii="MS Mincho" w:cs="MS Mincho" w:eastAsia="MS Mincho" w:hAnsi="MS Mincho"/>
-          <w:b w:val="false"/>
-          <w:bCs w:val="false"/>
-          <w:color w:val="000000"/>
-          <w:sz w:val="21"/>
-          <w:szCs w:val="21"/>
-        </w:rPr>
-        <w:t xml:space="preserve"> 中国語版を正文とすべきか、両言語を等しく正文とすべきか。</w:t>
+          <w:b/>
+          <w:bCs/>
+          <w:color w:val="000000"/>
+          <w:sz w:val="21"/>
+          <w:szCs w:val="21"/>
+        </w:rPr>
+        <w:t xml:space="preserve">上記の表示（3点セット）で、有利誤認その他の表示上の問題が解消されているか。</w:t>
+      </w:r>
+      <w:r>
+        <w:rPr>
+          <w:rFonts w:ascii="MS Mincho" w:cs="MS Mincho" w:eastAsia="MS Mincho" w:hAnsi="MS Mincho"/>
+          <w:b w:val="false"/>
+          <w:bCs w:val="false"/>
+          <w:color w:val="000000"/>
+          <w:sz w:val="21"/>
+          <w:szCs w:val="21"/>
+        </w:rPr>
+        <w:t xml:space="preserve"> 不足があればご指摘ください。</w:t>
       </w:r>
     </w:p>
     <w:p>
@@ -6849,13 +8577,123 @@
       <w:r>
         <w:rPr>
           <w:rFonts w:ascii="MS Mincho" w:cs="MS Mincho" w:eastAsia="MS Mincho" w:hAnsi="MS Mincho"/>
-          <w:b w:val="false"/>
-          <w:bCs w:val="false"/>
-          <w:color w:val="000000"/>
-          <w:sz w:val="21"/>
-          <w:szCs w:val="21"/>
-        </w:rPr>
-        <w:t xml:space="preserve">中国語版の翻訳の正確性について、当社が負うべき責任の範囲。</w:t>
+          <w:b/>
+          <w:bCs/>
+          <w:color w:val="000000"/>
+          <w:sz w:val="21"/>
+          <w:szCs w:val="21"/>
+        </w:rPr>
+        <w:t xml:space="preserve">実費についての注記を、利用規約第8条にも明記すべきか。</w:t>
+      </w:r>
+      <w:r>
+        <w:rPr>
+          <w:rFonts w:ascii="MS Mincho" w:cs="MS Mincho" w:eastAsia="MS Mincho" w:hAnsi="MS Mincho"/>
+          <w:b w:val="false"/>
+          <w:bCs w:val="false"/>
+          <w:color w:val="000000"/>
+          <w:sz w:val="21"/>
+          <w:szCs w:val="21"/>
+        </w:rPr>
+        <w:t xml:space="preserve"> 現在は</w:t>
+      </w:r>
+      <w:r>
+        <w:rPr>
+          <w:rFonts w:ascii="MS Mincho" w:cs="MS Mincho" w:eastAsia="MS Mincho" w:hAnsi="MS Mincho"/>
+          <w:b/>
+          <w:bCs/>
+          <w:color w:val="000000"/>
+          <w:sz w:val="21"/>
+          <w:szCs w:val="21"/>
+        </w:rPr>
+        <w:t xml:space="preserve">サイトの表示にのみ</w:t>
+      </w:r>
+      <w:r>
+        <w:rPr>
+          <w:rFonts w:ascii="MS Mincho" w:cs="MS Mincho" w:eastAsia="MS Mincho" w:hAnsi="MS Mincho"/>
+          <w:b w:val="false"/>
+          <w:bCs w:val="false"/>
+          <w:color w:val="000000"/>
+          <w:sz w:val="21"/>
+          <w:szCs w:val="21"/>
+        </w:rPr>
+        <w:t xml:space="preserve">置いており、条文には置いていません（第8条は「手数料その他の対価を一切負担しません」と定めています）。</w:t>
+      </w:r>
+      <w:r>
+        <w:rPr>
+          <w:rFonts w:ascii="MS Mincho" w:cs="MS Mincho" w:eastAsia="MS Mincho" w:hAnsi="MS Mincho"/>
+          <w:b/>
+          <w:bCs/>
+          <w:color w:val="000000"/>
+          <w:sz w:val="21"/>
+          <w:szCs w:val="21"/>
+        </w:rPr>
+        <w:t xml:space="preserve">この条文の文言が、実費が生じ得ることと矛盾して読まれないか</w:t>
+      </w:r>
+      <w:r>
+        <w:rPr>
+          <w:rFonts w:ascii="MS Mincho" w:cs="MS Mincho" w:eastAsia="MS Mincho" w:hAnsi="MS Mincho"/>
+          <w:b w:val="false"/>
+          <w:bCs w:val="false"/>
+          <w:color w:val="000000"/>
+          <w:sz w:val="21"/>
+          <w:szCs w:val="21"/>
+        </w:rPr>
+        <w:t xml:space="preserve">をあわせてご確認ください。</w:t>
+      </w:r>
+    </w:p>
+    <w:p>
+      <w:pPr>
+        <w:pStyle w:val="ListParagraph"/>
+        <w:numPr>
+          <w:ilvl w:val="0"/>
+          <w:numId w:val="18"/>
+        </w:numPr>
+        <w:spacing w:after="80" w:line="290" w:lineRule="auto"/>
+        <w:jc w:val="both"/>
+      </w:pPr>
+      <w:r>
+        <w:rPr>
+          <w:rFonts w:ascii="MS Mincho" w:cs="MS Mincho" w:eastAsia="MS Mincho" w:hAnsi="MS Mincho"/>
+          <w:b w:val="false"/>
+          <w:bCs w:val="false"/>
+          <w:color w:val="000000"/>
+          <w:sz w:val="21"/>
+          <w:szCs w:val="21"/>
+        </w:rPr>
+        <w:t xml:space="preserve">実費を「応募の前に書面で説明する」としていますが、</w:t>
+      </w:r>
+      <w:r>
+        <w:rPr>
+          <w:rFonts w:ascii="MS Mincho" w:cs="MS Mincho" w:eastAsia="MS Mincho" w:hAnsi="MS Mincho"/>
+          <w:b/>
+          <w:bCs/>
+          <w:color w:val="000000"/>
+          <w:sz w:val="21"/>
+          <w:szCs w:val="21"/>
+        </w:rPr>
+        <w:t xml:space="preserve">書面の様式・記載事項として定めておくべきものがあるか。</w:t>
+      </w:r>
+    </w:p>
+    <w:p>
+      <w:pPr>
+        <w:pStyle w:val="ListParagraph"/>
+        <w:numPr>
+          <w:ilvl w:val="0"/>
+          <w:numId w:val="18"/>
+        </w:numPr>
+        <w:spacing w:after="80" w:line="290" w:lineRule="auto"/>
+        <w:jc w:val="both"/>
+      </w:pPr>
+      <w:r>
+        <w:rPr>
+          <w:rFonts w:ascii="MS Mincho" w:cs="MS Mincho" w:eastAsia="MS Mincho" w:hAnsi="MS Mincho"/>
+          <w:b w:val="false"/>
+          <w:bCs w:val="false"/>
+          <w:color w:val="000000"/>
+          <w:sz w:val="21"/>
+          <w:szCs w:val="21"/>
+        </w:rPr>
+        <w:t xml:space="preserve">将来、実績数値（就職者数・定着率等）を掲載する場合に必要となる根拠資料の水準をご教示ください。</w:t>
       </w:r>
     </w:p>
     <w:p>
@@ -6883,7 +8721,7 @@
           <w:sz w:val="21"/>
           <w:szCs w:val="21"/>
         </w:rPr>
-        <w:t xml:space="preserve">: 利用規約第26条</w:t>
+        <w:t xml:space="preserve">: 利用規約第8条（およびサイトのトップページの表示）</w:t>
       </w:r>
     </w:p>
     <w:p>
@@ -6911,7 +8749,7 @@
           <w:sz w:val="21"/>
           <w:szCs w:val="21"/>
         </w:rPr>
-        <w:t xml:space="preserve">: ☐ 案のとおりで可　／　☐ 修正が必要 →</w:t>
+        <w:t xml:space="preserve">: ☐ 問題なし　／　☐ 対応が必要 →</w:t>
       </w:r>
     </w:p>
     <w:p>
@@ -6944,7 +8782,7 @@
           <w:sz w:val="22"/>
           <w:szCs w:val="22"/>
         </w:rPr>
-        <w:t xml:space="preserve">C-4. 免責条項の有効性（消費者契約法）</w:t>
+        <w:t xml:space="preserve">C-2. 登録年齢の下限</w:t>
       </w:r>
     </w:p>
     <w:p>
@@ -6978,7 +8816,29 @@
           <w:sz w:val="21"/>
           <w:szCs w:val="21"/>
         </w:rPr>
-        <w:t xml:space="preserve">利用規約第16条で、当社の責めに帰すべき事由による場合を除外したうえで免責を定め、第5項で「故意または重過失による場合を除き、通常の損害に限る」としました。</w:t>
+        <w:t xml:space="preserve">特定技能の在留資格が原則18歳以上を対象とすることを踏まえ、</w:t>
+      </w:r>
+      <w:r>
+        <w:rPr>
+          <w:rFonts w:ascii="MS Mincho" w:cs="MS Mincho" w:eastAsia="MS Mincho" w:hAnsi="MS Mincho"/>
+          <w:b/>
+          <w:bCs/>
+          <w:color w:val="000000"/>
+          <w:sz w:val="21"/>
+          <w:szCs w:val="21"/>
+        </w:rPr>
+        <w:t xml:space="preserve">18歳以上のみ登録可能</w:t>
+      </w:r>
+      <w:r>
+        <w:rPr>
+          <w:rFonts w:ascii="MS Mincho" w:cs="MS Mincho" w:eastAsia="MS Mincho" w:hAnsi="MS Mincho"/>
+          <w:b w:val="false"/>
+          <w:bCs w:val="false"/>
+          <w:color w:val="000000"/>
+          <w:sz w:val="21"/>
+          <w:szCs w:val="21"/>
+        </w:rPr>
+        <w:t xml:space="preserve">とし、利用規約第7条に明記しました。</w:t>
       </w:r>
     </w:p>
     <w:p>
@@ -6997,16 +8857,49 @@
         </w:rPr>
         <w:t xml:space="preserve">ご確認事項</w:t>
       </w:r>
-      <w:r>
-        <w:rPr>
-          <w:rFonts w:ascii="MS Mincho" w:cs="MS Mincho" w:eastAsia="MS Mincho" w:hAnsi="MS Mincho"/>
-          <w:b w:val="false"/>
-          <w:bCs w:val="false"/>
-          <w:color w:val="000000"/>
-          <w:sz w:val="21"/>
-          <w:szCs w:val="21"/>
-        </w:rPr>
-        <w:t xml:space="preserve">: 消費者契約法第8条・第10条との関係で、無効とされるおそれのある記載がないか。</w:t>
+    </w:p>
+    <w:p>
+      <w:pPr>
+        <w:pStyle w:val="ListParagraph"/>
+        <w:numPr>
+          <w:ilvl w:val="0"/>
+          <w:numId w:val="19"/>
+        </w:numPr>
+        <w:spacing w:after="80" w:line="290" w:lineRule="auto"/>
+        <w:jc w:val="both"/>
+      </w:pPr>
+      <w:r>
+        <w:rPr>
+          <w:rFonts w:ascii="MS Mincho" w:cs="MS Mincho" w:eastAsia="MS Mincho" w:hAnsi="MS Mincho"/>
+          <w:b w:val="false"/>
+          <w:bCs w:val="false"/>
+          <w:color w:val="000000"/>
+          <w:sz w:val="21"/>
+          <w:szCs w:val="21"/>
+        </w:rPr>
+        <w:t xml:space="preserve">18歳未満を一律に登録不可とする取扱いで問題ないか。</w:t>
+      </w:r>
+    </w:p>
+    <w:p>
+      <w:pPr>
+        <w:pStyle w:val="ListParagraph"/>
+        <w:numPr>
+          <w:ilvl w:val="0"/>
+          <w:numId w:val="19"/>
+        </w:numPr>
+        <w:spacing w:after="80" w:line="290" w:lineRule="auto"/>
+        <w:jc w:val="both"/>
+      </w:pPr>
+      <w:r>
+        <w:rPr>
+          <w:rFonts w:ascii="MS Mincho" w:cs="MS Mincho" w:eastAsia="MS Mincho" w:hAnsi="MS Mincho"/>
+          <w:b w:val="false"/>
+          <w:bCs w:val="false"/>
+          <w:color w:val="000000"/>
+          <w:sz w:val="21"/>
+          <w:szCs w:val="21"/>
+        </w:rPr>
+        <w:t xml:space="preserve">生年月日の自己申告のみで足りるか、本人確認（WeChat）の際に年齢確認を行うべきか。</w:t>
       </w:r>
     </w:p>
     <w:p>
@@ -7034,7 +8927,7 @@
           <w:sz w:val="21"/>
           <w:szCs w:val="21"/>
         </w:rPr>
-        <w:t xml:space="preserve">: 利用規約第16条</w:t>
+        <w:t xml:space="preserve">: 利用規約第7条</w:t>
       </w:r>
     </w:p>
     <w:p>
@@ -7095,7 +8988,63 @@
           <w:sz w:val="22"/>
           <w:szCs w:val="22"/>
         </w:rPr>
-        <w:t xml:space="preserve">C-5. 電気通信事業法・外部送信規律</w:t>
+        <w:t xml:space="preserve">★C-3. 言語 — 日本語を正文とする条項の有効性</w:t>
+      </w:r>
+    </w:p>
+    <w:p>
+      <w:pPr>
+        <w:spacing w:after="120" w:line="300" w:lineRule="auto"/>
+        <w:jc w:val="both"/>
+      </w:pPr>
+      <w:r>
+        <w:rPr>
+          <w:rFonts w:ascii="MS Mincho" w:cs="MS Mincho" w:eastAsia="MS Mincho" w:hAnsi="MS Mincho"/>
+          <w:b/>
+          <w:bCs/>
+          <w:color w:val="000000"/>
+          <w:sz w:val="21"/>
+          <w:szCs w:val="21"/>
+        </w:rPr>
+        <w:t xml:space="preserve">前提となる事実</w:t>
+      </w:r>
+    </w:p>
+    <w:p>
+      <w:pPr>
+        <w:spacing w:after="120" w:line="300" w:lineRule="auto"/>
+        <w:jc w:val="both"/>
+      </w:pPr>
+      <w:r>
+        <w:rPr>
+          <w:rFonts w:ascii="MS Mincho" w:cs="MS Mincho" w:eastAsia="MS Mincho" w:hAnsi="MS Mincho"/>
+          <w:b w:val="false"/>
+          <w:bCs w:val="false"/>
+          <w:color w:val="000000"/>
+          <w:sz w:val="21"/>
+          <w:szCs w:val="21"/>
+        </w:rPr>
+        <w:t xml:space="preserve">会員側の画面は</w:t>
+      </w:r>
+      <w:r>
+        <w:rPr>
+          <w:rFonts w:ascii="MS Mincho" w:cs="MS Mincho" w:eastAsia="MS Mincho" w:hAnsi="MS Mincho"/>
+          <w:b/>
+          <w:bCs/>
+          <w:color w:val="000000"/>
+          <w:sz w:val="21"/>
+          <w:szCs w:val="21"/>
+        </w:rPr>
+        <w:t xml:space="preserve">中国語（簡体字）が既定表示</w:t>
+      </w:r>
+      <w:r>
+        <w:rPr>
+          <w:rFonts w:ascii="MS Mincho" w:cs="MS Mincho" w:eastAsia="MS Mincho" w:hAnsi="MS Mincho"/>
+          <w:b w:val="false"/>
+          <w:bCs w:val="false"/>
+          <w:color w:val="000000"/>
+          <w:sz w:val="21"/>
+          <w:szCs w:val="21"/>
+        </w:rPr>
+        <w:t xml:space="preserve">であり、会員の多くは日本語を十分に解しません。規約・ポリシーは日本語版と中国語版の両方を掲出する予定です。</w:t>
       </w:r>
     </w:p>
     <w:p>
@@ -7129,29 +9078,7 @@
           <w:sz w:val="21"/>
           <w:szCs w:val="21"/>
         </w:rPr>
-        <w:t xml:space="preserve">現在、外部の解析サービス・広告サービスは</w:t>
-      </w:r>
-      <w:r>
-        <w:rPr>
-          <w:rFonts w:ascii="MS Mincho" w:cs="MS Mincho" w:eastAsia="MS Mincho" w:hAnsi="MS Mincho"/>
-          <w:b/>
-          <w:bCs/>
-          <w:color w:val="000000"/>
-          <w:sz w:val="21"/>
-          <w:szCs w:val="21"/>
-        </w:rPr>
-        <w:t xml:space="preserve">一切使用していません</w:t>
-      </w:r>
-      <w:r>
-        <w:rPr>
-          <w:rFonts w:ascii="MS Mincho" w:cs="MS Mincho" w:eastAsia="MS Mincho" w:hAnsi="MS Mincho"/>
-          <w:b w:val="false"/>
-          <w:bCs w:val="false"/>
-          <w:color w:val="000000"/>
-          <w:sz w:val="21"/>
-          <w:szCs w:val="21"/>
-        </w:rPr>
-        <w:t xml:space="preserve">（中国からのアクセスを考慮し、Google 系サービスも使用していません）。将来導入する場合の通知・公表義務を、プライバシーポリシー第12条に予告的に記載しました。</w:t>
+        <w:t xml:space="preserve">利用規約第26条で「日本語を正文とし、中国語版は参考訳」としました。</w:t>
       </w:r>
     </w:p>
     <w:p>
@@ -7170,16 +9097,71 @@
         </w:rPr>
         <w:t xml:space="preserve">ご確認事項</w:t>
       </w:r>
-      <w:r>
-        <w:rPr>
-          <w:rFonts w:ascii="MS Mincho" w:cs="MS Mincho" w:eastAsia="MS Mincho" w:hAnsi="MS Mincho"/>
-          <w:b w:val="false"/>
-          <w:bCs w:val="false"/>
-          <w:color w:val="000000"/>
-          <w:sz w:val="21"/>
-          <w:szCs w:val="21"/>
-        </w:rPr>
-        <w:t xml:space="preserve">: 現状の構成（自社サイト＋認証Cookie＋ローカルストレージのみ）で、外部送信規律の対象となる送信がないという理解で正しいか。</w:t>
+    </w:p>
+    <w:p>
+      <w:pPr>
+        <w:pStyle w:val="ListParagraph"/>
+        <w:numPr>
+          <w:ilvl w:val="0"/>
+          <w:numId w:val="20"/>
+        </w:numPr>
+        <w:spacing w:after="80" w:line="290" w:lineRule="auto"/>
+        <w:jc w:val="both"/>
+      </w:pPr>
+      <w:r>
+        <w:rPr>
+          <w:rFonts w:ascii="MS Mincho" w:cs="MS Mincho" w:eastAsia="MS Mincho" w:hAnsi="MS Mincho"/>
+          <w:b w:val="false"/>
+          <w:bCs w:val="false"/>
+          <w:color w:val="000000"/>
+          <w:sz w:val="21"/>
+          <w:szCs w:val="21"/>
+        </w:rPr>
+        <w:t xml:space="preserve">中国語を主たる表示言語とするサービスで、</w:t>
+      </w:r>
+      <w:r>
+        <w:rPr>
+          <w:rFonts w:ascii="MS Mincho" w:cs="MS Mincho" w:eastAsia="MS Mincho" w:hAnsi="MS Mincho"/>
+          <w:b/>
+          <w:bCs/>
+          <w:color w:val="000000"/>
+          <w:sz w:val="21"/>
+          <w:szCs w:val="21"/>
+        </w:rPr>
+        <w:t xml:space="preserve">日本語版を正文とする条項が消費者契約法上有効か。</w:t>
+      </w:r>
+      <w:r>
+        <w:rPr>
+          <w:rFonts w:ascii="MS Mincho" w:cs="MS Mincho" w:eastAsia="MS Mincho" w:hAnsi="MS Mincho"/>
+          <w:b w:val="false"/>
+          <w:bCs w:val="false"/>
+          <w:color w:val="000000"/>
+          <w:sz w:val="21"/>
+          <w:szCs w:val="21"/>
+        </w:rPr>
+        <w:t xml:space="preserve"> 中国語版を正文とすべきか、両言語を等しく正文とすべきか。</w:t>
+      </w:r>
+    </w:p>
+    <w:p>
+      <w:pPr>
+        <w:pStyle w:val="ListParagraph"/>
+        <w:numPr>
+          <w:ilvl w:val="0"/>
+          <w:numId w:val="20"/>
+        </w:numPr>
+        <w:spacing w:after="80" w:line="290" w:lineRule="auto"/>
+        <w:jc w:val="both"/>
+      </w:pPr>
+      <w:r>
+        <w:rPr>
+          <w:rFonts w:ascii="MS Mincho" w:cs="MS Mincho" w:eastAsia="MS Mincho" w:hAnsi="MS Mincho"/>
+          <w:b w:val="false"/>
+          <w:bCs w:val="false"/>
+          <w:color w:val="000000"/>
+          <w:sz w:val="21"/>
+          <w:szCs w:val="21"/>
+        </w:rPr>
+        <w:t xml:space="preserve">中国語版の翻訳の正確性について、当社が負うべき責任の範囲。</w:t>
       </w:r>
     </w:p>
     <w:p>
@@ -7207,7 +9189,7 @@
           <w:sz w:val="21"/>
           <w:szCs w:val="21"/>
         </w:rPr>
-        <w:t xml:space="preserve">: プライバシーポリシー第12条</w:t>
+        <w:t xml:space="preserve">: 利用規約第26条</w:t>
       </w:r>
     </w:p>
     <w:p>
@@ -7268,6 +9250,330 @@
           <w:sz w:val="22"/>
           <w:szCs w:val="22"/>
         </w:rPr>
+        <w:t xml:space="preserve">C-4. 免責条項の有効性（消費者契約法）</w:t>
+      </w:r>
+    </w:p>
+    <w:p>
+      <w:pPr>
+        <w:spacing w:after="120" w:line="300" w:lineRule="auto"/>
+        <w:jc w:val="both"/>
+      </w:pPr>
+      <w:r>
+        <w:rPr>
+          <w:rFonts w:ascii="MS Mincho" w:cs="MS Mincho" w:eastAsia="MS Mincho" w:hAnsi="MS Mincho"/>
+          <w:b/>
+          <w:bCs/>
+          <w:color w:val="000000"/>
+          <w:sz w:val="21"/>
+          <w:szCs w:val="21"/>
+        </w:rPr>
+        <w:t xml:space="preserve">当社の理解・採用案</w:t>
+      </w:r>
+    </w:p>
+    <w:p>
+      <w:pPr>
+        <w:spacing w:after="120" w:line="300" w:lineRule="auto"/>
+        <w:jc w:val="both"/>
+      </w:pPr>
+      <w:r>
+        <w:rPr>
+          <w:rFonts w:ascii="MS Mincho" w:cs="MS Mincho" w:eastAsia="MS Mincho" w:hAnsi="MS Mincho"/>
+          <w:b w:val="false"/>
+          <w:bCs w:val="false"/>
+          <w:color w:val="000000"/>
+          <w:sz w:val="21"/>
+          <w:szCs w:val="21"/>
+        </w:rPr>
+        <w:t xml:space="preserve">利用規約第16条で、当社の責めに帰すべき事由による場合を除外したうえで免責を定め、第5項で「故意または重過失による場合を除き、通常の損害に限る」としました。</w:t>
+      </w:r>
+    </w:p>
+    <w:p>
+      <w:pPr>
+        <w:spacing w:after="120" w:line="300" w:lineRule="auto"/>
+        <w:jc w:val="both"/>
+      </w:pPr>
+      <w:r>
+        <w:rPr>
+          <w:rFonts w:ascii="MS Mincho" w:cs="MS Mincho" w:eastAsia="MS Mincho" w:hAnsi="MS Mincho"/>
+          <w:b/>
+          <w:bCs/>
+          <w:color w:val="000000"/>
+          <w:sz w:val="21"/>
+          <w:szCs w:val="21"/>
+        </w:rPr>
+        <w:t xml:space="preserve">ご確認事項</w:t>
+      </w:r>
+      <w:r>
+        <w:rPr>
+          <w:rFonts w:ascii="MS Mincho" w:cs="MS Mincho" w:eastAsia="MS Mincho" w:hAnsi="MS Mincho"/>
+          <w:b w:val="false"/>
+          <w:bCs w:val="false"/>
+          <w:color w:val="000000"/>
+          <w:sz w:val="21"/>
+          <w:szCs w:val="21"/>
+        </w:rPr>
+        <w:t xml:space="preserve">: 消費者契約法第8条・第10条との関係で、無効とされるおそれのある記載がないか。</w:t>
+      </w:r>
+    </w:p>
+    <w:p>
+      <w:pPr>
+        <w:spacing w:after="120" w:line="300" w:lineRule="auto"/>
+        <w:jc w:val="both"/>
+      </w:pPr>
+      <w:r>
+        <w:rPr>
+          <w:rFonts w:ascii="MS Mincho" w:cs="MS Mincho" w:eastAsia="MS Mincho" w:hAnsi="MS Mincho"/>
+          <w:b/>
+          <w:bCs/>
+          <w:color w:val="000000"/>
+          <w:sz w:val="21"/>
+          <w:szCs w:val="21"/>
+        </w:rPr>
+        <w:t xml:space="preserve">関連条項</w:t>
+      </w:r>
+      <w:r>
+        <w:rPr>
+          <w:rFonts w:ascii="MS Mincho" w:cs="MS Mincho" w:eastAsia="MS Mincho" w:hAnsi="MS Mincho"/>
+          <w:b w:val="false"/>
+          <w:bCs w:val="false"/>
+          <w:color w:val="000000"/>
+          <w:sz w:val="21"/>
+          <w:szCs w:val="21"/>
+        </w:rPr>
+        <w:t xml:space="preserve">: 利用規約第16条</w:t>
+      </w:r>
+    </w:p>
+    <w:p>
+      <w:pPr>
+        <w:spacing w:after="120" w:line="300" w:lineRule="auto"/>
+        <w:jc w:val="both"/>
+      </w:pPr>
+      <w:r>
+        <w:rPr>
+          <w:rFonts w:ascii="MS Mincho" w:cs="MS Mincho" w:eastAsia="MS Mincho" w:hAnsi="MS Mincho"/>
+          <w:b/>
+          <w:bCs/>
+          <w:color w:val="000000"/>
+          <w:sz w:val="21"/>
+          <w:szCs w:val="21"/>
+        </w:rPr>
+        <w:t xml:space="preserve">ご回答</w:t>
+      </w:r>
+      <w:r>
+        <w:rPr>
+          <w:rFonts w:ascii="MS Mincho" w:cs="MS Mincho" w:eastAsia="MS Mincho" w:hAnsi="MS Mincho"/>
+          <w:b w:val="false"/>
+          <w:bCs w:val="false"/>
+          <w:color w:val="000000"/>
+          <w:sz w:val="21"/>
+          <w:szCs w:val="21"/>
+        </w:rPr>
+        <w:t xml:space="preserve">: ☐ 案のとおりで可　／　☐ 修正が必要 →</w:t>
+      </w:r>
+    </w:p>
+    <w:p>
+      <w:pPr>
+        <w:pBdr>
+          <w:bottom w:val="single" w:color="CCCCCC" w:sz="6" w:space="2"/>
+        </w:pBdr>
+        <w:spacing w:after="200" w:before="120"/>
+      </w:pPr>
+      <w:r>
+        <w:rPr>
+          <w:sz w:val="2"/>
+          <w:szCs w:val="2"/>
+        </w:rPr>
+        <w:t xml:space="preserve"/>
+      </w:r>
+    </w:p>
+    <w:p>
+      <w:pPr>
+        <w:pStyle w:val="Heading3"/>
+        <w:keepNext/>
+        <w:spacing w:after="120" w:before="260"/>
+      </w:pPr>
+      <w:r>
+        <w:rPr>
+          <w:rFonts w:ascii="MS Gothic" w:cs="MS Gothic" w:eastAsia="MS Gothic" w:hAnsi="MS Gothic"/>
+          <w:b/>
+          <w:bCs/>
+          <w:color w:val="000000"/>
+          <w:sz w:val="22"/>
+          <w:szCs w:val="22"/>
+        </w:rPr>
+        <w:t xml:space="preserve">C-5. 電気通信事業法・外部送信規律</w:t>
+      </w:r>
+    </w:p>
+    <w:p>
+      <w:pPr>
+        <w:spacing w:after="120" w:line="300" w:lineRule="auto"/>
+        <w:jc w:val="both"/>
+      </w:pPr>
+      <w:r>
+        <w:rPr>
+          <w:rFonts w:ascii="MS Mincho" w:cs="MS Mincho" w:eastAsia="MS Mincho" w:hAnsi="MS Mincho"/>
+          <w:b/>
+          <w:bCs/>
+          <w:color w:val="000000"/>
+          <w:sz w:val="21"/>
+          <w:szCs w:val="21"/>
+        </w:rPr>
+        <w:t xml:space="preserve">当社の理解・採用案</w:t>
+      </w:r>
+    </w:p>
+    <w:p>
+      <w:pPr>
+        <w:spacing w:after="120" w:line="300" w:lineRule="auto"/>
+        <w:jc w:val="both"/>
+      </w:pPr>
+      <w:r>
+        <w:rPr>
+          <w:rFonts w:ascii="MS Mincho" w:cs="MS Mincho" w:eastAsia="MS Mincho" w:hAnsi="MS Mincho"/>
+          <w:b w:val="false"/>
+          <w:bCs w:val="false"/>
+          <w:color w:val="000000"/>
+          <w:sz w:val="21"/>
+          <w:szCs w:val="21"/>
+        </w:rPr>
+        <w:t xml:space="preserve">現在、外部の解析サービス・広告サービスは</w:t>
+      </w:r>
+      <w:r>
+        <w:rPr>
+          <w:rFonts w:ascii="MS Mincho" w:cs="MS Mincho" w:eastAsia="MS Mincho" w:hAnsi="MS Mincho"/>
+          <w:b/>
+          <w:bCs/>
+          <w:color w:val="000000"/>
+          <w:sz w:val="21"/>
+          <w:szCs w:val="21"/>
+        </w:rPr>
+        <w:t xml:space="preserve">一切使用していません</w:t>
+      </w:r>
+      <w:r>
+        <w:rPr>
+          <w:rFonts w:ascii="MS Mincho" w:cs="MS Mincho" w:eastAsia="MS Mincho" w:hAnsi="MS Mincho"/>
+          <w:b w:val="false"/>
+          <w:bCs w:val="false"/>
+          <w:color w:val="000000"/>
+          <w:sz w:val="21"/>
+          <w:szCs w:val="21"/>
+        </w:rPr>
+        <w:t xml:space="preserve">（中国からのアクセスを考慮し、Google 系サービスも使用していません）。将来導入する場合の通知・公表義務を、プライバシーポリシー第12条に予告的に記載しました。</w:t>
+      </w:r>
+    </w:p>
+    <w:p>
+      <w:pPr>
+        <w:spacing w:after="120" w:line="300" w:lineRule="auto"/>
+        <w:jc w:val="both"/>
+      </w:pPr>
+      <w:r>
+        <w:rPr>
+          <w:rFonts w:ascii="MS Mincho" w:cs="MS Mincho" w:eastAsia="MS Mincho" w:hAnsi="MS Mincho"/>
+          <w:b/>
+          <w:bCs/>
+          <w:color w:val="000000"/>
+          <w:sz w:val="21"/>
+          <w:szCs w:val="21"/>
+        </w:rPr>
+        <w:t xml:space="preserve">ご確認事項</w:t>
+      </w:r>
+      <w:r>
+        <w:rPr>
+          <w:rFonts w:ascii="MS Mincho" w:cs="MS Mincho" w:eastAsia="MS Mincho" w:hAnsi="MS Mincho"/>
+          <w:b w:val="false"/>
+          <w:bCs w:val="false"/>
+          <w:color w:val="000000"/>
+          <w:sz w:val="21"/>
+          <w:szCs w:val="21"/>
+        </w:rPr>
+        <w:t xml:space="preserve">: 現状の構成（自社サイト＋認証Cookie＋ローカルストレージのみ）で、外部送信規律の対象となる送信がないという理解で正しいか。</w:t>
+      </w:r>
+    </w:p>
+    <w:p>
+      <w:pPr>
+        <w:spacing w:after="120" w:line="300" w:lineRule="auto"/>
+        <w:jc w:val="both"/>
+      </w:pPr>
+      <w:r>
+        <w:rPr>
+          <w:rFonts w:ascii="MS Mincho" w:cs="MS Mincho" w:eastAsia="MS Mincho" w:hAnsi="MS Mincho"/>
+          <w:b/>
+          <w:bCs/>
+          <w:color w:val="000000"/>
+          <w:sz w:val="21"/>
+          <w:szCs w:val="21"/>
+        </w:rPr>
+        <w:t xml:space="preserve">関連条項</w:t>
+      </w:r>
+      <w:r>
+        <w:rPr>
+          <w:rFonts w:ascii="MS Mincho" w:cs="MS Mincho" w:eastAsia="MS Mincho" w:hAnsi="MS Mincho"/>
+          <w:b w:val="false"/>
+          <w:bCs w:val="false"/>
+          <w:color w:val="000000"/>
+          <w:sz w:val="21"/>
+          <w:szCs w:val="21"/>
+        </w:rPr>
+        <w:t xml:space="preserve">: プライバシーポリシー第12条</w:t>
+      </w:r>
+    </w:p>
+    <w:p>
+      <w:pPr>
+        <w:spacing w:after="120" w:line="300" w:lineRule="auto"/>
+        <w:jc w:val="both"/>
+      </w:pPr>
+      <w:r>
+        <w:rPr>
+          <w:rFonts w:ascii="MS Mincho" w:cs="MS Mincho" w:eastAsia="MS Mincho" w:hAnsi="MS Mincho"/>
+          <w:b/>
+          <w:bCs/>
+          <w:color w:val="000000"/>
+          <w:sz w:val="21"/>
+          <w:szCs w:val="21"/>
+        </w:rPr>
+        <w:t xml:space="preserve">ご回答</w:t>
+      </w:r>
+      <w:r>
+        <w:rPr>
+          <w:rFonts w:ascii="MS Mincho" w:cs="MS Mincho" w:eastAsia="MS Mincho" w:hAnsi="MS Mincho"/>
+          <w:b w:val="false"/>
+          <w:bCs w:val="false"/>
+          <w:color w:val="000000"/>
+          <w:sz w:val="21"/>
+          <w:szCs w:val="21"/>
+        </w:rPr>
+        <w:t xml:space="preserve">: ☐ 案のとおりで可　／　☐ 修正が必要 →</w:t>
+      </w:r>
+    </w:p>
+    <w:p>
+      <w:pPr>
+        <w:pBdr>
+          <w:bottom w:val="single" w:color="CCCCCC" w:sz="6" w:space="2"/>
+        </w:pBdr>
+        <w:spacing w:after="200" w:before="120"/>
+      </w:pPr>
+      <w:r>
+        <w:rPr>
+          <w:sz w:val="2"/>
+          <w:szCs w:val="2"/>
+        </w:rPr>
+        <w:t xml:space="preserve"/>
+      </w:r>
+    </w:p>
+    <w:p>
+      <w:pPr>
+        <w:pStyle w:val="Heading3"/>
+        <w:keepNext/>
+        <w:spacing w:after="120" w:before="260"/>
+      </w:pPr>
+      <w:r>
+        <w:rPr>
+          <w:rFonts w:ascii="MS Gothic" w:cs="MS Gothic" w:eastAsia="MS Gothic" w:hAnsi="MS Gothic"/>
+          <w:b/>
+          <w:bCs/>
+          <w:color w:val="000000"/>
+          <w:sz w:val="22"/>
+          <w:szCs w:val="22"/>
+        </w:rPr>
         <w:t xml:space="preserve">C-6. 退会・データ消去請求への対応水準</w:t>
       </w:r>
     </w:p>
@@ -7381,6 +9687,1256 @@
           <w:szCs w:val="21"/>
         </w:rPr>
         <w:t xml:space="preserve">: 利用規約第19条／プライバシーポリシー第11条</w:t>
+      </w:r>
+    </w:p>
+    <w:p>
+      <w:pPr>
+        <w:spacing w:after="120" w:line="300" w:lineRule="auto"/>
+        <w:jc w:val="both"/>
+      </w:pPr>
+      <w:r>
+        <w:rPr>
+          <w:rFonts w:ascii="MS Mincho" w:cs="MS Mincho" w:eastAsia="MS Mincho" w:hAnsi="MS Mincho"/>
+          <w:b/>
+          <w:bCs/>
+          <w:color w:val="000000"/>
+          <w:sz w:val="21"/>
+          <w:szCs w:val="21"/>
+        </w:rPr>
+        <w:t xml:space="preserve">ご回答</w:t>
+      </w:r>
+      <w:r>
+        <w:rPr>
+          <w:rFonts w:ascii="MS Mincho" w:cs="MS Mincho" w:eastAsia="MS Mincho" w:hAnsi="MS Mincho"/>
+          <w:b w:val="false"/>
+          <w:bCs w:val="false"/>
+          <w:color w:val="000000"/>
+          <w:sz w:val="21"/>
+          <w:szCs w:val="21"/>
+        </w:rPr>
+        <w:t xml:space="preserve">: ☐ 案のとおりで可　／　☐ 修正が必要 →</w:t>
+      </w:r>
+    </w:p>
+    <w:p>
+      <w:pPr>
+        <w:pBdr>
+          <w:bottom w:val="single" w:color="CCCCCC" w:sz="6" w:space="2"/>
+        </w:pBdr>
+        <w:spacing w:after="200" w:before="120"/>
+      </w:pPr>
+      <w:r>
+        <w:rPr>
+          <w:sz w:val="2"/>
+          <w:szCs w:val="2"/>
+        </w:rPr>
+        <w:t xml:space="preserve"/>
+      </w:r>
+    </w:p>
+    <w:p>
+      <w:pPr>
+        <w:pStyle w:val="Heading3"/>
+        <w:keepNext/>
+        <w:spacing w:after="120" w:before="260"/>
+      </w:pPr>
+      <w:r>
+        <w:rPr>
+          <w:rFonts w:ascii="MS Gothic" w:cs="MS Gothic" w:eastAsia="MS Gothic" w:hAnsi="MS Gothic"/>
+          <w:b/>
+          <w:bCs/>
+          <w:color w:val="000000"/>
+          <w:sz w:val="22"/>
+          <w:szCs w:val="22"/>
+        </w:rPr>
+        <w:t xml:space="preserve">C-7. トップページの表示 — 「エージェント型」への変更</w:t>
+      </w:r>
+      <w:r>
+        <w:rPr>
+          <w:rFonts w:ascii="MS Gothic" w:cs="MS Gothic" w:eastAsia="MS Gothic" w:hAnsi="MS Gothic"/>
+          <w:b/>
+          <w:bCs/>
+          <w:color w:val="000000"/>
+          <w:sz w:val="22"/>
+          <w:szCs w:val="22"/>
+        </w:rPr>
+        <w:t xml:space="preserve">〔</w:t>
+      </w:r>
+      <w:r>
+        <w:rPr>
+          <w:rFonts w:ascii="MS Gothic" w:cs="MS Gothic" w:eastAsia="MS Gothic" w:hAnsi="MS Gothic"/>
+          <w:b/>
+          <w:bCs/>
+          <w:color w:val="000000"/>
+          <w:sz w:val="22"/>
+          <w:szCs w:val="22"/>
+        </w:rPr>
+        <w:t xml:space="preserve">新規</w:t>
+      </w:r>
+      <w:r>
+        <w:rPr>
+          <w:rFonts w:ascii="MS Gothic" w:cs="MS Gothic" w:eastAsia="MS Gothic" w:hAnsi="MS Gothic"/>
+          <w:b/>
+          <w:bCs/>
+          <w:color w:val="000000"/>
+          <w:sz w:val="22"/>
+          <w:szCs w:val="22"/>
+        </w:rPr>
+        <w:t xml:space="preserve">〕</w:t>
+      </w:r>
+    </w:p>
+    <w:p>
+      <w:pPr>
+        <w:spacing w:after="120" w:line="300" w:lineRule="auto"/>
+        <w:jc w:val="both"/>
+      </w:pPr>
+      <w:r>
+        <w:rPr>
+          <w:rFonts w:ascii="MS Mincho" w:cs="MS Mincho" w:eastAsia="MS Mincho" w:hAnsi="MS Mincho"/>
+          <w:b/>
+          <w:bCs/>
+          <w:color w:val="000000"/>
+          <w:sz w:val="21"/>
+          <w:szCs w:val="21"/>
+        </w:rPr>
+        <w:t xml:space="preserve">前提となる事実</w:t>
+      </w:r>
+    </w:p>
+    <w:p>
+      <w:pPr>
+        <w:spacing w:after="120" w:line="300" w:lineRule="auto"/>
+        <w:jc w:val="both"/>
+      </w:pPr>
+      <w:r>
+        <w:rPr>
+          <w:rFonts w:ascii="MS Mincho" w:cs="MS Mincho" w:eastAsia="MS Mincho" w:hAnsi="MS Mincho"/>
+          <w:b/>
+          <w:bCs/>
+          <w:color w:val="000000"/>
+          <w:sz w:val="21"/>
+          <w:szCs w:val="21"/>
+        </w:rPr>
+        <w:t xml:space="preserve">2026年8月4日に、サイトの見せ方を「企業の求人を掲載し、求職者が見て応募する求人サイト」から、「当社の担当者が求職者と一緒に企業を探す（エージェント型）」へ改めました。</w:t>
+      </w:r>
+      <w:r>
+        <w:rPr>
+          <w:rFonts w:ascii="MS Mincho" w:cs="MS Mincho" w:eastAsia="MS Mincho" w:hAnsi="MS Mincho"/>
+          <w:b w:val="false"/>
+          <w:bCs w:val="false"/>
+          <w:color w:val="000000"/>
+          <w:sz w:val="21"/>
+          <w:szCs w:val="21"/>
+        </w:rPr>
+        <w:t xml:space="preserve"> 提供している行為は従前と同じ有料職業紹介ですが、求職者から見た入口が「求人を探す」から「まず相談する」に変わっています。</w:t>
+      </w:r>
+    </w:p>
+    <w:p>
+      <w:pPr>
+        <w:spacing w:after="120" w:line="300" w:lineRule="auto"/>
+        <w:jc w:val="both"/>
+      </w:pPr>
+      <w:r>
+        <w:rPr>
+          <w:rFonts w:ascii="MS Mincho" w:cs="MS Mincho" w:eastAsia="MS Mincho" w:hAnsi="MS Mincho"/>
+          <w:b w:val="false"/>
+          <w:bCs w:val="false"/>
+          <w:color w:val="000000"/>
+          <w:sz w:val="21"/>
+          <w:szCs w:val="21"/>
+        </w:rPr>
+        <w:t xml:space="preserve">トップページに掲げている主な表示は、次のとおりです。</w:t>
+      </w:r>
+    </w:p>
+    <w:tbl>
+      <w:tblPr>
+        <w:tblW w:type="dxa" w:w="9638"/>
+        <w:tblBorders>
+          <w:top w:val="single" w:color="auto" w:sz="4"/>
+          <w:left w:val="single" w:color="auto" w:sz="4"/>
+          <w:bottom w:val="single" w:color="auto" w:sz="4"/>
+          <w:right w:val="single" w:color="auto" w:sz="4"/>
+          <w:insideH w:val="single" w:color="auto" w:sz="4"/>
+          <w:insideV w:val="single" w:color="auto" w:sz="4"/>
+        </w:tblBorders>
+      </w:tblPr>
+      <w:tblGrid>
+        <w:gridCol w:w="1600"/>
+        <w:gridCol w:w="8038"/>
+      </w:tblGrid>
+      <w:tr>
+        <w:trPr>
+          <w:tblHeader/>
+        </w:trPr>
+        <w:tc>
+          <w:tcPr>
+            <w:tcW w:type="dxa" w:w="1600"/>
+            <w:shd w:fill="E8E8E8" w:val="clear"/>
+            <w:tcMar>
+              <w:top w:type="dxa" w:w="80"/>
+              <w:left w:type="dxa" w:w="120"/>
+              <w:bottom w:type="dxa" w:w="80"/>
+              <w:right w:type="dxa" w:w="120"/>
+            </w:tcMar>
+            <w:vAlign w:val="center"/>
+          </w:tcPr>
+          <w:p>
+            <w:pPr>
+              <w:spacing w:after="0" w:line="260" w:lineRule="auto"/>
+            </w:pPr>
+            <w:r>
+              <w:rPr>
+                <w:rFonts w:ascii="MS Mincho" w:cs="MS Mincho" w:eastAsia="MS Mincho" w:hAnsi="MS Mincho"/>
+                <w:b/>
+                <w:bCs/>
+                <w:color w:val="000000"/>
+                <w:sz w:val="18"/>
+                <w:szCs w:val="18"/>
+              </w:rPr>
+              <w:t xml:space="preserve">箇所</w:t>
+            </w:r>
+          </w:p>
+        </w:tc>
+        <w:tc>
+          <w:tcPr>
+            <w:tcW w:type="dxa" w:w="8038"/>
+            <w:shd w:fill="E8E8E8" w:val="clear"/>
+            <w:tcMar>
+              <w:top w:type="dxa" w:w="80"/>
+              <w:left w:type="dxa" w:w="120"/>
+              <w:bottom w:type="dxa" w:w="80"/>
+              <w:right w:type="dxa" w:w="120"/>
+            </w:tcMar>
+            <w:vAlign w:val="center"/>
+          </w:tcPr>
+          <w:p>
+            <w:pPr>
+              <w:spacing w:after="0" w:line="260" w:lineRule="auto"/>
+            </w:pPr>
+            <w:r>
+              <w:rPr>
+                <w:rFonts w:ascii="MS Mincho" w:cs="MS Mincho" w:eastAsia="MS Mincho" w:hAnsi="MS Mincho"/>
+                <w:b/>
+                <w:bCs/>
+                <w:color w:val="000000"/>
+                <w:sz w:val="18"/>
+                <w:szCs w:val="18"/>
+              </w:rPr>
+              <w:t xml:space="preserve">表示</w:t>
+            </w:r>
+          </w:p>
+        </w:tc>
+      </w:tr>
+      <w:tr>
+        <w:trPr>
+          <w:tblHeader w:val="false"/>
+        </w:trPr>
+        <w:tc>
+          <w:tcPr>
+            <w:tcW w:type="dxa" w:w="1600"/>
+            <w:tcMar>
+              <w:top w:type="dxa" w:w="80"/>
+              <w:left w:type="dxa" w:w="120"/>
+              <w:bottom w:type="dxa" w:w="80"/>
+              <w:right w:type="dxa" w:w="120"/>
+            </w:tcMar>
+            <w:vAlign w:val="center"/>
+          </w:tcPr>
+          <w:p>
+            <w:pPr>
+              <w:spacing w:after="0" w:line="260" w:lineRule="auto"/>
+            </w:pPr>
+            <w:r>
+              <w:rPr>
+                <w:rFonts w:ascii="MS Mincho" w:cs="MS Mincho" w:eastAsia="MS Mincho" w:hAnsi="MS Mincho"/>
+                <w:b w:val="false"/>
+                <w:bCs w:val="false"/>
+                <w:color w:val="000000"/>
+                <w:sz w:val="18"/>
+                <w:szCs w:val="18"/>
+              </w:rPr>
+              <w:t xml:space="preserve">肩書き</w:t>
+            </w:r>
+          </w:p>
+        </w:tc>
+        <w:tc>
+          <w:tcPr>
+            <w:tcW w:type="dxa" w:w="8038"/>
+            <w:tcMar>
+              <w:top w:type="dxa" w:w="80"/>
+              <w:left w:type="dxa" w:w="120"/>
+              <w:bottom w:type="dxa" w:w="80"/>
+              <w:right w:type="dxa" w:w="120"/>
+            </w:tcMar>
+            <w:vAlign w:val="center"/>
+          </w:tcPr>
+          <w:p>
+            <w:pPr>
+              <w:spacing w:after="0" w:line="260" w:lineRule="auto"/>
+            </w:pPr>
+            <w:r>
+              <w:rPr>
+                <w:rFonts w:ascii="MS Mincho" w:cs="MS Mincho" w:eastAsia="MS Mincho" w:hAnsi="MS Mincho"/>
+                <w:b w:val="false"/>
+                <w:bCs w:val="false"/>
+                <w:color w:val="000000"/>
+                <w:sz w:val="18"/>
+                <w:szCs w:val="18"/>
+              </w:rPr>
+              <w:t xml:space="preserve">「特定技能専門・中国語対応の</w:t>
+            </w:r>
+            <w:r>
+              <w:rPr>
+                <w:rFonts w:ascii="MS Mincho" w:cs="MS Mincho" w:eastAsia="MS Mincho" w:hAnsi="MS Mincho"/>
+                <w:b/>
+                <w:bCs/>
+                <w:color w:val="000000"/>
+                <w:sz w:val="18"/>
+                <w:szCs w:val="18"/>
+              </w:rPr>
+              <w:t xml:space="preserve">就職エージェント</w:t>
+            </w:r>
+            <w:r>
+              <w:rPr>
+                <w:rFonts w:ascii="MS Mincho" w:cs="MS Mincho" w:eastAsia="MS Mincho" w:hAnsi="MS Mincho"/>
+                <w:b w:val="false"/>
+                <w:bCs w:val="false"/>
+                <w:color w:val="000000"/>
+                <w:sz w:val="18"/>
+                <w:szCs w:val="18"/>
+              </w:rPr>
+              <w:t xml:space="preserve">」</w:t>
+            </w:r>
+          </w:p>
+        </w:tc>
+      </w:tr>
+      <w:tr>
+        <w:trPr>
+          <w:tblHeader w:val="false"/>
+        </w:trPr>
+        <w:tc>
+          <w:tcPr>
+            <w:tcW w:type="dxa" w:w="1600"/>
+            <w:tcMar>
+              <w:top w:type="dxa" w:w="80"/>
+              <w:left w:type="dxa" w:w="120"/>
+              <w:bottom w:type="dxa" w:w="80"/>
+              <w:right w:type="dxa" w:w="120"/>
+            </w:tcMar>
+            <w:vAlign w:val="center"/>
+          </w:tcPr>
+          <w:p>
+            <w:pPr>
+              <w:spacing w:after="0" w:line="260" w:lineRule="auto"/>
+            </w:pPr>
+            <w:r>
+              <w:rPr>
+                <w:rFonts w:ascii="MS Mincho" w:cs="MS Mincho" w:eastAsia="MS Mincho" w:hAnsi="MS Mincho"/>
+                <w:b w:val="false"/>
+                <w:bCs w:val="false"/>
+                <w:color w:val="000000"/>
+                <w:sz w:val="18"/>
+                <w:szCs w:val="18"/>
+              </w:rPr>
+              <w:t xml:space="preserve">見出し</w:t>
+            </w:r>
+          </w:p>
+        </w:tc>
+        <w:tc>
+          <w:tcPr>
+            <w:tcW w:type="dxa" w:w="8038"/>
+            <w:tcMar>
+              <w:top w:type="dxa" w:w="80"/>
+              <w:left w:type="dxa" w:w="120"/>
+              <w:bottom w:type="dxa" w:w="80"/>
+              <w:right w:type="dxa" w:w="120"/>
+            </w:tcMar>
+            <w:vAlign w:val="center"/>
+          </w:tcPr>
+          <w:p>
+            <w:pPr>
+              <w:spacing w:after="0" w:line="260" w:lineRule="auto"/>
+            </w:pPr>
+            <w:r>
+              <w:rPr>
+                <w:rFonts w:ascii="MS Mincho" w:cs="MS Mincho" w:eastAsia="MS Mincho" w:hAnsi="MS Mincho"/>
+                <w:b w:val="false"/>
+                <w:bCs w:val="false"/>
+                <w:color w:val="000000"/>
+                <w:sz w:val="18"/>
+                <w:szCs w:val="18"/>
+              </w:rPr>
+              <w:t xml:space="preserve">「一人で探さない。合う会社を、一緒に。」</w:t>
+            </w:r>
+          </w:p>
+        </w:tc>
+      </w:tr>
+      <w:tr>
+        <w:trPr>
+          <w:tblHeader w:val="false"/>
+        </w:trPr>
+        <w:tc>
+          <w:tcPr>
+            <w:tcW w:type="dxa" w:w="1600"/>
+            <w:tcMar>
+              <w:top w:type="dxa" w:w="80"/>
+              <w:left w:type="dxa" w:w="120"/>
+              <w:bottom w:type="dxa" w:w="80"/>
+              <w:right w:type="dxa" w:w="120"/>
+            </w:tcMar>
+            <w:vAlign w:val="center"/>
+          </w:tcPr>
+          <w:p>
+            <w:pPr>
+              <w:spacing w:after="0" w:line="260" w:lineRule="auto"/>
+            </w:pPr>
+            <w:r>
+              <w:rPr>
+                <w:rFonts w:ascii="MS Mincho" w:cs="MS Mincho" w:eastAsia="MS Mincho" w:hAnsi="MS Mincho"/>
+                <w:b w:val="false"/>
+                <w:bCs w:val="false"/>
+                <w:color w:val="000000"/>
+                <w:sz w:val="18"/>
+                <w:szCs w:val="18"/>
+              </w:rPr>
+              <w:t xml:space="preserve">主たる導線</w:t>
+            </w:r>
+          </w:p>
+        </w:tc>
+        <w:tc>
+          <w:tcPr>
+            <w:tcW w:type="dxa" w:w="8038"/>
+            <w:tcMar>
+              <w:top w:type="dxa" w:w="80"/>
+              <w:left w:type="dxa" w:w="120"/>
+              <w:bottom w:type="dxa" w:w="80"/>
+              <w:right w:type="dxa" w:w="120"/>
+            </w:tcMar>
+            <w:vAlign w:val="center"/>
+          </w:tcPr>
+          <w:p>
+            <w:pPr>
+              <w:spacing w:after="0" w:line="260" w:lineRule="auto"/>
+            </w:pPr>
+            <w:r>
+              <w:rPr>
+                <w:rFonts w:ascii="MS Mincho" w:cs="MS Mincho" w:eastAsia="MS Mincho" w:hAnsi="MS Mincho"/>
+                <w:b w:val="false"/>
+                <w:bCs w:val="false"/>
+                <w:color w:val="000000"/>
+                <w:sz w:val="18"/>
+                <w:szCs w:val="18"/>
+              </w:rPr>
+              <w:t xml:space="preserve">「</w:t>
+            </w:r>
+            <w:r>
+              <w:rPr>
+                <w:rFonts w:ascii="MS Mincho" w:cs="MS Mincho" w:eastAsia="MS Mincho" w:hAnsi="MS Mincho"/>
+                <w:b/>
+                <w:bCs/>
+                <w:color w:val="000000"/>
+                <w:sz w:val="18"/>
+                <w:szCs w:val="18"/>
+              </w:rPr>
+              <w:t xml:space="preserve">無料で相談をはじめる</w:t>
+            </w:r>
+            <w:r>
+              <w:rPr>
+                <w:rFonts w:ascii="MS Mincho" w:cs="MS Mincho" w:eastAsia="MS Mincho" w:hAnsi="MS Mincho"/>
+                <w:b w:val="false"/>
+                <w:bCs w:val="false"/>
+                <w:color w:val="000000"/>
+                <w:sz w:val="18"/>
+                <w:szCs w:val="18"/>
+              </w:rPr>
+              <w:t xml:space="preserve">」（会員登録へ）</w:t>
+            </w:r>
+          </w:p>
+        </w:tc>
+      </w:tr>
+      <w:tr>
+        <w:trPr>
+          <w:tblHeader w:val="false"/>
+        </w:trPr>
+        <w:tc>
+          <w:tcPr>
+            <w:tcW w:type="dxa" w:w="1600"/>
+            <w:tcMar>
+              <w:top w:type="dxa" w:w="80"/>
+              <w:left w:type="dxa" w:w="120"/>
+              <w:bottom w:type="dxa" w:w="80"/>
+              <w:right w:type="dxa" w:w="120"/>
+            </w:tcMar>
+            <w:vAlign w:val="center"/>
+          </w:tcPr>
+          <w:p>
+            <w:pPr>
+              <w:spacing w:after="0" w:line="260" w:lineRule="auto"/>
+            </w:pPr>
+            <w:r>
+              <w:rPr>
+                <w:rFonts w:ascii="MS Mincho" w:cs="MS Mincho" w:eastAsia="MS Mincho" w:hAnsi="MS Mincho"/>
+                <w:b w:val="false"/>
+                <w:bCs w:val="false"/>
+                <w:color w:val="000000"/>
+                <w:sz w:val="18"/>
+                <w:szCs w:val="18"/>
+              </w:rPr>
+              <w:t xml:space="preserve">支援の内容（4点）</w:t>
+            </w:r>
+          </w:p>
+        </w:tc>
+        <w:tc>
+          <w:tcPr>
+            <w:tcW w:type="dxa" w:w="8038"/>
+            <w:tcMar>
+              <w:top w:type="dxa" w:w="80"/>
+              <w:left w:type="dxa" w:w="120"/>
+              <w:bottom w:type="dxa" w:w="80"/>
+              <w:right w:type="dxa" w:w="120"/>
+            </w:tcMar>
+            <w:vAlign w:val="center"/>
+          </w:tcPr>
+          <w:p>
+            <w:pPr>
+              <w:spacing w:after="0" w:line="260" w:lineRule="auto"/>
+            </w:pPr>
+            <w:r>
+              <w:rPr>
+                <w:rFonts w:ascii="MS Mincho" w:cs="MS Mincho" w:eastAsia="MS Mincho" w:hAnsi="MS Mincho"/>
+                <w:b w:val="false"/>
+                <w:bCs w:val="false"/>
+                <w:color w:val="000000"/>
+                <w:sz w:val="18"/>
+                <w:szCs w:val="18"/>
+              </w:rPr>
+              <w:t xml:space="preserve">①</w:t>
+            </w:r>
+            <w:r>
+              <w:rPr>
+                <w:rFonts w:ascii="MS Mincho" w:cs="MS Mincho" w:eastAsia="MS Mincho" w:hAnsi="MS Mincho"/>
+                <w:b/>
+                <w:bCs/>
+                <w:color w:val="000000"/>
+                <w:sz w:val="18"/>
+                <w:szCs w:val="18"/>
+              </w:rPr>
+              <w:t xml:space="preserve">企業の調査</w:t>
+            </w:r>
+            <w:r>
+              <w:rPr>
+                <w:rFonts w:ascii="MS Mincho" w:cs="MS Mincho" w:eastAsia="MS Mincho" w:hAnsi="MS Mincho"/>
+                <w:b w:val="false"/>
+                <w:bCs w:val="false"/>
+                <w:color w:val="000000"/>
+                <w:sz w:val="18"/>
+                <w:szCs w:val="18"/>
+              </w:rPr>
+              <w:t xml:space="preserve">（職場環境・寮・待遇・受入れ体制を事前に確認し、良い点も気になる点も正直に伝える）②</w:t>
+            </w:r>
+            <w:r>
+              <w:rPr>
+                <w:rFonts w:ascii="MS Mincho" w:cs="MS Mincho" w:eastAsia="MS Mincho" w:hAnsi="MS Mincho"/>
+                <w:b/>
+                <w:bCs/>
+                <w:color w:val="000000"/>
+                <w:sz w:val="18"/>
+                <w:szCs w:val="18"/>
+              </w:rPr>
+              <w:t xml:space="preserve">企業との交渉</w:t>
+            </w:r>
+            <w:r>
+              <w:rPr>
+                <w:rFonts w:ascii="MS Mincho" w:cs="MS Mincho" w:eastAsia="MS Mincho" w:hAnsi="MS Mincho"/>
+                <w:b w:val="false"/>
+                <w:bCs w:val="false"/>
+                <w:color w:val="000000"/>
+                <w:sz w:val="18"/>
+                <w:szCs w:val="18"/>
+              </w:rPr>
+              <w:t xml:space="preserve">（給与・休日・入社時期などの希望を、担当者が代わって日本語で交渉する）③</w:t>
+            </w:r>
+            <w:r>
+              <w:rPr>
+                <w:rFonts w:ascii="MS Mincho" w:cs="MS Mincho" w:eastAsia="MS Mincho" w:hAnsi="MS Mincho"/>
+                <w:b/>
+                <w:bCs/>
+                <w:color w:val="000000"/>
+                <w:sz w:val="18"/>
+                <w:szCs w:val="18"/>
+              </w:rPr>
+              <w:t xml:space="preserve">面接の段取り</w:t>
+            </w:r>
+            <w:r>
+              <w:rPr>
+                <w:rFonts w:ascii="MS Mincho" w:cs="MS Mincho" w:eastAsia="MS Mincho" w:hAnsi="MS Mincho"/>
+                <w:b w:val="false"/>
+                <w:bCs w:val="false"/>
+                <w:color w:val="000000"/>
+                <w:sz w:val="18"/>
+                <w:szCs w:val="18"/>
+              </w:rPr>
+              <w:t xml:space="preserve">（日程調整・中国語での事前練習）④</w:t>
+            </w:r>
+            <w:r>
+              <w:rPr>
+                <w:rFonts w:ascii="MS Mincho" w:cs="MS Mincho" w:eastAsia="MS Mincho" w:hAnsi="MS Mincho"/>
+                <w:b/>
+                <w:bCs/>
+                <w:color w:val="000000"/>
+                <w:sz w:val="18"/>
+                <w:szCs w:val="18"/>
+              </w:rPr>
+              <w:t xml:space="preserve">採用後の支援</w:t>
+            </w:r>
+            <w:r>
+              <w:rPr>
+                <w:rFonts w:ascii="MS Mincho" w:cs="MS Mincho" w:eastAsia="MS Mincho" w:hAnsi="MS Mincho"/>
+                <w:b w:val="false"/>
+                <w:bCs w:val="false"/>
+                <w:color w:val="000000"/>
+                <w:sz w:val="18"/>
+                <w:szCs w:val="18"/>
+              </w:rPr>
+              <w:t xml:space="preserve">（在留手続き・住まい・生活の立ち上げ・定期フォロー。登録支援機関と連携）</w:t>
+            </w:r>
+          </w:p>
+        </w:tc>
+      </w:tr>
+      <w:tr>
+        <w:trPr>
+          <w:tblHeader w:val="false"/>
+        </w:trPr>
+        <w:tc>
+          <w:tcPr>
+            <w:tcW w:type="dxa" w:w="1600"/>
+            <w:tcMar>
+              <w:top w:type="dxa" w:w="80"/>
+              <w:left w:type="dxa" w:w="120"/>
+              <w:bottom w:type="dxa" w:w="80"/>
+              <w:right w:type="dxa" w:w="120"/>
+            </w:tcMar>
+            <w:vAlign w:val="center"/>
+          </w:tcPr>
+          <w:p>
+            <w:pPr>
+              <w:spacing w:after="0" w:line="260" w:lineRule="auto"/>
+            </w:pPr>
+            <w:r>
+              <w:rPr>
+                <w:rFonts w:ascii="MS Mincho" w:cs="MS Mincho" w:eastAsia="MS Mincho" w:hAnsi="MS Mincho"/>
+                <w:b w:val="false"/>
+                <w:bCs w:val="false"/>
+                <w:color w:val="000000"/>
+                <w:sz w:val="18"/>
+                <w:szCs w:val="18"/>
+              </w:rPr>
+              <w:t xml:space="preserve">補足</w:t>
+            </w:r>
+          </w:p>
+        </w:tc>
+        <w:tc>
+          <w:tcPr>
+            <w:tcW w:type="dxa" w:w="8038"/>
+            <w:tcMar>
+              <w:top w:type="dxa" w:w="80"/>
+              <w:left w:type="dxa" w:w="120"/>
+              <w:bottom w:type="dxa" w:w="80"/>
+              <w:right w:type="dxa" w:w="120"/>
+            </w:tcMar>
+            <w:vAlign w:val="center"/>
+          </w:tcPr>
+          <w:p>
+            <w:pPr>
+              <w:spacing w:after="0" w:line="260" w:lineRule="auto"/>
+            </w:pPr>
+            <w:r>
+              <w:rPr>
+                <w:rFonts w:ascii="MS Mincho" w:cs="MS Mincho" w:eastAsia="MS Mincho" w:hAnsi="MS Mincho"/>
+                <w:b w:val="false"/>
+                <w:bCs w:val="false"/>
+                <w:color w:val="000000"/>
+                <w:sz w:val="18"/>
+                <w:szCs w:val="18"/>
+              </w:rPr>
+              <w:t xml:space="preserve">「相談だけでも大丈夫。あなたの情報を企業に伝えるのは、応募に同意いただいた後だけです」</w:t>
+            </w:r>
+          </w:p>
+        </w:tc>
+      </w:tr>
+    </w:tbl>
+    <w:p>
+      <w:pPr>
+        <w:spacing w:after="160"/>
+      </w:pPr>
+    </w:p>
+    <w:p>
+      <w:pPr>
+        <w:spacing w:after="120" w:line="300" w:lineRule="auto"/>
+        <w:jc w:val="both"/>
+      </w:pPr>
+      <w:r>
+        <w:rPr>
+          <w:rFonts w:ascii="MS Mincho" w:cs="MS Mincho" w:eastAsia="MS Mincho" w:hAnsi="MS Mincho"/>
+          <w:b/>
+          <w:bCs/>
+          <w:color w:val="000000"/>
+          <w:sz w:val="21"/>
+          <w:szCs w:val="21"/>
+        </w:rPr>
+        <w:t xml:space="preserve">当社の理解・採用案</w:t>
+      </w:r>
+    </w:p>
+    <w:p>
+      <w:pPr>
+        <w:spacing w:after="120" w:line="300" w:lineRule="auto"/>
+        <w:jc w:val="both"/>
+      </w:pPr>
+      <w:r>
+        <w:rPr>
+          <w:rFonts w:ascii="MS Mincho" w:cs="MS Mincho" w:eastAsia="MS Mincho" w:hAnsi="MS Mincho"/>
+          <w:b w:val="false"/>
+          <w:bCs w:val="false"/>
+          <w:color w:val="000000"/>
+          <w:sz w:val="21"/>
+          <w:szCs w:val="21"/>
+        </w:rPr>
+        <w:t xml:space="preserve">①〜③は、いずれも職業安定法上の「あっせん」に含まれる行為であり、有料職業紹介事業の許可の範囲内で行えるものと理解しています。④は、登録支援機関であるパートナー協同組合が、特定技能所属機関からの委託に基づいて行う支援であり、その旨を注記しています（利用規約第13条）。</w:t>
+      </w:r>
+    </w:p>
+    <w:p>
+      <w:pPr>
+        <w:spacing w:after="120" w:line="300" w:lineRule="auto"/>
+        <w:jc w:val="both"/>
+      </w:pPr>
+      <w:r>
+        <w:rPr>
+          <w:rFonts w:ascii="MS Mincho" w:cs="MS Mincho" w:eastAsia="MS Mincho" w:hAnsi="MS Mincho"/>
+          <w:b/>
+          <w:bCs/>
+          <w:color w:val="000000"/>
+          <w:sz w:val="21"/>
+          <w:szCs w:val="21"/>
+        </w:rPr>
+        <w:t xml:space="preserve">ご確認事項</w:t>
+      </w:r>
+    </w:p>
+    <w:p>
+      <w:pPr>
+        <w:pStyle w:val="ListParagraph"/>
+        <w:numPr>
+          <w:ilvl w:val="0"/>
+          <w:numId w:val="21"/>
+        </w:numPr>
+        <w:spacing w:after="80" w:line="290" w:lineRule="auto"/>
+        <w:jc w:val="both"/>
+      </w:pPr>
+      <w:r>
+        <w:rPr>
+          <w:rFonts w:ascii="MS Mincho" w:cs="MS Mincho" w:eastAsia="MS Mincho" w:hAnsi="MS Mincho"/>
+          <w:b/>
+          <w:bCs/>
+          <w:color w:val="000000"/>
+          <w:sz w:val="21"/>
+          <w:szCs w:val="21"/>
+        </w:rPr>
+        <w:t xml:space="preserve">これらの表示が、有料職業紹介事業の実態と齟齬なく、かつ誇大にならないか。</w:t>
+      </w:r>
+      <w:r>
+        <w:rPr>
+          <w:rFonts w:ascii="MS Mincho" w:cs="MS Mincho" w:eastAsia="MS Mincho" w:hAnsi="MS Mincho"/>
+          <w:b w:val="false"/>
+          <w:bCs w:val="false"/>
+          <w:color w:val="000000"/>
+          <w:sz w:val="21"/>
+          <w:szCs w:val="21"/>
+        </w:rPr>
+        <w:t xml:space="preserve"> 特に、</w:t>
+      </w:r>
+      <w:r>
+        <w:rPr>
+          <w:rFonts w:ascii="MS Mincho" w:cs="MS Mincho" w:eastAsia="MS Mincho" w:hAnsi="MS Mincho"/>
+          <w:b/>
+          <w:bCs/>
+          <w:color w:val="000000"/>
+          <w:sz w:val="21"/>
+          <w:szCs w:val="21"/>
+        </w:rPr>
+        <w:t xml:space="preserve">「企業との交渉」を担当者が代わって行うという表示</w:t>
+      </w:r>
+      <w:r>
+        <w:rPr>
+          <w:rFonts w:ascii="MS Mincho" w:cs="MS Mincho" w:eastAsia="MS Mincho" w:hAnsi="MS Mincho"/>
+          <w:b w:val="false"/>
+          <w:bCs w:val="false"/>
+          <w:color w:val="000000"/>
+          <w:sz w:val="21"/>
+          <w:szCs w:val="21"/>
+        </w:rPr>
+        <w:t xml:space="preserve">について、留意すべき点があればご教示ください。</w:t>
+      </w:r>
+    </w:p>
+    <w:p>
+      <w:pPr>
+        <w:pStyle w:val="ListParagraph"/>
+        <w:numPr>
+          <w:ilvl w:val="0"/>
+          <w:numId w:val="21"/>
+        </w:numPr>
+        <w:spacing w:after="80" w:line="290" w:lineRule="auto"/>
+        <w:jc w:val="both"/>
+      </w:pPr>
+      <w:r>
+        <w:rPr>
+          <w:rFonts w:ascii="MS Mincho" w:cs="MS Mincho" w:eastAsia="MS Mincho" w:hAnsi="MS Mincho"/>
+          <w:b/>
+          <w:bCs/>
+          <w:color w:val="000000"/>
+          <w:sz w:val="21"/>
+          <w:szCs w:val="21"/>
+        </w:rPr>
+        <w:t xml:space="preserve">「就職エージェント」という呼称</w:t>
+      </w:r>
+      <w:r>
+        <w:rPr>
+          <w:rFonts w:ascii="MS Mincho" w:cs="MS Mincho" w:eastAsia="MS Mincho" w:hAnsi="MS Mincho"/>
+          <w:b w:val="false"/>
+          <w:bCs w:val="false"/>
+          <w:color w:val="000000"/>
+          <w:sz w:val="21"/>
+          <w:szCs w:val="21"/>
+        </w:rPr>
+        <w:t xml:space="preserve">を用いることに、職業安定法その他の法令上の問題はないか。</w:t>
+      </w:r>
+    </w:p>
+    <w:p>
+      <w:pPr>
+        <w:pStyle w:val="ListParagraph"/>
+        <w:numPr>
+          <w:ilvl w:val="0"/>
+          <w:numId w:val="21"/>
+        </w:numPr>
+        <w:spacing w:after="80" w:line="290" w:lineRule="auto"/>
+        <w:jc w:val="both"/>
+      </w:pPr>
+      <w:r>
+        <w:rPr>
+          <w:rFonts w:ascii="MS Mincho" w:cs="MS Mincho" w:eastAsia="MS Mincho" w:hAnsi="MS Mincho"/>
+          <w:b/>
+          <w:bCs/>
+          <w:color w:val="000000"/>
+          <w:sz w:val="21"/>
+          <w:szCs w:val="21"/>
+        </w:rPr>
+        <w:t xml:space="preserve">「相談だけでも大丈夫」という表示</w:t>
+      </w:r>
+      <w:r>
+        <w:rPr>
+          <w:rFonts w:ascii="MS Mincho" w:cs="MS Mincho" w:eastAsia="MS Mincho" w:hAnsi="MS Mincho"/>
+          <w:b w:val="false"/>
+          <w:bCs w:val="false"/>
+          <w:color w:val="000000"/>
+          <w:sz w:val="21"/>
+          <w:szCs w:val="21"/>
+        </w:rPr>
+        <w:t xml:space="preserve">について、実際には相談の時点で会員登録（＝求職の申込み）を経ることとの関係で、誤認を生じさせないか。</w:t>
+      </w:r>
+    </w:p>
+    <w:p>
+      <w:pPr>
+        <w:pStyle w:val="ListParagraph"/>
+        <w:numPr>
+          <w:ilvl w:val="0"/>
+          <w:numId w:val="21"/>
+        </w:numPr>
+        <w:spacing w:after="80" w:line="290" w:lineRule="auto"/>
+        <w:jc w:val="both"/>
+      </w:pPr>
+      <w:r>
+        <w:rPr>
+          <w:rFonts w:ascii="MS Mincho" w:cs="MS Mincho" w:eastAsia="MS Mincho" w:hAnsi="MS Mincho"/>
+          <w:b/>
+          <w:bCs/>
+          <w:color w:val="000000"/>
+          <w:sz w:val="21"/>
+          <w:szCs w:val="21"/>
+        </w:rPr>
+        <w:t xml:space="preserve">①企業の調査</w:t>
+      </w:r>
+      <w:r>
+        <w:rPr>
+          <w:rFonts w:ascii="MS Mincho" w:cs="MS Mincho" w:eastAsia="MS Mincho" w:hAnsi="MS Mincho"/>
+          <w:b w:val="false"/>
+          <w:bCs w:val="false"/>
+          <w:color w:val="000000"/>
+          <w:sz w:val="21"/>
+          <w:szCs w:val="21"/>
+        </w:rPr>
+        <w:t xml:space="preserve">について「良い点も気になる点も正直にお伝えします」と表示していますが、調査の水準・記録として整えておくべきものがあるか。</w:t>
+      </w:r>
+    </w:p>
+    <w:p>
+      <w:pPr>
+        <w:spacing w:after="120" w:line="300" w:lineRule="auto"/>
+        <w:jc w:val="both"/>
+      </w:pPr>
+      <w:r>
+        <w:rPr>
+          <w:rFonts w:ascii="MS Mincho" w:cs="MS Mincho" w:eastAsia="MS Mincho" w:hAnsi="MS Mincho"/>
+          <w:b/>
+          <w:bCs/>
+          <w:color w:val="000000"/>
+          <w:sz w:val="21"/>
+          <w:szCs w:val="21"/>
+        </w:rPr>
+        <w:t xml:space="preserve">関連条項</w:t>
+      </w:r>
+      <w:r>
+        <w:rPr>
+          <w:rFonts w:ascii="MS Mincho" w:cs="MS Mincho" w:eastAsia="MS Mincho" w:hAnsi="MS Mincho"/>
+          <w:b w:val="false"/>
+          <w:bCs w:val="false"/>
+          <w:color w:val="000000"/>
+          <w:sz w:val="21"/>
+          <w:szCs w:val="21"/>
+        </w:rPr>
+        <w:t xml:space="preserve">: 利用規約第12条・第13条（およびサイトのトップページの表示）</w:t>
+      </w:r>
+    </w:p>
+    <w:p>
+      <w:pPr>
+        <w:spacing w:after="120" w:line="300" w:lineRule="auto"/>
+        <w:jc w:val="both"/>
+      </w:pPr>
+      <w:r>
+        <w:rPr>
+          <w:rFonts w:ascii="MS Mincho" w:cs="MS Mincho" w:eastAsia="MS Mincho" w:hAnsi="MS Mincho"/>
+          <w:b/>
+          <w:bCs/>
+          <w:color w:val="000000"/>
+          <w:sz w:val="21"/>
+          <w:szCs w:val="21"/>
+        </w:rPr>
+        <w:t xml:space="preserve">ご回答</w:t>
+      </w:r>
+      <w:r>
+        <w:rPr>
+          <w:rFonts w:ascii="MS Mincho" w:cs="MS Mincho" w:eastAsia="MS Mincho" w:hAnsi="MS Mincho"/>
+          <w:b w:val="false"/>
+          <w:bCs w:val="false"/>
+          <w:color w:val="000000"/>
+          <w:sz w:val="21"/>
+          <w:szCs w:val="21"/>
+        </w:rPr>
+        <w:t xml:space="preserve">: ☐ 問題なし　／　☐ 対応が必要 →</w:t>
+      </w:r>
+    </w:p>
+    <w:p>
+      <w:pPr>
+        <w:pBdr>
+          <w:bottom w:val="single" w:color="CCCCCC" w:sz="6" w:space="2"/>
+        </w:pBdr>
+        <w:spacing w:after="200" w:before="120"/>
+      </w:pPr>
+      <w:r>
+        <w:rPr>
+          <w:sz w:val="2"/>
+          <w:szCs w:val="2"/>
+        </w:rPr>
+        <w:t xml:space="preserve"/>
+      </w:r>
+    </w:p>
+    <w:p>
+      <w:pPr>
+        <w:pStyle w:val="Heading3"/>
+        <w:keepNext/>
+        <w:spacing w:after="120" w:before="260"/>
+      </w:pPr>
+      <w:r>
+        <w:rPr>
+          <w:rFonts w:ascii="MS Gothic" w:cs="MS Gothic" w:eastAsia="MS Gothic" w:hAnsi="MS Gothic"/>
+          <w:b/>
+          <w:bCs/>
+          <w:color w:val="000000"/>
+          <w:sz w:val="22"/>
+          <w:szCs w:val="22"/>
+        </w:rPr>
+        <w:t xml:space="preserve">C-8. 専属的合意管轄</w:t>
+      </w:r>
+      <w:r>
+        <w:rPr>
+          <w:rFonts w:ascii="MS Gothic" w:cs="MS Gothic" w:eastAsia="MS Gothic" w:hAnsi="MS Gothic"/>
+          <w:b/>
+          <w:bCs/>
+          <w:color w:val="000000"/>
+          <w:sz w:val="22"/>
+          <w:szCs w:val="22"/>
+        </w:rPr>
+        <w:t xml:space="preserve">〔</w:t>
+      </w:r>
+      <w:r>
+        <w:rPr>
+          <w:rFonts w:ascii="MS Gothic" w:cs="MS Gothic" w:eastAsia="MS Gothic" w:hAnsi="MS Gothic"/>
+          <w:b/>
+          <w:bCs/>
+          <w:color w:val="000000"/>
+          <w:sz w:val="22"/>
+          <w:szCs w:val="22"/>
+        </w:rPr>
+        <w:t xml:space="preserve">新規</w:t>
+      </w:r>
+      <w:r>
+        <w:rPr>
+          <w:rFonts w:ascii="MS Gothic" w:cs="MS Gothic" w:eastAsia="MS Gothic" w:hAnsi="MS Gothic"/>
+          <w:b/>
+          <w:bCs/>
+          <w:color w:val="000000"/>
+          <w:sz w:val="22"/>
+          <w:szCs w:val="22"/>
+        </w:rPr>
+        <w:t xml:space="preserve">〕</w:t>
+      </w:r>
+    </w:p>
+    <w:p>
+      <w:pPr>
+        <w:spacing w:after="120" w:line="300" w:lineRule="auto"/>
+        <w:jc w:val="both"/>
+      </w:pPr>
+      <w:r>
+        <w:rPr>
+          <w:rFonts w:ascii="MS Mincho" w:cs="MS Mincho" w:eastAsia="MS Mincho" w:hAnsi="MS Mincho"/>
+          <w:b/>
+          <w:bCs/>
+          <w:color w:val="000000"/>
+          <w:sz w:val="21"/>
+          <w:szCs w:val="21"/>
+        </w:rPr>
+        <w:t xml:space="preserve">前提となる事実</w:t>
+      </w:r>
+    </w:p>
+    <w:p>
+      <w:pPr>
+        <w:spacing w:after="120" w:line="300" w:lineRule="auto"/>
+        <w:jc w:val="both"/>
+      </w:pPr>
+      <w:r>
+        <w:rPr>
+          <w:rFonts w:ascii="MS Mincho" w:cs="MS Mincho" w:eastAsia="MS Mincho" w:hAnsi="MS Mincho"/>
+          <w:b w:val="false"/>
+          <w:bCs w:val="false"/>
+          <w:color w:val="000000"/>
+          <w:sz w:val="21"/>
+          <w:szCs w:val="21"/>
+        </w:rPr>
+        <w:t xml:space="preserve">利用規約第25条第2項で、当社の本店所在地（埼玉県富士見市）を管轄する</w:t>
+      </w:r>
+      <w:r>
+        <w:rPr>
+          <w:rFonts w:ascii="MS Mincho" w:cs="MS Mincho" w:eastAsia="MS Mincho" w:hAnsi="MS Mincho"/>
+          <w:b/>
+          <w:bCs/>
+          <w:color w:val="000000"/>
+          <w:sz w:val="21"/>
+          <w:szCs w:val="21"/>
+        </w:rPr>
+        <w:t xml:space="preserve">さいたま地方裁判所</w:t>
+      </w:r>
+      <w:r>
+        <w:rPr>
+          <w:rFonts w:ascii="MS Mincho" w:cs="MS Mincho" w:eastAsia="MS Mincho" w:hAnsi="MS Mincho"/>
+          <w:b w:val="false"/>
+          <w:bCs w:val="false"/>
+          <w:color w:val="000000"/>
+          <w:sz w:val="21"/>
+          <w:szCs w:val="21"/>
+        </w:rPr>
+        <w:t xml:space="preserve">を第一審の専属的合意管轄裁判所としています。会員は消費者にあたり、その多くは中国在住または日本国内の遠隔地に居住します。</w:t>
+      </w:r>
+    </w:p>
+    <w:p>
+      <w:pPr>
+        <w:spacing w:after="120" w:line="300" w:lineRule="auto"/>
+        <w:jc w:val="both"/>
+      </w:pPr>
+      <w:r>
+        <w:rPr>
+          <w:rFonts w:ascii="MS Mincho" w:cs="MS Mincho" w:eastAsia="MS Mincho" w:hAnsi="MS Mincho"/>
+          <w:b/>
+          <w:bCs/>
+          <w:color w:val="000000"/>
+          <w:sz w:val="21"/>
+          <w:szCs w:val="21"/>
+        </w:rPr>
+        <w:t xml:space="preserve">当社の理解・採用案</w:t>
+      </w:r>
+    </w:p>
+    <w:p>
+      <w:pPr>
+        <w:spacing w:after="120" w:line="300" w:lineRule="auto"/>
+        <w:jc w:val="both"/>
+      </w:pPr>
+      <w:r>
+        <w:rPr>
+          <w:rFonts w:ascii="MS Mincho" w:cs="MS Mincho" w:eastAsia="MS Mincho" w:hAnsi="MS Mincho"/>
+          <w:b w:val="false"/>
+          <w:bCs w:val="false"/>
+          <w:color w:val="000000"/>
+          <w:sz w:val="21"/>
+          <w:szCs w:val="21"/>
+        </w:rPr>
+        <w:t xml:space="preserve">事業者の本店所在地を管轄する裁判所を指定する、一般的な形としました。</w:t>
+      </w:r>
+    </w:p>
+    <w:p>
+      <w:pPr>
+        <w:spacing w:after="120" w:line="300" w:lineRule="auto"/>
+        <w:jc w:val="both"/>
+      </w:pPr>
+      <w:r>
+        <w:rPr>
+          <w:rFonts w:ascii="MS Mincho" w:cs="MS Mincho" w:eastAsia="MS Mincho" w:hAnsi="MS Mincho"/>
+          <w:b/>
+          <w:bCs/>
+          <w:color w:val="000000"/>
+          <w:sz w:val="21"/>
+          <w:szCs w:val="21"/>
+        </w:rPr>
+        <w:t xml:space="preserve">ご確認事項</w:t>
+      </w:r>
+    </w:p>
+    <w:p>
+      <w:pPr>
+        <w:pStyle w:val="ListParagraph"/>
+        <w:numPr>
+          <w:ilvl w:val="0"/>
+          <w:numId w:val="22"/>
+        </w:numPr>
+        <w:spacing w:after="80" w:line="290" w:lineRule="auto"/>
+        <w:jc w:val="both"/>
+      </w:pPr>
+      <w:r>
+        <w:rPr>
+          <w:rFonts w:ascii="MS Mincho" w:cs="MS Mincho" w:eastAsia="MS Mincho" w:hAnsi="MS Mincho"/>
+          <w:b/>
+          <w:bCs/>
+          <w:color w:val="000000"/>
+          <w:sz w:val="21"/>
+          <w:szCs w:val="21"/>
+        </w:rPr>
+        <w:t xml:space="preserve">消費者を相手方とする契約における専属的合意管轄条項として有効か。</w:t>
+      </w:r>
+      <w:r>
+        <w:rPr>
+          <w:rFonts w:ascii="MS Mincho" w:cs="MS Mincho" w:eastAsia="MS Mincho" w:hAnsi="MS Mincho"/>
+          <w:b w:val="false"/>
+          <w:bCs w:val="false"/>
+          <w:color w:val="000000"/>
+          <w:sz w:val="21"/>
+          <w:szCs w:val="21"/>
+        </w:rPr>
+        <w:t xml:space="preserve"> 消費者契約法第10条との関係で問題がないか。</w:t>
+      </w:r>
+    </w:p>
+    <w:p>
+      <w:pPr>
+        <w:pStyle w:val="ListParagraph"/>
+        <w:numPr>
+          <w:ilvl w:val="0"/>
+          <w:numId w:val="22"/>
+        </w:numPr>
+        <w:spacing w:after="80" w:line="290" w:lineRule="auto"/>
+        <w:jc w:val="both"/>
+      </w:pPr>
+      <w:r>
+        <w:rPr>
+          <w:rFonts w:ascii="MS Mincho" w:cs="MS Mincho" w:eastAsia="MS Mincho" w:hAnsi="MS Mincho"/>
+          <w:b/>
+          <w:bCs/>
+          <w:color w:val="000000"/>
+          <w:sz w:val="21"/>
+          <w:szCs w:val="21"/>
+        </w:rPr>
+        <w:t xml:space="preserve">別の裁判所を指定した方がよい事情があるか。</w:t>
+      </w:r>
+      <w:r>
+        <w:rPr>
+          <w:rFonts w:ascii="MS Mincho" w:cs="MS Mincho" w:eastAsia="MS Mincho" w:hAnsi="MS Mincho"/>
+          <w:b w:val="false"/>
+          <w:bCs w:val="false"/>
+          <w:color w:val="000000"/>
+          <w:sz w:val="21"/>
+          <w:szCs w:val="21"/>
+        </w:rPr>
+        <w:t xml:space="preserve"> また、「専属的」ではなく「付加的」な合意にとどめるべきか。</w:t>
+      </w:r>
+    </w:p>
+    <w:p>
+      <w:pPr>
+        <w:pStyle w:val="ListParagraph"/>
+        <w:numPr>
+          <w:ilvl w:val="0"/>
+          <w:numId w:val="22"/>
+        </w:numPr>
+        <w:spacing w:after="80" w:line="290" w:lineRule="auto"/>
+        <w:jc w:val="both"/>
+      </w:pPr>
+      <w:r>
+        <w:rPr>
+          <w:rFonts w:ascii="MS Mincho" w:cs="MS Mincho" w:eastAsia="MS Mincho" w:hAnsi="MS Mincho"/>
+          <w:b w:val="false"/>
+          <w:bCs w:val="false"/>
+          <w:color w:val="000000"/>
+          <w:sz w:val="21"/>
+          <w:szCs w:val="21"/>
+        </w:rPr>
+        <w:t xml:space="preserve">中国在住の会員との間で紛争が生じた場合の</w:t>
+      </w:r>
+      <w:r>
+        <w:rPr>
+          <w:rFonts w:ascii="MS Mincho" w:cs="MS Mincho" w:eastAsia="MS Mincho" w:hAnsi="MS Mincho"/>
+          <w:b/>
+          <w:bCs/>
+          <w:color w:val="000000"/>
+          <w:sz w:val="21"/>
+          <w:szCs w:val="21"/>
+        </w:rPr>
+        <w:t xml:space="preserve">国際裁判管轄</w:t>
+      </w:r>
+      <w:r>
+        <w:rPr>
+          <w:rFonts w:ascii="MS Mincho" w:cs="MS Mincho" w:eastAsia="MS Mincho" w:hAnsi="MS Mincho"/>
+          <w:b w:val="false"/>
+          <w:bCs w:val="false"/>
+          <w:color w:val="000000"/>
+          <w:sz w:val="21"/>
+          <w:szCs w:val="21"/>
+        </w:rPr>
+        <w:t xml:space="preserve">について、条項を補うべきか。準拠法を日本法とする第1項とあわせてご確認ください。</w:t>
+      </w:r>
+    </w:p>
+    <w:p>
+      <w:pPr>
+        <w:spacing w:after="120" w:line="300" w:lineRule="auto"/>
+        <w:jc w:val="both"/>
+      </w:pPr>
+      <w:r>
+        <w:rPr>
+          <w:rFonts w:ascii="MS Mincho" w:cs="MS Mincho" w:eastAsia="MS Mincho" w:hAnsi="MS Mincho"/>
+          <w:b/>
+          <w:bCs/>
+          <w:color w:val="000000"/>
+          <w:sz w:val="21"/>
+          <w:szCs w:val="21"/>
+        </w:rPr>
+        <w:t xml:space="preserve">関連条項</w:t>
+      </w:r>
+      <w:r>
+        <w:rPr>
+          <w:rFonts w:ascii="MS Mincho" w:cs="MS Mincho" w:eastAsia="MS Mincho" w:hAnsi="MS Mincho"/>
+          <w:b w:val="false"/>
+          <w:bCs w:val="false"/>
+          <w:color w:val="000000"/>
+          <w:sz w:val="21"/>
+          <w:szCs w:val="21"/>
+        </w:rPr>
+        <w:t xml:space="preserve">: 利用規約第25条</w:t>
       </w:r>
     </w:p>
     <w:p>
@@ -7444,35 +11000,35 @@
           <w:sz w:val="24"/>
           <w:szCs w:val="24"/>
         </w:rPr>
-        <w:t xml:space="preserve">D. 公開前に当社が実施する実装・運用（ご参考）</w:t>
-      </w:r>
-    </w:p>
-    <w:p>
-      <w:pPr>
-        <w:spacing w:after="120" w:line="300" w:lineRule="auto"/>
-        <w:jc w:val="both"/>
-      </w:pPr>
-      <w:r>
-        <w:rPr>
-          <w:rFonts w:ascii="MS Mincho" w:cs="MS Mincho" w:eastAsia="MS Mincho" w:hAnsi="MS Mincho"/>
-          <w:b/>
-          <w:bCs/>
-          <w:color w:val="000000"/>
-          <w:sz w:val="21"/>
-          <w:szCs w:val="21"/>
-        </w:rPr>
-        <w:t xml:space="preserve">弁護士の先生のご確認は不要です。</w:t>
-      </w:r>
-      <w:r>
-        <w:rPr>
-          <w:rFonts w:ascii="MS Mincho" w:cs="MS Mincho" w:eastAsia="MS Mincho" w:hAnsi="MS Mincho"/>
-          <w:b w:val="false"/>
-          <w:bCs w:val="false"/>
-          <w:color w:val="000000"/>
-          <w:sz w:val="21"/>
-          <w:szCs w:val="21"/>
-        </w:rPr>
-        <w:t xml:space="preserve"> 資料②③に書かれた内容と実際のサイトの動作を一致させるため、当社が公開前に行う作業の一覧です。ご確認の際、「文書には書いてあるが実装されていないのではないか」というご懸念があれば、この一覧と照らしてご指摘ください。</w:t>
+        <w:t xml:space="preserve">D. 当社が実施した／実施する実装・運用（ご参考）</w:t>
+      </w:r>
+    </w:p>
+    <w:p>
+      <w:pPr>
+        <w:spacing w:after="120" w:line="300" w:lineRule="auto"/>
+        <w:jc w:val="both"/>
+      </w:pPr>
+      <w:r>
+        <w:rPr>
+          <w:rFonts w:ascii="MS Mincho" w:cs="MS Mincho" w:eastAsia="MS Mincho" w:hAnsi="MS Mincho"/>
+          <w:b/>
+          <w:bCs/>
+          <w:color w:val="000000"/>
+          <w:sz w:val="21"/>
+          <w:szCs w:val="21"/>
+        </w:rPr>
+        <w:t xml:space="preserve">ご確認は不要です。</w:t>
+      </w:r>
+      <w:r>
+        <w:rPr>
+          <w:rFonts w:ascii="MS Mincho" w:cs="MS Mincho" w:eastAsia="MS Mincho" w:hAnsi="MS Mincho"/>
+          <w:b w:val="false"/>
+          <w:bCs w:val="false"/>
+          <w:color w:val="000000"/>
+          <w:sz w:val="21"/>
+          <w:szCs w:val="21"/>
+        </w:rPr>
+        <w:t xml:space="preserve"> 資料②③に書かれた内容と実際のサイトの動作を一致させるため、当社が行った（または行う予定の）作業の一覧です。ご確認の際、「文書には書いてあるが実装されていないのではないか」というご懸念があれば、この一覧と照らしてご指摘ください。</w:t>
       </w:r>
     </w:p>
     <w:tbl>
@@ -7668,7 +11224,7 @@
                 <w:sz w:val="18"/>
                 <w:szCs w:val="18"/>
               </w:rPr>
-              <w:t xml:space="preserve">✅ 実装済み（2026年7月28日）。稼働開始日（2026年8月8日）から掲出されます。</w:t>
+              <w:t xml:space="preserve">✅ 実装済み・本番反映済み。</w:t>
             </w:r>
             <w:r>
               <w:rPr>
@@ -7679,7 +11235,121 @@
                 <w:sz w:val="18"/>
                 <w:szCs w:val="18"/>
               </w:rPr>
-              <w:t xml:space="preserve"> 本文は資料②③のとおりです。中国語（簡体字）版は、会員側の画面が中国語既定であることを踏まえ、</w:t>
+              <w:t xml:space="preserve"> サイト上で</w:t>
+            </w:r>
+            <w:r>
+              <w:rPr>
+                <w:rFonts w:ascii="MS Mincho" w:cs="MS Mincho" w:eastAsia="MS Mincho" w:hAnsi="MS Mincho"/>
+                <w:b/>
+                <w:bCs/>
+                <w:color w:val="000000"/>
+                <w:sz w:val="18"/>
+                <w:szCs w:val="18"/>
+              </w:rPr>
+              <w:t xml:space="preserve">ログインなしで</w:t>
+            </w:r>
+            <w:r>
+              <w:rPr>
+                <w:rFonts w:ascii="MS Mincho" w:cs="MS Mincho" w:eastAsia="MS Mincho" w:hAnsi="MS Mincho"/>
+                <w:b w:val="false"/>
+                <w:bCs w:val="false"/>
+                <w:color w:val="000000"/>
+                <w:sz w:val="18"/>
+                <w:szCs w:val="18"/>
+              </w:rPr>
+              <w:t xml:space="preserve">ご覧いただけます（</w:t>
+            </w:r>
+            <w:r>
+              <w:rPr>
+                <w:rFonts w:ascii="Consolas" w:cs="Consolas" w:eastAsia="Consolas" w:hAnsi="Consolas"/>
+                <w:b w:val="false"/>
+                <w:bCs w:val="false"/>
+                <w:color w:val="000000"/>
+                <w:sz w:val="18"/>
+                <w:szCs w:val="18"/>
+                <w:shd w:fill="F0F0F0" w:val="clear"/>
+              </w:rPr>
+              <w:t xml:space="preserve">/terms</w:t>
+            </w:r>
+            <w:r>
+              <w:rPr>
+                <w:rFonts w:ascii="MS Mincho" w:cs="MS Mincho" w:eastAsia="MS Mincho" w:hAnsi="MS Mincho"/>
+                <w:b w:val="false"/>
+                <w:bCs w:val="false"/>
+                <w:color w:val="000000"/>
+                <w:sz w:val="18"/>
+                <w:szCs w:val="18"/>
+              </w:rPr>
+              <w:t xml:space="preserve">・</w:t>
+            </w:r>
+            <w:r>
+              <w:rPr>
+                <w:rFonts w:ascii="Consolas" w:cs="Consolas" w:eastAsia="Consolas" w:hAnsi="Consolas"/>
+                <w:b w:val="false"/>
+                <w:bCs w:val="false"/>
+                <w:color w:val="000000"/>
+                <w:sz w:val="18"/>
+                <w:szCs w:val="18"/>
+                <w:shd w:fill="F0F0F0" w:val="clear"/>
+              </w:rPr>
+              <w:t xml:space="preserve">/privacy</w:t>
+            </w:r>
+            <w:r>
+              <w:rPr>
+                <w:rFonts w:ascii="MS Mincho" w:cs="MS Mincho" w:eastAsia="MS Mincho" w:hAnsi="MS Mincho"/>
+                <w:b w:val="false"/>
+                <w:bCs w:val="false"/>
+                <w:color w:val="000000"/>
+                <w:sz w:val="18"/>
+                <w:szCs w:val="18"/>
+              </w:rPr>
+              <w:t xml:space="preserve">）。本文は資料②③のとおりです（</w:t>
+            </w:r>
+            <w:r>
+              <w:rPr>
+                <w:rFonts w:ascii="MS Mincho" w:cs="MS Mincho" w:eastAsia="MS Mincho" w:hAnsi="MS Mincho"/>
+                <w:b/>
+                <w:bCs/>
+                <w:color w:val="000000"/>
+                <w:sz w:val="18"/>
+                <w:szCs w:val="18"/>
+              </w:rPr>
+              <w:t xml:space="preserve">資料②③の</w:t>
+            </w:r>
+            <w:r>
+              <w:rPr>
+                <w:rFonts w:ascii="MS Mincho" w:cs="MS Mincho" w:eastAsia="MS Mincho" w:hAnsi="MS Mincho"/>
+                <w:b/>
+                <w:bCs/>
+                <w:color w:val="000000"/>
+                <w:sz w:val="18"/>
+                <w:szCs w:val="18"/>
+                <w:highlight w:val="yellow"/>
+                <w:highlightCs w:val="yellow"/>
+              </w:rPr>
+              <w:t xml:space="preserve">【確認論点】</w:t>
+            </w:r>
+            <w:r>
+              <w:rPr>
+                <w:rFonts w:ascii="MS Mincho" w:cs="MS Mincho" w:eastAsia="MS Mincho" w:hAnsi="MS Mincho"/>
+                <w:b/>
+                <w:bCs/>
+                <w:color w:val="000000"/>
+                <w:sz w:val="18"/>
+                <w:szCs w:val="18"/>
+              </w:rPr>
+              <w:t xml:space="preserve">の注記は、サイトには表示されません</w:t>
+            </w:r>
+            <w:r>
+              <w:rPr>
+                <w:rFonts w:ascii="MS Mincho" w:cs="MS Mincho" w:eastAsia="MS Mincho" w:hAnsi="MS Mincho"/>
+                <w:b w:val="false"/>
+                <w:bCs w:val="false"/>
+                <w:color w:val="000000"/>
+                <w:sz w:val="18"/>
+                <w:szCs w:val="18"/>
+              </w:rPr>
+              <w:t xml:space="preserve">）。中国語（簡体字）版は、会員側の画面が中国語既定であることを踏まえ、</w:t>
             </w:r>
             <w:r>
               <w:rPr>
@@ -8078,7 +11748,7 @@
                 <w:sz w:val="18"/>
                 <w:szCs w:val="18"/>
               </w:rPr>
-              <w:t xml:space="preserve">✅ 実装済み（2026年7月28日）。稼働開始日（2026年8月8日）から掲出されます。</w:t>
+              <w:t xml:space="preserve">✅ 実装済み・本番反映済み。</w:t>
             </w:r>
             <w:r>
               <w:rPr>
@@ -8256,7 +11926,7 @@
                 <w:sz w:val="18"/>
                 <w:szCs w:val="18"/>
               </w:rPr>
-              <w:t xml:space="preserve"> 社内手順書 「求人企業への情報提供の同意に関する社内手順書（社内資料・ご要望に応じてご提示）」 を整備しました。要点は、①</w:t>
+              <w:t xml:space="preserve"> 社内手順書を整備しました（ご要望に応じてお出しします）。要点は、①</w:t>
             </w:r>
             <w:r>
               <w:rPr>
@@ -8393,13 +12063,13 @@
             <w:r>
               <w:rPr>
                 <w:rFonts w:ascii="MS Mincho" w:cs="MS Mincho" w:eastAsia="MS Mincho" w:hAnsi="MS Mincho"/>
-                <w:b w:val="false"/>
-                <w:bCs w:val="false"/>
-                <w:color w:val="000000"/>
-                <w:sz w:val="18"/>
-                <w:szCs w:val="18"/>
-              </w:rPr>
-              <w:t xml:space="preserve">D-6</w:t>
+                <w:b/>
+                <w:bCs/>
+                <w:color w:val="000000"/>
+                <w:sz w:val="18"/>
+                <w:szCs w:val="18"/>
+              </w:rPr>
+              <w:t xml:space="preserve">D-10</w:t>
             </w:r>
           </w:p>
         </w:tc>
@@ -8421,13 +12091,13 @@
             <w:r>
               <w:rPr>
                 <w:rFonts w:ascii="MS Mincho" w:cs="MS Mincho" w:eastAsia="MS Mincho" w:hAnsi="MS Mincho"/>
-                <w:b w:val="false"/>
-                <w:bCs w:val="false"/>
-                <w:color w:val="000000"/>
-                <w:sz w:val="18"/>
-                <w:szCs w:val="18"/>
-              </w:rPr>
-              <w:t xml:space="preserve">求人情報への「受動喫煙防止措置」「就業場所・業務の変更の範囲」欄の追加</w:t>
+                <w:b/>
+                <w:bCs/>
+                <w:color w:val="000000"/>
+                <w:sz w:val="18"/>
+                <w:szCs w:val="18"/>
+              </w:rPr>
+              <w:t xml:space="preserve">会員データの保管場所をオーストラリアから日本（東京）へ移設</w:t>
             </w:r>
           </w:p>
         </w:tc>
@@ -8449,13 +12119,46 @@
             <w:r>
               <w:rPr>
                 <w:rFonts w:ascii="MS Mincho" w:cs="MS Mincho" w:eastAsia="MS Mincho" w:hAnsi="MS Mincho"/>
+                <w:b/>
+                <w:bCs/>
+                <w:color w:val="000000"/>
+                <w:sz w:val="18"/>
+                <w:szCs w:val="18"/>
+              </w:rPr>
+              <w:t xml:space="preserve">✅ 対応済み（2026年7月28日）。</w:t>
+            </w:r>
+            <w:r>
+              <w:rPr>
+                <w:rFonts w:ascii="MS Mincho" w:cs="MS Mincho" w:eastAsia="MS Mincho" w:hAnsi="MS Mincho"/>
                 <w:b w:val="false"/>
                 <w:bCs w:val="false"/>
                 <w:color w:val="000000"/>
                 <w:sz w:val="18"/>
                 <w:szCs w:val="18"/>
               </w:rPr>
-              <w:t xml:space="preserve">B-2 のご回答により要否を判断</w:t>
+              <w:t xml:space="preserve"> 会員データが実質的に存在しない段階で新環境を構築して切り替え、</w:t>
+            </w:r>
+            <w:r>
+              <w:rPr>
+                <w:rFonts w:ascii="MS Mincho" w:cs="MS Mincho" w:eastAsia="MS Mincho" w:hAnsi="MS Mincho"/>
+                <w:b/>
+                <w:bCs/>
+                <w:color w:val="000000"/>
+                <w:sz w:val="18"/>
+                <w:szCs w:val="18"/>
+              </w:rPr>
+              <w:t xml:space="preserve">旧環境（オーストラリア）は削除済み</w:t>
+            </w:r>
+            <w:r>
+              <w:rPr>
+                <w:rFonts w:ascii="MS Mincho" w:cs="MS Mincho" w:eastAsia="MS Mincho" w:hAnsi="MS Mincho"/>
+                <w:b w:val="false"/>
+                <w:bCs w:val="false"/>
+                <w:color w:val="000000"/>
+                <w:sz w:val="18"/>
+                <w:szCs w:val="18"/>
+              </w:rPr>
+              <w:t xml:space="preserve">です。現在、会員の登録情報は日本国内でのみ保管されています（→ A-1・A-6）</w:t>
             </w:r>
           </w:p>
         </w:tc>
@@ -8482,13 +12185,13 @@
             <w:r>
               <w:rPr>
                 <w:rFonts w:ascii="MS Mincho" w:cs="MS Mincho" w:eastAsia="MS Mincho" w:hAnsi="MS Mincho"/>
-                <w:b w:val="false"/>
-                <w:bCs w:val="false"/>
-                <w:color w:val="000000"/>
-                <w:sz w:val="18"/>
-                <w:szCs w:val="18"/>
-              </w:rPr>
-              <w:t xml:space="preserve">D-7</w:t>
+                <w:b/>
+                <w:bCs/>
+                <w:color w:val="000000"/>
+                <w:sz w:val="18"/>
+                <w:szCs w:val="18"/>
+              </w:rPr>
+              <w:t xml:space="preserve">D-11</w:t>
             </w:r>
           </w:p>
         </w:tc>
@@ -8510,13 +12213,13 @@
             <w:r>
               <w:rPr>
                 <w:rFonts w:ascii="MS Mincho" w:cs="MS Mincho" w:eastAsia="MS Mincho" w:hAnsi="MS Mincho"/>
-                <w:b w:val="false"/>
-                <w:bCs w:val="false"/>
-                <w:color w:val="000000"/>
-                <w:sz w:val="18"/>
-                <w:szCs w:val="18"/>
-              </w:rPr>
-              <w:t xml:space="preserve">退会（アカウント削除）の手順書の整備</w:t>
+                <w:b/>
+                <w:bCs/>
+                <w:color w:val="000000"/>
+                <w:sz w:val="18"/>
+                <w:szCs w:val="18"/>
+              </w:rPr>
+              <w:t xml:space="preserve">サイトの費用表示の見直し</w:t>
             </w:r>
           </w:p>
         </w:tc>
@@ -8538,13 +12241,24 @@
             <w:r>
               <w:rPr>
                 <w:rFonts w:ascii="MS Mincho" w:cs="MS Mincho" w:eastAsia="MS Mincho" w:hAnsi="MS Mincho"/>
+                <w:b/>
+                <w:bCs/>
+                <w:color w:val="000000"/>
+                <w:sz w:val="18"/>
+                <w:szCs w:val="18"/>
+              </w:rPr>
+              <w:t xml:space="preserve">✅ 対応済み（2026年8月4日）。</w:t>
+            </w:r>
+            <w:r>
+              <w:rPr>
+                <w:rFonts w:ascii="MS Mincho" w:cs="MS Mincho" w:eastAsia="MS Mincho" w:hAnsi="MS Mincho"/>
                 <w:b w:val="false"/>
                 <w:bCs w:val="false"/>
                 <w:color w:val="000000"/>
                 <w:sz w:val="18"/>
                 <w:szCs w:val="18"/>
               </w:rPr>
-              <w:t xml:space="preserve">手動対応の手順を整備中</w:t>
+              <w:t xml:space="preserve"> 「求職にかかる費用は一切かかりません」という広い表現を、「相談・応募・職業紹介の手数料 0円」＋「紹介にかかる費用は採用企業が負担」＋「実費は応募前に書面で説明」の3点に改めました（→ C-1）</w:t>
             </w:r>
           </w:p>
         </w:tc>
@@ -8571,13 +12285,13 @@
             <w:r>
               <w:rPr>
                 <w:rFonts w:ascii="MS Mincho" w:cs="MS Mincho" w:eastAsia="MS Mincho" w:hAnsi="MS Mincho"/>
-                <w:b w:val="false"/>
-                <w:bCs w:val="false"/>
-                <w:color w:val="000000"/>
-                <w:sz w:val="18"/>
-                <w:szCs w:val="18"/>
-              </w:rPr>
-              <w:t xml:space="preserve">D-8</w:t>
+                <w:b/>
+                <w:bCs/>
+                <w:color w:val="000000"/>
+                <w:sz w:val="18"/>
+                <w:szCs w:val="18"/>
+              </w:rPr>
+              <w:t xml:space="preserve">D-12</w:t>
             </w:r>
           </w:p>
         </w:tc>
@@ -8599,13 +12313,13 @@
             <w:r>
               <w:rPr>
                 <w:rFonts w:ascii="MS Mincho" w:cs="MS Mincho" w:eastAsia="MS Mincho" w:hAnsi="MS Mincho"/>
-                <w:b w:val="false"/>
-                <w:bCs w:val="false"/>
-                <w:color w:val="000000"/>
-                <w:sz w:val="18"/>
-                <w:szCs w:val="18"/>
-              </w:rPr>
-              <w:t xml:space="preserve">各委託先とのデータ処理契約（DPA）の締結</w:t>
+                <w:b/>
+                <w:bCs/>
+                <w:color w:val="000000"/>
+                <w:sz w:val="18"/>
+                <w:szCs w:val="18"/>
+              </w:rPr>
+              <w:t xml:space="preserve">中国在住者向けの表示の後退</w:t>
             </w:r>
           </w:p>
         </w:tc>
@@ -8627,13 +12341,24 @@
             <w:r>
               <w:rPr>
                 <w:rFonts w:ascii="MS Mincho" w:cs="MS Mincho" w:eastAsia="MS Mincho" w:hAnsi="MS Mincho"/>
+                <w:b/>
+                <w:bCs/>
+                <w:color w:val="000000"/>
+                <w:sz w:val="18"/>
+                <w:szCs w:val="18"/>
+              </w:rPr>
+              <w:t xml:space="preserve">✅ 対応済み（2026年8月4日）。</w:t>
+            </w:r>
+            <w:r>
+              <w:rPr>
+                <w:rFonts w:ascii="MS Mincho" w:cs="MS Mincho" w:eastAsia="MS Mincho" w:hAnsi="MS Mincho"/>
                 <w:b w:val="false"/>
                 <w:bCs w:val="false"/>
                 <w:color w:val="000000"/>
                 <w:sz w:val="18"/>
                 <w:szCs w:val="18"/>
               </w:rPr>
-              <w:t xml:space="preserve">未締結</w:t>
+              <w:t xml:space="preserve"> 「中国在住のままでも応募できます」という断定的な表示を取り下げ、「WeChat で相談できます」にとどめました（→ B-1）</w:t>
             </w:r>
           </w:p>
         </w:tc>
@@ -8666,7 +12391,7 @@
                 <w:sz w:val="18"/>
                 <w:szCs w:val="18"/>
               </w:rPr>
-              <w:t xml:space="preserve">D-9</w:t>
+              <w:t xml:space="preserve">D-6</w:t>
             </w:r>
           </w:p>
         </w:tc>
@@ -8694,7 +12419,7 @@
                 <w:sz w:val="18"/>
                 <w:szCs w:val="18"/>
               </w:rPr>
-              <w:t xml:space="preserve">相手先国（中国）についての職業安定法第32条の12第1項の届出</w:t>
+              <w:t xml:space="preserve">求人情報への「受動喫煙防止措置」「就業場所・業務の変更の範囲」欄の追加</w:t>
             </w:r>
           </w:p>
         </w:tc>
@@ -8716,13 +12441,24 @@
             <w:r>
               <w:rPr>
                 <w:rFonts w:ascii="MS Mincho" w:cs="MS Mincho" w:eastAsia="MS Mincho" w:hAnsi="MS Mincho"/>
+                <w:b/>
+                <w:bCs/>
+                <w:color w:val="000000"/>
+                <w:sz w:val="18"/>
+                <w:szCs w:val="18"/>
+              </w:rPr>
+              <w:t xml:space="preserve">未実施。</w:t>
+            </w:r>
+            <w:r>
+              <w:rPr>
+                <w:rFonts w:ascii="MS Mincho" w:cs="MS Mincho" w:eastAsia="MS Mincho" w:hAnsi="MS Mincho"/>
                 <w:b w:val="false"/>
                 <w:bCs w:val="false"/>
                 <w:color w:val="000000"/>
                 <w:sz w:val="18"/>
                 <w:szCs w:val="18"/>
               </w:rPr>
-              <w:t xml:space="preserve">B-1 のご回答により対応</w:t>
+              <w:t xml:space="preserve"> B-2 のご回答により要否を判断します</w:t>
             </w:r>
           </w:p>
         </w:tc>
@@ -8749,13 +12485,13 @@
             <w:r>
               <w:rPr>
                 <w:rFonts w:ascii="MS Mincho" w:cs="MS Mincho" w:eastAsia="MS Mincho" w:hAnsi="MS Mincho"/>
-                <w:b/>
-                <w:bCs/>
-                <w:color w:val="000000"/>
-                <w:sz w:val="18"/>
-                <w:szCs w:val="18"/>
-              </w:rPr>
-              <w:t xml:space="preserve">D-10</w:t>
+                <w:b w:val="false"/>
+                <w:bCs w:val="false"/>
+                <w:color w:val="000000"/>
+                <w:sz w:val="18"/>
+                <w:szCs w:val="18"/>
+              </w:rPr>
+              <w:t xml:space="preserve">D-7</w:t>
             </w:r>
           </w:p>
         </w:tc>
@@ -8777,13 +12513,13 @@
             <w:r>
               <w:rPr>
                 <w:rFonts w:ascii="MS Mincho" w:cs="MS Mincho" w:eastAsia="MS Mincho" w:hAnsi="MS Mincho"/>
-                <w:b/>
-                <w:bCs/>
-                <w:color w:val="000000"/>
-                <w:sz w:val="18"/>
-                <w:szCs w:val="18"/>
-              </w:rPr>
-              <w:t xml:space="preserve">会員データの保管場所をオーストラリアから日本（東京）へ移設</w:t>
+                <w:b w:val="false"/>
+                <w:bCs w:val="false"/>
+                <w:color w:val="000000"/>
+                <w:sz w:val="18"/>
+                <w:szCs w:val="18"/>
+              </w:rPr>
+              <w:t xml:space="preserve">退会（アカウント削除）の手順書の整備</w:t>
             </w:r>
           </w:p>
         </w:tc>
@@ -8811,7 +12547,7 @@
                 <w:sz w:val="18"/>
                 <w:szCs w:val="18"/>
               </w:rPr>
-              <w:t xml:space="preserve">✅ 対応済み（2026年7月28日）。</w:t>
+              <w:t xml:space="preserve">整備中。</w:t>
             </w:r>
             <w:r>
               <w:rPr>
@@ -8822,8 +12558,86 @@
                 <w:sz w:val="18"/>
                 <w:szCs w:val="18"/>
               </w:rPr>
-              <w:t xml:space="preserve"> 会員データが実質的に存在しない段階で新環境を構築して切り替え、</w:t>
-            </w:r>
+              <w:t xml:space="preserve"> 運用は担当者による手動対応です（→ C-6）</w:t>
+            </w:r>
+          </w:p>
+        </w:tc>
+      </w:tr>
+      <w:tr>
+        <w:trPr>
+          <w:tblHeader w:val="false"/>
+        </w:trPr>
+        <w:tc>
+          <w:tcPr>
+            <w:tcW w:type="dxa" w:w="1600"/>
+            <w:tcMar>
+              <w:top w:type="dxa" w:w="80"/>
+              <w:left w:type="dxa" w:w="120"/>
+              <w:bottom w:type="dxa" w:w="80"/>
+              <w:right w:type="dxa" w:w="120"/>
+            </w:tcMar>
+            <w:vAlign w:val="center"/>
+          </w:tcPr>
+          <w:p>
+            <w:pPr>
+              <w:spacing w:after="0" w:line="260" w:lineRule="auto"/>
+            </w:pPr>
+            <w:r>
+              <w:rPr>
+                <w:rFonts w:ascii="MS Mincho" w:cs="MS Mincho" w:eastAsia="MS Mincho" w:hAnsi="MS Mincho"/>
+                <w:b w:val="false"/>
+                <w:bCs w:val="false"/>
+                <w:color w:val="000000"/>
+                <w:sz w:val="18"/>
+                <w:szCs w:val="18"/>
+              </w:rPr>
+              <w:t xml:space="preserve">D-8</w:t>
+            </w:r>
+          </w:p>
+        </w:tc>
+        <w:tc>
+          <w:tcPr>
+            <w:tcW w:type="dxa" w:w="1600"/>
+            <w:tcMar>
+              <w:top w:type="dxa" w:w="80"/>
+              <w:left w:type="dxa" w:w="120"/>
+              <w:bottom w:type="dxa" w:w="80"/>
+              <w:right w:type="dxa" w:w="120"/>
+            </w:tcMar>
+            <w:vAlign w:val="center"/>
+          </w:tcPr>
+          <w:p>
+            <w:pPr>
+              <w:spacing w:after="0" w:line="260" w:lineRule="auto"/>
+            </w:pPr>
+            <w:r>
+              <w:rPr>
+                <w:rFonts w:ascii="MS Mincho" w:cs="MS Mincho" w:eastAsia="MS Mincho" w:hAnsi="MS Mincho"/>
+                <w:b w:val="false"/>
+                <w:bCs w:val="false"/>
+                <w:color w:val="000000"/>
+                <w:sz w:val="18"/>
+                <w:szCs w:val="18"/>
+              </w:rPr>
+              <w:t xml:space="preserve">各委託先とのデータ処理契約（DPA）の締結</w:t>
+            </w:r>
+          </w:p>
+        </w:tc>
+        <w:tc>
+          <w:tcPr>
+            <w:tcW w:type="dxa" w:w="6438"/>
+            <w:tcMar>
+              <w:top w:type="dxa" w:w="80"/>
+              <w:left w:type="dxa" w:w="120"/>
+              <w:bottom w:type="dxa" w:w="80"/>
+              <w:right w:type="dxa" w:w="120"/>
+            </w:tcMar>
+            <w:vAlign w:val="center"/>
+          </w:tcPr>
+          <w:p>
+            <w:pPr>
+              <w:spacing w:after="0" w:line="260" w:lineRule="auto"/>
+            </w:pPr>
             <w:r>
               <w:rPr>
                 <w:rFonts w:ascii="MS Mincho" w:cs="MS Mincho" w:eastAsia="MS Mincho" w:hAnsi="MS Mincho"/>
@@ -8833,7 +12647,7 @@
                 <w:sz w:val="18"/>
                 <w:szCs w:val="18"/>
               </w:rPr>
-              <w:t xml:space="preserve">旧環境（オーストラリア）は削除済み</w:t>
+              <w:t xml:space="preserve">未締結。</w:t>
             </w:r>
             <w:r>
               <w:rPr>
@@ -8844,7 +12658,207 @@
                 <w:sz w:val="18"/>
                 <w:szCs w:val="18"/>
               </w:rPr>
-              <w:t xml:space="preserve">です。現在、会員の登録情報は日本国内でのみ保管されています（→ A-1・A-6）</w:t>
+              <w:t xml:space="preserve"> A-2 のご確認を踏まえて締結します</w:t>
+            </w:r>
+          </w:p>
+        </w:tc>
+      </w:tr>
+      <w:tr>
+        <w:trPr>
+          <w:tblHeader w:val="false"/>
+        </w:trPr>
+        <w:tc>
+          <w:tcPr>
+            <w:tcW w:type="dxa" w:w="1600"/>
+            <w:tcMar>
+              <w:top w:type="dxa" w:w="80"/>
+              <w:left w:type="dxa" w:w="120"/>
+              <w:bottom w:type="dxa" w:w="80"/>
+              <w:right w:type="dxa" w:w="120"/>
+            </w:tcMar>
+            <w:vAlign w:val="center"/>
+          </w:tcPr>
+          <w:p>
+            <w:pPr>
+              <w:spacing w:after="0" w:line="260" w:lineRule="auto"/>
+            </w:pPr>
+            <w:r>
+              <w:rPr>
+                <w:rFonts w:ascii="MS Mincho" w:cs="MS Mincho" w:eastAsia="MS Mincho" w:hAnsi="MS Mincho"/>
+                <w:b w:val="false"/>
+                <w:bCs w:val="false"/>
+                <w:color w:val="000000"/>
+                <w:sz w:val="18"/>
+                <w:szCs w:val="18"/>
+              </w:rPr>
+              <w:t xml:space="preserve">D-9</w:t>
+            </w:r>
+          </w:p>
+        </w:tc>
+        <w:tc>
+          <w:tcPr>
+            <w:tcW w:type="dxa" w:w="1600"/>
+            <w:tcMar>
+              <w:top w:type="dxa" w:w="80"/>
+              <w:left w:type="dxa" w:w="120"/>
+              <w:bottom w:type="dxa" w:w="80"/>
+              <w:right w:type="dxa" w:w="120"/>
+            </w:tcMar>
+            <w:vAlign w:val="center"/>
+          </w:tcPr>
+          <w:p>
+            <w:pPr>
+              <w:spacing w:after="0" w:line="260" w:lineRule="auto"/>
+            </w:pPr>
+            <w:r>
+              <w:rPr>
+                <w:rFonts w:ascii="MS Mincho" w:cs="MS Mincho" w:eastAsia="MS Mincho" w:hAnsi="MS Mincho"/>
+                <w:b w:val="false"/>
+                <w:bCs w:val="false"/>
+                <w:color w:val="000000"/>
+                <w:sz w:val="18"/>
+                <w:szCs w:val="18"/>
+              </w:rPr>
+              <w:t xml:space="preserve">相手先国（中国）についての職業安定法第32条の12第1項の届出</w:t>
+            </w:r>
+          </w:p>
+        </w:tc>
+        <w:tc>
+          <w:tcPr>
+            <w:tcW w:type="dxa" w:w="6438"/>
+            <w:tcMar>
+              <w:top w:type="dxa" w:w="80"/>
+              <w:left w:type="dxa" w:w="120"/>
+              <w:bottom w:type="dxa" w:w="80"/>
+              <w:right w:type="dxa" w:w="120"/>
+            </w:tcMar>
+            <w:vAlign w:val="center"/>
+          </w:tcPr>
+          <w:p>
+            <w:pPr>
+              <w:spacing w:after="0" w:line="260" w:lineRule="auto"/>
+            </w:pPr>
+            <w:r>
+              <w:rPr>
+                <w:rFonts w:ascii="MS Mincho" w:cs="MS Mincho" w:eastAsia="MS Mincho" w:hAnsi="MS Mincho"/>
+                <w:b/>
+                <w:bCs/>
+                <w:color w:val="000000"/>
+                <w:sz w:val="18"/>
+                <w:szCs w:val="18"/>
+              </w:rPr>
+              <w:t xml:space="preserve">未了。</w:t>
+            </w:r>
+            <w:r>
+              <w:rPr>
+                <w:rFonts w:ascii="MS Mincho" w:cs="MS Mincho" w:eastAsia="MS Mincho" w:hAnsi="MS Mincho"/>
+                <w:b w:val="false"/>
+                <w:bCs w:val="false"/>
+                <w:color w:val="000000"/>
+                <w:sz w:val="18"/>
+                <w:szCs w:val="18"/>
+              </w:rPr>
+              <w:t xml:space="preserve"> B-1 のご回答により対応します</w:t>
+            </w:r>
+          </w:p>
+        </w:tc>
+      </w:tr>
+      <w:tr>
+        <w:trPr>
+          <w:tblHeader w:val="false"/>
+        </w:trPr>
+        <w:tc>
+          <w:tcPr>
+            <w:tcW w:type="dxa" w:w="1600"/>
+            <w:tcMar>
+              <w:top w:type="dxa" w:w="80"/>
+              <w:left w:type="dxa" w:w="120"/>
+              <w:bottom w:type="dxa" w:w="80"/>
+              <w:right w:type="dxa" w:w="120"/>
+            </w:tcMar>
+            <w:vAlign w:val="center"/>
+          </w:tcPr>
+          <w:p>
+            <w:pPr>
+              <w:spacing w:after="0" w:line="260" w:lineRule="auto"/>
+            </w:pPr>
+            <w:r>
+              <w:rPr>
+                <w:rFonts w:ascii="MS Mincho" w:cs="MS Mincho" w:eastAsia="MS Mincho" w:hAnsi="MS Mincho"/>
+                <w:b w:val="false"/>
+                <w:bCs w:val="false"/>
+                <w:color w:val="000000"/>
+                <w:sz w:val="18"/>
+                <w:szCs w:val="18"/>
+              </w:rPr>
+              <w:t xml:space="preserve">D-13</w:t>
+            </w:r>
+          </w:p>
+        </w:tc>
+        <w:tc>
+          <w:tcPr>
+            <w:tcW w:type="dxa" w:w="1600"/>
+            <w:tcMar>
+              <w:top w:type="dxa" w:w="80"/>
+              <w:left w:type="dxa" w:w="120"/>
+              <w:bottom w:type="dxa" w:w="80"/>
+              <w:right w:type="dxa" w:w="120"/>
+            </w:tcMar>
+            <w:vAlign w:val="center"/>
+          </w:tcPr>
+          <w:p>
+            <w:pPr>
+              <w:spacing w:after="0" w:line="260" w:lineRule="auto"/>
+            </w:pPr>
+            <w:r>
+              <w:rPr>
+                <w:rFonts w:ascii="MS Mincho" w:cs="MS Mincho" w:eastAsia="MS Mincho" w:hAnsi="MS Mincho"/>
+                <w:b w:val="false"/>
+                <w:bCs w:val="false"/>
+                <w:color w:val="000000"/>
+                <w:sz w:val="18"/>
+                <w:szCs w:val="18"/>
+              </w:rPr>
+              <w:t xml:space="preserve">求人企業の適格性を確認するチェックリストの整備</w:t>
+            </w:r>
+          </w:p>
+        </w:tc>
+        <w:tc>
+          <w:tcPr>
+            <w:tcW w:type="dxa" w:w="6438"/>
+            <w:tcMar>
+              <w:top w:type="dxa" w:w="80"/>
+              <w:left w:type="dxa" w:w="120"/>
+              <w:bottom w:type="dxa" w:w="80"/>
+              <w:right w:type="dxa" w:w="120"/>
+            </w:tcMar>
+            <w:vAlign w:val="center"/>
+          </w:tcPr>
+          <w:p>
+            <w:pPr>
+              <w:spacing w:after="0" w:line="260" w:lineRule="auto"/>
+            </w:pPr>
+            <w:r>
+              <w:rPr>
+                <w:rFonts w:ascii="MS Mincho" w:cs="MS Mincho" w:eastAsia="MS Mincho" w:hAnsi="MS Mincho"/>
+                <w:b/>
+                <w:bCs/>
+                <w:color w:val="000000"/>
+                <w:sz w:val="18"/>
+                <w:szCs w:val="18"/>
+              </w:rPr>
+              <w:t xml:space="preserve">未整備。</w:t>
+            </w:r>
+            <w:r>
+              <w:rPr>
+                <w:rFonts w:ascii="MS Mincho" w:cs="MS Mincho" w:eastAsia="MS Mincho" w:hAnsi="MS Mincho"/>
+                <w:b w:val="false"/>
+                <w:bCs w:val="false"/>
+                <w:color w:val="000000"/>
+                <w:sz w:val="18"/>
+                <w:szCs w:val="18"/>
+              </w:rPr>
+              <w:t xml:space="preserve"> B-3 のご回答により水準を決めます</w:t>
             </w:r>
           </w:p>
         </w:tc>
@@ -8910,7 +12924,7 @@
           <w:sz w:val="21"/>
           <w:szCs w:val="21"/>
         </w:rPr>
-        <w:t xml:space="preserve">レビュー依頼書（本セットの前提事実）: 「レビュー依頼書」</w:t>
+        <w:t xml:space="preserve">状況説明書（本セットの前提事実）: 「状況説明書」</w:t>
       </w:r>
     </w:p>
     <w:p>
@@ -8932,7 +12946,7 @@
           <w:sz w:val="21"/>
           <w:szCs w:val="21"/>
         </w:rPr>
-        <w:t xml:space="preserve">利用規約（案）: 「利用規約（案）」</w:t>
+        <w:t xml:space="preserve">利用規約: 「利用規約」</w:t>
       </w:r>
     </w:p>
     <w:p>
@@ -8954,7 +12968,7 @@
           <w:sz w:val="21"/>
           <w:szCs w:val="21"/>
         </w:rPr>
-        <w:t xml:space="preserve">プライバシーポリシー（案）: 「プライバシーポリシー（案）」</w:t>
+        <w:t xml:space="preserve">プライバシーポリシー: 「プライバシーポリシー」</w:t>
       </w:r>
     </w:p>
     <w:sectPr>
@@ -9559,6 +13573,90 @@
     </w:lvl>
   </w:abstractNum>
   <w:abstractNum w:abstractNumId="18" w15:restartNumberingAfterBreak="0">
+    <w:multiLevelType w:val="hybridMultilevel"/>
+    <w:lvl w:ilvl="0" w15:tentative="1">
+      <w:start w:val="1"/>
+      <w:numFmt w:val="decimal"/>
+      <w:lvlText w:val="%1."/>
+      <w:lvlJc w:val="left"/>
+      <w:pPr>
+        <w:ind w:left="480" w:hanging="360"/>
+      </w:pPr>
+    </w:lvl>
+    <w:lvl w:ilvl="1" w15:tentative="1">
+      <w:start w:val="1"/>
+      <w:numFmt w:val="bullet"/>
+      <w:lvlText w:val="－"/>
+      <w:lvlJc w:val="left"/>
+      <w:pPr>
+        <w:ind w:left="900" w:hanging="220"/>
+      </w:pPr>
+    </w:lvl>
+  </w:abstractNum>
+  <w:abstractNum w:abstractNumId="19" w15:restartNumberingAfterBreak="0">
+    <w:multiLevelType w:val="hybridMultilevel"/>
+    <w:lvl w:ilvl="0" w15:tentative="1">
+      <w:start w:val="1"/>
+      <w:numFmt w:val="decimal"/>
+      <w:lvlText w:val="%1."/>
+      <w:lvlJc w:val="left"/>
+      <w:pPr>
+        <w:ind w:left="480" w:hanging="360"/>
+      </w:pPr>
+    </w:lvl>
+    <w:lvl w:ilvl="1" w15:tentative="1">
+      <w:start w:val="1"/>
+      <w:numFmt w:val="bullet"/>
+      <w:lvlText w:val="－"/>
+      <w:lvlJc w:val="left"/>
+      <w:pPr>
+        <w:ind w:left="900" w:hanging="220"/>
+      </w:pPr>
+    </w:lvl>
+  </w:abstractNum>
+  <w:abstractNum w:abstractNumId="20" w15:restartNumberingAfterBreak="0">
+    <w:multiLevelType w:val="hybridMultilevel"/>
+    <w:lvl w:ilvl="0" w15:tentative="1">
+      <w:start w:val="1"/>
+      <w:numFmt w:val="decimal"/>
+      <w:lvlText w:val="%1."/>
+      <w:lvlJc w:val="left"/>
+      <w:pPr>
+        <w:ind w:left="480" w:hanging="360"/>
+      </w:pPr>
+    </w:lvl>
+    <w:lvl w:ilvl="1" w15:tentative="1">
+      <w:start w:val="1"/>
+      <w:numFmt w:val="bullet"/>
+      <w:lvlText w:val="－"/>
+      <w:lvlJc w:val="left"/>
+      <w:pPr>
+        <w:ind w:left="900" w:hanging="220"/>
+      </w:pPr>
+    </w:lvl>
+  </w:abstractNum>
+  <w:abstractNum w:abstractNumId="21" w15:restartNumberingAfterBreak="0">
+    <w:multiLevelType w:val="hybridMultilevel"/>
+    <w:lvl w:ilvl="0" w15:tentative="1">
+      <w:start w:val="1"/>
+      <w:numFmt w:val="decimal"/>
+      <w:lvlText w:val="%1."/>
+      <w:lvlJc w:val="left"/>
+      <w:pPr>
+        <w:ind w:left="480" w:hanging="360"/>
+      </w:pPr>
+    </w:lvl>
+    <w:lvl w:ilvl="1" w15:tentative="1">
+      <w:start w:val="1"/>
+      <w:numFmt w:val="bullet"/>
+      <w:lvlText w:val="－"/>
+      <w:lvlJc w:val="left"/>
+      <w:pPr>
+        <w:ind w:left="900" w:hanging="220"/>
+      </w:pPr>
+    </w:lvl>
+  </w:abstractNum>
+  <w:abstractNum w:abstractNumId="22" w15:restartNumberingAfterBreak="0">
     <w:multiLevelType w:val="hybridMultilevel"/>
     <w:lvl w:ilvl="0" w15:tentative="1">
       <w:start w:val="1"/>
@@ -9683,6 +13781,30 @@
   </w:num>
   <w:num w:numId="18">
     <w:abstractNumId w:val="18"/>
+    <w:lvlOverride w:ilvl="0">
+      <w:startOverride w:val="1"/>
+    </w:lvlOverride>
+  </w:num>
+  <w:num w:numId="19">
+    <w:abstractNumId w:val="19"/>
+    <w:lvlOverride w:ilvl="0">
+      <w:startOverride w:val="1"/>
+    </w:lvlOverride>
+  </w:num>
+  <w:num w:numId="20">
+    <w:abstractNumId w:val="20"/>
+    <w:lvlOverride w:ilvl="0">
+      <w:startOverride w:val="1"/>
+    </w:lvlOverride>
+  </w:num>
+  <w:num w:numId="21">
+    <w:abstractNumId w:val="21"/>
+    <w:lvlOverride w:ilvl="0">
+      <w:startOverride w:val="1"/>
+    </w:lvlOverride>
+  </w:num>
+  <w:num w:numId="22">
+    <w:abstractNumId w:val="22"/>
     <w:lvlOverride w:ilvl="0">
       <w:startOverride w:val="1"/>
     </w:lvlOverride>
